--- a/Research/TheProjectKaggle/Writing/Draft.docx
+++ b/Research/TheProjectKaggle/Writing/Draft.docx
@@ -3,6 +3,45 @@
 <w:document xmlns:wpc="http://schemas.microsoft.com/office/word/2010/wordprocessingCanvas" xmlns:cx="http://schemas.microsoft.com/office/drawing/2014/chartex" xmlns:cx1="http://schemas.microsoft.com/office/drawing/2015/9/8/chartex" xmlns:cx2="http://schemas.microsoft.com/office/drawing/2015/10/21/chartex" xmlns:cx3="http://schemas.microsoft.com/office/drawing/2016/5/9/chartex" xmlns:cx4="http://schemas.microsoft.com/office/drawing/2016/5/10/chartex" xmlns:cx5="http://schemas.microsoft.com/office/drawing/2016/5/11/chartex" xmlns:cx6="http://schemas.microsoft.com/office/drawing/2016/5/12/chartex" xmlns:cx7="http://schemas.microsoft.com/office/drawing/2016/5/13/chartex" xmlns:cx8="http://schemas.microsoft.com/office/drawing/2016/5/14/chartex" xmlns:mc="http://schemas.openxmlformats.org/markup-compatibility/2006" xmlns:aink="http://schemas.microsoft.com/office/drawing/2016/ink" xmlns:am3d="http://schemas.microsoft.com/office/drawing/2017/model3d" xmlns:o="urn:schemas-microsoft-com:office:office" xmlns:oel="http://schemas.microsoft.com/office/2019/extlst" xmlns:r="http://schemas.openxmlformats.org/officeDocument/2006/relationships" xmlns:m="http://schemas.openxmlformats.org/officeDocument/2006/math" xmlns:v="urn:schemas-microsoft-com:vml" xmlns:wp14="http://schemas.microsoft.com/office/word/2010/wordprocessingDrawing" xmlns:wp="http://schemas.openxmlformats.org/drawingml/2006/wordprocessingDrawing" xmlns:w10="urn:schemas-microsoft-com:office:word" xmlns:w="http://schemas.openxmlformats.org/wordprocessingml/2006/main" xmlns:w14="http://schemas.microsoft.com/office/word/2010/wordml" xmlns:w15="http://schemas.microsoft.com/office/word/2012/wordml" xmlns:w16cex="http://schemas.microsoft.com/office/word/2018/wordml/cex" xmlns:w16cid="http://schemas.microsoft.com/office/word/2016/wordml/cid" xmlns:w16="http://schemas.microsoft.com/office/word/2018/wordml" xmlns:w16du="http://schemas.microsoft.com/office/word/2023/wordml/word16du" xmlns:w16sdtdh="http://schemas.microsoft.com/office/word/2020/wordml/sdtdatahash" xmlns:w16sdtfl="http://schemas.microsoft.com/office/word/2024/wordml/sdtformatlock" xmlns:w16se="http://schemas.microsoft.com/office/word/2015/wordml/symex" xmlns:wpg="http://schemas.microsoft.com/office/word/2010/wordprocessingGroup" xmlns:wpi="http://schemas.microsoft.com/office/word/2010/wordprocessingInk" xmlns:wne="http://schemas.microsoft.com/office/word/2006/wordml" xmlns:wps="http://schemas.microsoft.com/office/word/2010/wordprocessingShape" mc:Ignorable="w14 w15 w16se w16cid w16 w16cex w16sdtdh w16sdtfl w16du wp14">
   <w:body>
     <w:p>
+      <w:r>
+        <w:rPr>
+          <w:highlight w:val="darkMagenta"/>
+        </w:rPr>
+        <w:t>P</w:t>
+      </w:r>
+      <w:r>
+        <w:rPr>
+          <w:rFonts w:hint="eastAsia"/>
+          <w:highlight w:val="darkMagenta"/>
+        </w:rPr>
+        <w:t>rogramming to do</w:t>
+      </w:r>
+      <w:r>
+        <w:rPr>
+          <w:rFonts w:hint="eastAsia"/>
+        </w:rPr>
+        <w:t xml:space="preserve"> (do later)</w:t>
+      </w:r>
+    </w:p>
+    <w:p>
+      <w:r>
+        <w:rPr>
+          <w:rFonts w:hint="eastAsia"/>
+          <w:highlight w:val="yellow"/>
+        </w:rPr>
+        <w:t>Convert to paragraph</w:t>
+      </w:r>
+    </w:p>
+    <w:p>
+      <w:r>
+        <w:rPr>
+          <w:rFonts w:hint="eastAsia"/>
+          <w:highlight w:val="cyan"/>
+        </w:rPr>
+        <w:t>Add more content</w:t>
+      </w:r>
+    </w:p>
+    <w:p>
       <w:pPr>
         <w:jc w:val="center"/>
       </w:pPr>
@@ -82,15 +121,7 @@
     </w:p>
     <w:p>
       <w:r>
-        <w:t xml:space="preserve">Old Akkadian was an East Semitic language spoken in the Middle East about 4000 years ago. Only written records remain of the original language. A data science competition was held on kaggle.com to incentivize the improvement of techniques to translate this language to English. Thereby reducing the burden on the small number of people in the world who can decipher Old Akkadian. In this paper I explain my work during the </w:t>
-      </w:r>
-      <w:proofErr w:type="gramStart"/>
-      <w:r>
-        <w:t>competition, and</w:t>
-      </w:r>
-      <w:proofErr w:type="gramEnd"/>
-      <w:r>
-        <w:t xml:space="preserve"> analyze the techniques the most successful contestants used to translate this ancient, low-resource language.</w:t>
+        <w:t>Old Akkadian was an East Semitic language spoken in the Middle East about 4000 years ago. Only written records remain of the original language. A data science competition was held on kaggle.com to incentivize the improvement of techniques to translate this language to English. Thereby reducing the burden on the small number of people in the world who can decipher Old Akkadian. In this paper I explain my work during the competition, and analyze the techniques the most successful contestants used to translate this ancient, low-resource language.</w:t>
       </w:r>
     </w:p>
     <w:p>
@@ -124,15 +155,7 @@
     </w:p>
     <w:p>
       <w:r>
-        <w:t xml:space="preserve">- People whose stuff I cited? </w:t>
-      </w:r>
-      <w:proofErr w:type="gramStart"/>
-      <w:r>
-        <w:t>maybe</w:t>
-      </w:r>
-      <w:proofErr w:type="gramEnd"/>
-      <w:r>
-        <w:t>?</w:t>
+        <w:t>- People whose stuff I cited? maybe?</w:t>
       </w:r>
     </w:p>
     <w:p/>
@@ -228,15 +251,7 @@
       </w:r>
       <w:r>
         <w:lastRenderedPageBreak/>
-        <w:t xml:space="preserve">Anatolia. These tablets documented </w:t>
-      </w:r>
-      <w:proofErr w:type="spellStart"/>
-      <w:r>
-        <w:t>everyday</w:t>
-      </w:r>
-      <w:proofErr w:type="spellEnd"/>
-      <w:r>
-        <w:t xml:space="preserve"> and commercial activities, including debts, trade transactions, legal agreements, and family correspondence. Although approximately twenty-three thousand tablets survived, only about half had been translated due to the limited number of specialists capable of reading Old Assyrian Akkadian.</w:t>
+        <w:t>Anatolia. These tablets documented everyday and commercial activities, including debts, trade transactions, legal agreements, and family correspondence. Although approximately twenty-three thousand tablets survived, only about half had been translated due to the limited number of specialists capable of reading Old Assyrian Akkadian.</w:t>
       </w:r>
     </w:p>
     <w:p/>
@@ -248,21 +263,7 @@
         <w:rPr>
           <w:strike/>
         </w:rPr>
-        <w:t xml:space="preserve">As a result, conventional neural machine translation </w:t>
-      </w:r>
-      <w:proofErr w:type="gramStart"/>
-      <w:r>
-        <w:rPr>
-          <w:strike/>
-        </w:rPr>
-        <w:t>architectures</w:t>
-      </w:r>
-      <w:proofErr w:type="gramEnd"/>
-      <w:r>
-        <w:rPr>
-          <w:strike/>
-        </w:rPr>
-        <w:t xml:space="preserve"> designed for modern, high-resource languages often performed poorly in this setting.</w:t>
+        <w:t>As a result, conventional neural machine translation architectures designed for modern, high-resource languages often performed poorly in this setting.</w:t>
       </w:r>
     </w:p>
     <w:p/>
@@ -274,16 +275,8 @@
         <w:rPr>
           <w:rFonts w:hint="eastAsia"/>
         </w:rPr>
-        <w:t xml:space="preserve"> with </w:t>
-      </w:r>
-      <w:proofErr w:type="spellStart"/>
-      <w:r>
-        <w:rPr>
-          <w:rFonts w:hint="eastAsia"/>
-        </w:rPr>
-        <w:t>chatgpt</w:t>
-      </w:r>
-      <w:proofErr w:type="spellEnd"/>
+        <w:t xml:space="preserve"> with chatgpt</w:t>
+      </w:r>
       <w:r>
         <w:t xml:space="preserve"> from https://www.kaggle.com/competitions/deep-past-initiative-machine-translation</w:t>
       </w:r>
@@ -318,363 +311,237 @@
           <w:b/>
           <w:bCs/>
         </w:rPr>
-        <w:t xml:space="preserve"># Literature </w:t>
-      </w:r>
-      <w:proofErr w:type="gramStart"/>
-      <w:r>
-        <w:rPr>
+        <w:t># Literature Review  / Related work / Background</w:t>
+      </w:r>
+    </w:p>
+    <w:p>
+      <w:r>
+        <w:t>My literature review prior to the end of the competition consisted mostly of papers about doing machine translation for low resource languages. These primarily covered techniques for data augmentation. So that is what I focused my efforts on.</w:t>
+      </w:r>
+    </w:p>
+    <w:p/>
+    <w:p>
+      <w:r>
+        <w:t xml:space="preserve">Prior to this competition, there was not that many NML papers on Old Akkadian, but now there are dozens because of the competition. so in the later part of my thesis there was an </w:t>
+      </w:r>
+      <w:r>
+        <w:lastRenderedPageBreak/>
+        <w:t>additional, large amount of reading to cover. Most of these covered what worked/didn't work for them. And methods of processing massive amounts of pdf data was a consistent theme.</w:t>
+      </w:r>
+    </w:p>
+    <w:p/>
+    <w:p>
+      <w:pPr>
+        <w:rPr>
+          <w:highlight w:val="yellow"/>
+        </w:rPr>
+      </w:pPr>
+      <w:r>
+        <w:rPr>
+          <w:rFonts w:hint="eastAsia"/>
           <w:b/>
           <w:bCs/>
-        </w:rPr>
-        <w:t>Review  /</w:t>
-      </w:r>
-      <w:proofErr w:type="gramEnd"/>
+          <w:highlight w:val="yellow"/>
+        </w:rPr>
+        <w:t>1.3</w:t>
+      </w:r>
       <w:r>
         <w:rPr>
           <w:b/>
           <w:bCs/>
-        </w:rPr>
-        <w:t xml:space="preserve"> Related work / Background</w:t>
-      </w:r>
-    </w:p>
-    <w:p>
-      <w:r>
-        <w:t>My literature review prior to the end of the competition consisted mostly of papers about doing machine translation for low resource languages. These primarily covered techniques for data augmentation. So that is what I focused my efforts on.</w:t>
-      </w:r>
-    </w:p>
-    <w:p/>
-    <w:p>
-      <w:r>
-        <w:t xml:space="preserve">Prior to this competition, there </w:t>
-      </w:r>
-      <w:proofErr w:type="gramStart"/>
-      <w:r>
-        <w:t>was</w:t>
-      </w:r>
-      <w:proofErr w:type="gramEnd"/>
-      <w:r>
-        <w:t xml:space="preserve"> not that many NML papers on Old Akkadian, but now there are dozens because of the competition. </w:t>
-      </w:r>
-      <w:proofErr w:type="gramStart"/>
-      <w:r>
-        <w:t>so</w:t>
-      </w:r>
-      <w:proofErr w:type="gramEnd"/>
-      <w:r>
-        <w:t xml:space="preserve"> in the later part of my thesis there was an </w:t>
-      </w:r>
-      <w:r>
-        <w:lastRenderedPageBreak/>
-        <w:t xml:space="preserve">additional, large amount of reading to cover. Most of these covered what worked/didn't work for them. And methods of processing massive amounts of pdf data </w:t>
-      </w:r>
-      <w:proofErr w:type="gramStart"/>
-      <w:r>
-        <w:t>was</w:t>
-      </w:r>
-      <w:proofErr w:type="gramEnd"/>
-      <w:r>
-        <w:t xml:space="preserve"> a consistent theme.</w:t>
-      </w:r>
-    </w:p>
-    <w:p/>
-    <w:p>
-      <w:pPr>
-        <w:rPr>
-          <w:highlight w:val="yellow"/>
-        </w:rPr>
-      </w:pPr>
-      <w:r>
-        <w:rPr>
-          <w:rFonts w:hint="eastAsia"/>
+          <w:highlight w:val="yellow"/>
+        </w:rPr>
+        <w:t xml:space="preserve"> notable sources prior to the end of the competition:</w:t>
+      </w:r>
+    </w:p>
+    <w:p>
+      <w:pPr>
+        <w:rPr>
+          <w:highlight w:val="yellow"/>
+        </w:rPr>
+      </w:pPr>
+      <w:r>
+        <w:rPr>
+          <w:highlight w:val="yellow"/>
+        </w:rPr>
+        <w:t>- ["A Visual Survey of Data Augmentation in NLP" ](</w:t>
+      </w:r>
+      <w:r>
+        <w:rPr>
+          <w:highlight w:val="yellow"/>
+          <w:u w:val="single"/>
+        </w:rPr>
+        <w:t>https://amitness.com/posts/data-augmentation-for-nlp</w:t>
+      </w:r>
+      <w:r>
+        <w:rPr>
+          <w:highlight w:val="yellow"/>
+        </w:rPr>
+        <w:t>)</w:t>
+      </w:r>
+    </w:p>
+    <w:p>
+      <w:pPr>
+        <w:rPr>
+          <w:highlight w:val="yellow"/>
+        </w:rPr>
+      </w:pPr>
+      <w:r>
+        <w:rPr>
+          <w:highlight w:val="yellow"/>
+        </w:rPr>
+        <w:t>    - Various data augmentation techniques</w:t>
+      </w:r>
+    </w:p>
+    <w:p>
+      <w:pPr>
+        <w:rPr>
+          <w:highlight w:val="yellow"/>
+        </w:rPr>
+      </w:pPr>
+      <w:r>
+        <w:rPr>
+          <w:highlight w:val="yellow"/>
+        </w:rPr>
+        <w:t>- [Low-resource Neural Machine Translation: Methods and Trends](</w:t>
+      </w:r>
+      <w:r>
+        <w:rPr>
+          <w:highlight w:val="yellow"/>
+          <w:u w:val="single"/>
+        </w:rPr>
+        <w:t>https://dl.acm.org/doi/full/10.1145/3524300#sec-3</w:t>
+      </w:r>
+      <w:r>
+        <w:rPr>
+          <w:highlight w:val="yellow"/>
+        </w:rPr>
+        <w:t>)</w:t>
+      </w:r>
+    </w:p>
+    <w:p>
+      <w:pPr>
+        <w:rPr>
+          <w:highlight w:val="yellow"/>
+        </w:rPr>
+      </w:pPr>
+      <w:r>
+        <w:rPr>
+          <w:highlight w:val="yellow"/>
+        </w:rPr>
+        <w:t xml:space="preserve">    - </w:t>
+      </w:r>
+    </w:p>
+    <w:p>
+      <w:pPr>
+        <w:rPr>
+          <w:highlight w:val="yellow"/>
+        </w:rPr>
+      </w:pPr>
+      <w:r>
+        <w:rPr>
+          <w:highlight w:val="yellow"/>
+        </w:rPr>
+        <w:t>- [Translating Akkadian to English with neural machine translation](</w:t>
+      </w:r>
+      <w:r>
+        <w:rPr>
+          <w:highlight w:val="yellow"/>
+          <w:u w:val="single"/>
+        </w:rPr>
+        <w:t>https://academic.oup.com/pnasnexus/article/2/5/pgad096/7147349?login=true#412513286</w:t>
+      </w:r>
+      <w:r>
+        <w:rPr>
+          <w:highlight w:val="yellow"/>
+        </w:rPr>
+        <w:t>)</w:t>
+      </w:r>
+    </w:p>
+    <w:p>
+      <w:r>
+        <w:rPr>
+          <w:rFonts w:hint="eastAsia"/>
+          <w:highlight w:val="yellow"/>
+        </w:rPr>
+        <w:t xml:space="preserve">During the </w:t>
+      </w:r>
+      <w:r>
+        <w:rPr>
+          <w:highlight w:val="yellow"/>
+        </w:rPr>
+        <w:t>competition</w:t>
+      </w:r>
+      <w:r>
+        <w:rPr>
+          <w:rFonts w:hint="eastAsia"/>
+          <w:highlight w:val="yellow"/>
+        </w:rPr>
+        <w:t>, I looked into various techniques for dealing with low resource languages, since Old Akkadian is an example of a low resource language. I found many resources on data augmentation, and chose to explore that very thoroughly.</w:t>
+      </w:r>
+      <w:r>
+        <w:rPr>
+          <w:rFonts w:hint="eastAsia"/>
+          <w:highlight w:val="yellow"/>
+        </w:rPr>
+        <w:t xml:space="preserve"> Many of the best results on </w:t>
+      </w:r>
+      <w:r>
+        <w:rPr>
+          <w:highlight w:val="yellow"/>
+        </w:rPr>
+        <w:t>Kaggle</w:t>
+      </w:r>
+      <w:r>
+        <w:rPr>
+          <w:rFonts w:hint="eastAsia"/>
+          <w:highlight w:val="yellow"/>
+        </w:rPr>
+        <w:t xml:space="preserve"> though utilized data augmentation techniques that were not covered in what I found.</w:t>
+      </w:r>
+      <w:r>
+        <w:rPr>
+          <w:rFonts w:hint="eastAsia"/>
+        </w:rPr>
+        <w:t xml:space="preserve"> </w:t>
+      </w:r>
+    </w:p>
+    <w:p>
+      <w:r>
+        <w:rPr>
           <w:b/>
           <w:bCs/>
-          <w:highlight w:val="yellow"/>
-        </w:rPr>
-        <w:t>1.3</w:t>
-      </w:r>
+        </w:rPr>
+        <w:t># Background</w:t>
+      </w:r>
+    </w:p>
+    <w:p>
       <w:r>
         <w:rPr>
           <w:b/>
           <w:bCs/>
-          <w:highlight w:val="yellow"/>
-        </w:rPr>
-        <w:t xml:space="preserve"> notable sources prior to the end of the competition:</w:t>
-      </w:r>
-    </w:p>
-    <w:p>
-      <w:pPr>
-        <w:rPr>
-          <w:highlight w:val="yellow"/>
-        </w:rPr>
-      </w:pPr>
-      <w:r>
-        <w:rPr>
-          <w:highlight w:val="yellow"/>
-        </w:rPr>
-        <w:t>- ["A Visual Survey of Data Augmentation in NLP</w:t>
-      </w:r>
-      <w:proofErr w:type="gramStart"/>
-      <w:r>
-        <w:rPr>
-          <w:highlight w:val="yellow"/>
-        </w:rPr>
-        <w:t>" ]</w:t>
-      </w:r>
-      <w:proofErr w:type="gramEnd"/>
-      <w:r>
-        <w:rPr>
-          <w:highlight w:val="yellow"/>
-        </w:rPr>
-        <w:t>(</w:t>
-      </w:r>
-      <w:r>
-        <w:rPr>
-          <w:highlight w:val="yellow"/>
-          <w:u w:val="single"/>
-        </w:rPr>
-        <w:t>https://amitness.com/posts/data-augmentation-for-nlp</w:t>
-      </w:r>
-      <w:r>
-        <w:rPr>
-          <w:highlight w:val="yellow"/>
-        </w:rPr>
-        <w:t>)</w:t>
-      </w:r>
-    </w:p>
-    <w:p>
-      <w:pPr>
-        <w:rPr>
-          <w:highlight w:val="yellow"/>
-        </w:rPr>
-      </w:pPr>
-      <w:r>
-        <w:rPr>
-          <w:highlight w:val="yellow"/>
-        </w:rPr>
-        <w:t>    - Various data augmentation techniques</w:t>
-      </w:r>
-    </w:p>
-    <w:p>
-      <w:pPr>
-        <w:rPr>
-          <w:highlight w:val="yellow"/>
-        </w:rPr>
-      </w:pPr>
-      <w:r>
-        <w:rPr>
-          <w:highlight w:val="yellow"/>
-        </w:rPr>
-        <w:t xml:space="preserve">- [Low-resource Neural Machine Translation: Methods and </w:t>
-      </w:r>
-      <w:proofErr w:type="gramStart"/>
-      <w:r>
-        <w:rPr>
-          <w:highlight w:val="yellow"/>
-        </w:rPr>
-        <w:t>Trends](</w:t>
-      </w:r>
-      <w:proofErr w:type="gramEnd"/>
-      <w:r>
-        <w:rPr>
-          <w:highlight w:val="yellow"/>
-          <w:u w:val="single"/>
-        </w:rPr>
-        <w:t>https://dl.acm.org/doi/full/10.1145/3524300#sec-3</w:t>
-      </w:r>
-      <w:r>
-        <w:rPr>
-          <w:highlight w:val="yellow"/>
-        </w:rPr>
-        <w:t>)</w:t>
-      </w:r>
-    </w:p>
-    <w:p>
-      <w:pPr>
-        <w:rPr>
-          <w:highlight w:val="yellow"/>
-        </w:rPr>
-      </w:pPr>
-      <w:r>
-        <w:rPr>
-          <w:highlight w:val="yellow"/>
-        </w:rPr>
-        <w:t xml:space="preserve">    - </w:t>
-      </w:r>
-    </w:p>
-    <w:p>
-      <w:pPr>
-        <w:rPr>
-          <w:highlight w:val="yellow"/>
-        </w:rPr>
-      </w:pPr>
-      <w:r>
-        <w:rPr>
-          <w:highlight w:val="yellow"/>
-        </w:rPr>
-        <w:t xml:space="preserve">- [Translating Akkadian to English with neural machine </w:t>
-      </w:r>
-      <w:proofErr w:type="gramStart"/>
-      <w:r>
-        <w:rPr>
-          <w:highlight w:val="yellow"/>
-        </w:rPr>
-        <w:t>translation](</w:t>
-      </w:r>
-      <w:proofErr w:type="gramEnd"/>
-      <w:r>
-        <w:rPr>
-          <w:highlight w:val="yellow"/>
-          <w:u w:val="single"/>
-        </w:rPr>
-        <w:t>https://academic.oup.com/pnasnexus/article/2/5/pgad096/7147349?login=true#412513286</w:t>
-      </w:r>
-      <w:r>
-        <w:rPr>
-          <w:highlight w:val="yellow"/>
-        </w:rPr>
-        <w:t>)</w:t>
-      </w:r>
-    </w:p>
-    <w:p>
-      <w:r>
-        <w:rPr>
-          <w:rFonts w:hint="eastAsia"/>
-          <w:highlight w:val="yellow"/>
-        </w:rPr>
-        <w:t xml:space="preserve">During the </w:t>
-      </w:r>
-      <w:r>
-        <w:rPr>
-          <w:highlight w:val="yellow"/>
-        </w:rPr>
-        <w:t>competition</w:t>
-      </w:r>
-      <w:r>
-        <w:rPr>
-          <w:rFonts w:hint="eastAsia"/>
-          <w:highlight w:val="yellow"/>
-        </w:rPr>
-        <w:t xml:space="preserve">, I </w:t>
-      </w:r>
-      <w:proofErr w:type="gramStart"/>
-      <w:r>
-        <w:rPr>
-          <w:rFonts w:hint="eastAsia"/>
-          <w:highlight w:val="yellow"/>
-        </w:rPr>
-        <w:t>looked into</w:t>
-      </w:r>
-      <w:proofErr w:type="gramEnd"/>
-      <w:r>
-        <w:rPr>
-          <w:rFonts w:hint="eastAsia"/>
-          <w:highlight w:val="yellow"/>
-        </w:rPr>
-        <w:t xml:space="preserve"> various techniques for dealing with low resource languages, since Old Akkadian is an example of a low resource language. I found many resources on data </w:t>
-      </w:r>
-      <w:proofErr w:type="gramStart"/>
-      <w:r>
-        <w:rPr>
-          <w:rFonts w:hint="eastAsia"/>
-          <w:highlight w:val="yellow"/>
-        </w:rPr>
-        <w:t>augmentation, and</w:t>
-      </w:r>
-      <w:proofErr w:type="gramEnd"/>
-      <w:r>
-        <w:rPr>
-          <w:rFonts w:hint="eastAsia"/>
-          <w:highlight w:val="yellow"/>
-        </w:rPr>
-        <w:t xml:space="preserve"> chose to explore that very thoroughly.</w:t>
-      </w:r>
-      <w:r>
-        <w:rPr>
-          <w:rFonts w:hint="eastAsia"/>
-          <w:highlight w:val="yellow"/>
-        </w:rPr>
-        <w:t xml:space="preserve"> Many of the best results on </w:t>
-      </w:r>
-      <w:r>
-        <w:rPr>
-          <w:highlight w:val="yellow"/>
-        </w:rPr>
-        <w:t>Kaggle</w:t>
-      </w:r>
-      <w:r>
-        <w:rPr>
-          <w:rFonts w:hint="eastAsia"/>
-          <w:highlight w:val="yellow"/>
-        </w:rPr>
-        <w:t xml:space="preserve"> though utilized data augmentation techniques that were not covered in what I found.</w:t>
-      </w:r>
-      <w:r>
-        <w:rPr>
-          <w:rFonts w:hint="eastAsia"/>
-        </w:rPr>
-        <w:t xml:space="preserve"> </w:t>
-      </w:r>
-    </w:p>
-    <w:p>
-      <w:r>
+        </w:rPr>
+        <w:t>## Old Akkadian</w:t>
+      </w:r>
+    </w:p>
+    <w:p>
+      <w:pPr>
         <w:rPr>
           <w:b/>
           <w:bCs/>
         </w:rPr>
-        <w:t># Background</w:t>
-      </w:r>
-    </w:p>
-    <w:p>
+      </w:pPr>
       <w:r>
         <w:rPr>
           <w:b/>
           <w:bCs/>
         </w:rPr>
-        <w:t>## Old Akkadian</w:t>
-      </w:r>
-    </w:p>
-    <w:p>
-      <w:pPr>
-        <w:rPr>
-          <w:b/>
-          <w:bCs/>
-        </w:rPr>
-      </w:pPr>
-      <w:r>
-        <w:rPr>
-          <w:b/>
-          <w:bCs/>
-        </w:rPr>
-        <w:t xml:space="preserve">### The </w:t>
-      </w:r>
-      <w:proofErr w:type="gramStart"/>
-      <w:r>
-        <w:rPr>
-          <w:b/>
-          <w:bCs/>
-        </w:rPr>
-        <w:t>time period</w:t>
-      </w:r>
-      <w:proofErr w:type="gramEnd"/>
-      <w:r>
-        <w:rPr>
-          <w:b/>
-          <w:bCs/>
-        </w:rPr>
-        <w:t>, and archeology</w:t>
-      </w:r>
-    </w:p>
-    <w:p>
-      <w:r>
-        <w:t xml:space="preserve">- Use </w:t>
-      </w:r>
-      <w:proofErr w:type="spellStart"/>
-      <w:r>
-        <w:t>wikipedia</w:t>
-      </w:r>
-      <w:proofErr w:type="spellEnd"/>
-      <w:r>
-        <w:t xml:space="preserve"> a lot for this section. </w:t>
+        <w:t>### The time period, and archeology</w:t>
+      </w:r>
+    </w:p>
+    <w:p>
+      <w:r>
+        <w:t xml:space="preserve">- Use wikipedia a lot for this section. </w:t>
       </w:r>
       <w:hyperlink r:id="rId7" w:history="1">
         <w:r>
@@ -719,7 +586,6 @@
         </w:rPr>
         <w:t xml:space="preserve">in the </w:t>
       </w:r>
-      <w:proofErr w:type="gramStart"/>
       <w:r>
         <w:rPr>
           <w:rFonts w:hint="eastAsia"/>
@@ -730,14 +596,7 @@
         <w:rPr>
           <w:rFonts w:hint="eastAsia"/>
         </w:rPr>
-        <w:t>would be</w:t>
-      </w:r>
-      <w:proofErr w:type="gramEnd"/>
-      <w:r>
-        <w:rPr>
-          <w:rFonts w:hint="eastAsia"/>
-        </w:rPr>
-        <w:t xml:space="preserve"> </w:t>
+        <w:t xml:space="preserve">would be </w:t>
       </w:r>
       <w:r>
         <w:rPr>
@@ -867,11 +726,6 @@
     </w:p>
     <w:p>
       <w:r>
-        <w:t>- Show a tree of related languages.</w:t>
-      </w:r>
-    </w:p>
-    <w:p>
-      <w:r>
         <w:rPr>
           <w:rFonts w:hint="eastAsia"/>
         </w:rPr>
@@ -890,21 +744,7 @@
         <w:rPr>
           <w:rFonts w:hint="eastAsia"/>
         </w:rPr>
-        <w:t xml:space="preserve">t exclusive to </w:t>
-      </w:r>
-      <w:proofErr w:type="gramStart"/>
-      <w:r>
-        <w:rPr>
-          <w:rFonts w:hint="eastAsia"/>
-        </w:rPr>
-        <w:t>Akkadian, and</w:t>
-      </w:r>
-      <w:proofErr w:type="gramEnd"/>
-      <w:r>
-        <w:rPr>
-          <w:rFonts w:hint="eastAsia"/>
-        </w:rPr>
-        <w:t xml:space="preserve"> was used as a form of writing for many languages in the area.</w:t>
+        <w:t>t exclusive to Akkadian, and was used as a form of writing for many languages in the area.</w:t>
       </w:r>
     </w:p>
     <w:p>
@@ -1034,6 +874,121 @@
     <w:p>
       <w:r>
         <w:rPr>
+          <w:noProof/>
+          <w:highlight w:val="yellow"/>
+        </w:rPr>
+        <w:lastRenderedPageBreak/>
+        <w:drawing>
+          <wp:inline distT="0" distB="0" distL="0" distR="0" wp14:anchorId="4D72006F" wp14:editId="2B87F6BC">
+            <wp:extent cx="5943600" cy="3967480"/>
+            <wp:effectExtent l="0" t="0" r="0" b="0"/>
+            <wp:docPr id="2086806710" name="Picture 2" descr="The diagram illustrates the classification and historical relationships among various Semitic languages and dialects, including East, West, Modern, and Ancient branches, featuring languages such as Arabic, Hebrew, and others.&#10;&#10;AI-generated content may be incorrect."/>
+            <wp:cNvGraphicFramePr>
+              <a:graphicFrameLocks xmlns:a="http://schemas.openxmlformats.org/drawingml/2006/main" noChangeAspect="1"/>
+            </wp:cNvGraphicFramePr>
+            <a:graphic xmlns:a="http://schemas.openxmlformats.org/drawingml/2006/main">
+              <a:graphicData uri="http://schemas.openxmlformats.org/drawingml/2006/picture">
+                <pic:pic xmlns:pic="http://schemas.openxmlformats.org/drawingml/2006/picture">
+                  <pic:nvPicPr>
+                    <pic:cNvPr id="2086806710" name="Picture 2" descr="The diagram illustrates the classification and historical relationships among various Semitic languages and dialects, including East, West, Modern, and Ancient branches, featuring languages such as Arabic, Hebrew, and others.&#10;&#10;AI-generated content may be incorrect."/>
+                    <pic:cNvPicPr>
+                      <a:picLocks noChangeAspect="1" noChangeArrowheads="1"/>
+                    </pic:cNvPicPr>
+                  </pic:nvPicPr>
+                  <pic:blipFill>
+                    <a:blip r:embed="rId9" cstate="print">
+                      <a:extLst>
+                        <a:ext uri="{28A0092B-C50C-407E-A947-70E740481C1C}">
+                          <a14:useLocalDpi xmlns:a14="http://schemas.microsoft.com/office/drawing/2010/main" val="0"/>
+                        </a:ext>
+                      </a:extLst>
+                    </a:blip>
+                    <a:srcRect/>
+                    <a:stretch>
+                      <a:fillRect/>
+                    </a:stretch>
+                  </pic:blipFill>
+                  <pic:spPr bwMode="auto">
+                    <a:xfrm>
+                      <a:off x="0" y="0"/>
+                      <a:ext cx="5943600" cy="3967480"/>
+                    </a:xfrm>
+                    <a:prstGeom prst="rect">
+                      <a:avLst/>
+                    </a:prstGeom>
+                    <a:noFill/>
+                    <a:ln>
+                      <a:noFill/>
+                    </a:ln>
+                  </pic:spPr>
+                </pic:pic>
+              </a:graphicData>
+            </a:graphic>
+          </wp:inline>
+        </w:drawing>
+      </w:r>
+    </w:p>
+    <w:p>
+      <w:sdt>
+        <w:sdtPr>
+          <w:rPr>
+            <w:highlight w:val="green"/>
+          </w:rPr>
+          <w:id w:val="-103887323"/>
+          <w:citation/>
+        </w:sdtPr>
+        <w:sdtContent>
+          <w:r>
+            <w:rPr>
+              <w:highlight w:val="green"/>
+            </w:rPr>
+            <w:fldChar w:fldCharType="begin"/>
+          </w:r>
+          <w:r>
+            <w:rPr>
+              <w:highlight w:val="green"/>
+            </w:rPr>
+            <w:instrText xml:space="preserve"> </w:instrText>
+          </w:r>
+          <w:r>
+            <w:rPr>
+              <w:rFonts w:hint="eastAsia"/>
+              <w:highlight w:val="green"/>
+            </w:rPr>
+            <w:instrText>CITATION Dav26 \l 1041</w:instrText>
+          </w:r>
+          <w:r>
+            <w:rPr>
+              <w:highlight w:val="green"/>
+            </w:rPr>
+            <w:instrText xml:space="preserve"> </w:instrText>
+          </w:r>
+          <w:r>
+            <w:rPr>
+              <w:highlight w:val="green"/>
+            </w:rPr>
+            <w:fldChar w:fldCharType="separate"/>
+          </w:r>
+          <w:r>
+            <w:rPr>
+              <w:noProof/>
+              <w:highlight w:val="green"/>
+            </w:rPr>
+            <w:t>(Testen 2026)</w:t>
+          </w:r>
+          <w:r>
+            <w:rPr>
+              <w:highlight w:val="green"/>
+            </w:rPr>
+            <w:fldChar w:fldCharType="end"/>
+          </w:r>
+        </w:sdtContent>
+      </w:sdt>
+    </w:p>
+    <w:p/>
+    <w:p>
+      <w:r>
+        <w:rPr>
           <w:rFonts w:hint="eastAsia"/>
         </w:rPr>
         <w:t>Old Akkadian was also SOV (Subject Verb Object) ordered, which is different from many surviving semitic languages.</w:t>
@@ -1097,60 +1052,35 @@
           <w:strike/>
           <w:highlight w:val="yellow"/>
         </w:rPr>
-        <w:t xml:space="preserve">- heavy influence from </w:t>
-      </w:r>
-      <w:proofErr w:type="spellStart"/>
-      <w:r>
+        <w:t>- heavy influence from sumerian</w:t>
+      </w:r>
+    </w:p>
+    <w:p>
+      <w:pPr>
         <w:rPr>
           <w:strike/>
           <w:highlight w:val="yellow"/>
         </w:rPr>
-        <w:t>sumerian</w:t>
-      </w:r>
-      <w:proofErr w:type="spellEnd"/>
-    </w:p>
-    <w:p>
-      <w:pPr>
+      </w:pPr>
+      <w:r>
         <w:rPr>
           <w:strike/>
           <w:highlight w:val="yellow"/>
         </w:rPr>
-      </w:pPr>
-      <w:r>
+        <w:t>- oldest record of any Indo-European language (wikipedia source needed)</w:t>
+      </w:r>
+    </w:p>
+    <w:p>
+      <w:pPr>
         <w:rPr>
           <w:strike/>
-          <w:highlight w:val="yellow"/>
-        </w:rPr>
-        <w:t>- oldest record of any Indo-European language (</w:t>
-      </w:r>
-      <w:proofErr w:type="spellStart"/>
+        </w:rPr>
+      </w:pPr>
       <w:r>
         <w:rPr>
           <w:strike/>
           <w:highlight w:val="yellow"/>
         </w:rPr>
-        <w:t>wikipedia</w:t>
-      </w:r>
-      <w:proofErr w:type="spellEnd"/>
-      <w:r>
-        <w:rPr>
-          <w:strike/>
-          <w:highlight w:val="yellow"/>
-        </w:rPr>
-        <w:t xml:space="preserve"> source needed)</w:t>
-      </w:r>
-    </w:p>
-    <w:p>
-      <w:pPr>
-        <w:rPr>
-          <w:strike/>
-        </w:rPr>
-      </w:pPr>
-      <w:r>
-        <w:rPr>
-          <w:strike/>
-          <w:highlight w:val="yellow"/>
-        </w:rPr>
         <w:t>- has two unique prepositions that are pronounced differently in the other semitic languages</w:t>
       </w:r>
     </w:p>
@@ -1164,35 +1094,7 @@
         <w:rPr>
           <w:highlight w:val="yellow"/>
         </w:rPr>
-        <w:t xml:space="preserve">- mix of logograms and syllabic script, with some markers for divine names. Mainly syllabic? I'm not sure if "OLD" </w:t>
-      </w:r>
-      <w:proofErr w:type="spellStart"/>
-      <w:r>
-        <w:rPr>
-          <w:highlight w:val="yellow"/>
-        </w:rPr>
-        <w:t>akkadian</w:t>
-      </w:r>
-      <w:proofErr w:type="spellEnd"/>
-      <w:r>
-        <w:rPr>
-          <w:highlight w:val="yellow"/>
-        </w:rPr>
-        <w:t xml:space="preserve"> was syllabic though since </w:t>
-      </w:r>
-      <w:proofErr w:type="spellStart"/>
-      <w:r>
-        <w:rPr>
-          <w:highlight w:val="yellow"/>
-        </w:rPr>
-        <w:t>wikipedia</w:t>
-      </w:r>
-      <w:proofErr w:type="spellEnd"/>
-      <w:r>
-        <w:rPr>
-          <w:highlight w:val="yellow"/>
-        </w:rPr>
-        <w:t xml:space="preserve"> doesn't specify the times.</w:t>
+        <w:t>- mix of logograms and syllabic script, with some markers for divine names. Mainly syllabic? I'm not sure if "OLD" akkadian was syllabic though since wikipedia doesn't specify the times.</w:t>
       </w:r>
     </w:p>
     <w:p>
@@ -1238,7 +1140,6 @@
         <w:rPr>
           <w:highlight w:val="yellow"/>
         </w:rPr>
-        <w:lastRenderedPageBreak/>
         <w:t>    Old Akkadian, 2500–1950 BC</w:t>
       </w:r>
     </w:p>
@@ -1330,21 +1231,7 @@
         <w:rPr>
           <w:highlight w:val="yellow"/>
         </w:rPr>
-        <w:t xml:space="preserve">- Include an example image of cuneiform to transliteration to </w:t>
-      </w:r>
-      <w:proofErr w:type="spellStart"/>
-      <w:r>
-        <w:rPr>
-          <w:highlight w:val="yellow"/>
-        </w:rPr>
-        <w:t>english</w:t>
-      </w:r>
-      <w:proofErr w:type="spellEnd"/>
-      <w:r>
-        <w:rPr>
-          <w:highlight w:val="yellow"/>
-        </w:rPr>
-        <w:t xml:space="preserve"> from one of the pdfs</w:t>
+        <w:t>- Include an example image of cuneiform to transliteration to english from one of the pdfs</w:t>
       </w:r>
     </w:p>
     <w:p>
@@ -1375,7 +1262,7 @@
                     <pic:cNvPicPr/>
                   </pic:nvPicPr>
                   <pic:blipFill>
-                    <a:blip r:embed="rId9"/>
+                    <a:blip r:embed="rId10"/>
                     <a:stretch>
                       <a:fillRect/>
                     </a:stretch>
@@ -1423,7 +1310,7 @@
                     <pic:cNvPicPr/>
                   </pic:nvPicPr>
                   <pic:blipFill>
-                    <a:blip r:embed="rId10"/>
+                    <a:blip r:embed="rId11"/>
                     <a:stretch>
                       <a:fillRect/>
                     </a:stretch>
@@ -1502,6 +1389,168 @@
         </w:sdtContent>
       </w:sdt>
     </w:p>
+    <w:p/>
+    <w:p>
+      <w:pPr>
+        <w:rPr>
+          <w:highlight w:val="yellow"/>
+        </w:rPr>
+      </w:pPr>
+      <w:r>
+        <w:rPr>
+          <w:rFonts w:hint="eastAsia"/>
+          <w:highlight w:val="yellow"/>
+        </w:rPr>
+        <w:t xml:space="preserve">//From </w:t>
+      </w:r>
+      <w:r>
+        <w:rPr>
+          <w:rFonts w:hint="eastAsia"/>
+          <w:highlight w:val="yellow"/>
+        </w:rPr>
+        <w:t>Dr. T</w:t>
+      </w:r>
+      <w:r>
+        <w:rPr>
+          <w:rFonts w:hint="eastAsia"/>
+          <w:highlight w:val="yellow"/>
+        </w:rPr>
+        <w:t xml:space="preserve">appan: </w:t>
+      </w:r>
+    </w:p>
+    <w:p>
+      <w:r>
+        <w:rPr>
+          <w:rFonts w:hint="eastAsia"/>
+          <w:highlight w:val="yellow"/>
+        </w:rPr>
+        <w:t>Add some basic grammar structures</w:t>
+      </w:r>
+      <w:r>
+        <w:rPr>
+          <w:rFonts w:hint="eastAsia"/>
+          <w:highlight w:val="yellow"/>
+        </w:rPr>
+        <w:t xml:space="preserve"> to illustrate to the reader a little idea of what </w:t>
+      </w:r>
+      <w:r>
+        <w:rPr>
+          <w:highlight w:val="yellow"/>
+        </w:rPr>
+        <w:t>Akkadian</w:t>
+      </w:r>
+      <w:r>
+        <w:rPr>
+          <w:rFonts w:hint="eastAsia"/>
+          <w:highlight w:val="yellow"/>
+        </w:rPr>
+        <w:t xml:space="preserve"> is like.</w:t>
+      </w:r>
+      <w:r>
+        <w:rPr>
+          <w:rFonts w:hint="eastAsia"/>
+          <w:highlight w:val="yellow"/>
+        </w:rPr>
+        <w:t xml:space="preserve"> Kaggle had some exam</w:t>
+      </w:r>
+      <w:r>
+        <w:rPr>
+          <w:rFonts w:hint="eastAsia"/>
+          <w:highlight w:val="yellow"/>
+        </w:rPr>
+        <w:t>ple</w:t>
+      </w:r>
+      <w:r>
+        <w:rPr>
+          <w:rFonts w:hint="eastAsia"/>
+          <w:highlight w:val="yellow"/>
+        </w:rPr>
+        <w:t xml:space="preserve">s. Add some basic sentences maybe from a pdf online. </w:t>
+      </w:r>
+      <w:r>
+        <w:rPr>
+          <w:highlight w:val="yellow"/>
+        </w:rPr>
+        <w:t>“</w:t>
+      </w:r>
+      <w:r>
+        <w:rPr>
+          <w:rFonts w:hint="eastAsia"/>
+          <w:highlight w:val="yellow"/>
+        </w:rPr>
+        <w:t>The primor for absolute beginners on Akkadian</w:t>
+      </w:r>
+      <w:r>
+        <w:rPr>
+          <w:highlight w:val="yellow"/>
+        </w:rPr>
+        <w:t>”</w:t>
+      </w:r>
+      <w:r>
+        <w:rPr>
+          <w:rFonts w:hint="eastAsia"/>
+          <w:highlight w:val="yellow"/>
+        </w:rPr>
+        <w:t xml:space="preserve"> email should be in inbox</w:t>
+      </w:r>
+      <w:r>
+        <w:rPr>
+          <w:rFonts w:hint="eastAsia"/>
+        </w:rPr>
+        <w:t>.</w:t>
+      </w:r>
+    </w:p>
+    <w:p>
+      <w:pPr>
+        <w:rPr>
+          <w:highlight w:val="yellow"/>
+        </w:rPr>
+      </w:pPr>
+      <w:r>
+        <w:rPr>
+          <w:rFonts w:hint="eastAsia"/>
+          <w:highlight w:val="yellow"/>
+        </w:rPr>
+        <w:t>Akkadian is just like any other language, explain basic stuff.</w:t>
+      </w:r>
+    </w:p>
+    <w:p>
+      <w:pPr>
+        <w:rPr>
+          <w:highlight w:val="yellow"/>
+        </w:rPr>
+      </w:pPr>
+      <w:r>
+        <w:rPr>
+          <w:rFonts w:hint="eastAsia"/>
+          <w:highlight w:val="yellow"/>
+        </w:rPr>
+        <w:t>3 consonant approach to semitic languages.</w:t>
+      </w:r>
+    </w:p>
+    <w:p>
+      <w:r>
+        <w:rPr>
+          <w:rFonts w:hint="eastAsia"/>
+          <w:highlight w:val="yellow"/>
+        </w:rPr>
+        <w:t>maybe verb stuff if it</w:t>
+      </w:r>
+      <w:r>
+        <w:rPr>
+          <w:highlight w:val="yellow"/>
+        </w:rPr>
+        <w:t>’</w:t>
+      </w:r>
+      <w:r>
+        <w:rPr>
+          <w:rFonts w:hint="eastAsia"/>
+          <w:highlight w:val="yellow"/>
+        </w:rPr>
+        <w:t>s interesting.</w:t>
+      </w:r>
+    </w:p>
+    <w:p/>
     <w:p>
       <w:r>
         <w:rPr>
@@ -1539,220 +1588,105 @@
           <w:b/>
           <w:bCs/>
         </w:rPr>
-        <w:t xml:space="preserve">### history of decipherment of </w:t>
-      </w:r>
-      <w:proofErr w:type="spellStart"/>
+        <w:t>### history of decipherment of akkadian</w:t>
+      </w:r>
+    </w:p>
+    <w:p/>
+    <w:p>
+      <w:r>
+        <w:t>https://www.ebl.lmu.de/about/library</w:t>
+      </w:r>
+    </w:p>
+    <w:p>
+      <w:r>
+        <w:rPr>
+          <w:rFonts w:hint="eastAsia"/>
+        </w:rPr>
+        <w:t xml:space="preserve">This competition builds on the work of </w:t>
+      </w:r>
+    </w:p>
+    <w:p>
       <w:r>
         <w:rPr>
           <w:b/>
           <w:bCs/>
         </w:rPr>
-        <w:t>akkadian</w:t>
-      </w:r>
-      <w:proofErr w:type="spellEnd"/>
+        <w:t>### Contents of the data</w:t>
+      </w:r>
+    </w:p>
+    <w:p>
+      <w:pPr>
+        <w:rPr>
+          <w:highlight w:val="yellow"/>
+        </w:rPr>
+      </w:pPr>
+      <w:r>
+        <w:rPr>
+          <w:highlight w:val="yellow"/>
+        </w:rPr>
+        <w:t>- trades, politics, etc.? (How do I analyze this?)</w:t>
+      </w:r>
+    </w:p>
+    <w:p>
+      <w:pPr>
+        <w:rPr>
+          <w:highlight w:val="yellow"/>
+        </w:rPr>
+      </w:pPr>
+      <w:r>
+        <w:rPr>
+          <w:highlight w:val="yellow"/>
+        </w:rPr>
+        <w:t>    - feed a section of them through an llm?</w:t>
+      </w:r>
+    </w:p>
+    <w:p>
+      <w:pPr>
+        <w:rPr>
+          <w:highlight w:val="yellow"/>
+        </w:rPr>
+      </w:pPr>
+      <w:r>
+        <w:rPr>
+          <w:highlight w:val="yellow"/>
+        </w:rPr>
+        <w:t>    - chatgpt says: "The overall dataset is heavily skewed toward economic and bureaucratic communication, with a smaller portion of personal correspondence."</w:t>
+      </w:r>
+    </w:p>
+    <w:p>
+      <w:pPr>
+        <w:rPr>
+          <w:highlight w:val="yellow"/>
+        </w:rPr>
+      </w:pPr>
+    </w:p>
+    <w:p>
+      <w:r>
+        <w:rPr>
+          <w:highlight w:val="yellow"/>
+        </w:rPr>
+        <w:t>    ["the competition tests Old Assyrian merchant correspondence exclusively."](</w:t>
+      </w:r>
+      <w:hyperlink r:id="rId12" w:history="1">
+        <w:r>
+          <w:rPr>
+            <w:rStyle w:val="Hyperlink"/>
+            <w:highlight w:val="yellow"/>
+          </w:rPr>
+          <w:t>https://www.kaggle.com/competitions/deep-past-initiative-machine-translation/writeups/9th-place-solution-for-the-deep-past-challenge-c</w:t>
+        </w:r>
+      </w:hyperlink>
+      <w:r>
+        <w:t>)</w:t>
+      </w:r>
     </w:p>
     <w:p/>
     <w:p>
       <w:r>
-        <w:t>https://www.ebl.lmu.de/about/library</w:t>
-      </w:r>
-    </w:p>
-    <w:p>
-      <w:r>
-        <w:rPr>
-          <w:rFonts w:hint="eastAsia"/>
-        </w:rPr>
-        <w:t xml:space="preserve">This competition builds on the work of </w:t>
-      </w:r>
-    </w:p>
-    <w:p>
-      <w:r>
-        <w:rPr>
-          <w:b/>
-          <w:bCs/>
-        </w:rPr>
-        <w:t>### Contents of the data</w:t>
-      </w:r>
-    </w:p>
-    <w:p>
-      <w:pPr>
-        <w:rPr>
-          <w:highlight w:val="yellow"/>
-        </w:rPr>
-      </w:pPr>
-      <w:r>
-        <w:rPr>
-          <w:highlight w:val="yellow"/>
-        </w:rPr>
-        <w:t xml:space="preserve">- </w:t>
-      </w:r>
-      <w:proofErr w:type="gramStart"/>
-      <w:r>
-        <w:rPr>
-          <w:highlight w:val="yellow"/>
-        </w:rPr>
-        <w:t>trades</w:t>
-      </w:r>
-      <w:proofErr w:type="gramEnd"/>
-      <w:r>
-        <w:rPr>
-          <w:highlight w:val="yellow"/>
-        </w:rPr>
-        <w:t>, politics, etc.? (How do I analyze this?)</w:t>
-      </w:r>
-    </w:p>
-    <w:p>
-      <w:pPr>
-        <w:rPr>
-          <w:highlight w:val="yellow"/>
-        </w:rPr>
-      </w:pPr>
-      <w:r>
-        <w:rPr>
-          <w:highlight w:val="yellow"/>
-        </w:rPr>
-        <w:lastRenderedPageBreak/>
-        <w:t xml:space="preserve">    - feed a section of them through an </w:t>
-      </w:r>
-      <w:proofErr w:type="spellStart"/>
-      <w:r>
-        <w:rPr>
-          <w:highlight w:val="yellow"/>
-        </w:rPr>
-        <w:t>llm</w:t>
-      </w:r>
-      <w:proofErr w:type="spellEnd"/>
-      <w:r>
-        <w:rPr>
-          <w:highlight w:val="yellow"/>
-        </w:rPr>
-        <w:t>?</w:t>
-      </w:r>
-    </w:p>
-    <w:p>
-      <w:pPr>
-        <w:rPr>
-          <w:highlight w:val="yellow"/>
-        </w:rPr>
-      </w:pPr>
-      <w:r>
-        <w:rPr>
-          <w:highlight w:val="yellow"/>
-        </w:rPr>
-        <w:t xml:space="preserve">    - </w:t>
-      </w:r>
-      <w:proofErr w:type="spellStart"/>
-      <w:r>
-        <w:rPr>
-          <w:highlight w:val="yellow"/>
-        </w:rPr>
-        <w:t>chatgpt</w:t>
-      </w:r>
-      <w:proofErr w:type="spellEnd"/>
-      <w:r>
-        <w:rPr>
-          <w:highlight w:val="yellow"/>
-        </w:rPr>
-        <w:t xml:space="preserve"> says: "The overall dataset is heavily skewed toward economic and bureaucratic communication, with a smaller portion of personal correspondence."</w:t>
-      </w:r>
-    </w:p>
-    <w:p>
-      <w:pPr>
-        <w:rPr>
-          <w:highlight w:val="yellow"/>
-        </w:rPr>
-      </w:pPr>
-    </w:p>
-    <w:p>
-      <w:r>
-        <w:rPr>
-          <w:highlight w:val="yellow"/>
-        </w:rPr>
-        <w:t>    ["the competition tests Old Assyrian merchant correspondence exclusively.</w:t>
-      </w:r>
-      <w:proofErr w:type="gramStart"/>
-      <w:r>
-        <w:rPr>
-          <w:highlight w:val="yellow"/>
-        </w:rPr>
-        <w:t>"](</w:t>
-      </w:r>
-      <w:proofErr w:type="gramEnd"/>
-      <w:r>
-        <w:rPr>
-          <w:highlight w:val="yellow"/>
-        </w:rPr>
-        <w:fldChar w:fldCharType="begin"/>
-      </w:r>
-      <w:r>
-        <w:rPr>
-          <w:highlight w:val="yellow"/>
-        </w:rPr>
-        <w:instrText>HYPERLINK "https://www.kaggle.com/competitions/deep-past-initiative-machine-translation/writeups/9th-place-solution-for-the-deep-past-challenge-c"</w:instrText>
-      </w:r>
-      <w:r>
-        <w:rPr>
-          <w:highlight w:val="yellow"/>
-        </w:rPr>
-      </w:r>
-      <w:r>
-        <w:rPr>
-          <w:highlight w:val="yellow"/>
-        </w:rPr>
-        <w:fldChar w:fldCharType="separate"/>
-      </w:r>
-      <w:r>
-        <w:rPr>
-          <w:rStyle w:val="Hyperlink"/>
-          <w:highlight w:val="yellow"/>
-        </w:rPr>
-        <w:t>https://www.kaggle.com/competitions/deep-past-initiative-machine-translation/writeups/9th-place-solution-for-the-deep-past-challenge-c</w:t>
-      </w:r>
-      <w:r>
-        <w:rPr>
-          <w:highlight w:val="yellow"/>
-        </w:rPr>
-        <w:fldChar w:fldCharType="end"/>
-      </w:r>
-      <w:r>
-        <w:t>)</w:t>
-      </w:r>
-    </w:p>
-    <w:p/>
-    <w:p>
-      <w:r>
-        <w:rPr>
-          <w:rFonts w:hint="eastAsia"/>
-        </w:rPr>
-        <w:t xml:space="preserve">The data itself is of transliterations (Writing the text of one language into the text of a different language) from Old Akkadian Cuneiform to Ascent marked </w:t>
-      </w:r>
-      <w:proofErr w:type="spellStart"/>
-      <w:r>
-        <w:rPr>
-          <w:rFonts w:hint="eastAsia"/>
-        </w:rPr>
-        <w:t>latin</w:t>
-      </w:r>
-      <w:proofErr w:type="spellEnd"/>
-      <w:r>
-        <w:rPr>
-          <w:rFonts w:hint="eastAsia"/>
-        </w:rPr>
-        <w:t xml:space="preserve"> script (European style script). Old Akkadian </w:t>
-      </w:r>
-      <w:proofErr w:type="gramStart"/>
-      <w:r>
-        <w:rPr>
-          <w:rFonts w:hint="eastAsia"/>
-        </w:rPr>
-        <w:t>is</w:t>
-      </w:r>
-      <w:proofErr w:type="gramEnd"/>
-      <w:r>
-        <w:rPr>
-          <w:rFonts w:hint="eastAsia"/>
-        </w:rPr>
-        <w:t xml:space="preserve"> originally written in Cuneiform, which is a series of triangular symbols written in clay. The script was transliterated by experts into a form which is easier for text-based data models to process. Some models do exist which can work on the original cuneiform script, but that would involve an additional step of doing optical character recognition on clay tablets, and the competition hosts decided to skip that step and give contestants the data in already transliterated form. </w:t>
+        <w:rPr>
+          <w:rFonts w:hint="eastAsia"/>
+        </w:rPr>
+        <w:t xml:space="preserve">The data itself is of transliterations (Writing the text of one language into the text of a different language) from Old Akkadian Cuneiform to Ascent marked latin script (European style script). Old Akkadian is originally written in Cuneiform, which is a series of triangular symbols written in clay. The script was transliterated by experts into a form which is easier for text-based data models to process. Some models do exist which can work on the original cuneiform script, but that would involve an additional step of doing optical character recognition on clay tablets, and the competition hosts decided to skip that step and give contestants the data in already transliterated form. </w:t>
       </w:r>
     </w:p>
     <w:p>
@@ -1780,7 +1714,7 @@
       <w:r>
         <w:t>“</w:t>
       </w:r>
-      <w:hyperlink r:id="rId11" w:anchor="3382916" w:history="1">
+      <w:hyperlink r:id="rId13" w:anchor="3382916" w:history="1">
         <w:r>
           <w:rPr>
             <w:rStyle w:val="Hyperlink"/>
@@ -1791,7 +1725,14 @@
           <w:rPr>
             <w:rStyle w:val="Hyperlink"/>
           </w:rPr>
-          <w:t>students with little oversight</w:t>
+          <w:t xml:space="preserve">students with little </w:t>
+        </w:r>
+        <w:r>
+          <w:rPr>
+            <w:rStyle w:val="Hyperlink"/>
+          </w:rPr>
+          <w:lastRenderedPageBreak/>
+          <w:t>oversight</w:t>
         </w:r>
       </w:hyperlink>
       <w:r>
@@ -1862,21 +1803,7 @@
         <w:rPr>
           <w:rFonts w:hint="eastAsia"/>
         </w:rPr>
-        <w:t xml:space="preserve">Additionally, the translations themselves also had these issues. This also leads to further inconsistency in the data, as the prose for the translation can potentially be different depending on the translator, but this is not so easily solved with simple formatting, so much of how the competitors dealt with this was through model fine-tuning, rather than </w:t>
-      </w:r>
-      <w:r>
-        <w:rPr>
-          <w:rFonts w:hint="eastAsia"/>
-        </w:rPr>
-        <w:lastRenderedPageBreak/>
-        <w:t xml:space="preserve">using directly programmed or LLM based </w:t>
-      </w:r>
-      <w:proofErr w:type="gramStart"/>
-      <w:r>
-        <w:rPr>
-          <w:rFonts w:hint="eastAsia"/>
-        </w:rPr>
-        <w:t>approaches</w:t>
+        <w:t>Additionally, the translations themselves also had these issues. This also leads to further inconsistency in the data, as the prose for the translation can potentially be different depending on the translator, but this is not so easily solved with simple formatting, so much of how the competitors dealt with this was through model fine-tuning, rather than using directly programmed or LLM based approaches</w:t>
       </w:r>
       <w:r>
         <w:rPr>
@@ -1887,7 +1814,6 @@
       <w:r>
         <w:t>like</w:t>
       </w:r>
-      <w:proofErr w:type="gramEnd"/>
       <w:r>
         <w:rPr>
           <w:rFonts w:hint="eastAsia"/>
@@ -2005,21 +1931,7 @@
         <w:rPr>
           <w:rFonts w:hint="eastAsia"/>
         </w:rPr>
-        <w:t xml:space="preserve"> library like the </w:t>
-      </w:r>
-      <w:proofErr w:type="spellStart"/>
-      <w:r>
-        <w:rPr>
-          <w:rFonts w:hint="eastAsia"/>
-        </w:rPr>
-        <w:t>Huggingface</w:t>
-      </w:r>
-      <w:proofErr w:type="spellEnd"/>
-      <w:r>
-        <w:rPr>
-          <w:rFonts w:hint="eastAsia"/>
-        </w:rPr>
-        <w:t xml:space="preserve"> Transformers library, </w:t>
+        <w:t xml:space="preserve"> library like the Huggingface Transformers library, </w:t>
       </w:r>
       <w:r>
         <w:t>where</w:t>
@@ -2046,21 +1958,7 @@
         <w:rPr>
           <w:rFonts w:hint="eastAsia"/>
         </w:rPr>
-        <w:t xml:space="preserve"> This is the same technology that modern AI uses, just </w:t>
-      </w:r>
-      <w:proofErr w:type="gramStart"/>
-      <w:r>
-        <w:rPr>
-          <w:rFonts w:hint="eastAsia"/>
-        </w:rPr>
-        <w:t>at</w:t>
-      </w:r>
-      <w:proofErr w:type="gramEnd"/>
-      <w:r>
-        <w:rPr>
-          <w:rFonts w:hint="eastAsia"/>
-        </w:rPr>
-        <w:t xml:space="preserve"> a smaller scale.</w:t>
+        <w:t xml:space="preserve"> This is the same technology that modern AI uses, just at a smaller scale.</w:t>
       </w:r>
       <w:r>
         <w:rPr>
@@ -2074,16 +1972,8 @@
         <w:rPr>
           <w:rFonts w:hint="eastAsia"/>
         </w:rPr>
-        <w:t xml:space="preserve">Other data files which were provided </w:t>
-      </w:r>
-      <w:proofErr w:type="gramStart"/>
-      <w:r>
-        <w:rPr>
-          <w:rFonts w:hint="eastAsia"/>
-        </w:rPr>
-        <w:t>were of uncleaned</w:t>
-      </w:r>
-      <w:proofErr w:type="gramEnd"/>
+        <w:t>Other data files which were provided were of uncleaned</w:t>
+      </w:r>
       <w:r>
         <w:rPr>
           <w:rFonts w:hint="eastAsia"/>
@@ -2157,6 +2047,7 @@
     </w:p>
     <w:p>
       <w:r>
+        <w:lastRenderedPageBreak/>
         <w:t xml:space="preserve">For this competition, the </w:t>
       </w:r>
       <w:r>
@@ -2201,13 +2092,8 @@
         </w:sdtContent>
       </w:sdt>
       <w:r>
-        <w:t xml:space="preserve"> was the most widely used. It is based on the transformer architecture which revolutionized natural language processing and was invented back in 2017 in the ["Attention is all you need</w:t>
-      </w:r>
-      <w:proofErr w:type="gramStart"/>
-      <w:r>
-        <w:t>"](</w:t>
-      </w:r>
-      <w:proofErr w:type="gramEnd"/>
+        <w:t xml:space="preserve"> was the most widely used. It is based on the transformer architecture which revolutionized natural language processing and was invented back in 2017 in the ["Attention is all you need"](</w:t>
+      </w:r>
       <w:r>
         <w:rPr>
           <w:u w:val="single"/>
@@ -2215,44 +2101,12 @@
         <w:t>https://arxiv.org/abs/1706.03762</w:t>
       </w:r>
       <w:r>
-        <w:t xml:space="preserve">) paper. Then later the T5 architecture was invented for </w:t>
-      </w:r>
-      <w:proofErr w:type="gramStart"/>
-      <w:r>
-        <w:t>sequence to sequence</w:t>
-      </w:r>
-      <w:proofErr w:type="gramEnd"/>
-      <w:r>
-        <w:t xml:space="preserve"> processing, and then byt5 was made in a similar style.</w:t>
-      </w:r>
-    </w:p>
-    <w:p>
-      <w:r>
-        <w:t xml:space="preserve">Instead of using tokens like most transformer models, Byt5 does not create tokens, but instead uses </w:t>
-      </w:r>
-      <w:proofErr w:type="spellStart"/>
-      <w:r>
-        <w:t>unicode</w:t>
-      </w:r>
-      <w:proofErr w:type="spellEnd"/>
-      <w:r>
-        <w:t xml:space="preserve"> raw bytes directly. This allows it to better deal with noisy data that has characters inserted, </w:t>
-      </w:r>
-      <w:proofErr w:type="gramStart"/>
-      <w:r>
-        <w:t>and also</w:t>
-      </w:r>
-      <w:proofErr w:type="gramEnd"/>
-      <w:r>
-        <w:t xml:space="preserve"> to better deal with data that uses unusual </w:t>
-      </w:r>
-      <w:proofErr w:type="gramStart"/>
-      <w:r>
-        <w:t>symbols, or</w:t>
-      </w:r>
-      <w:proofErr w:type="gramEnd"/>
-      <w:r>
-        <w:t xml:space="preserve"> has unusual letter sequences. This quality is very useful for Akkadian due to its high usage of accented characters</w:t>
+        <w:t>) paper. Then later the T5 architecture was invented for sequence to sequence processing, and then byt5 was made in a similar style.</w:t>
+      </w:r>
+    </w:p>
+    <w:p>
+      <w:r>
+        <w:t>Instead of using tokens like most transformer models, Byt5 does not create tokens, but instead uses unicode raw bytes directly. This allows it to better deal with noisy data that has characters inserted, and also to better deal with data that uses unusual symbols, or has unusual letter sequences. This quality is very useful for Akkadian due to its high usage of accented characters</w:t>
       </w:r>
       <w:r>
         <w:rPr>
@@ -2376,284 +2230,212 @@
         <w:rPr>
           <w:rFonts w:hint="eastAsia"/>
         </w:rPr>
+        <w:t xml:space="preserve">To train the model, you can simply provide both the input and output pairs you want, and use the huggingface transformers library to with the data you provide to it to train the model to match that data. The model </w:t>
+      </w:r>
+      <w:r>
+        <w:t>will</w:t>
+      </w:r>
+      <w:r>
+        <w:rPr>
+          <w:rFonts w:hint="eastAsia"/>
+        </w:rPr>
+        <w:t xml:space="preserve"> try to </w:t>
+      </w:r>
+      <w:r>
+        <w:rPr>
+          <w:rFonts w:hint="eastAsia"/>
+        </w:rPr>
+        <w:t>adjust its mathematical weights so that when given specific input, it will be more likely to output text that looks like the output you want it to have.</w:t>
+      </w:r>
+      <w:r>
+        <w:rPr>
+          <w:rFonts w:hint="eastAsia"/>
+        </w:rPr>
+        <w:t xml:space="preserve"> </w:t>
+      </w:r>
+    </w:p>
+    <w:p>
+      <w:r>
+        <w:rPr>
+          <w:rFonts w:hint="eastAsia"/>
+        </w:rPr>
+        <w:t xml:space="preserve">One problem </w:t>
+      </w:r>
+      <w:r>
+        <w:t>with</w:t>
+      </w:r>
+      <w:r>
+        <w:rPr>
+          <w:rFonts w:hint="eastAsia"/>
+        </w:rPr>
+        <w:t xml:space="preserve"> statistical models like this, is that if you </w:t>
+      </w:r>
+      <w:r>
+        <w:rPr>
+          <w:rFonts w:hint="eastAsia"/>
+        </w:rPr>
+        <w:t>have a small amount of data</w:t>
+      </w:r>
+      <w:r>
+        <w:rPr>
+          <w:rFonts w:hint="eastAsia"/>
+        </w:rPr>
+        <w:t>.</w:t>
+      </w:r>
+      <w:r>
+        <w:rPr>
+          <w:rFonts w:hint="eastAsia"/>
+        </w:rPr>
+        <w:t xml:space="preserve"> </w:t>
+      </w:r>
+      <w:r>
+        <w:rPr>
+          <w:rFonts w:hint="eastAsia"/>
+        </w:rPr>
+        <w:t>F</w:t>
+      </w:r>
+      <w:r>
+        <w:rPr>
+          <w:rFonts w:hint="eastAsia"/>
+        </w:rPr>
+        <w:t>or example</w:t>
+      </w:r>
+      <w:r>
+        <w:rPr>
+          <w:rFonts w:hint="eastAsia"/>
+        </w:rPr>
+        <w:t>,</w:t>
+      </w:r>
+      <w:r>
+        <w:rPr>
+          <w:rFonts w:hint="eastAsia"/>
+        </w:rPr>
+        <w:t xml:space="preserve"> if you only had just one </w:t>
+      </w:r>
+      <w:r>
+        <w:rPr>
+          <w:rFonts w:hint="eastAsia"/>
+        </w:rPr>
+        <w:t xml:space="preserve">translation pair sentence </w:t>
+      </w:r>
+      <w:r>
+        <w:rPr>
+          <w:rFonts w:hint="eastAsia"/>
+        </w:rPr>
+        <w:t xml:space="preserve">for </w:t>
+      </w:r>
+      <w:r>
+        <w:t>Akkadian</w:t>
+      </w:r>
+      <w:r>
+        <w:rPr>
+          <w:rFonts w:hint="eastAsia"/>
+        </w:rPr>
+        <w:t xml:space="preserve"> and </w:t>
+      </w:r>
+      <w:r>
+        <w:t>English</w:t>
+      </w:r>
+      <w:r>
+        <w:rPr>
+          <w:rFonts w:hint="eastAsia"/>
+        </w:rPr>
+        <w:t>, the model can only work</w:t>
+      </w:r>
+      <w:r>
+        <w:rPr>
+          <w:rFonts w:hint="eastAsia"/>
+        </w:rPr>
+        <w:t xml:space="preserve"> </w:t>
+      </w:r>
+      <w:r>
+        <w:rPr>
+          <w:rFonts w:hint="eastAsia"/>
+        </w:rPr>
+        <w:t>off of that one data point.</w:t>
+      </w:r>
+      <w:r>
+        <w:rPr>
+          <w:rFonts w:hint="eastAsia"/>
+        </w:rPr>
+        <w:t xml:space="preserve"> Providing more translation pairs allows the model to get a more varied set of data to try to match itself to. Mathematically, </w:t>
+      </w:r>
+      <w:r>
+        <w:rPr>
+          <w:rFonts w:hint="eastAsia"/>
+        </w:rPr>
+        <w:t>a transformer model is</w:t>
+      </w:r>
+      <w:r>
+        <w:t xml:space="preserve"> </w:t>
+      </w:r>
+      <w:r>
+        <w:rPr>
+          <w:rFonts w:hint="eastAsia"/>
+        </w:rPr>
+        <w:t>very similar to using linear regression to fit a line to data</w:t>
+      </w:r>
+      <w:r>
+        <w:rPr>
+          <w:rFonts w:hint="eastAsia"/>
+        </w:rPr>
+        <w:t xml:space="preserve">, just with </w:t>
+      </w:r>
+      <w:r>
+        <w:rPr>
+          <w:rFonts w:hint="eastAsia"/>
+        </w:rPr>
+        <w:t xml:space="preserve">a lot </w:t>
+      </w:r>
+      <w:r>
+        <w:rPr>
+          <w:rFonts w:hint="eastAsia"/>
+        </w:rPr>
+        <w:t xml:space="preserve">more complexity </w:t>
+      </w:r>
+      <w:r>
+        <w:rPr>
+          <w:rFonts w:hint="eastAsia"/>
+        </w:rPr>
+        <w:t xml:space="preserve">in order </w:t>
+      </w:r>
+      <w:r>
+        <w:rPr>
+          <w:rFonts w:hint="eastAsia"/>
+        </w:rPr>
+        <w:t>to handle language</w:t>
+      </w:r>
+      <w:r>
+        <w:rPr>
+          <w:rFonts w:hint="eastAsia"/>
+        </w:rPr>
+        <w:t>-</w:t>
+      </w:r>
+      <w:r>
+        <w:rPr>
+          <w:rFonts w:hint="eastAsia"/>
+        </w:rPr>
+        <w:t>structure</w:t>
+      </w:r>
+      <w:r>
+        <w:rPr>
+          <w:rFonts w:hint="eastAsia"/>
+        </w:rPr>
+        <w:t>d data</w:t>
+      </w:r>
+      <w:r>
+        <w:rPr>
+          <w:rFonts w:hint="eastAsia"/>
+        </w:rPr>
+        <w:t>.</w:t>
+      </w:r>
+    </w:p>
+    <w:p>
+      <w:r>
+        <w:rPr>
+          <w:noProof/>
+        </w:rPr>
         <w:lastRenderedPageBreak/>
-        <w:t xml:space="preserve">To train the model, you can simply provide both the input and output pairs you </w:t>
-      </w:r>
-      <w:proofErr w:type="gramStart"/>
-      <w:r>
-        <w:rPr>
-          <w:rFonts w:hint="eastAsia"/>
-        </w:rPr>
-        <w:t>want, and</w:t>
-      </w:r>
-      <w:proofErr w:type="gramEnd"/>
-      <w:r>
-        <w:rPr>
-          <w:rFonts w:hint="eastAsia"/>
-        </w:rPr>
-        <w:t xml:space="preserve"> use the </w:t>
-      </w:r>
-      <w:proofErr w:type="spellStart"/>
-      <w:r>
-        <w:rPr>
-          <w:rFonts w:hint="eastAsia"/>
-        </w:rPr>
-        <w:t>huggingface</w:t>
-      </w:r>
-      <w:proofErr w:type="spellEnd"/>
-      <w:r>
-        <w:rPr>
-          <w:rFonts w:hint="eastAsia"/>
-        </w:rPr>
-        <w:t xml:space="preserve"> transformers library to with the data you provide to it to train the model to match that data. The model </w:t>
-      </w:r>
-      <w:r>
-        <w:t>will</w:t>
-      </w:r>
-      <w:r>
-        <w:rPr>
-          <w:rFonts w:hint="eastAsia"/>
-        </w:rPr>
-        <w:t xml:space="preserve"> try to </w:t>
-      </w:r>
-      <w:r>
-        <w:rPr>
-          <w:rFonts w:hint="eastAsia"/>
-        </w:rPr>
-        <w:t>adjust its mathematical weights so that when given specific input, it will be more likely to output text that looks like the output you want it to have.</w:t>
-      </w:r>
-      <w:r>
-        <w:rPr>
-          <w:rFonts w:hint="eastAsia"/>
-        </w:rPr>
-        <w:t xml:space="preserve"> </w:t>
-      </w:r>
-    </w:p>
-    <w:p>
-      <w:r>
-        <w:rPr>
-          <w:rFonts w:hint="eastAsia"/>
-        </w:rPr>
-        <w:t xml:space="preserve">One problem </w:t>
-      </w:r>
-      <w:r>
-        <w:t>with</w:t>
-      </w:r>
-      <w:r>
-        <w:rPr>
-          <w:rFonts w:hint="eastAsia"/>
-        </w:rPr>
-        <w:t xml:space="preserve"> statistical models like </w:t>
-      </w:r>
-      <w:proofErr w:type="gramStart"/>
-      <w:r>
-        <w:rPr>
-          <w:rFonts w:hint="eastAsia"/>
-        </w:rPr>
-        <w:t>this,</w:t>
-      </w:r>
-      <w:proofErr w:type="gramEnd"/>
-      <w:r>
-        <w:rPr>
-          <w:rFonts w:hint="eastAsia"/>
-        </w:rPr>
-        <w:t xml:space="preserve"> is that if you </w:t>
-      </w:r>
-      <w:r>
-        <w:rPr>
-          <w:rFonts w:hint="eastAsia"/>
-        </w:rPr>
-        <w:t>have a small amount of data</w:t>
-      </w:r>
-      <w:r>
-        <w:rPr>
-          <w:rFonts w:hint="eastAsia"/>
-        </w:rPr>
-        <w:t>.</w:t>
-      </w:r>
-      <w:r>
-        <w:rPr>
-          <w:rFonts w:hint="eastAsia"/>
-        </w:rPr>
-        <w:t xml:space="preserve"> </w:t>
-      </w:r>
-      <w:r>
-        <w:rPr>
-          <w:rFonts w:hint="eastAsia"/>
-        </w:rPr>
-        <w:t>F</w:t>
-      </w:r>
-      <w:r>
-        <w:rPr>
-          <w:rFonts w:hint="eastAsia"/>
-        </w:rPr>
-        <w:t>or example</w:t>
-      </w:r>
-      <w:r>
-        <w:rPr>
-          <w:rFonts w:hint="eastAsia"/>
-        </w:rPr>
-        <w:t>,</w:t>
-      </w:r>
-      <w:r>
-        <w:rPr>
-          <w:rFonts w:hint="eastAsia"/>
-        </w:rPr>
-        <w:t xml:space="preserve"> if you only had just one </w:t>
-      </w:r>
-      <w:r>
-        <w:rPr>
-          <w:rFonts w:hint="eastAsia"/>
-        </w:rPr>
-        <w:t xml:space="preserve">translation pair sentence </w:t>
-      </w:r>
-      <w:r>
-        <w:rPr>
-          <w:rFonts w:hint="eastAsia"/>
-        </w:rPr>
-        <w:t xml:space="preserve">for </w:t>
-      </w:r>
-      <w:r>
-        <w:t>Akkadian</w:t>
-      </w:r>
-      <w:r>
-        <w:rPr>
-          <w:rFonts w:hint="eastAsia"/>
-        </w:rPr>
-        <w:t xml:space="preserve"> and </w:t>
-      </w:r>
-      <w:r>
-        <w:t>English</w:t>
-      </w:r>
-      <w:r>
-        <w:rPr>
-          <w:rFonts w:hint="eastAsia"/>
-        </w:rPr>
-        <w:t>, the model can only work</w:t>
-      </w:r>
-      <w:r>
-        <w:rPr>
-          <w:rFonts w:hint="eastAsia"/>
-        </w:rPr>
-        <w:t xml:space="preserve"> </w:t>
-      </w:r>
-      <w:proofErr w:type="gramStart"/>
-      <w:r>
-        <w:rPr>
-          <w:rFonts w:hint="eastAsia"/>
-        </w:rPr>
-        <w:t>off of</w:t>
-      </w:r>
-      <w:proofErr w:type="gramEnd"/>
-      <w:r>
-        <w:rPr>
-          <w:rFonts w:hint="eastAsia"/>
-        </w:rPr>
-        <w:t xml:space="preserve"> that one data point.</w:t>
-      </w:r>
-      <w:r>
-        <w:rPr>
-          <w:rFonts w:hint="eastAsia"/>
-        </w:rPr>
-        <w:t xml:space="preserve"> Providing more translation pairs allows the model to get a more varied set of data to try to match itself </w:t>
-      </w:r>
-      <w:proofErr w:type="gramStart"/>
-      <w:r>
-        <w:rPr>
-          <w:rFonts w:hint="eastAsia"/>
-        </w:rPr>
-        <w:t>to</w:t>
-      </w:r>
-      <w:proofErr w:type="gramEnd"/>
-      <w:r>
-        <w:rPr>
-          <w:rFonts w:hint="eastAsia"/>
-        </w:rPr>
-        <w:t xml:space="preserve">. Mathematically, </w:t>
-      </w:r>
-      <w:r>
-        <w:rPr>
-          <w:rFonts w:hint="eastAsia"/>
-        </w:rPr>
-        <w:t>a transformer model is</w:t>
-      </w:r>
-      <w:r>
-        <w:t xml:space="preserve"> </w:t>
-      </w:r>
-      <w:r>
-        <w:rPr>
-          <w:rFonts w:hint="eastAsia"/>
-        </w:rPr>
-        <w:t>very similar to using linear regression to fit a line to data</w:t>
-      </w:r>
-      <w:r>
-        <w:rPr>
-          <w:rFonts w:hint="eastAsia"/>
-        </w:rPr>
-        <w:t xml:space="preserve">, just with </w:t>
-      </w:r>
-      <w:r>
-        <w:rPr>
-          <w:rFonts w:hint="eastAsia"/>
-        </w:rPr>
-        <w:t xml:space="preserve">a lot </w:t>
-      </w:r>
-      <w:r>
-        <w:rPr>
-          <w:rFonts w:hint="eastAsia"/>
-        </w:rPr>
-        <w:t xml:space="preserve">more complexity </w:t>
-      </w:r>
-      <w:proofErr w:type="gramStart"/>
-      <w:r>
-        <w:rPr>
-          <w:rFonts w:hint="eastAsia"/>
-        </w:rPr>
-        <w:t xml:space="preserve">in order </w:t>
-      </w:r>
-      <w:r>
-        <w:rPr>
-          <w:rFonts w:hint="eastAsia"/>
-        </w:rPr>
-        <w:t>to</w:t>
-      </w:r>
-      <w:proofErr w:type="gramEnd"/>
-      <w:r>
-        <w:rPr>
-          <w:rFonts w:hint="eastAsia"/>
-        </w:rPr>
-        <w:t xml:space="preserve"> handle language</w:t>
-      </w:r>
-      <w:r>
-        <w:rPr>
-          <w:rFonts w:hint="eastAsia"/>
-        </w:rPr>
-        <w:t>-</w:t>
-      </w:r>
-      <w:r>
-        <w:rPr>
-          <w:rFonts w:hint="eastAsia"/>
-        </w:rPr>
-        <w:t>structure</w:t>
-      </w:r>
-      <w:r>
-        <w:rPr>
-          <w:rFonts w:hint="eastAsia"/>
-        </w:rPr>
-        <w:t>d data</w:t>
-      </w:r>
-      <w:r>
-        <w:rPr>
-          <w:rFonts w:hint="eastAsia"/>
-        </w:rPr>
-        <w:t>.</w:t>
-      </w:r>
-    </w:p>
-    <w:p>
-      <w:r>
-        <w:rPr>
-          <w:noProof/>
-        </w:rPr>
         <w:drawing>
           <wp:inline distT="0" distB="0" distL="0" distR="0" wp14:anchorId="197F39AE" wp14:editId="3FF3A675">
             <wp:extent cx="3252788" cy="2718649"/>
@@ -2672,7 +2454,7 @@
                     </pic:cNvPicPr>
                   </pic:nvPicPr>
                   <pic:blipFill>
-                    <a:blip r:embed="rId12">
+                    <a:blip r:embed="rId14">
                       <a:extLst>
                         <a:ext uri="{28A0092B-C50C-407E-A947-70E740481C1C}">
                           <a14:useLocalDpi xmlns:a14="http://schemas.microsoft.com/office/drawing/2010/main" val="0"/>
@@ -2850,19 +2632,11 @@
       </w:r>
     </w:p>
     <w:p>
-      <w:proofErr w:type="gramStart"/>
-      <w:r>
-        <w:rPr>
-          <w:rFonts w:hint="eastAsia"/>
-        </w:rPr>
-        <w:t>Additionally</w:t>
-      </w:r>
-      <w:proofErr w:type="gramEnd"/>
-      <w:r>
-        <w:rPr>
-          <w:rFonts w:hint="eastAsia"/>
-        </w:rPr>
-        <w:t xml:space="preserve"> there is also a concept called </w:t>
+      <w:r>
+        <w:rPr>
+          <w:rFonts w:hint="eastAsia"/>
+        </w:rPr>
+        <w:t xml:space="preserve">Additionally there is also a concept called </w:t>
       </w:r>
       <w:r>
         <w:t>“</w:t>
@@ -2888,7 +2662,6 @@
         <w:rPr>
           <w:noProof/>
         </w:rPr>
-        <w:lastRenderedPageBreak/>
         <w:drawing>
           <wp:inline distT="0" distB="0" distL="0" distR="0" wp14:anchorId="2CC2AD65" wp14:editId="0DB8D908">
             <wp:extent cx="4371975" cy="2914650"/>
@@ -2907,7 +2680,7 @@
                     </pic:cNvPicPr>
                   </pic:nvPicPr>
                   <pic:blipFill>
-                    <a:blip r:embed="rId13" cstate="print">
+                    <a:blip r:embed="rId15" cstate="print">
                       <a:extLst>
                         <a:ext uri="{28A0092B-C50C-407E-A947-70E740481C1C}">
                           <a14:useLocalDpi xmlns:a14="http://schemas.microsoft.com/office/drawing/2010/main" val="0"/>
@@ -2989,27 +2762,14 @@
         <w:rPr>
           <w:rFonts w:hint="eastAsia"/>
         </w:rPr>
+        <w:lastRenderedPageBreak/>
         <w:t xml:space="preserve">If a model is overfitting to data, it means that it is trying too hard to fit to the data provided. This means that it will fill in the gaps between data poorly, in a way that is not useful. </w:t>
       </w:r>
       <w:r>
         <w:rPr>
           <w:rFonts w:hint="eastAsia"/>
         </w:rPr>
-        <w:t xml:space="preserve">In the case of translating Old Akkadian to English, this would mean that it translates the data you trained the model on </w:t>
-      </w:r>
-      <w:proofErr w:type="gramStart"/>
-      <w:r>
-        <w:rPr>
-          <w:rFonts w:hint="eastAsia"/>
-        </w:rPr>
-        <w:t>really well</w:t>
-      </w:r>
-      <w:proofErr w:type="gramEnd"/>
-      <w:r>
-        <w:rPr>
-          <w:rFonts w:hint="eastAsia"/>
-        </w:rPr>
-        <w:t>, but when you try to translate Akkadian text which the model hasn</w:t>
+        <w:t>In the case of translating Old Akkadian to English, this would mean that it translates the data you trained the model on really well, but when you try to translate Akkadian text which the model hasn</w:t>
       </w:r>
       <w:r>
         <w:t>’</w:t>
@@ -3018,35 +2778,7 @@
         <w:rPr>
           <w:rFonts w:hint="eastAsia"/>
         </w:rPr>
-        <w:t xml:space="preserve">t been trained on, it will make a </w:t>
-      </w:r>
-      <w:proofErr w:type="gramStart"/>
-      <w:r>
-        <w:rPr>
-          <w:rFonts w:hint="eastAsia"/>
-        </w:rPr>
-        <w:t>really bad</w:t>
-      </w:r>
-      <w:proofErr w:type="gramEnd"/>
-      <w:r>
-        <w:rPr>
-          <w:rFonts w:hint="eastAsia"/>
-        </w:rPr>
-        <w:t xml:space="preserve"> translation. </w:t>
-      </w:r>
-      <w:proofErr w:type="gramStart"/>
-      <w:r>
-        <w:rPr>
-          <w:rFonts w:hint="eastAsia"/>
-        </w:rPr>
-        <w:t>So</w:t>
-      </w:r>
-      <w:proofErr w:type="gramEnd"/>
-      <w:r>
-        <w:rPr>
-          <w:rFonts w:hint="eastAsia"/>
-        </w:rPr>
-        <w:t xml:space="preserve"> models should be trained as much as possible, while mitigating overfitting.</w:t>
+        <w:t>t been trained on, it will make a really bad translation. So models should be trained as much as possible, while mitigating overfitting.</w:t>
       </w:r>
       <w:r>
         <w:rPr>
@@ -3124,19 +2856,11 @@
       </w:r>
     </w:p>
     <w:p>
-      <w:proofErr w:type="gramStart"/>
-      <w:r>
-        <w:rPr>
-          <w:rFonts w:hint="eastAsia"/>
-        </w:rPr>
-        <w:t>A primary difficulty of this competition,</w:t>
-      </w:r>
-      <w:proofErr w:type="gramEnd"/>
-      <w:r>
-        <w:rPr>
-          <w:rFonts w:hint="eastAsia"/>
-        </w:rPr>
-        <w:t xml:space="preserve"> is that Akkadian is a language without a lot of surviving data about it compared to modern languages</w:t>
+      <w:r>
+        <w:rPr>
+          <w:rFonts w:hint="eastAsia"/>
+        </w:rPr>
+        <w:t>A primary difficulty of this competition, is that Akkadian is a language without a lot of surviving data about it compared to modern languages</w:t>
       </w:r>
       <w:r>
         <w:rPr>
@@ -3196,21 +2920,7 @@
         <w:rPr>
           <w:rFonts w:hint="eastAsia"/>
         </w:rPr>
-        <w:t xml:space="preserve"> </w:t>
-      </w:r>
-      <w:proofErr w:type="gramStart"/>
-      <w:r>
-        <w:rPr>
-          <w:rFonts w:hint="eastAsia"/>
-        </w:rPr>
-        <w:t>similar to</w:t>
-      </w:r>
-      <w:proofErr w:type="gramEnd"/>
-      <w:r>
-        <w:rPr>
-          <w:rFonts w:hint="eastAsia"/>
-        </w:rPr>
-        <w:t xml:space="preserve"> that example before. </w:t>
+        <w:t xml:space="preserve"> similar to that example before. </w:t>
       </w:r>
     </w:p>
     <w:p/>
@@ -3224,7 +2934,6 @@
     </w:p>
     <w:p>
       <w:r>
-        <w:lastRenderedPageBreak/>
         <w:t xml:space="preserve">Submissions are evaluated by the </w:t>
       </w:r>
       <w:r>
@@ -3234,7 +2943,7 @@
         </w:rPr>
         <w:t xml:space="preserve">Geometric Mean of the </w:t>
       </w:r>
-      <w:hyperlink r:id="rId14" w:tgtFrame="_blank" w:history="1">
+      <w:hyperlink r:id="rId16" w:tgtFrame="_blank" w:history="1">
         <w:r>
           <w:rPr>
             <w:rStyle w:val="Hyperlink"/>
@@ -3251,24 +2960,14 @@
         </w:rPr>
         <w:t xml:space="preserve"> and the </w:t>
       </w:r>
-      <w:hyperlink r:id="rId15" w:tgtFrame="_blank" w:history="1">
-        <w:proofErr w:type="spellStart"/>
+      <w:hyperlink r:id="rId17" w:tgtFrame="_blank" w:history="1">
         <w:r>
           <w:rPr>
             <w:rStyle w:val="Hyperlink"/>
             <w:b/>
             <w:bCs/>
           </w:rPr>
-          <w:t>chrF</w:t>
-        </w:r>
-        <w:proofErr w:type="spellEnd"/>
-        <w:r>
-          <w:rPr>
-            <w:rStyle w:val="Hyperlink"/>
-            <w:b/>
-            <w:bCs/>
-          </w:rPr>
-          <w:t>++</w:t>
+          <w:t>chrF++</w:t>
         </w:r>
       </w:hyperlink>
       <w:r>
@@ -3356,52 +3055,16 @@
     </w:p>
     <w:p>
       <w:r>
-        <w:t xml:space="preserve">The primary difficulty of working with low resource languages is that there is often not enough data to train a model with brute force by throwing </w:t>
-      </w:r>
-      <w:proofErr w:type="gramStart"/>
-      <w:r>
-        <w:t>more and more</w:t>
-      </w:r>
-      <w:proofErr w:type="gramEnd"/>
-      <w:r>
-        <w:t xml:space="preserve"> data at it. </w:t>
-      </w:r>
-      <w:proofErr w:type="gramStart"/>
-      <w:r>
-        <w:t>Instead</w:t>
-      </w:r>
-      <w:proofErr w:type="gramEnd"/>
-      <w:r>
-        <w:t xml:space="preserve"> it can be helpful to get clever and create fake, but similar data through a </w:t>
-      </w:r>
-      <w:proofErr w:type="gramStart"/>
-      <w:r>
-        <w:t>techniques</w:t>
-      </w:r>
-      <w:proofErr w:type="gramEnd"/>
-      <w:r>
-        <w:t xml:space="preserve"> broadly called "Data Augmentation" or "Data Imputation" to give the model more variance in what it sees and prevent overfitting to the small training set. Additionally, introducing noise into the data can also do a similar effect, as this is </w:t>
-      </w:r>
-      <w:proofErr w:type="gramStart"/>
-      <w:r>
-        <w:t>similar to</w:t>
-      </w:r>
-      <w:proofErr w:type="gramEnd"/>
-      <w:r>
-        <w:t xml:space="preserve"> what data augmentation is.</w:t>
-      </w:r>
-    </w:p>
-    <w:p>
-      <w:r>
-        <w:t xml:space="preserve">The best data augmentation techniques introduce new, accurate </w:t>
-      </w:r>
-      <w:proofErr w:type="gramStart"/>
-      <w:r>
-        <w:t>data,</w:t>
-      </w:r>
-      <w:proofErr w:type="gramEnd"/>
-      <w:r>
-        <w:t xml:space="preserve"> that has relevant new information not included in the base dataset. For sentences, this could be swapping out words with other grammatically correct ones.</w:t>
+        <w:t xml:space="preserve">The primary difficulty of working with low resource languages is that there is often not enough data to train a model with brute force by throwing more and more data at it. Instead it can be helpful to get clever and create fake, but similar data through a techniques broadly called "Data Augmentation" or "Data Imputation" to give the model more variance in what it sees and prevent overfitting to the small training set. Additionally, introducing </w:t>
+      </w:r>
+      <w:r>
+        <w:lastRenderedPageBreak/>
+        <w:t>noise into the data can also do a similar effect, as this is similar to what data augmentation is.</w:t>
+      </w:r>
+    </w:p>
+    <w:p>
+      <w:r>
+        <w:t>The best data augmentation techniques introduce new, accurate data, that has relevant new information not included in the base dataset. For sentences, this could be swapping out words with other grammatically correct ones.</w:t>
       </w:r>
     </w:p>
     <w:p>
@@ -3442,21 +3105,7 @@
         <w:rPr>
           <w:highlight w:val="yellow"/>
         </w:rPr>
-        <w:t xml:space="preserve">There are </w:t>
-      </w:r>
-      <w:proofErr w:type="gramStart"/>
-      <w:r>
-        <w:rPr>
-          <w:highlight w:val="yellow"/>
-        </w:rPr>
-        <w:t>many different kinds of</w:t>
-      </w:r>
-      <w:proofErr w:type="gramEnd"/>
-      <w:r>
-        <w:rPr>
-          <w:highlight w:val="yellow"/>
-        </w:rPr>
-        <w:t xml:space="preserve"> data augmentation techniques. </w:t>
+        <w:t xml:space="preserve">There are many different kinds of data augmentation techniques. </w:t>
       </w:r>
     </w:p>
     <w:p>
@@ -3521,310 +3170,92 @@
         <w:rPr>
           <w:highlight w:val="yellow"/>
         </w:rPr>
-        <w:t xml:space="preserve">            - You add spans of blankness and have the model guess what must go into those blank sections.  This trains the model to better recognize common patterns of words in the text, so the intuition is that it will help with grammar and with familiarizing the model to the domain space. This is a common pre-training technique used across NLP. It would be useful here because it could make use of untranslated </w:t>
-      </w:r>
-      <w:proofErr w:type="spellStart"/>
-      <w:r>
-        <w:rPr>
-          <w:highlight w:val="yellow"/>
-        </w:rPr>
-        <w:t>akkadian</w:t>
-      </w:r>
-      <w:proofErr w:type="spellEnd"/>
-      <w:r>
-        <w:rPr>
-          <w:highlight w:val="yellow"/>
-        </w:rPr>
-        <w:t xml:space="preserve"> text as well, without requiring an </w:t>
-      </w:r>
-      <w:proofErr w:type="spellStart"/>
-      <w:r>
-        <w:rPr>
-          <w:highlight w:val="yellow"/>
-        </w:rPr>
-        <w:t>english</w:t>
-      </w:r>
-      <w:proofErr w:type="spellEnd"/>
-      <w:r>
-        <w:rPr>
-          <w:highlight w:val="yellow"/>
-        </w:rPr>
-        <w:t xml:space="preserve"> translation to have been made.</w:t>
-      </w:r>
-    </w:p>
-    <w:p>
-      <w:pPr>
-        <w:rPr>
-          <w:highlight w:val="yellow"/>
-        </w:rPr>
-      </w:pPr>
+        <w:t>            - You add spans of blankness and have the model guess what must go into those blank sections.  This trains the model to better recognize common patterns of words in the text, so the intuition is that it will help with grammar and with familiarizing the model to the domain space. This is a common pre-training technique used across NLP. It would be useful here because it could make use of untranslated akkadian text as well, without requiring an english translation to have been made.</w:t>
+      </w:r>
+    </w:p>
+    <w:p>
+      <w:pPr>
+        <w:rPr>
+          <w:highlight w:val="yellow"/>
+        </w:rPr>
+      </w:pPr>
+      <w:r>
+        <w:rPr>
+          <w:highlight w:val="yellow"/>
+        </w:rPr>
+        <w:t>        - En-Akk</w:t>
+      </w:r>
+    </w:p>
+    <w:p>
+      <w:pPr>
+        <w:rPr>
+          <w:highlight w:val="yellow"/>
+        </w:rPr>
+      </w:pPr>
+      <w:r>
+        <w:rPr>
+          <w:highlight w:val="yellow"/>
+        </w:rPr>
+        <w:t>            - Taking the english and akkadian translation pair and considering it as one data point to put gaps into.</w:t>
+      </w:r>
+    </w:p>
+    <w:p>
+      <w:pPr>
+        <w:rPr>
+          <w:highlight w:val="yellow"/>
+        </w:rPr>
+      </w:pPr>
+      <w:r>
+        <w:rPr>
+          <w:highlight w:val="yellow"/>
+        </w:rPr>
+        <w:t>    - Instance Crossover Augmentation</w:t>
+      </w:r>
+    </w:p>
+    <w:p>
+      <w:pPr>
+        <w:rPr>
+          <w:highlight w:val="yellow"/>
+        </w:rPr>
+      </w:pPr>
+      <w:r>
+        <w:rPr>
+          <w:highlight w:val="yellow"/>
+        </w:rPr>
+        <w:t>        - You take two sentences and choose a point to cut each sentence off, cutting it into a A/B pair and C/D pair. Then you the later half of the sentences to create a A/D and C/B set of sentences. This roughly preserves grammatical structure while adding noise that the model must figure out. For a translation, you can do roughly the same thing just doing it for both the akkadian and english sides.</w:t>
+      </w:r>
+    </w:p>
+    <w:p>
+      <w:pPr>
+        <w:rPr>
+          <w:highlight w:val="yellow"/>
+        </w:rPr>
+      </w:pPr>
+      <w:r>
+        <w:rPr>
+          <w:highlight w:val="yellow"/>
+        </w:rPr>
+        <w:t>    - (Reverse) backtranslation</w:t>
+      </w:r>
+    </w:p>
+    <w:p>
+      <w:pPr>
+        <w:rPr>
+          <w:highlight w:val="yellow"/>
+        </w:rPr>
+      </w:pPr>
+      <w:r>
+        <w:rPr>
+          <w:highlight w:val="yellow"/>
+        </w:rPr>
+        <w:t xml:space="preserve">        - You translate backwards, from akkadian to english, then you translate that fake akkadian back to english, and you've now got a set of akkadian/english pairs which are both </w:t>
+      </w:r>
       <w:r>
         <w:rPr>
           <w:highlight w:val="yellow"/>
         </w:rPr>
         <w:lastRenderedPageBreak/>
-        <w:t>        - En-Akk</w:t>
-      </w:r>
-    </w:p>
-    <w:p>
-      <w:pPr>
-        <w:rPr>
-          <w:highlight w:val="yellow"/>
-        </w:rPr>
-      </w:pPr>
-      <w:r>
-        <w:rPr>
-          <w:highlight w:val="yellow"/>
-        </w:rPr>
-        <w:t xml:space="preserve">            - Taking the </w:t>
-      </w:r>
-      <w:proofErr w:type="spellStart"/>
-      <w:r>
-        <w:rPr>
-          <w:highlight w:val="yellow"/>
-        </w:rPr>
-        <w:t>english</w:t>
-      </w:r>
-      <w:proofErr w:type="spellEnd"/>
-      <w:r>
-        <w:rPr>
-          <w:highlight w:val="yellow"/>
-        </w:rPr>
-        <w:t xml:space="preserve"> and </w:t>
-      </w:r>
-      <w:proofErr w:type="spellStart"/>
-      <w:r>
-        <w:rPr>
-          <w:highlight w:val="yellow"/>
-        </w:rPr>
-        <w:t>akkadian</w:t>
-      </w:r>
-      <w:proofErr w:type="spellEnd"/>
-      <w:r>
-        <w:rPr>
-          <w:highlight w:val="yellow"/>
-        </w:rPr>
-        <w:t xml:space="preserve"> translation pair and considering it as one data point to put gaps into.</w:t>
-      </w:r>
-    </w:p>
-    <w:p>
-      <w:pPr>
-        <w:rPr>
-          <w:highlight w:val="yellow"/>
-        </w:rPr>
-      </w:pPr>
-      <w:r>
-        <w:rPr>
-          <w:highlight w:val="yellow"/>
-        </w:rPr>
-        <w:t>    - Instance Crossover Augmentation</w:t>
-      </w:r>
-    </w:p>
-    <w:p>
-      <w:pPr>
-        <w:rPr>
-          <w:highlight w:val="yellow"/>
-        </w:rPr>
-      </w:pPr>
-      <w:r>
-        <w:rPr>
-          <w:highlight w:val="yellow"/>
-        </w:rPr>
-        <w:t xml:space="preserve">        - You take two sentences and choose a point to cut each sentence off, cutting it into a A/B pair and C/D pair. Then </w:t>
-      </w:r>
-      <w:proofErr w:type="gramStart"/>
-      <w:r>
-        <w:rPr>
-          <w:highlight w:val="yellow"/>
-        </w:rPr>
-        <w:t>you</w:t>
-      </w:r>
-      <w:proofErr w:type="gramEnd"/>
-      <w:r>
-        <w:rPr>
-          <w:highlight w:val="yellow"/>
-        </w:rPr>
-        <w:t xml:space="preserve"> the </w:t>
-      </w:r>
-      <w:proofErr w:type="spellStart"/>
-      <w:r>
-        <w:rPr>
-          <w:highlight w:val="yellow"/>
-        </w:rPr>
-        <w:t>later</w:t>
-      </w:r>
-      <w:proofErr w:type="spellEnd"/>
-      <w:r>
-        <w:rPr>
-          <w:highlight w:val="yellow"/>
-        </w:rPr>
-        <w:t xml:space="preserve"> half of the sentences to create </w:t>
-      </w:r>
-      <w:proofErr w:type="gramStart"/>
-      <w:r>
-        <w:rPr>
-          <w:highlight w:val="yellow"/>
-        </w:rPr>
-        <w:t>a A</w:t>
-      </w:r>
-      <w:proofErr w:type="gramEnd"/>
-      <w:r>
-        <w:rPr>
-          <w:highlight w:val="yellow"/>
-        </w:rPr>
-        <w:t xml:space="preserve">/D and C/B set of sentences. This roughly preserves grammatical structure while adding noise that the model must figure out. For a translation, you can do roughly the same thing just doing it for both the </w:t>
-      </w:r>
-      <w:proofErr w:type="spellStart"/>
-      <w:r>
-        <w:rPr>
-          <w:highlight w:val="yellow"/>
-        </w:rPr>
-        <w:t>akkadian</w:t>
-      </w:r>
-      <w:proofErr w:type="spellEnd"/>
-      <w:r>
-        <w:rPr>
-          <w:highlight w:val="yellow"/>
-        </w:rPr>
-        <w:t xml:space="preserve"> and </w:t>
-      </w:r>
-      <w:proofErr w:type="spellStart"/>
-      <w:r>
-        <w:rPr>
-          <w:highlight w:val="yellow"/>
-        </w:rPr>
-        <w:t>english</w:t>
-      </w:r>
-      <w:proofErr w:type="spellEnd"/>
-      <w:r>
-        <w:rPr>
-          <w:highlight w:val="yellow"/>
-        </w:rPr>
-        <w:t xml:space="preserve"> sides.</w:t>
-      </w:r>
-    </w:p>
-    <w:p>
-      <w:pPr>
-        <w:rPr>
-          <w:highlight w:val="yellow"/>
-        </w:rPr>
-      </w:pPr>
-      <w:r>
-        <w:rPr>
-          <w:highlight w:val="yellow"/>
-        </w:rPr>
-        <w:t>    - (Reverse) backtranslation</w:t>
-      </w:r>
-    </w:p>
-    <w:p>
-      <w:pPr>
-        <w:rPr>
-          <w:highlight w:val="yellow"/>
-        </w:rPr>
-      </w:pPr>
-      <w:r>
-        <w:rPr>
-          <w:highlight w:val="yellow"/>
-        </w:rPr>
-        <w:t xml:space="preserve">        - You translate backwards, from </w:t>
-      </w:r>
-      <w:proofErr w:type="spellStart"/>
-      <w:r>
-        <w:rPr>
-          <w:highlight w:val="yellow"/>
-        </w:rPr>
-        <w:t>akkadian</w:t>
-      </w:r>
-      <w:proofErr w:type="spellEnd"/>
-      <w:r>
-        <w:rPr>
-          <w:highlight w:val="yellow"/>
-        </w:rPr>
-        <w:t xml:space="preserve"> to </w:t>
-      </w:r>
-      <w:proofErr w:type="spellStart"/>
-      <w:r>
-        <w:rPr>
-          <w:highlight w:val="yellow"/>
-        </w:rPr>
-        <w:t>english</w:t>
-      </w:r>
-      <w:proofErr w:type="spellEnd"/>
-      <w:r>
-        <w:rPr>
-          <w:highlight w:val="yellow"/>
-        </w:rPr>
-        <w:t xml:space="preserve">, then you translate that fake </w:t>
-      </w:r>
-      <w:proofErr w:type="spellStart"/>
-      <w:r>
-        <w:rPr>
-          <w:highlight w:val="yellow"/>
-        </w:rPr>
-        <w:t>akkadian</w:t>
-      </w:r>
-      <w:proofErr w:type="spellEnd"/>
-      <w:r>
-        <w:rPr>
-          <w:highlight w:val="yellow"/>
-        </w:rPr>
-        <w:t xml:space="preserve"> back to </w:t>
-      </w:r>
-      <w:proofErr w:type="spellStart"/>
-      <w:r>
-        <w:rPr>
-          <w:highlight w:val="yellow"/>
-        </w:rPr>
-        <w:t>english</w:t>
-      </w:r>
-      <w:proofErr w:type="spellEnd"/>
-      <w:r>
-        <w:rPr>
-          <w:highlight w:val="yellow"/>
-        </w:rPr>
-        <w:t xml:space="preserve">, and you've now got a set of </w:t>
-      </w:r>
-      <w:proofErr w:type="spellStart"/>
-      <w:r>
-        <w:rPr>
-          <w:highlight w:val="yellow"/>
-        </w:rPr>
-        <w:t>akkadian</w:t>
-      </w:r>
-      <w:proofErr w:type="spellEnd"/>
-      <w:r>
-        <w:rPr>
-          <w:highlight w:val="yellow"/>
-        </w:rPr>
-        <w:t>/</w:t>
-      </w:r>
-      <w:proofErr w:type="spellStart"/>
-      <w:r>
-        <w:rPr>
-          <w:highlight w:val="yellow"/>
-        </w:rPr>
-        <w:t>english</w:t>
-      </w:r>
-      <w:proofErr w:type="spellEnd"/>
-      <w:r>
-        <w:rPr>
-          <w:highlight w:val="yellow"/>
-        </w:rPr>
-        <w:t xml:space="preserve"> pairs which are both fake. This allows you to add noise to your data and can broaden the data the model will fit properly </w:t>
-      </w:r>
-      <w:proofErr w:type="gramStart"/>
-      <w:r>
-        <w:rPr>
-          <w:highlight w:val="yellow"/>
-        </w:rPr>
-        <w:t>to</w:t>
-      </w:r>
-      <w:proofErr w:type="gramEnd"/>
-      <w:r>
-        <w:rPr>
-          <w:highlight w:val="yellow"/>
-        </w:rPr>
-        <w:t>.</w:t>
+        <w:t>fake. This allows you to add noise to your data and can broaden the data the model will fit properly to.</w:t>
       </w:r>
     </w:p>
     <w:p>
@@ -3850,49 +3281,7 @@
         <w:rPr>
           <w:highlight w:val="yellow"/>
         </w:rPr>
-        <w:t xml:space="preserve">        - You create word embeddings to be able to categorize the words and find their </w:t>
-      </w:r>
-      <w:proofErr w:type="gramStart"/>
-      <w:r>
-        <w:rPr>
-          <w:highlight w:val="yellow"/>
-        </w:rPr>
-        <w:t>synonyms, or</w:t>
-      </w:r>
-      <w:proofErr w:type="gramEnd"/>
-      <w:r>
-        <w:rPr>
-          <w:highlight w:val="yellow"/>
-        </w:rPr>
-        <w:t xml:space="preserve"> find words which fit similarly into a grammar structure. Then you can swap out similar words to create more training data that is still roughly correct. You can use libraries like </w:t>
-      </w:r>
-      <w:proofErr w:type="spellStart"/>
-      <w:r>
-        <w:rPr>
-          <w:highlight w:val="yellow"/>
-        </w:rPr>
-        <w:t>Gensim</w:t>
-      </w:r>
-      <w:proofErr w:type="spellEnd"/>
-      <w:r>
-        <w:rPr>
-          <w:highlight w:val="yellow"/>
-        </w:rPr>
-        <w:t xml:space="preserve"> to accomplish this. For a bilingual translation, </w:t>
-      </w:r>
-      <w:proofErr w:type="spellStart"/>
-      <w:r>
-        <w:rPr>
-          <w:highlight w:val="yellow"/>
-        </w:rPr>
-        <w:t>vecmap</w:t>
-      </w:r>
-      <w:proofErr w:type="spellEnd"/>
-      <w:r>
-        <w:rPr>
-          <w:highlight w:val="yellow"/>
-        </w:rPr>
-        <w:t xml:space="preserve"> is a popular technique to connect word embeddings from different languages together, so that you can find words which have the most similarity to each other across the languages. A dictionary would be a better approach, but word embeddings are easier to automate.</w:t>
+        <w:t>        - You create word embeddings to be able to categorize the words and find their synonyms, or find words which fit similarly into a grammar structure. Then you can swap out similar words to create more training data that is still roughly correct. You can use libraries like Gensim to accomplish this. For a bilingual translation, vecmap is a popular technique to connect word embeddings from different languages together, so that you can find words which have the most similarity to each other across the languages. A dictionary would be a better approach, but word embeddings are easier to automate.</w:t>
       </w:r>
     </w:p>
     <w:p>
@@ -3970,21 +3359,7 @@
         <w:rPr>
           <w:highlight w:val="yellow"/>
         </w:rPr>
-        <w:t xml:space="preserve">        - Blank </w:t>
-      </w:r>
-      <w:proofErr w:type="gramStart"/>
-      <w:r>
-        <w:rPr>
-          <w:highlight w:val="yellow"/>
-        </w:rPr>
-        <w:t>noising</w:t>
-      </w:r>
-      <w:proofErr w:type="gramEnd"/>
-      <w:r>
-        <w:rPr>
-          <w:highlight w:val="yellow"/>
-        </w:rPr>
-        <w:t>, replacing words with "_" or some other thing.</w:t>
+        <w:t>        - Blank noising, replacing words with "_" or some other thing.</w:t>
       </w:r>
     </w:p>
     <w:p>
@@ -4023,7 +3398,6 @@
         <w:rPr>
           <w:highlight w:val="yellow"/>
         </w:rPr>
-        <w:lastRenderedPageBreak/>
         <w:t>        - Random Swap</w:t>
       </w:r>
     </w:p>
@@ -4095,16 +3469,8 @@
         <w:rPr>
           <w:highlight w:val="yellow"/>
         </w:rPr>
-        <w:t xml:space="preserve">- [Translating Akkadian to English with neural machine </w:t>
-      </w:r>
-      <w:proofErr w:type="gramStart"/>
-      <w:r>
-        <w:rPr>
-          <w:highlight w:val="yellow"/>
-        </w:rPr>
-        <w:t>translation](</w:t>
-      </w:r>
-      <w:proofErr w:type="gramEnd"/>
+        <w:t>- [Translating Akkadian to English with neural machine translation](</w:t>
+      </w:r>
       <w:r>
         <w:rPr>
           <w:highlight w:val="yellow"/>
@@ -4129,57 +3495,16 @@
         <w:rPr>
           <w:highlight w:val="yellow"/>
         </w:rPr>
-        <w:t xml:space="preserve">- </w:t>
-      </w:r>
-      <w:proofErr w:type="spellStart"/>
-      <w:r>
-        <w:rPr>
-          <w:highlight w:val="yellow"/>
-        </w:rPr>
-        <w:t>Huggingface</w:t>
-      </w:r>
-      <w:proofErr w:type="spellEnd"/>
-      <w:r>
-        <w:rPr>
-          <w:highlight w:val="yellow"/>
-        </w:rPr>
-        <w:t xml:space="preserve"> </w:t>
-      </w:r>
-      <w:proofErr w:type="gramStart"/>
-      <w:r>
-        <w:rPr>
-          <w:highlight w:val="yellow"/>
-        </w:rPr>
-        <w:t>dataset  /</w:t>
-      </w:r>
-      <w:proofErr w:type="gramEnd"/>
-      <w:r>
-        <w:rPr>
-          <w:highlight w:val="yellow"/>
-        </w:rPr>
-        <w:t>/ TODO grab this</w:t>
-      </w:r>
-    </w:p>
-    <w:p>
-      <w:r>
-        <w:rPr>
-          <w:highlight w:val="yellow"/>
-        </w:rPr>
-        <w:t xml:space="preserve">- TODO See if there are any other citations from the </w:t>
-      </w:r>
-      <w:proofErr w:type="spellStart"/>
-      <w:r>
-        <w:rPr>
-          <w:highlight w:val="yellow"/>
-        </w:rPr>
-        <w:t>kaggle</w:t>
-      </w:r>
-      <w:proofErr w:type="spellEnd"/>
-      <w:r>
-        <w:rPr>
-          <w:highlight w:val="yellow"/>
-        </w:rPr>
-        <w:t xml:space="preserve"> peeps</w:t>
+        <w:lastRenderedPageBreak/>
+        <w:t>- Huggingface dataset  // TODO grab this</w:t>
+      </w:r>
+    </w:p>
+    <w:p>
+      <w:r>
+        <w:rPr>
+          <w:highlight w:val="yellow"/>
+        </w:rPr>
+        <w:t>- TODO See if there are any other citations from the kaggle peeps</w:t>
       </w:r>
     </w:p>
     <w:p>
@@ -4188,92 +3513,80 @@
           <w:b/>
           <w:bCs/>
         </w:rPr>
-        <w:t xml:space="preserve">## The results of the </w:t>
-      </w:r>
-      <w:proofErr w:type="spellStart"/>
+        <w:t>## The results of the kaggle competition</w:t>
+      </w:r>
+    </w:p>
+    <w:p>
+      <w:pPr>
+        <w:rPr>
+          <w:highlight w:val="cyan"/>
+        </w:rPr>
+      </w:pPr>
+      <w:r>
+        <w:rPr>
+          <w:highlight w:val="cyan"/>
+        </w:rPr>
+        <w:t>Almost every top placing competitor made their own dataset from akkadian research data that was outside of the ones provided in the competition. Many made a pipeline using OCR for pdfs, and utilizing LLMs for processing that data further, with some even making translations with LLMs.</w:t>
+      </w:r>
+    </w:p>
+    <w:p>
+      <w:pPr>
+        <w:rPr>
+          <w:highlight w:val="cyan"/>
+        </w:rPr>
+      </w:pPr>
+      <w:r>
+        <w:rPr>
+          <w:highlight w:val="cyan"/>
+        </w:rPr>
+        <w:t>A lot of the top solutions also did extensive processing to clean the data too. And their final solutions were all about having good data, rather than fancy model tricks.</w:t>
+      </w:r>
+    </w:p>
+    <w:p>
+      <w:pPr>
+        <w:rPr>
+          <w:highlight w:val="cyan"/>
+        </w:rPr>
+      </w:pPr>
+      <w:r>
+        <w:rPr>
+          <w:highlight w:val="cyan"/>
+        </w:rPr>
+        <w:t>This shows that in a low resource data environment, it is always best to get more data. Many of the competitors also did data augmentation techniques, but not all of them.</w:t>
+      </w:r>
+    </w:p>
+    <w:p>
+      <w:r>
+        <w:rPr>
+          <w:rFonts w:hint="eastAsia"/>
+          <w:highlight w:val="cyan"/>
+        </w:rPr>
+        <w:t>Many of the highest performing teams tried many different techniques and did tests to see which performed well</w:t>
+      </w:r>
+      <w:r>
+        <w:rPr>
+          <w:rFonts w:hint="eastAsia"/>
+          <w:highlight w:val="cyan"/>
+        </w:rPr>
+        <w:t>.</w:t>
+      </w:r>
+    </w:p>
+    <w:p>
       <w:r>
         <w:rPr>
           <w:b/>
           <w:bCs/>
         </w:rPr>
-        <w:t>kaggle</w:t>
-      </w:r>
-      <w:proofErr w:type="spellEnd"/>
+        <w:t># Methodology</w:t>
+      </w:r>
+    </w:p>
+    <w:p>
       <w:r>
         <w:rPr>
           <w:b/>
           <w:bCs/>
         </w:rPr>
-        <w:t xml:space="preserve"> competition</w:t>
-      </w:r>
-    </w:p>
-    <w:p>
-      <w:pPr>
-        <w:rPr>
-          <w:highlight w:val="cyan"/>
-        </w:rPr>
-      </w:pPr>
-      <w:r>
-        <w:rPr>
-          <w:highlight w:val="cyan"/>
-        </w:rPr>
-        <w:t xml:space="preserve">Almost every top placing competitor made their own dataset from </w:t>
-      </w:r>
-      <w:proofErr w:type="spellStart"/>
-      <w:r>
-        <w:rPr>
-          <w:highlight w:val="cyan"/>
-        </w:rPr>
-        <w:t>akkadian</w:t>
-      </w:r>
-      <w:proofErr w:type="spellEnd"/>
-      <w:r>
-        <w:rPr>
-          <w:highlight w:val="cyan"/>
-        </w:rPr>
-        <w:t xml:space="preserve"> research data that was outside of the ones provided in the competition. Many made a pipeline using OCR for pdfs, and utilizing LLMs for processing that data further, with some even making translations with LLMs.</w:t>
-      </w:r>
-    </w:p>
-    <w:p>
-      <w:pPr>
-        <w:rPr>
-          <w:highlight w:val="cyan"/>
-        </w:rPr>
-      </w:pPr>
-      <w:r>
-        <w:rPr>
-          <w:highlight w:val="cyan"/>
-        </w:rPr>
-        <w:t>A lot of the top solutions also did extensive processing to clean the data too. And their final solutions were all about having good data, rather than fancy model tricks.</w:t>
-      </w:r>
-    </w:p>
-    <w:p>
-      <w:pPr>
-        <w:rPr>
-          <w:highlight w:val="cyan"/>
-        </w:rPr>
-      </w:pPr>
-      <w:r>
-        <w:rPr>
-          <w:highlight w:val="cyan"/>
-        </w:rPr>
-        <w:t>This shows that in a low resource data environment, it is always best to get more data. Many of the competitors also did data augmentation techniques, but not all of them.</w:t>
-      </w:r>
-    </w:p>
-    <w:p>
-      <w:r>
-        <w:rPr>
-          <w:rFonts w:hint="eastAsia"/>
-          <w:highlight w:val="cyan"/>
-        </w:rPr>
-        <w:t>Many of the highest performing teams tried many different techniques and did tests to see which performed well</w:t>
-      </w:r>
-      <w:r>
-        <w:rPr>
-          <w:rFonts w:hint="eastAsia"/>
-          <w:highlight w:val="cyan"/>
-        </w:rPr>
-        <w:t>.</w:t>
+        <w:t>## My experimentation during the competition</w:t>
       </w:r>
     </w:p>
     <w:p>
@@ -4282,450 +3595,364 @@
           <w:b/>
           <w:bCs/>
         </w:rPr>
-        <w:t># Methodology</w:t>
-      </w:r>
-    </w:p>
-    <w:p>
+        <w:t>### Techniques</w:t>
+      </w:r>
+    </w:p>
+    <w:p>
+      <w:pPr>
+        <w:rPr>
+          <w:highlight w:val="yellow"/>
+        </w:rPr>
+      </w:pPr>
+      <w:r>
+        <w:rPr>
+          <w:highlight w:val="yellow"/>
+        </w:rPr>
+        <w:t>- Fine-tuned arabic to akkadian model</w:t>
+      </w:r>
+    </w:p>
+    <w:p>
+      <w:pPr>
+        <w:rPr>
+          <w:highlight w:val="yellow"/>
+        </w:rPr>
+      </w:pPr>
+      <w:r>
+        <w:rPr>
+          <w:rFonts w:hint="eastAsia"/>
+          <w:highlight w:val="yellow"/>
+        </w:rPr>
+        <w:t xml:space="preserve">At first I explored using a model which was pretrained to translate Arabic to English. Arabic is a fairly close living relative of the </w:t>
+      </w:r>
+      <w:r>
+        <w:rPr>
+          <w:highlight w:val="yellow"/>
+        </w:rPr>
+        <w:t>Akkadian</w:t>
+      </w:r>
+      <w:r>
+        <w:rPr>
+          <w:rFonts w:hint="eastAsia"/>
+          <w:highlight w:val="yellow"/>
+        </w:rPr>
+        <w:t xml:space="preserve"> language, and it has the most data available out of all of Akkadian</w:t>
+      </w:r>
+      <w:r>
+        <w:rPr>
+          <w:highlight w:val="yellow"/>
+        </w:rPr>
+        <w:t>’</w:t>
+      </w:r>
+      <w:r>
+        <w:rPr>
+          <w:rFonts w:hint="eastAsia"/>
+          <w:highlight w:val="yellow"/>
+        </w:rPr>
+        <w:t>s relatives so I thought it would be a good choice. However, the model did not work as well as byt5, likely because the tokenizer had to be retrained extensively to change from Arabic text to Akkadian transliterated text.</w:t>
+      </w:r>
+    </w:p>
+    <w:p>
+      <w:pPr>
+        <w:rPr>
+          <w:highlight w:val="yellow"/>
+        </w:rPr>
+      </w:pPr>
+      <w:r>
+        <w:rPr>
+          <w:highlight w:val="yellow"/>
+        </w:rPr>
+        <w:t>- Fine-tuned arabic to akkadian model with frozen decoder</w:t>
+      </w:r>
+    </w:p>
+    <w:p>
+      <w:pPr>
+        <w:rPr>
+          <w:highlight w:val="yellow"/>
+        </w:rPr>
+      </w:pPr>
+      <w:r>
+        <w:rPr>
+          <w:rFonts w:hint="eastAsia"/>
+          <w:highlight w:val="yellow"/>
+        </w:rPr>
+        <w:t xml:space="preserve">I thought that maybe </w:t>
+      </w:r>
+      <w:r>
+        <w:rPr>
+          <w:highlight w:val="yellow"/>
+        </w:rPr>
+        <w:t>I</w:t>
+      </w:r>
+      <w:r>
+        <w:rPr>
+          <w:rFonts w:hint="eastAsia"/>
+          <w:highlight w:val="yellow"/>
+        </w:rPr>
+        <w:t>f I froze the decoder I could train it faster, but it did not help.</w:t>
+      </w:r>
+      <w:r>
+        <w:rPr>
+          <w:rFonts w:hint="eastAsia"/>
+          <w:highlight w:val="yellow"/>
+        </w:rPr>
+        <w:t xml:space="preserve"> Freezing the decoder would mean that after the info in the model is compressed into a mathematical form, it is decoded in the same way. </w:t>
+      </w:r>
+      <w:r>
+        <w:rPr>
+          <w:highlight w:val="yellow"/>
+        </w:rPr>
+        <w:t>T</w:t>
+      </w:r>
+      <w:r>
+        <w:rPr>
+          <w:rFonts w:hint="eastAsia"/>
+          <w:highlight w:val="yellow"/>
+        </w:rPr>
+        <w:t>his means that only half the model (the encoder) needs to change and be trained. So it should train twice as fast.</w:t>
+      </w:r>
+      <w:r>
+        <w:rPr>
+          <w:rFonts w:hint="eastAsia"/>
+          <w:highlight w:val="yellow"/>
+        </w:rPr>
+        <w:t xml:space="preserve"> It </w:t>
+      </w:r>
+      <w:r>
+        <w:rPr>
+          <w:highlight w:val="yellow"/>
+        </w:rPr>
+        <w:t>didn’t</w:t>
+      </w:r>
+      <w:r>
+        <w:rPr>
+          <w:rFonts w:hint="eastAsia"/>
+          <w:highlight w:val="yellow"/>
+        </w:rPr>
+        <w:t xml:space="preserve"> help though lol.</w:t>
+      </w:r>
+    </w:p>
+    <w:p>
+      <w:pPr>
+        <w:rPr>
+          <w:highlight w:val="yellow"/>
+        </w:rPr>
+      </w:pPr>
+      <w:r>
+        <w:rPr>
+          <w:highlight w:val="yellow"/>
+        </w:rPr>
+        <w:t>- Byt5 base comparison</w:t>
+      </w:r>
+    </w:p>
+    <w:p>
+      <w:pPr>
+        <w:rPr>
+          <w:highlight w:val="yellow"/>
+        </w:rPr>
+      </w:pPr>
+      <w:r>
+        <w:rPr>
+          <w:highlight w:val="yellow"/>
+        </w:rPr>
+        <w:t>- Dictionary+train_df trained model</w:t>
+      </w:r>
+    </w:p>
+    <w:p>
+      <w:pPr>
+        <w:rPr>
+          <w:highlight w:val="yellow"/>
+        </w:rPr>
+      </w:pPr>
+      <w:r>
+        <w:rPr>
+          <w:highlight w:val="yellow"/>
+        </w:rPr>
+        <w:lastRenderedPageBreak/>
+        <w:t>- Sentence splice model (splice two different translation pairs together at a random point)</w:t>
+      </w:r>
+    </w:p>
+    <w:p>
+      <w:pPr>
+        <w:rPr>
+          <w:highlight w:val="yellow"/>
+        </w:rPr>
+      </w:pPr>
+      <w:r>
+        <w:rPr>
+          <w:highlight w:val="yellow"/>
+        </w:rPr>
+        <w:t>- backtranslation+train_df trained model</w:t>
+      </w:r>
+    </w:p>
+    <w:p>
+      <w:pPr>
+        <w:rPr>
+          <w:highlight w:val="yellow"/>
+        </w:rPr>
+      </w:pPr>
+      <w:r>
+        <w:rPr>
+          <w:highlight w:val="yellow"/>
+        </w:rPr>
+        <w:t>- Number substitution model</w:t>
+      </w:r>
+    </w:p>
+    <w:p>
+      <w:pPr>
+        <w:rPr>
+          <w:highlight w:val="yellow"/>
+        </w:rPr>
+      </w:pPr>
+      <w:r>
+        <w:rPr>
+          <w:highlight w:val="yellow"/>
+        </w:rPr>
+        <w:t>- Synonym data augmented model</w:t>
+      </w:r>
+    </w:p>
+    <w:p>
+      <w:pPr>
+        <w:rPr>
+          <w:highlight w:val="yellow"/>
+        </w:rPr>
+      </w:pPr>
+      <w:r>
+        <w:rPr>
+          <w:highlight w:val="yellow"/>
+        </w:rPr>
+        <w:t>- Pretrain "fill in the gaps" before regular training</w:t>
+      </w:r>
+    </w:p>
+    <w:p>
+      <w:pPr>
+        <w:rPr>
+          <w:highlight w:val="yellow"/>
+        </w:rPr>
+      </w:pPr>
       <w:r>
         <w:rPr>
           <w:b/>
           <w:bCs/>
-        </w:rPr>
-        <w:t>## My experimentation during the competition</w:t>
-      </w:r>
-    </w:p>
+          <w:highlight w:val="yellow"/>
+        </w:rPr>
+        <w:t>### Difficulties and considerations</w:t>
+      </w:r>
+    </w:p>
+    <w:p>
+      <w:pPr>
+        <w:rPr>
+          <w:highlight w:val="yellow"/>
+        </w:rPr>
+      </w:pPr>
+      <w:r>
+        <w:rPr>
+          <w:highlight w:val="yellow"/>
+        </w:rPr>
+        <w:t>- Decided not to do a data pipeline on account of the large workload and specific applicability to this data.</w:t>
+      </w:r>
+    </w:p>
+    <w:p>
+      <w:pPr>
+        <w:rPr>
+          <w:highlight w:val="yellow"/>
+        </w:rPr>
+      </w:pPr>
+      <w:r>
+        <w:rPr>
+          <w:highlight w:val="yellow"/>
+        </w:rPr>
+        <w:t>    - OCR, etc.</w:t>
+      </w:r>
+    </w:p>
+    <w:p>
+      <w:r>
+        <w:rPr>
+          <w:highlight w:val="yellow"/>
+        </w:rPr>
+        <w:t>- Focused on NLP data augmentation techniques because they seemed broadly applicable and were new and interesting to me.</w:t>
+      </w:r>
+    </w:p>
+    <w:p/>
     <w:p>
       <w:r>
         <w:rPr>
           <w:b/>
           <w:bCs/>
         </w:rPr>
-        <w:t>### Techniques</w:t>
-      </w:r>
-    </w:p>
-    <w:p>
-      <w:pPr>
-        <w:rPr>
-          <w:highlight w:val="yellow"/>
-        </w:rPr>
-      </w:pPr>
-      <w:r>
-        <w:rPr>
-          <w:highlight w:val="yellow"/>
-        </w:rPr>
-        <w:t xml:space="preserve">- Fine-tuned </w:t>
-      </w:r>
-      <w:proofErr w:type="spellStart"/>
-      <w:r>
-        <w:rPr>
-          <w:highlight w:val="yellow"/>
-        </w:rPr>
-        <w:t>arabic</w:t>
-      </w:r>
-      <w:proofErr w:type="spellEnd"/>
-      <w:r>
-        <w:rPr>
-          <w:highlight w:val="yellow"/>
-        </w:rPr>
-        <w:t xml:space="preserve"> to </w:t>
-      </w:r>
-      <w:proofErr w:type="spellStart"/>
-      <w:r>
-        <w:rPr>
-          <w:highlight w:val="yellow"/>
-        </w:rPr>
-        <w:t>akkadian</w:t>
-      </w:r>
-      <w:proofErr w:type="spellEnd"/>
-      <w:r>
-        <w:rPr>
-          <w:highlight w:val="yellow"/>
-        </w:rPr>
-        <w:t xml:space="preserve"> model</w:t>
-      </w:r>
-    </w:p>
-    <w:p>
-      <w:pPr>
-        <w:rPr>
-          <w:highlight w:val="yellow"/>
-        </w:rPr>
-      </w:pPr>
-      <w:r>
-        <w:rPr>
-          <w:rFonts w:hint="eastAsia"/>
-          <w:highlight w:val="yellow"/>
-        </w:rPr>
-        <w:lastRenderedPageBreak/>
-        <w:t xml:space="preserve">At </w:t>
-      </w:r>
-      <w:proofErr w:type="gramStart"/>
-      <w:r>
-        <w:rPr>
-          <w:rFonts w:hint="eastAsia"/>
-          <w:highlight w:val="yellow"/>
-        </w:rPr>
-        <w:t>first</w:t>
-      </w:r>
-      <w:proofErr w:type="gramEnd"/>
-      <w:r>
-        <w:rPr>
-          <w:rFonts w:hint="eastAsia"/>
-          <w:highlight w:val="yellow"/>
-        </w:rPr>
-        <w:t xml:space="preserve"> I explored using a model which was pretrained to translate Arabic to English. Arabic is a </w:t>
-      </w:r>
-      <w:proofErr w:type="gramStart"/>
-      <w:r>
-        <w:rPr>
-          <w:rFonts w:hint="eastAsia"/>
-          <w:highlight w:val="yellow"/>
-        </w:rPr>
-        <w:t>fairly close</w:t>
-      </w:r>
-      <w:proofErr w:type="gramEnd"/>
-      <w:r>
-        <w:rPr>
-          <w:rFonts w:hint="eastAsia"/>
-          <w:highlight w:val="yellow"/>
-        </w:rPr>
-        <w:t xml:space="preserve"> living relative of the </w:t>
-      </w:r>
-      <w:r>
-        <w:rPr>
-          <w:highlight w:val="yellow"/>
-        </w:rPr>
-        <w:t>Akkadian</w:t>
-      </w:r>
-      <w:r>
-        <w:rPr>
-          <w:rFonts w:hint="eastAsia"/>
-          <w:highlight w:val="yellow"/>
-        </w:rPr>
-        <w:t xml:space="preserve"> language, and it has the most data available out of all of Akkadian</w:t>
-      </w:r>
-      <w:r>
-        <w:rPr>
-          <w:highlight w:val="yellow"/>
-        </w:rPr>
-        <w:t>’</w:t>
-      </w:r>
-      <w:r>
-        <w:rPr>
-          <w:rFonts w:hint="eastAsia"/>
-          <w:highlight w:val="yellow"/>
-        </w:rPr>
-        <w:t>s relatives so I thought it would be a good choice. However, the model did not work as well as byt5, likely because the tokenizer had to be retrained extensively to change from Arabic text to Akkadian transliterated text.</w:t>
-      </w:r>
-    </w:p>
-    <w:p>
-      <w:pPr>
-        <w:rPr>
-          <w:highlight w:val="yellow"/>
-        </w:rPr>
-      </w:pPr>
-      <w:r>
-        <w:rPr>
-          <w:highlight w:val="yellow"/>
-        </w:rPr>
-        <w:t xml:space="preserve">- Fine-tuned </w:t>
-      </w:r>
-      <w:proofErr w:type="spellStart"/>
-      <w:r>
-        <w:rPr>
-          <w:highlight w:val="yellow"/>
-        </w:rPr>
-        <w:t>arabic</w:t>
-      </w:r>
-      <w:proofErr w:type="spellEnd"/>
-      <w:r>
-        <w:rPr>
-          <w:highlight w:val="yellow"/>
-        </w:rPr>
-        <w:t xml:space="preserve"> to </w:t>
-      </w:r>
-      <w:proofErr w:type="spellStart"/>
-      <w:r>
-        <w:rPr>
-          <w:highlight w:val="yellow"/>
-        </w:rPr>
-        <w:t>akkadian</w:t>
-      </w:r>
-      <w:proofErr w:type="spellEnd"/>
-      <w:r>
-        <w:rPr>
-          <w:highlight w:val="yellow"/>
-        </w:rPr>
-        <w:t xml:space="preserve"> model with frozen decoder</w:t>
-      </w:r>
-    </w:p>
-    <w:p>
-      <w:pPr>
-        <w:rPr>
-          <w:highlight w:val="yellow"/>
-        </w:rPr>
-      </w:pPr>
-      <w:r>
-        <w:rPr>
-          <w:rFonts w:hint="eastAsia"/>
-          <w:highlight w:val="yellow"/>
-        </w:rPr>
-        <w:t xml:space="preserve">I thought that maybe </w:t>
-      </w:r>
-      <w:r>
-        <w:rPr>
-          <w:highlight w:val="yellow"/>
-        </w:rPr>
-        <w:t>I</w:t>
-      </w:r>
-      <w:r>
-        <w:rPr>
-          <w:rFonts w:hint="eastAsia"/>
-          <w:highlight w:val="yellow"/>
-        </w:rPr>
-        <w:t>f I froze the decoder I could train it faster, but it did not help.</w:t>
-      </w:r>
-      <w:r>
-        <w:rPr>
-          <w:rFonts w:hint="eastAsia"/>
-          <w:highlight w:val="yellow"/>
-        </w:rPr>
-        <w:t xml:space="preserve"> Freezing the decoder would mean that after the info in the model is compressed into a mathematical form, it is decoded in the same way. </w:t>
-      </w:r>
-      <w:r>
-        <w:rPr>
-          <w:highlight w:val="yellow"/>
-        </w:rPr>
-        <w:t>T</w:t>
-      </w:r>
-      <w:r>
-        <w:rPr>
-          <w:rFonts w:hint="eastAsia"/>
-          <w:highlight w:val="yellow"/>
-        </w:rPr>
-        <w:t xml:space="preserve">his means that only half the model (the encoder) needs to change and be trained. </w:t>
-      </w:r>
-      <w:proofErr w:type="gramStart"/>
-      <w:r>
-        <w:rPr>
-          <w:rFonts w:hint="eastAsia"/>
-          <w:highlight w:val="yellow"/>
-        </w:rPr>
-        <w:t>So</w:t>
-      </w:r>
-      <w:proofErr w:type="gramEnd"/>
-      <w:r>
-        <w:rPr>
-          <w:rFonts w:hint="eastAsia"/>
-          <w:highlight w:val="yellow"/>
-        </w:rPr>
-        <w:t xml:space="preserve"> it should train twice as fast.</w:t>
-      </w:r>
-      <w:r>
-        <w:rPr>
-          <w:rFonts w:hint="eastAsia"/>
-          <w:highlight w:val="yellow"/>
-        </w:rPr>
-        <w:t xml:space="preserve"> It </w:t>
-      </w:r>
-      <w:r>
-        <w:rPr>
-          <w:highlight w:val="yellow"/>
-        </w:rPr>
-        <w:t>didn’t</w:t>
-      </w:r>
-      <w:r>
-        <w:rPr>
-          <w:rFonts w:hint="eastAsia"/>
-          <w:highlight w:val="yellow"/>
-        </w:rPr>
-        <w:t xml:space="preserve"> help though lol.</w:t>
-      </w:r>
-    </w:p>
-    <w:p>
-      <w:pPr>
-        <w:rPr>
-          <w:highlight w:val="yellow"/>
-        </w:rPr>
-      </w:pPr>
-      <w:r>
-        <w:rPr>
-          <w:highlight w:val="yellow"/>
-        </w:rPr>
-        <w:t>- Byt5 base comparison</w:t>
-      </w:r>
-    </w:p>
-    <w:p>
-      <w:pPr>
-        <w:rPr>
-          <w:highlight w:val="yellow"/>
-        </w:rPr>
-      </w:pPr>
-      <w:r>
-        <w:rPr>
-          <w:highlight w:val="yellow"/>
-        </w:rPr>
-        <w:t xml:space="preserve">- </w:t>
-      </w:r>
-      <w:proofErr w:type="spellStart"/>
-      <w:r>
-        <w:rPr>
-          <w:highlight w:val="yellow"/>
-        </w:rPr>
-        <w:t>Dictionary+train_df</w:t>
-      </w:r>
-      <w:proofErr w:type="spellEnd"/>
-      <w:r>
-        <w:rPr>
-          <w:highlight w:val="yellow"/>
-        </w:rPr>
-        <w:t xml:space="preserve"> trained model</w:t>
-      </w:r>
-    </w:p>
-    <w:p>
-      <w:pPr>
-        <w:rPr>
-          <w:highlight w:val="yellow"/>
-        </w:rPr>
-      </w:pPr>
-      <w:r>
-        <w:rPr>
-          <w:highlight w:val="yellow"/>
-        </w:rPr>
-        <w:t>- Sentence splice model (splice two different translation pairs together at a random point)</w:t>
-      </w:r>
-    </w:p>
-    <w:p>
-      <w:pPr>
-        <w:rPr>
-          <w:highlight w:val="yellow"/>
-        </w:rPr>
-      </w:pPr>
-      <w:r>
-        <w:rPr>
-          <w:highlight w:val="yellow"/>
-        </w:rPr>
-        <w:t xml:space="preserve">- </w:t>
-      </w:r>
-      <w:proofErr w:type="spellStart"/>
-      <w:r>
-        <w:rPr>
-          <w:highlight w:val="yellow"/>
-        </w:rPr>
-        <w:t>backtranslation+train_df</w:t>
-      </w:r>
-      <w:proofErr w:type="spellEnd"/>
-      <w:r>
-        <w:rPr>
-          <w:highlight w:val="yellow"/>
-        </w:rPr>
-        <w:t xml:space="preserve"> trained model</w:t>
-      </w:r>
-    </w:p>
-    <w:p>
-      <w:pPr>
-        <w:rPr>
-          <w:highlight w:val="yellow"/>
-        </w:rPr>
-      </w:pPr>
-      <w:r>
-        <w:rPr>
-          <w:highlight w:val="yellow"/>
-        </w:rPr>
-        <w:t>- Number substitution model</w:t>
-      </w:r>
-    </w:p>
-    <w:p>
-      <w:pPr>
-        <w:rPr>
-          <w:highlight w:val="yellow"/>
-        </w:rPr>
-      </w:pPr>
-      <w:r>
-        <w:rPr>
-          <w:highlight w:val="yellow"/>
-        </w:rPr>
-        <w:t>- Synonym data augmented model</w:t>
-      </w:r>
-    </w:p>
-    <w:p>
-      <w:pPr>
-        <w:rPr>
-          <w:highlight w:val="yellow"/>
-        </w:rPr>
-      </w:pPr>
-      <w:r>
-        <w:rPr>
-          <w:highlight w:val="yellow"/>
-        </w:rPr>
-        <w:t>- Pretrain "fill in the gaps" before regular training</w:t>
-      </w:r>
-    </w:p>
-    <w:p>
-      <w:pPr>
-        <w:rPr>
-          <w:highlight w:val="yellow"/>
-        </w:rPr>
-      </w:pPr>
+        <w:t># Results / Experimentation</w:t>
+      </w:r>
+    </w:p>
+    <w:p>
       <w:r>
         <w:rPr>
           <w:b/>
           <w:bCs/>
-          <w:highlight w:val="yellow"/>
-        </w:rPr>
-        <w:t>### Difficulties and considerations</w:t>
-      </w:r>
-    </w:p>
-    <w:p>
-      <w:pPr>
-        <w:rPr>
-          <w:highlight w:val="yellow"/>
-        </w:rPr>
-      </w:pPr>
-      <w:r>
-        <w:rPr>
-          <w:highlight w:val="yellow"/>
-        </w:rPr>
-        <w:t>- Decided not to do a data pipeline on account of the large workload and specific applicability to this data.</w:t>
-      </w:r>
-    </w:p>
-    <w:p>
-      <w:pPr>
-        <w:rPr>
-          <w:highlight w:val="yellow"/>
-        </w:rPr>
-      </w:pPr>
-      <w:r>
-        <w:rPr>
-          <w:highlight w:val="yellow"/>
-        </w:rPr>
-        <w:t>    - OCR, etc.</w:t>
-      </w:r>
-    </w:p>
-    <w:p>
-      <w:r>
-        <w:rPr>
-          <w:highlight w:val="yellow"/>
-        </w:rPr>
-        <w:t>- Focused on NLP data augmentation techniques because they seemed broadly applicable and were new and interesting to me.</w:t>
-      </w:r>
-    </w:p>
-    <w:p/>
+        </w:rPr>
+        <w:t>## My experimentation during the competition, And results</w:t>
+      </w:r>
+    </w:p>
     <w:p>
       <w:r>
         <w:rPr>
           <w:b/>
           <w:bCs/>
         </w:rPr>
-        <w:t># Results / Experimentation</w:t>
-      </w:r>
-    </w:p>
+        <w:t>### Techniques and results</w:t>
+      </w:r>
+    </w:p>
+    <w:p>
+      <w:r>
+        <w:t>- Fine-tuned arabic to akkadian model</w:t>
+      </w:r>
+    </w:p>
+    <w:p>
+      <w:r>
+        <w:t>- Fine-tuned arabic to akkadian model with frozen decoder</w:t>
+      </w:r>
+    </w:p>
+    <w:p>
+      <w:r>
+        <w:t>- Byt5 base comparison</w:t>
+      </w:r>
+    </w:p>
+    <w:p>
+      <w:r>
+        <w:t>- Dictionary+train_df trained model</w:t>
+      </w:r>
+    </w:p>
+    <w:p>
+      <w:r>
+        <w:t>- Sentence splice model (splice two different translation pairs together at a random point)</w:t>
+      </w:r>
+    </w:p>
+    <w:p>
+      <w:r>
+        <w:t>- backtranslation+train_df trained model</w:t>
+      </w:r>
+    </w:p>
+    <w:p>
+      <w:r>
+        <w:t>- Number substitution model</w:t>
+      </w:r>
+    </w:p>
+    <w:p>
+      <w:r>
+        <w:t>- Synonym data augmented model</w:t>
+      </w:r>
+    </w:p>
+    <w:p>
+      <w:r>
+        <w:t>- Pretrain "fill in the gaps" before regular training</w:t>
+      </w:r>
+    </w:p>
+    <w:p/>
     <w:p>
       <w:r>
         <w:rPr>
           <w:b/>
           <w:bCs/>
         </w:rPr>
-        <w:t>## My experimentation during the competition, And results</w:t>
+        <w:t xml:space="preserve">## Kaggle </w:t>
       </w:r>
     </w:p>
     <w:p>
@@ -4734,101 +3961,185 @@
           <w:b/>
           <w:bCs/>
         </w:rPr>
-        <w:t>### Techniques and results</w:t>
-      </w:r>
-    </w:p>
-    <w:p>
-      <w:r>
-        <w:t xml:space="preserve">- Fine-tuned </w:t>
-      </w:r>
-      <w:proofErr w:type="spellStart"/>
-      <w:r>
-        <w:t>arabic</w:t>
-      </w:r>
-      <w:proofErr w:type="spellEnd"/>
-      <w:r>
-        <w:t xml:space="preserve"> to </w:t>
-      </w:r>
-      <w:proofErr w:type="spellStart"/>
-      <w:r>
-        <w:t>akkadian</w:t>
-      </w:r>
-      <w:proofErr w:type="spellEnd"/>
-      <w:r>
-        <w:t xml:space="preserve"> model</w:t>
-      </w:r>
-    </w:p>
-    <w:p>
-      <w:r>
+        <w:t>### The journey of the competition</w:t>
+      </w:r>
+    </w:p>
+    <w:p>
+      <w:pPr>
+        <w:rPr>
+          <w:highlight w:val="yellow"/>
+        </w:rPr>
+      </w:pPr>
+      <w:r>
+        <w:rPr>
+          <w:highlight w:val="yellow"/>
+        </w:rPr>
         <w:lastRenderedPageBreak/>
-        <w:t xml:space="preserve">- Fine-tuned </w:t>
-      </w:r>
-      <w:proofErr w:type="spellStart"/>
-      <w:r>
-        <w:t>arabic</w:t>
-      </w:r>
-      <w:proofErr w:type="spellEnd"/>
-      <w:r>
-        <w:t xml:space="preserve"> to </w:t>
-      </w:r>
-      <w:proofErr w:type="spellStart"/>
-      <w:r>
-        <w:t>akkadian</w:t>
-      </w:r>
-      <w:proofErr w:type="spellEnd"/>
-      <w:r>
-        <w:t xml:space="preserve"> model with frozen decoder</w:t>
-      </w:r>
-    </w:p>
-    <w:p>
-      <w:r>
-        <w:t>- Byt5 base comparison</w:t>
-      </w:r>
-    </w:p>
-    <w:p>
-      <w:r>
-        <w:t xml:space="preserve">- </w:t>
-      </w:r>
-      <w:proofErr w:type="spellStart"/>
-      <w:r>
-        <w:t>Dictionary+train_df</w:t>
-      </w:r>
-      <w:proofErr w:type="spellEnd"/>
-      <w:r>
-        <w:t xml:space="preserve"> trained model</w:t>
-      </w:r>
-    </w:p>
-    <w:p>
-      <w:r>
-        <w:t>- Sentence splice model (splice two different translation pairs together at a random point)</w:t>
-      </w:r>
-    </w:p>
-    <w:p>
-      <w:r>
-        <w:t xml:space="preserve">- </w:t>
-      </w:r>
-      <w:proofErr w:type="spellStart"/>
-      <w:r>
-        <w:t>backtranslation+train_df</w:t>
-      </w:r>
-      <w:proofErr w:type="spellEnd"/>
-      <w:r>
-        <w:t xml:space="preserve"> trained model</w:t>
-      </w:r>
-    </w:p>
-    <w:p>
-      <w:r>
-        <w:t>- Number substitution model</w:t>
-      </w:r>
-    </w:p>
-    <w:p>
-      <w:r>
-        <w:t>- Synonym data augmented model</w:t>
-      </w:r>
-    </w:p>
-    <w:p>
-      <w:r>
-        <w:t>- Pretrain "fill in the gaps" before regular training</w:t>
+        <w:t>- Public and popularly cited code and Discussions</w:t>
+      </w:r>
+    </w:p>
+    <w:p>
+      <w:pPr>
+        <w:rPr>
+          <w:highlight w:val="green"/>
+        </w:rPr>
+      </w:pPr>
+      <w:r>
+        <w:rPr>
+          <w:rFonts w:hint="eastAsia"/>
+          <w:highlight w:val="green"/>
+        </w:rPr>
+        <w:t xml:space="preserve">One of the features of </w:t>
+      </w:r>
+      <w:r>
+        <w:rPr>
+          <w:highlight w:val="green"/>
+        </w:rPr>
+        <w:t>Kaggle</w:t>
+      </w:r>
+      <w:r>
+        <w:rPr>
+          <w:rFonts w:hint="eastAsia"/>
+          <w:highlight w:val="green"/>
+        </w:rPr>
+        <w:t xml:space="preserve"> competitions is that during the competition, competitors have the option to make their code public. This allows others to compare and derive solutions based on shared code, and makes for a more collaborative environment which focuses on creating good solutions rather than having competitors repeat the same work. </w:t>
+      </w:r>
+    </w:p>
+    <w:p>
+      <w:pPr>
+        <w:rPr>
+          <w:highlight w:val="green"/>
+        </w:rPr>
+      </w:pPr>
+      <w:r>
+        <w:rPr>
+          <w:rFonts w:hint="eastAsia"/>
+          <w:highlight w:val="green"/>
+        </w:rPr>
+        <w:t>One of the public code files shared was a ???</w:t>
+      </w:r>
+    </w:p>
+    <w:p>
+      <w:pPr>
+        <w:rPr>
+          <w:highlight w:val="green"/>
+        </w:rPr>
+      </w:pPr>
+      <w:r>
+        <w:rPr>
+          <w:rFonts w:hint="eastAsia"/>
+          <w:highlight w:val="green"/>
+        </w:rPr>
+        <w:t xml:space="preserve">Competitors can also discuss about the </w:t>
+      </w:r>
+      <w:r>
+        <w:rPr>
+          <w:highlight w:val="green"/>
+        </w:rPr>
+        <w:t>competition</w:t>
+      </w:r>
+      <w:r>
+        <w:rPr>
+          <w:rFonts w:hint="eastAsia"/>
+          <w:highlight w:val="green"/>
+        </w:rPr>
+        <w:t xml:space="preserve"> on Kaggle</w:t>
+      </w:r>
+      <w:r>
+        <w:rPr>
+          <w:highlight w:val="green"/>
+        </w:rPr>
+        <w:t>’</w:t>
+      </w:r>
+      <w:r>
+        <w:rPr>
+          <w:rFonts w:hint="eastAsia"/>
+          <w:highlight w:val="green"/>
+        </w:rPr>
+        <w:t>s forums with other competitors and with the competition hosts. Some of the more notable discussions during the competition were [A],[B], [C]</w:t>
+      </w:r>
+    </w:p>
+    <w:p>
+      <w:pPr>
+        <w:rPr>
+          <w:highlight w:val="yellow"/>
+        </w:rPr>
+      </w:pPr>
+      <w:r>
+        <w:rPr>
+          <w:highlight w:val="yellow"/>
+        </w:rPr>
+        <w:t>- Copying models, and baselines derived from them.</w:t>
+      </w:r>
+    </w:p>
+    <w:p>
+      <w:r>
+        <w:rPr>
+          <w:highlight w:val="yellow"/>
+        </w:rPr>
+        <w:t>- Messages to/from the competition hosts</w:t>
+      </w:r>
+    </w:p>
+    <w:p>
+      <w:r>
+        <w:t>    - Formatting was a focus.</w:t>
+      </w:r>
+      <w:r>
+        <w:br/>
+      </w:r>
+      <w:r>
+        <w:rPr>
+          <w:rFonts w:hint="eastAsia"/>
+        </w:rPr>
+        <w:t xml:space="preserve">One of the difficulties the contestants faced with the </w:t>
+      </w:r>
+      <w:r>
+        <w:t>competition</w:t>
+      </w:r>
+      <w:r>
+        <w:rPr>
+          <w:rFonts w:hint="eastAsia"/>
+        </w:rPr>
+        <w:t xml:space="preserve"> was that even if their models provided a translation that might be considered </w:t>
+      </w:r>
+      <w:r>
+        <w:t>“</w:t>
+      </w:r>
+      <w:r>
+        <w:rPr>
+          <w:rFonts w:hint="eastAsia"/>
+        </w:rPr>
+        <w:t>correct</w:t>
+      </w:r>
+      <w:r>
+        <w:t>”</w:t>
+      </w:r>
+      <w:r>
+        <w:rPr>
+          <w:rFonts w:hint="eastAsia"/>
+        </w:rPr>
+        <w:t xml:space="preserve"> when viewed by a human, they still needed  to make sure that it mostly matched the written answers that the competition hosts provided. As such, they needed to be formatted the same as the answers that were expected, and they needed to match the same prose/writing style of the answers. However, because the competition requires that the answers remain hidden to make it a  proper competition, the host had to correct the data they gave out to match the hidden answers</w:t>
+      </w:r>
+      <w:r>
+        <w:t>’</w:t>
+      </w:r>
+      <w:r>
+        <w:rPr>
+          <w:rFonts w:hint="eastAsia"/>
+        </w:rPr>
+        <w:t xml:space="preserve"> format as best as they could. Midway through the compition the hosts updated the data to work better with this idea. (//insert link to discussion </w:t>
+      </w:r>
+      <w:r>
+        <w:rPr>
+          <w:rFonts w:hint="eastAsia"/>
+        </w:rPr>
+        <w:t xml:space="preserve">webpage </w:t>
+      </w:r>
+      <w:r>
+        <w:rPr>
+          <w:rFonts w:hint="eastAsia"/>
+        </w:rPr>
+        <w:t>here)</w:t>
       </w:r>
     </w:p>
     <w:p/>
@@ -4838,7 +4149,94 @@
           <w:b/>
           <w:bCs/>
         </w:rPr>
-        <w:t xml:space="preserve">## Kaggle </w:t>
+        <w:t>### The aftermath of the competition</w:t>
+      </w:r>
+    </w:p>
+    <w:p>
+      <w:r>
+        <w:t>- Overview of 1st through 101st writeups</w:t>
+      </w:r>
+    </w:p>
+    <w:p>
+      <w:r>
+        <w:t>T</w:t>
+      </w:r>
+      <w:r>
+        <w:rPr>
+          <w:rFonts w:hint="eastAsia"/>
+        </w:rPr>
+        <w:t>here were many many teams which wrote write-ups about their experience in the competition.</w:t>
+      </w:r>
+      <w:r>
+        <w:rPr>
+          <w:rFonts w:hint="eastAsia"/>
+        </w:rPr>
+        <w:t xml:space="preserve"> I read over all of them, but decided to focus my analysis on the 1</w:t>
+      </w:r>
+      <w:r>
+        <w:rPr>
+          <w:rFonts w:hint="eastAsia"/>
+          <w:vertAlign w:val="superscript"/>
+        </w:rPr>
+        <w:t>st</w:t>
+      </w:r>
+      <w:r>
+        <w:rPr>
+          <w:rFonts w:hint="eastAsia"/>
+        </w:rPr>
+        <w:t xml:space="preserve"> through 10</w:t>
+      </w:r>
+      <w:r>
+        <w:rPr>
+          <w:rFonts w:hint="eastAsia"/>
+          <w:vertAlign w:val="superscript"/>
+        </w:rPr>
+        <w:t>th</w:t>
+      </w:r>
+      <w:r>
+        <w:rPr>
+          <w:rFonts w:hint="eastAsia"/>
+        </w:rPr>
+        <w:t xml:space="preserve"> (15</w:t>
+      </w:r>
+      <w:r>
+        <w:rPr>
+          <w:rFonts w:hint="eastAsia"/>
+          <w:vertAlign w:val="superscript"/>
+        </w:rPr>
+        <w:t>th</w:t>
+      </w:r>
+      <w:r>
+        <w:rPr>
+          <w:rFonts w:hint="eastAsia"/>
+        </w:rPr>
+        <w:t xml:space="preserve">?) because those are </w:t>
+      </w:r>
+      <w:r>
+        <w:rPr>
+          <w:rFonts w:hint="eastAsia"/>
+        </w:rPr>
+        <w:t>the highest performing competitors, and they wrote the most</w:t>
+      </w:r>
+      <w:r>
+        <w:rPr>
+          <w:rFonts w:hint="eastAsia"/>
+        </w:rPr>
+        <w:t xml:space="preserve"> and seemed to have tried the most techniques</w:t>
+      </w:r>
+      <w:r>
+        <w:rPr>
+          <w:rFonts w:hint="eastAsia"/>
+        </w:rPr>
+        <w:t>.</w:t>
+      </w:r>
+    </w:p>
+    <w:p>
+      <w:r>
+        <w:rPr>
+          <w:highlight w:val="yellow"/>
+        </w:rPr>
+        <w:t>- A focused overview of 1st through 10th</w:t>
       </w:r>
     </w:p>
     <w:p>
@@ -4847,369 +4245,103 @@
           <w:b/>
           <w:bCs/>
         </w:rPr>
-        <w:t>### The journey of the competition</w:t>
-      </w:r>
-    </w:p>
-    <w:p>
-      <w:pPr>
-        <w:rPr>
-          <w:highlight w:val="yellow"/>
-        </w:rPr>
-      </w:pPr>
-      <w:r>
-        <w:rPr>
-          <w:highlight w:val="yellow"/>
-        </w:rPr>
-        <w:t>- Public and popularly cited code and Discussions</w:t>
-      </w:r>
-    </w:p>
-    <w:p>
-      <w:pPr>
-        <w:rPr>
-          <w:highlight w:val="yellow"/>
-        </w:rPr>
-      </w:pPr>
-      <w:r>
-        <w:rPr>
-          <w:highlight w:val="yellow"/>
-        </w:rPr>
-        <w:t>- Copying models, and baselines derived from them.</w:t>
-      </w:r>
-    </w:p>
-    <w:p>
-      <w:r>
-        <w:rPr>
-          <w:highlight w:val="yellow"/>
-        </w:rPr>
-        <w:t>- Messages to/from the competition hosts</w:t>
-      </w:r>
-    </w:p>
-    <w:p>
-      <w:r>
-        <w:t>    - Formatting was a focus.</w:t>
-      </w:r>
-      <w:r>
-        <w:br/>
-      </w:r>
-      <w:r>
-        <w:rPr>
-          <w:rFonts w:hint="eastAsia"/>
-        </w:rPr>
-        <w:t xml:space="preserve">One of the difficulties the contestants faced with the </w:t>
-      </w:r>
-      <w:r>
-        <w:t>competition</w:t>
-      </w:r>
-      <w:r>
-        <w:rPr>
-          <w:rFonts w:hint="eastAsia"/>
-        </w:rPr>
-        <w:t xml:space="preserve"> was that even if their models provided a translation that might be considered </w:t>
-      </w:r>
-      <w:r>
-        <w:t>“</w:t>
-      </w:r>
-      <w:r>
-        <w:rPr>
-          <w:rFonts w:hint="eastAsia"/>
-        </w:rPr>
-        <w:t>correct</w:t>
-      </w:r>
-      <w:r>
-        <w:t>”</w:t>
-      </w:r>
-      <w:r>
-        <w:rPr>
-          <w:rFonts w:hint="eastAsia"/>
-        </w:rPr>
-        <w:t xml:space="preserve"> when viewed by a human, they still </w:t>
-      </w:r>
-      <w:proofErr w:type="gramStart"/>
-      <w:r>
-        <w:rPr>
-          <w:rFonts w:hint="eastAsia"/>
-        </w:rPr>
-        <w:t>needed  to</w:t>
-      </w:r>
-      <w:proofErr w:type="gramEnd"/>
-      <w:r>
-        <w:rPr>
-          <w:rFonts w:hint="eastAsia"/>
-        </w:rPr>
-        <w:t xml:space="preserve"> make sure that it mostly matched the written answers that the competition hosts provided. As such, they needed to be formatted the same as the answers that were expected, and they needed to match the same prose/writing style of the answers. However, because the competition requires that the answers remain hidden to make it </w:t>
-      </w:r>
-      <w:proofErr w:type="gramStart"/>
-      <w:r>
-        <w:rPr>
-          <w:rFonts w:hint="eastAsia"/>
-        </w:rPr>
-        <w:t>a  proper</w:t>
-      </w:r>
-      <w:proofErr w:type="gramEnd"/>
-      <w:r>
-        <w:rPr>
-          <w:rFonts w:hint="eastAsia"/>
-        </w:rPr>
-        <w:t xml:space="preserve"> competition, the host had to correct the data they gave out to match the hidden answers</w:t>
-      </w:r>
-      <w:r>
-        <w:t>’</w:t>
-      </w:r>
-      <w:r>
-        <w:rPr>
-          <w:rFonts w:hint="eastAsia"/>
-        </w:rPr>
-        <w:t xml:space="preserve"> format as best as they could. Midway through the </w:t>
-      </w:r>
-      <w:proofErr w:type="spellStart"/>
-      <w:r>
-        <w:rPr>
-          <w:rFonts w:hint="eastAsia"/>
-        </w:rPr>
-        <w:t>compition</w:t>
-      </w:r>
-      <w:proofErr w:type="spellEnd"/>
-      <w:r>
-        <w:rPr>
-          <w:rFonts w:hint="eastAsia"/>
-        </w:rPr>
-        <w:t xml:space="preserve"> the hosts updated the data to work better with this idea. (//insert link to discussion </w:t>
-      </w:r>
-      <w:r>
-        <w:rPr>
-          <w:rFonts w:hint="eastAsia"/>
-        </w:rPr>
-        <w:t xml:space="preserve">webpage </w:t>
-      </w:r>
-      <w:r>
-        <w:rPr>
-          <w:rFonts w:hint="eastAsia"/>
-        </w:rPr>
-        <w:t>here)</w:t>
-      </w:r>
-    </w:p>
-    <w:p/>
-    <w:p>
+        <w:t xml:space="preserve">## Post competition </w:t>
+      </w:r>
+    </w:p>
+    <w:p>
+      <w:pPr>
+        <w:rPr>
+          <w:highlight w:val="yellow"/>
+        </w:rPr>
+      </w:pPr>
       <w:r>
         <w:rPr>
           <w:b/>
           <w:bCs/>
-        </w:rPr>
-        <w:t>### The aftermath of the competition</w:t>
-      </w:r>
-    </w:p>
-    <w:p>
-      <w:r>
-        <w:t>- Overview of 1st through 101st writeups</w:t>
-      </w:r>
-    </w:p>
-    <w:p>
-      <w:r>
-        <w:t>T</w:t>
-      </w:r>
-      <w:r>
-        <w:rPr>
-          <w:rFonts w:hint="eastAsia"/>
-        </w:rPr>
-        <w:t xml:space="preserve">here were many </w:t>
-      </w:r>
-      <w:proofErr w:type="spellStart"/>
-      <w:r>
-        <w:rPr>
-          <w:rFonts w:hint="eastAsia"/>
-        </w:rPr>
-        <w:t>many</w:t>
-      </w:r>
-      <w:proofErr w:type="spellEnd"/>
-      <w:r>
-        <w:rPr>
-          <w:rFonts w:hint="eastAsia"/>
-        </w:rPr>
-        <w:t xml:space="preserve"> teams which wrote write-ups about their experience in the competition.</w:t>
-      </w:r>
-      <w:r>
-        <w:rPr>
-          <w:rFonts w:hint="eastAsia"/>
-        </w:rPr>
-        <w:t xml:space="preserve"> I read over </w:t>
-      </w:r>
-      <w:proofErr w:type="gramStart"/>
-      <w:r>
-        <w:rPr>
-          <w:rFonts w:hint="eastAsia"/>
-        </w:rPr>
-        <w:t>all of</w:t>
-      </w:r>
-      <w:proofErr w:type="gramEnd"/>
-      <w:r>
-        <w:rPr>
-          <w:rFonts w:hint="eastAsia"/>
-        </w:rPr>
-        <w:t xml:space="preserve"> </w:t>
-      </w:r>
-      <w:proofErr w:type="gramStart"/>
-      <w:r>
-        <w:rPr>
-          <w:rFonts w:hint="eastAsia"/>
-        </w:rPr>
-        <w:t>them, but</w:t>
-      </w:r>
-      <w:proofErr w:type="gramEnd"/>
-      <w:r>
-        <w:rPr>
-          <w:rFonts w:hint="eastAsia"/>
-        </w:rPr>
-        <w:t xml:space="preserve"> decided to focus my analysis on the 1</w:t>
-      </w:r>
-      <w:r>
-        <w:rPr>
-          <w:rFonts w:hint="eastAsia"/>
-          <w:vertAlign w:val="superscript"/>
-        </w:rPr>
-        <w:t>st</w:t>
-      </w:r>
-      <w:r>
-        <w:rPr>
-          <w:rFonts w:hint="eastAsia"/>
-        </w:rPr>
-        <w:t xml:space="preserve"> through </w:t>
-      </w:r>
-      <w:proofErr w:type="gramStart"/>
-      <w:r>
-        <w:rPr>
-          <w:rFonts w:hint="eastAsia"/>
-        </w:rPr>
-        <w:t>10</w:t>
-      </w:r>
-      <w:r>
-        <w:rPr>
-          <w:rFonts w:hint="eastAsia"/>
-          <w:vertAlign w:val="superscript"/>
-        </w:rPr>
-        <w:t>th</w:t>
-      </w:r>
-      <w:r>
-        <w:rPr>
-          <w:rFonts w:hint="eastAsia"/>
-        </w:rPr>
-        <w:t xml:space="preserve"> </w:t>
-      </w:r>
-      <w:r>
-        <w:rPr>
-          <w:rFonts w:hint="eastAsia"/>
+          <w:highlight w:val="yellow"/>
+        </w:rPr>
+        <w:t>### Analysis</w:t>
+      </w:r>
+    </w:p>
+    <w:p>
+      <w:pPr>
+        <w:rPr>
+          <w:highlight w:val="yellow"/>
+        </w:rPr>
+      </w:pPr>
+      <w:r>
+        <w:rPr>
+          <w:highlight w:val="yellow"/>
         </w:rPr>
         <w:lastRenderedPageBreak/>
-        <w:t>(15</w:t>
-      </w:r>
-      <w:r>
-        <w:rPr>
-          <w:rFonts w:hint="eastAsia"/>
-          <w:vertAlign w:val="superscript"/>
-        </w:rPr>
-        <w:t>th</w:t>
-      </w:r>
-      <w:r>
-        <w:rPr>
-          <w:rFonts w:hint="eastAsia"/>
-        </w:rPr>
-        <w:t>?)</w:t>
-      </w:r>
-      <w:proofErr w:type="gramEnd"/>
-      <w:r>
-        <w:rPr>
-          <w:rFonts w:hint="eastAsia"/>
-        </w:rPr>
-        <w:t xml:space="preserve"> because those are </w:t>
-      </w:r>
-      <w:r>
-        <w:rPr>
-          <w:rFonts w:hint="eastAsia"/>
-        </w:rPr>
-        <w:t>the highest performing competitors, and they wrote the most</w:t>
-      </w:r>
-      <w:r>
-        <w:rPr>
-          <w:rFonts w:hint="eastAsia"/>
-        </w:rPr>
-        <w:t xml:space="preserve"> and seemed to have tried the most techniques</w:t>
-      </w:r>
-      <w:r>
-        <w:rPr>
-          <w:rFonts w:hint="eastAsia"/>
-        </w:rPr>
-        <w:t>.</w:t>
-      </w:r>
-    </w:p>
-    <w:p>
-      <w:r>
-        <w:rPr>
-          <w:highlight w:val="yellow"/>
-        </w:rPr>
-        <w:t>- A focused overview of 1st through 10th</w:t>
-      </w:r>
-    </w:p>
-    <w:p>
-      <w:r>
-        <w:rPr>
+        <w:t>- 7 ish categories of techniques used</w:t>
+      </w:r>
+    </w:p>
+    <w:p>
+      <w:pPr>
+        <w:rPr>
+          <w:highlight w:val="green"/>
+        </w:rPr>
+      </w:pPr>
+      <w:r>
+        <w:rPr>
+          <w:rFonts w:hint="eastAsia"/>
+          <w:highlight w:val="green"/>
+        </w:rPr>
+        <w:t>Among the results of the top 1</w:t>
+      </w:r>
+      <w:r>
+        <w:rPr>
+          <w:rFonts w:hint="eastAsia"/>
+          <w:highlight w:val="green"/>
+        </w:rPr>
+        <w:t>5</w:t>
+      </w:r>
+      <w:r>
+        <w:rPr>
+          <w:rFonts w:hint="eastAsia"/>
+          <w:highlight w:val="green"/>
+        </w:rPr>
+        <w:t xml:space="preserve"> competitors, the techniques they used can be categorized into 7 main topics: Data Extraction, Data Augmentation, Data pre-processing, Model output post-processing, Model training techniques, and Model architecture choice.</w:t>
+      </w:r>
+    </w:p>
+    <w:p>
+      <w:pPr>
+        <w:rPr>
+          <w:highlight w:val="yellow"/>
+        </w:rPr>
+      </w:pPr>
+      <w:r>
+        <w:rPr>
+          <w:rFonts w:hint="eastAsia"/>
+          <w:highlight w:val="yellow"/>
+        </w:rPr>
+        <w:t>####</w:t>
+      </w:r>
+      <w:r>
+        <w:rPr>
+          <w:highlight w:val="yellow"/>
+        </w:rPr>
+        <w:t xml:space="preserve"> Data Extraction</w:t>
+      </w:r>
+    </w:p>
+    <w:p>
+      <w:pPr>
+        <w:rPr>
+          <w:rFonts w:hint="eastAsia"/>
           <w:b/>
           <w:bCs/>
-        </w:rPr>
-        <w:t xml:space="preserve">## Post competition </w:t>
-      </w:r>
-    </w:p>
-    <w:p>
-      <w:pPr>
-        <w:rPr>
-          <w:highlight w:val="yellow"/>
-        </w:rPr>
-      </w:pPr>
-      <w:r>
-        <w:rPr>
+          <w:highlight w:val="green"/>
+        </w:rPr>
+      </w:pPr>
+      <w:r>
+        <w:rPr>
+          <w:rFonts w:hint="eastAsia"/>
           <w:b/>
           <w:bCs/>
-          <w:highlight w:val="yellow"/>
-        </w:rPr>
-        <w:t>### Analysis</w:t>
-      </w:r>
-    </w:p>
-    <w:p>
-      <w:pPr>
-        <w:rPr>
-          <w:highlight w:val="yellow"/>
-        </w:rPr>
-      </w:pPr>
-      <w:r>
-        <w:rPr>
-          <w:highlight w:val="yellow"/>
-        </w:rPr>
-        <w:t xml:space="preserve">- 7 </w:t>
-      </w:r>
-      <w:proofErr w:type="spellStart"/>
-      <w:r>
-        <w:rPr>
-          <w:highlight w:val="yellow"/>
-        </w:rPr>
-        <w:t>ish</w:t>
-      </w:r>
-      <w:proofErr w:type="spellEnd"/>
-      <w:r>
-        <w:rPr>
-          <w:highlight w:val="yellow"/>
-        </w:rPr>
-        <w:t xml:space="preserve"> categories of techniques used</w:t>
-      </w:r>
-    </w:p>
-    <w:p>
-      <w:pPr>
-        <w:rPr>
-          <w:highlight w:val="yellow"/>
-        </w:rPr>
-      </w:pPr>
-      <w:r>
-        <w:rPr>
-          <w:highlight w:val="yellow"/>
-        </w:rPr>
-        <w:t>    - Data Extraction</w:t>
+          <w:highlight w:val="green"/>
+        </w:rPr>
+        <w:t>Data Extraction</w:t>
       </w:r>
     </w:p>
     <w:p>
@@ -5235,103 +4367,600 @@
         <w:rPr>
           <w:highlight w:val="yellow"/>
         </w:rPr>
-        <w:t xml:space="preserve">            - Most top teams extracted extra data from the pdfs provided from the </w:t>
-      </w:r>
-      <w:proofErr w:type="gramStart"/>
-      <w:r>
-        <w:rPr>
-          <w:highlight w:val="yellow"/>
-        </w:rPr>
-        <w:t>competition, or</w:t>
-      </w:r>
-      <w:proofErr w:type="gramEnd"/>
-      <w:r>
-        <w:rPr>
-          <w:highlight w:val="yellow"/>
-        </w:rPr>
-        <w:t xml:space="preserve"> went and found </w:t>
-      </w:r>
-      <w:proofErr w:type="spellStart"/>
-      <w:r>
-        <w:rPr>
-          <w:highlight w:val="yellow"/>
-        </w:rPr>
-        <w:t>akkadian</w:t>
-      </w:r>
-      <w:proofErr w:type="spellEnd"/>
-      <w:r>
-        <w:rPr>
-          <w:highlight w:val="yellow"/>
-        </w:rPr>
-        <w:t xml:space="preserve"> data from the </w:t>
-      </w:r>
-      <w:proofErr w:type="spellStart"/>
-      <w:r>
-        <w:rPr>
-          <w:highlight w:val="yellow"/>
-        </w:rPr>
-        <w:t>akkadian</w:t>
-      </w:r>
-      <w:proofErr w:type="spellEnd"/>
-      <w:r>
-        <w:rPr>
-          <w:highlight w:val="yellow"/>
+        <w:t>            - Most top teams extracted extra data from the pdfs provided from the competition, or went and found akkadian data from the akkadian respositories online. This would be difficult for me to replicate in a timely manner, so for my post-competition experiments, I decided to instead use data from teams who provided their extracted data rather than recreate it on my own.</w:t>
+      </w:r>
+    </w:p>
+    <w:p>
+      <w:pPr>
+        <w:rPr>
+          <w:highlight w:val="green"/>
+        </w:rPr>
+      </w:pPr>
+      <w:r>
+        <w:rPr>
+          <w:rFonts w:hint="eastAsia"/>
+          <w:highlight w:val="green"/>
+        </w:rPr>
+        <w:t xml:space="preserve">To extract data from the image/pdf data found online or provided by the </w:t>
+      </w:r>
+      <w:r>
+        <w:rPr>
+          <w:highlight w:val="green"/>
+        </w:rPr>
+        <w:t>competition</w:t>
+      </w:r>
+      <w:r>
+        <w:rPr>
+          <w:rFonts w:hint="eastAsia"/>
+          <w:highlight w:val="green"/>
+        </w:rPr>
+        <w:t>, the competitors used a variety of services. It is likely that the backend used some sort of OCR (Optical Character Recognition) technology. Every (?) team that scored high had some sort of automated pipeline to automatically convert large amounts of image data into translation pairs. Some (which?) of the competitors used LLMs</w:t>
+      </w:r>
+      <w:r>
+        <w:rPr>
+          <w:rFonts w:hint="eastAsia"/>
+          <w:highlight w:val="green"/>
+        </w:rPr>
+        <w:t xml:space="preserve"> to correct that OCR-outputted data</w:t>
+      </w:r>
+      <w:r>
+        <w:rPr>
+          <w:rFonts w:hint="eastAsia"/>
+          <w:highlight w:val="green"/>
+        </w:rPr>
+        <w:t xml:space="preserve">, or had used an LLM suite which came with </w:t>
+      </w:r>
+      <w:r>
+        <w:rPr>
+          <w:rFonts w:hint="eastAsia"/>
+          <w:highlight w:val="green"/>
+        </w:rPr>
+        <w:t xml:space="preserve">some form of </w:t>
+      </w:r>
+      <w:r>
+        <w:rPr>
+          <w:rFonts w:hint="eastAsia"/>
+          <w:highlight w:val="green"/>
+        </w:rPr>
+        <w:t>OCR</w:t>
+      </w:r>
+      <w:r>
+        <w:rPr>
+          <w:rFonts w:hint="eastAsia"/>
+          <w:highlight w:val="green"/>
+        </w:rPr>
+        <w:t>.</w:t>
+      </w:r>
+    </w:p>
+    <w:p>
+      <w:pPr>
+        <w:rPr>
+          <w:rFonts w:hint="eastAsia"/>
+          <w:highlight w:val="green"/>
+        </w:rPr>
+      </w:pPr>
+      <w:r>
+        <w:rPr>
+          <w:rFonts w:hint="eastAsia"/>
+          <w:highlight w:val="green"/>
+        </w:rPr>
+        <w:t>For example, 8</w:t>
+      </w:r>
+      <w:r>
+        <w:rPr>
+          <w:rFonts w:hint="eastAsia"/>
+          <w:highlight w:val="green"/>
+          <w:vertAlign w:val="superscript"/>
+        </w:rPr>
+        <w:t>th</w:t>
+      </w:r>
+      <w:r>
+        <w:rPr>
+          <w:rFonts w:hint="eastAsia"/>
+          <w:highlight w:val="green"/>
+        </w:rPr>
+        <w:t xml:space="preserve"> Place saw that for some pdfs with </w:t>
+      </w:r>
+      <w:r>
+        <w:rPr>
+          <w:highlight w:val="green"/>
+        </w:rPr>
+        <w:t>Akkadian</w:t>
+      </w:r>
+      <w:r>
+        <w:rPr>
+          <w:rFonts w:hint="eastAsia"/>
+          <w:highlight w:val="green"/>
+        </w:rPr>
+        <w:t xml:space="preserve"> and </w:t>
+      </w:r>
+      <w:r>
+        <w:rPr>
+          <w:highlight w:val="green"/>
+        </w:rPr>
+        <w:t>English</w:t>
+      </w:r>
+      <w:r>
+        <w:rPr>
+          <w:rFonts w:hint="eastAsia"/>
+          <w:highlight w:val="green"/>
+        </w:rPr>
+        <w:t xml:space="preserve"> translations, the translation might spill onto the following page, so they used a sliding context window of text fed into an LLM </w:t>
+      </w:r>
+      <w:r>
+        <w:rPr>
+          <w:rFonts w:hint="eastAsia"/>
+          <w:highlight w:val="green"/>
+        </w:rPr>
+        <w:t>(</w:t>
+      </w:r>
+      <w:r>
+        <w:rPr>
+          <w:highlight w:val="green"/>
+        </w:rPr>
+        <w:t>GPT-OSS-120B</w:t>
+      </w:r>
+      <w:r>
+        <w:rPr>
+          <w:rFonts w:hint="eastAsia"/>
+          <w:highlight w:val="green"/>
+        </w:rPr>
+        <w:t>)</w:t>
+      </w:r>
+      <w:r>
+        <w:rPr>
+          <w:rFonts w:hint="eastAsia"/>
+          <w:highlight w:val="green"/>
+        </w:rPr>
+        <w:t xml:space="preserve"> to correct this.</w:t>
+      </w:r>
+      <w:sdt>
+        <w:sdtPr>
+          <w:rPr>
+            <w:rFonts w:hint="eastAsia"/>
+            <w:highlight w:val="green"/>
+          </w:rPr>
+          <w:id w:val="-2074353351"/>
+          <w:citation/>
+        </w:sdtPr>
+        <w:sdtContent>
+          <w:r>
+            <w:rPr>
+              <w:highlight w:val="green"/>
+            </w:rPr>
+            <w:fldChar w:fldCharType="begin"/>
+          </w:r>
+          <w:r>
+            <w:rPr>
+              <w:highlight w:val="green"/>
+            </w:rPr>
+            <w:instrText xml:space="preserve"> </w:instrText>
+          </w:r>
+          <w:r>
+            <w:rPr>
+              <w:rFonts w:hint="eastAsia"/>
+              <w:highlight w:val="green"/>
+            </w:rPr>
+            <w:instrText>CITATION Hri \l 1041</w:instrText>
+          </w:r>
+          <w:r>
+            <w:rPr>
+              <w:highlight w:val="green"/>
+            </w:rPr>
+            <w:instrText xml:space="preserve"> </w:instrText>
+          </w:r>
+          <w:r>
+            <w:rPr>
+              <w:highlight w:val="green"/>
+            </w:rPr>
+            <w:fldChar w:fldCharType="separate"/>
+          </w:r>
+          <w:r>
+            <w:rPr>
+              <w:rFonts w:hint="eastAsia"/>
+              <w:noProof/>
+              <w:highlight w:val="green"/>
+            </w:rPr>
+            <w:t xml:space="preserve"> </w:t>
+          </w:r>
+          <w:r>
+            <w:rPr>
+              <w:noProof/>
+              <w:highlight w:val="green"/>
+            </w:rPr>
+            <w:t>(Reddy n.d.)</w:t>
+          </w:r>
+          <w:r>
+            <w:rPr>
+              <w:highlight w:val="green"/>
+            </w:rPr>
+            <w:fldChar w:fldCharType="end"/>
+          </w:r>
+        </w:sdtContent>
+      </w:sdt>
+      <w:r>
+        <w:rPr>
+          <w:rFonts w:hint="eastAsia"/>
+          <w:highlight w:val="green"/>
+        </w:rPr>
+        <w:t xml:space="preserve"> For </w:t>
+      </w:r>
+      <w:r>
+        <w:rPr>
+          <w:rFonts w:hint="eastAsia"/>
+          <w:highlight w:val="green"/>
+        </w:rPr>
+        <w:t>pdfs with 2 columns of text on the same page, they had difficulty with OCR</w:t>
+      </w:r>
+      <w:r>
+        <w:rPr>
+          <w:rFonts w:hint="eastAsia"/>
+          <w:highlight w:val="green"/>
         </w:rPr>
         <w:t xml:space="preserve"> </w:t>
       </w:r>
-      <w:proofErr w:type="spellStart"/>
-      <w:r>
-        <w:rPr>
-          <w:highlight w:val="yellow"/>
-        </w:rPr>
-        <w:t>respositories</w:t>
-      </w:r>
-      <w:proofErr w:type="spellEnd"/>
-      <w:r>
-        <w:rPr>
-          <w:highlight w:val="yellow"/>
-        </w:rPr>
-        <w:t xml:space="preserve"> online. This would be difficult for me to replicate in a timely manner, so for my post-competition experiments, I decided to instead use data from teams who provided their extracted data rather than recreate it on my own.</w:t>
-      </w:r>
-    </w:p>
-    <w:p>
-      <w:pPr>
-        <w:rPr>
-          <w:highlight w:val="yellow"/>
-        </w:rPr>
-      </w:pPr>
-      <w:r>
-        <w:rPr>
-          <w:highlight w:val="yellow"/>
-        </w:rPr>
-        <w:t>    - Data Augmentation</w:t>
-      </w:r>
-    </w:p>
-    <w:p>
-      <w:pPr>
-        <w:rPr>
-          <w:highlight w:val="yellow"/>
-        </w:rPr>
-      </w:pPr>
-      <w:r>
-        <w:rPr>
-          <w:highlight w:val="yellow"/>
-        </w:rPr>
-        <w:t xml:space="preserve">        </w:t>
-      </w:r>
-      <w:proofErr w:type="gramStart"/>
-      <w:r>
-        <w:rPr>
-          <w:highlight w:val="yellow"/>
-        </w:rPr>
-        <w:t>-  LLM</w:t>
-      </w:r>
-      <w:proofErr w:type="gramEnd"/>
-      <w:r>
-        <w:rPr>
-          <w:highlight w:val="yellow"/>
-        </w:rPr>
-        <w:t xml:space="preserve"> rule based augmentation</w:t>
+      <w:r>
+        <w:rPr>
+          <w:rFonts w:hint="eastAsia"/>
+          <w:highlight w:val="green"/>
+        </w:rPr>
+        <w:t>(</w:t>
+      </w:r>
+      <w:r>
+        <w:rPr>
+          <w:highlight w:val="green"/>
+        </w:rPr>
+        <w:t>GLM-OCR</w:t>
+      </w:r>
+      <w:r>
+        <w:rPr>
+          <w:rFonts w:hint="eastAsia"/>
+          <w:highlight w:val="green"/>
+        </w:rPr>
+        <w:t>)</w:t>
+      </w:r>
+      <w:r>
+        <w:rPr>
+          <w:rFonts w:hint="eastAsia"/>
+          <w:highlight w:val="green"/>
+        </w:rPr>
+        <w:t xml:space="preserve"> and used a VLM (Vis</w:t>
+      </w:r>
+      <w:r>
+        <w:rPr>
+          <w:rFonts w:hint="eastAsia"/>
+          <w:highlight w:val="green"/>
+        </w:rPr>
+        <w:t>ion-</w:t>
+      </w:r>
+      <w:r>
+        <w:rPr>
+          <w:rFonts w:hint="eastAsia"/>
+          <w:highlight w:val="green"/>
+        </w:rPr>
+        <w:t>Language Model)</w:t>
+      </w:r>
+      <w:r>
+        <w:rPr>
+          <w:rFonts w:hint="eastAsia"/>
+          <w:highlight w:val="green"/>
+        </w:rPr>
+        <w:t xml:space="preserve"> (</w:t>
+      </w:r>
+      <w:r>
+        <w:rPr>
+          <w:highlight w:val="green"/>
+        </w:rPr>
+        <w:t>GLM4.7V-Flash</w:t>
+      </w:r>
+      <w:r>
+        <w:rPr>
+          <w:rFonts w:hint="eastAsia"/>
+          <w:highlight w:val="green"/>
+        </w:rPr>
+        <w:t>)</w:t>
+      </w:r>
+      <w:r>
+        <w:rPr>
+          <w:rFonts w:hint="eastAsia"/>
+          <w:highlight w:val="green"/>
+        </w:rPr>
+        <w:t xml:space="preserve"> instead</w:t>
+      </w:r>
+      <w:r>
+        <w:rPr>
+          <w:rFonts w:hint="eastAsia"/>
+          <w:highlight w:val="green"/>
+        </w:rPr>
+        <w:t xml:space="preserve">. </w:t>
+      </w:r>
+      <w:r>
+        <w:rPr>
+          <w:rFonts w:hint="eastAsia"/>
+          <w:highlight w:val="green"/>
+        </w:rPr>
+        <w:t xml:space="preserve">They used the vLLM </w:t>
+      </w:r>
+      <w:r>
+        <w:rPr>
+          <w:rFonts w:hint="eastAsia"/>
+          <w:highlight w:val="green"/>
+        </w:rPr>
+        <w:t>program</w:t>
+      </w:r>
+      <w:r>
+        <w:rPr>
+          <w:rFonts w:hint="eastAsia"/>
+          <w:highlight w:val="green"/>
+        </w:rPr>
+        <w:t xml:space="preserve"> to run these open-source models.</w:t>
+      </w:r>
+      <w:r>
+        <w:rPr>
+          <w:rFonts w:hint="eastAsia"/>
+          <w:highlight w:val="green"/>
+        </w:rPr>
+        <w:t xml:space="preserve"> OCR algorithms can be implemented in many different ways, but both of the methods they used rely on some sort of neural network which encodes the images. GLM-OCR uses a ViT (Vision Transformer)</w:t>
+      </w:r>
+      <w:sdt>
+        <w:sdtPr>
+          <w:rPr>
+            <w:rFonts w:hint="eastAsia"/>
+            <w:highlight w:val="green"/>
+          </w:rPr>
+          <w:id w:val="-1555225024"/>
+          <w:citation/>
+        </w:sdtPr>
+        <w:sdtContent>
+          <w:r>
+            <w:rPr>
+              <w:highlight w:val="green"/>
+            </w:rPr>
+            <w:fldChar w:fldCharType="begin"/>
+          </w:r>
+          <w:r>
+            <w:rPr>
+              <w:highlight w:val="green"/>
+            </w:rPr>
+            <w:instrText xml:space="preserve">CITATION Ale \l 1041 </w:instrText>
+          </w:r>
+          <w:r>
+            <w:rPr>
+              <w:highlight w:val="green"/>
+            </w:rPr>
+            <w:fldChar w:fldCharType="separate"/>
+          </w:r>
+          <w:r>
+            <w:rPr>
+              <w:noProof/>
+              <w:highlight w:val="green"/>
+            </w:rPr>
+            <w:t xml:space="preserve"> </w:t>
+          </w:r>
+          <w:r>
+            <w:rPr>
+              <w:noProof/>
+              <w:highlight w:val="green"/>
+            </w:rPr>
+            <w:t>(Alexey Dosovitskiy n.d.)</w:t>
+          </w:r>
+          <w:r>
+            <w:rPr>
+              <w:highlight w:val="green"/>
+            </w:rPr>
+            <w:fldChar w:fldCharType="end"/>
+          </w:r>
+        </w:sdtContent>
+      </w:sdt>
+      <w:r>
+        <w:rPr>
+          <w:rFonts w:hint="eastAsia"/>
+          <w:highlight w:val="green"/>
+        </w:rPr>
+        <w:t xml:space="preserve"> called CogViT</w:t>
+      </w:r>
+      <w:sdt>
+        <w:sdtPr>
+          <w:rPr>
+            <w:rFonts w:hint="eastAsia"/>
+            <w:highlight w:val="green"/>
+          </w:rPr>
+          <w:id w:val="1317381648"/>
+          <w:citation/>
+        </w:sdtPr>
+        <w:sdtContent>
+          <w:r>
+            <w:rPr>
+              <w:highlight w:val="green"/>
+            </w:rPr>
+            <w:fldChar w:fldCharType="begin"/>
+          </w:r>
+          <w:r>
+            <w:rPr>
+              <w:highlight w:val="green"/>
+            </w:rPr>
+            <w:instrText xml:space="preserve">CITATION GLM \l 1041 </w:instrText>
+          </w:r>
+          <w:r>
+            <w:rPr>
+              <w:highlight w:val="green"/>
+            </w:rPr>
+            <w:fldChar w:fldCharType="separate"/>
+          </w:r>
+          <w:r>
+            <w:rPr>
+              <w:noProof/>
+              <w:highlight w:val="green"/>
+            </w:rPr>
+            <w:t xml:space="preserve"> </w:t>
+          </w:r>
+          <w:r>
+            <w:rPr>
+              <w:noProof/>
+              <w:highlight w:val="green"/>
+            </w:rPr>
+            <w:t>(GLM-OCR n.d.)</w:t>
+          </w:r>
+          <w:r>
+            <w:rPr>
+              <w:highlight w:val="green"/>
+            </w:rPr>
+            <w:fldChar w:fldCharType="end"/>
+          </w:r>
+        </w:sdtContent>
+      </w:sdt>
+    </w:p>
+    <w:p>
+      <w:pPr>
+        <w:rPr>
+          <w:highlight w:val="yellow"/>
+        </w:rPr>
+      </w:pPr>
+      <w:r>
+        <w:rPr>
+          <w:highlight w:val="yellow"/>
+        </w:rPr>
+        <w:t> </w:t>
+      </w:r>
+      <w:r>
+        <w:rPr>
+          <w:rFonts w:hint="eastAsia"/>
+          <w:highlight w:val="yellow"/>
+        </w:rPr>
+        <w:t>//</w:t>
+      </w:r>
+      <w:r>
+        <w:rPr>
+          <w:highlight w:val="yellow"/>
+        </w:rPr>
+        <w:t xml:space="preserve"> </w:t>
+      </w:r>
+      <w:r>
+        <w:rPr>
+          <w:rFonts w:hint="eastAsia"/>
+          <w:highlight w:val="yellow"/>
+        </w:rPr>
+        <w:t xml:space="preserve">Maybe add further detail? </w:t>
+      </w:r>
+      <w:r>
+        <w:rPr>
+          <w:highlight w:val="yellow"/>
+        </w:rPr>
+        <w:t>A</w:t>
+      </w:r>
+      <w:r>
+        <w:rPr>
+          <w:rFonts w:hint="eastAsia"/>
+          <w:highlight w:val="yellow"/>
+        </w:rPr>
+        <w:t>re there other data extraction techniques?</w:t>
+      </w:r>
+      <w:r>
+        <w:rPr>
+          <w:highlight w:val="yellow"/>
+        </w:rPr>
+        <w:t> </w:t>
+      </w:r>
+    </w:p>
+    <w:p>
+      <w:pPr>
+        <w:rPr>
+          <w:highlight w:val="yellow"/>
+        </w:rPr>
+      </w:pPr>
+      <w:r>
+        <w:rPr>
+          <w:highlight w:val="yellow"/>
+        </w:rPr>
+        <w:t xml:space="preserve"> - Data Augmentation</w:t>
+      </w:r>
+    </w:p>
+    <w:p>
+      <w:pPr>
+        <w:rPr>
+          <w:b/>
+          <w:bCs/>
+          <w:highlight w:val="green"/>
+        </w:rPr>
+      </w:pPr>
+      <w:r>
+        <w:rPr>
+          <w:rFonts w:hint="eastAsia"/>
+          <w:b/>
+          <w:bCs/>
+          <w:highlight w:val="green"/>
+        </w:rPr>
+        <w:t>Data Augmentation</w:t>
+      </w:r>
+    </w:p>
+    <w:p>
+      <w:pPr>
+        <w:rPr>
+          <w:rFonts w:hint="eastAsia"/>
+          <w:highlight w:val="green"/>
+        </w:rPr>
+      </w:pPr>
+      <w:r>
+        <w:rPr>
+          <w:rFonts w:hint="eastAsia"/>
+          <w:highlight w:val="green"/>
+        </w:rPr>
+        <w:t>Data</w:t>
+      </w:r>
+      <w:r>
+        <w:rPr>
+          <w:rFonts w:hint="eastAsia"/>
+          <w:highlight w:val="green"/>
+        </w:rPr>
+        <w:t xml:space="preserve"> augmentation refers to methods of creating </w:t>
+      </w:r>
+      <w:r>
+        <w:rPr>
+          <w:rFonts w:hint="eastAsia"/>
+          <w:highlight w:val="green"/>
+        </w:rPr>
+        <w:t>new data from current data.</w:t>
+      </w:r>
+      <w:r>
+        <w:rPr>
+          <w:rFonts w:hint="eastAsia"/>
+          <w:highlight w:val="green"/>
+        </w:rPr>
+        <w:t xml:space="preserve"> This new data is not necessarily as good as the original data, but it adds noise and can allow models </w:t>
+      </w:r>
+      <w:r>
+        <w:rPr>
+          <w:rFonts w:hint="eastAsia"/>
+          <w:highlight w:val="green"/>
+        </w:rPr>
+        <w:lastRenderedPageBreak/>
+        <w:t>which were trained on it to be more adaptable when working with data the model hasn</w:t>
+      </w:r>
+      <w:r>
+        <w:rPr>
+          <w:highlight w:val="green"/>
+        </w:rPr>
+        <w:t>’</w:t>
+      </w:r>
+      <w:r>
+        <w:rPr>
+          <w:rFonts w:hint="eastAsia"/>
+          <w:highlight w:val="green"/>
+        </w:rPr>
+        <w:t>t seen before.</w:t>
+      </w:r>
+    </w:p>
+    <w:p>
+      <w:pPr>
+        <w:rPr>
+          <w:highlight w:val="yellow"/>
+        </w:rPr>
+      </w:pPr>
+      <w:r>
+        <w:rPr>
+          <w:highlight w:val="yellow"/>
+        </w:rPr>
+        <w:t>        -  LLM rule based augmentation</w:t>
       </w:r>
     </w:p>
     <w:p>
@@ -5487,70 +5116,604 @@
         <w:rPr>
           <w:highlight w:val="yellow"/>
         </w:rPr>
+        <w:t>        - LoRA (how? 12)</w:t>
+      </w:r>
+    </w:p>
+    <w:p>
+      <w:pPr>
+        <w:rPr>
+          <w:highlight w:val="yellow"/>
+        </w:rPr>
+      </w:pPr>
+      <w:r>
+        <w:rPr>
+          <w:highlight w:val="yellow"/>
+        </w:rPr>
         <w:t xml:space="preserve">        - </w:t>
       </w:r>
-      <w:proofErr w:type="spellStart"/>
-      <w:r>
-        <w:rPr>
-          <w:highlight w:val="yellow"/>
-        </w:rPr>
-        <w:t>LoRA</w:t>
-      </w:r>
-      <w:proofErr w:type="spellEnd"/>
-      <w:r>
-        <w:rPr>
-          <w:highlight w:val="yellow"/>
-        </w:rPr>
-        <w:t xml:space="preserve"> (how? 12)</w:t>
-      </w:r>
-    </w:p>
-    <w:p>
-      <w:pPr>
-        <w:rPr>
-          <w:highlight w:val="yellow"/>
-        </w:rPr>
-      </w:pPr>
-      <w:r>
-        <w:rPr>
-          <w:highlight w:val="yellow"/>
+      <w:r>
+        <w:rPr>
+          <w:rFonts w:hint="eastAsia"/>
+          <w:highlight w:val="yellow"/>
+        </w:rPr>
+        <w:t>R-</w:t>
+      </w:r>
+      <w:r>
+        <w:rPr>
+          <w:highlight w:val="yellow"/>
+        </w:rPr>
+        <w:t>Drop for model diversity (6)</w:t>
+      </w:r>
+    </w:p>
+    <w:p>
+      <w:pPr>
+        <w:rPr>
+          <w:highlight w:val="green"/>
+        </w:rPr>
+      </w:pPr>
+      <w:r>
+        <w:rPr>
+          <w:rFonts w:hint="eastAsia"/>
+          <w:highlight w:val="green"/>
+        </w:rPr>
+        <w:t>6</w:t>
+      </w:r>
+      <w:r>
+        <w:rPr>
+          <w:rFonts w:hint="eastAsia"/>
+          <w:highlight w:val="green"/>
+          <w:vertAlign w:val="superscript"/>
+        </w:rPr>
+        <w:t>th</w:t>
+      </w:r>
+      <w:r>
+        <w:rPr>
+          <w:rFonts w:hint="eastAsia"/>
+          <w:highlight w:val="green"/>
+        </w:rPr>
+        <w:t xml:space="preserve"> place </w:t>
+      </w:r>
+      <w:sdt>
+        <w:sdtPr>
+          <w:rPr>
+            <w:rFonts w:hint="eastAsia"/>
+            <w:highlight w:val="green"/>
+          </w:rPr>
+          <w:id w:val="351309295"/>
+          <w:citation/>
+        </w:sdtPr>
+        <w:sdtContent>
+          <w:r>
+            <w:rPr>
+              <w:highlight w:val="green"/>
+            </w:rPr>
+            <w:fldChar w:fldCharType="begin"/>
+          </w:r>
+          <w:r>
+            <w:rPr>
+              <w:highlight w:val="green"/>
+            </w:rPr>
+            <w:instrText xml:space="preserve"> </w:instrText>
+          </w:r>
+          <w:r>
+            <w:rPr>
+              <w:rFonts w:hint="eastAsia"/>
+              <w:highlight w:val="green"/>
+            </w:rPr>
+            <w:instrText>CITATION wsc \l 1041</w:instrText>
+          </w:r>
+          <w:r>
+            <w:rPr>
+              <w:highlight w:val="green"/>
+            </w:rPr>
+            <w:instrText xml:space="preserve"> </w:instrText>
+          </w:r>
+          <w:r>
+            <w:rPr>
+              <w:highlight w:val="green"/>
+            </w:rPr>
+            <w:fldChar w:fldCharType="separate"/>
+          </w:r>
+          <w:r>
+            <w:rPr>
+              <w:noProof/>
+              <w:highlight w:val="green"/>
+            </w:rPr>
+            <w:t>(wsc-MISX n.d.)</w:t>
+          </w:r>
+          <w:r>
+            <w:rPr>
+              <w:highlight w:val="green"/>
+            </w:rPr>
+            <w:fldChar w:fldCharType="end"/>
+          </w:r>
+        </w:sdtContent>
+      </w:sdt>
+      <w:r>
+        <w:rPr>
+          <w:rFonts w:hint="eastAsia"/>
+          <w:highlight w:val="green"/>
+        </w:rPr>
+        <w:t xml:space="preserve"> </w:t>
+      </w:r>
+      <w:r>
+        <w:rPr>
+          <w:rFonts w:hint="eastAsia"/>
+          <w:highlight w:val="green"/>
+        </w:rPr>
+        <w:t xml:space="preserve">used </w:t>
+      </w:r>
+      <w:r>
+        <w:rPr>
+          <w:rFonts w:hint="eastAsia"/>
+          <w:highlight w:val="green"/>
+        </w:rPr>
+        <w:t>a technique called R-Drop, or Regularized Dropout</w:t>
+      </w:r>
+      <w:r>
+        <w:rPr>
+          <w:rFonts w:hint="eastAsia"/>
+          <w:highlight w:val="green"/>
+        </w:rPr>
+        <w:t xml:space="preserve"> </w:t>
+      </w:r>
+      <w:sdt>
+        <w:sdtPr>
+          <w:rPr>
+            <w:rFonts w:hint="eastAsia"/>
+            <w:highlight w:val="green"/>
+          </w:rPr>
+          <w:id w:val="-2063554112"/>
+          <w:citation/>
+        </w:sdtPr>
+        <w:sdtContent>
+          <w:r>
+            <w:rPr>
+              <w:highlight w:val="green"/>
+            </w:rPr>
+            <w:fldChar w:fldCharType="begin"/>
+          </w:r>
+          <w:r>
+            <w:rPr>
+              <w:highlight w:val="green"/>
+            </w:rPr>
+            <w:instrText xml:space="preserve">CITATION Xiav2 \l 1041 </w:instrText>
+          </w:r>
+          <w:r>
+            <w:rPr>
+              <w:highlight w:val="green"/>
+            </w:rPr>
+            <w:fldChar w:fldCharType="separate"/>
+          </w:r>
+          <w:r>
+            <w:rPr>
+              <w:noProof/>
+              <w:highlight w:val="green"/>
+            </w:rPr>
+            <w:t>(Xiaobo Liang 29 Oct 2021)</w:t>
+          </w:r>
+          <w:r>
+            <w:rPr>
+              <w:highlight w:val="green"/>
+            </w:rPr>
+            <w:fldChar w:fldCharType="end"/>
+          </w:r>
+        </w:sdtContent>
+      </w:sdt>
+      <w:r>
+        <w:rPr>
+          <w:rFonts w:hint="eastAsia"/>
+          <w:highlight w:val="green"/>
+        </w:rPr>
+        <w:t>. It builds upon a technique called Dropout which has long been used in neural networks to reduce overfitting. R-Drop adds a regularization step</w:t>
+      </w:r>
+      <w:r>
+        <w:rPr>
+          <w:rFonts w:hint="eastAsia"/>
+          <w:highlight w:val="green"/>
+        </w:rPr>
+        <w:t xml:space="preserve"> </w:t>
+      </w:r>
+      <w:r>
+        <w:rPr>
+          <w:rFonts w:hint="eastAsia"/>
+          <w:highlight w:val="green"/>
+        </w:rPr>
+        <w:t>during training</w:t>
+      </w:r>
+      <w:r>
+        <w:rPr>
+          <w:rFonts w:hint="eastAsia"/>
+          <w:highlight w:val="green"/>
+        </w:rPr>
+        <w:t xml:space="preserve"> which can be done by running the model twice and comparing the outputs </w:t>
+      </w:r>
+      <w:r>
+        <w:rPr>
+          <w:rFonts w:hint="eastAsia"/>
+          <w:highlight w:val="green"/>
+        </w:rPr>
+        <w:t xml:space="preserve">using KL Divergence </w:t>
+      </w:r>
+      <w:sdt>
+        <w:sdtPr>
+          <w:rPr>
+            <w:rFonts w:hint="eastAsia"/>
+            <w:highlight w:val="green"/>
+          </w:rPr>
+          <w:id w:val="-1970894053"/>
+          <w:citation/>
+        </w:sdtPr>
+        <w:sdtContent>
+          <w:r>
+            <w:rPr>
+              <w:highlight w:val="green"/>
+            </w:rPr>
+            <w:fldChar w:fldCharType="begin"/>
+          </w:r>
+          <w:r>
+            <w:rPr>
+              <w:highlight w:val="green"/>
+            </w:rPr>
+            <w:instrText xml:space="preserve"> </w:instrText>
+          </w:r>
+          <w:r>
+            <w:rPr>
+              <w:rFonts w:hint="eastAsia"/>
+              <w:highlight w:val="green"/>
+            </w:rPr>
+            <w:instrText>CITATION Kul \l 1041</w:instrText>
+          </w:r>
+          <w:r>
+            <w:rPr>
+              <w:highlight w:val="green"/>
+            </w:rPr>
+            <w:instrText xml:space="preserve"> </w:instrText>
+          </w:r>
+          <w:r>
+            <w:rPr>
+              <w:highlight w:val="green"/>
+            </w:rPr>
+            <w:fldChar w:fldCharType="separate"/>
+          </w:r>
+          <w:r>
+            <w:rPr>
+              <w:noProof/>
+              <w:highlight w:val="green"/>
+            </w:rPr>
+            <w:t>(Kullback-Leibler Divergence n.d.)</w:t>
+          </w:r>
+          <w:r>
+            <w:rPr>
+              <w:highlight w:val="green"/>
+            </w:rPr>
+            <w:fldChar w:fldCharType="end"/>
+          </w:r>
+        </w:sdtContent>
+      </w:sdt>
+      <w:r>
+        <w:rPr>
+          <w:rFonts w:hint="eastAsia"/>
+          <w:highlight w:val="green"/>
+        </w:rPr>
+        <w:t xml:space="preserve">. Then </w:t>
+      </w:r>
+      <w:r>
+        <w:rPr>
+          <w:rFonts w:hint="eastAsia"/>
+          <w:highlight w:val="green"/>
+        </w:rPr>
+        <w:t xml:space="preserve">incorporates this </w:t>
+      </w:r>
+      <w:r>
+        <w:rPr>
+          <w:rFonts w:hint="eastAsia"/>
+          <w:highlight w:val="green"/>
+        </w:rPr>
+        <w:t xml:space="preserve">value </w:t>
+      </w:r>
+      <w:r>
+        <w:rPr>
+          <w:rFonts w:hint="eastAsia"/>
+          <w:highlight w:val="green"/>
+        </w:rPr>
+        <w:t>into the learning objective for the model</w:t>
+      </w:r>
+      <w:r>
+        <w:rPr>
+          <w:rFonts w:hint="eastAsia"/>
+          <w:highlight w:val="green"/>
+        </w:rPr>
+        <w:t xml:space="preserve"> by adding it to the loss function used to train the model. This </w:t>
+      </w:r>
+      <w:r>
+        <w:rPr>
+          <w:rFonts w:hint="eastAsia"/>
+          <w:highlight w:val="green"/>
+        </w:rPr>
+        <w:t>make</w:t>
+      </w:r>
+      <w:r>
+        <w:rPr>
+          <w:rFonts w:hint="eastAsia"/>
+          <w:highlight w:val="green"/>
+        </w:rPr>
+        <w:t>s</w:t>
+      </w:r>
+      <w:r>
+        <w:rPr>
+          <w:rFonts w:hint="eastAsia"/>
+          <w:highlight w:val="green"/>
+        </w:rPr>
+        <w:t xml:space="preserve"> the outputs </w:t>
+      </w:r>
+      <w:r>
+        <w:rPr>
+          <w:rFonts w:hint="eastAsia"/>
+          <w:highlight w:val="green"/>
+        </w:rPr>
+        <w:t xml:space="preserve">of the model </w:t>
+      </w:r>
+      <w:r>
+        <w:rPr>
+          <w:rFonts w:hint="eastAsia"/>
+          <w:highlight w:val="green"/>
+        </w:rPr>
+        <w:t>agree more</w:t>
+      </w:r>
+      <w:r>
+        <w:rPr>
+          <w:rFonts w:hint="eastAsia"/>
+          <w:highlight w:val="green"/>
+        </w:rPr>
+        <w:t xml:space="preserve"> between runs</w:t>
+      </w:r>
+      <w:r>
+        <w:rPr>
+          <w:rFonts w:hint="eastAsia"/>
+          <w:highlight w:val="green"/>
+        </w:rPr>
+        <w:t xml:space="preserve">. This </w:t>
+      </w:r>
+      <w:r>
+        <w:rPr>
+          <w:rFonts w:hint="eastAsia"/>
+          <w:highlight w:val="green"/>
+        </w:rPr>
+        <w:t xml:space="preserve">reduces overfitting like normal dropout, while increasing </w:t>
+      </w:r>
+      <w:r>
+        <w:rPr>
+          <w:rFonts w:hint="eastAsia"/>
+          <w:highlight w:val="green"/>
+        </w:rPr>
+        <w:t xml:space="preserve">the </w:t>
+      </w:r>
+      <w:r>
+        <w:rPr>
+          <w:rFonts w:hint="eastAsia"/>
+          <w:highlight w:val="green"/>
+        </w:rPr>
+        <w:t>consistency</w:t>
+      </w:r>
+      <w:r>
+        <w:rPr>
+          <w:rFonts w:hint="eastAsia"/>
+          <w:highlight w:val="green"/>
+        </w:rPr>
+        <w:t xml:space="preserve"> (and accuracy?)</w:t>
+      </w:r>
+      <w:r>
+        <w:rPr>
+          <w:rFonts w:hint="eastAsia"/>
+          <w:highlight w:val="green"/>
+        </w:rPr>
+        <w:t xml:space="preserve"> </w:t>
+      </w:r>
+      <w:r>
+        <w:rPr>
+          <w:rFonts w:hint="eastAsia"/>
+          <w:highlight w:val="green"/>
+        </w:rPr>
+        <w:t>of the model</w:t>
+      </w:r>
+      <w:r>
+        <w:rPr>
+          <w:rFonts w:hint="eastAsia"/>
+          <w:highlight w:val="green"/>
+        </w:rPr>
+        <w:t xml:space="preserve"> (experimentally shown in the original </w:t>
+      </w:r>
+      <w:r>
+        <w:rPr>
+          <w:rFonts w:hint="eastAsia"/>
+          <w:highlight w:val="green"/>
+        </w:rPr>
+        <w:t xml:space="preserve">R-Drop </w:t>
+      </w:r>
+      <w:r>
+        <w:rPr>
+          <w:rFonts w:hint="eastAsia"/>
+          <w:highlight w:val="green"/>
+        </w:rPr>
+        <w:t>paper to increase BLEU score</w:t>
+      </w:r>
+      <w:r>
+        <w:rPr>
+          <w:rFonts w:hint="eastAsia"/>
+          <w:highlight w:val="green"/>
+        </w:rPr>
+        <w:t>, section 4.1</w:t>
+      </w:r>
+      <w:r>
+        <w:rPr>
+          <w:rFonts w:hint="eastAsia"/>
+          <w:highlight w:val="green"/>
+        </w:rPr>
+        <w:t>)</w:t>
+      </w:r>
+      <w:r>
+        <w:rPr>
+          <w:rFonts w:hint="eastAsia"/>
+          <w:highlight w:val="green"/>
+        </w:rPr>
+        <w:t>.</w:t>
+      </w:r>
+    </w:p>
+    <w:p>
+      <w:pPr>
+        <w:rPr>
+          <w:highlight w:val="yellow"/>
+        </w:rPr>
+      </w:pPr>
+      <w:r>
+        <w:rPr>
+          <w:highlight w:val="yellow"/>
+        </w:rPr>
+        <w:t>        - Translation memory (9)</w:t>
+      </w:r>
+    </w:p>
+    <w:p>
+      <w:pPr>
+        <w:rPr>
+          <w:highlight w:val="green"/>
+        </w:rPr>
+      </w:pPr>
+      <w:r>
+        <w:rPr>
+          <w:rFonts w:hint="eastAsia"/>
+          <w:highlight w:val="green"/>
+        </w:rPr>
+        <w:t>9</w:t>
+      </w:r>
+      <w:r>
+        <w:rPr>
+          <w:rFonts w:hint="eastAsia"/>
+          <w:highlight w:val="green"/>
+          <w:vertAlign w:val="superscript"/>
+        </w:rPr>
+        <w:t>th</w:t>
+      </w:r>
+      <w:r>
+        <w:rPr>
+          <w:rFonts w:hint="eastAsia"/>
+          <w:highlight w:val="green"/>
+        </w:rPr>
+        <w:t xml:space="preserve"> place</w:t>
+      </w:r>
+      <w:r>
+        <w:rPr>
+          <w:rFonts w:hint="eastAsia"/>
+          <w:highlight w:val="green"/>
+        </w:rPr>
+        <w:t xml:space="preserve"> </w:t>
+      </w:r>
+      <w:sdt>
+        <w:sdtPr>
+          <w:rPr>
+            <w:rFonts w:hint="eastAsia"/>
+            <w:highlight w:val="green"/>
+          </w:rPr>
+          <w:id w:val="1543713746"/>
+          <w:citation/>
+        </w:sdtPr>
+        <w:sdtContent>
+          <w:r>
+            <w:rPr>
+              <w:highlight w:val="green"/>
+            </w:rPr>
+            <w:fldChar w:fldCharType="begin"/>
+          </w:r>
+          <w:r>
+            <w:rPr>
+              <w:highlight w:val="green"/>
+            </w:rPr>
+            <w:instrText xml:space="preserve">CITATION ele \l 1041 </w:instrText>
+          </w:r>
+          <w:r>
+            <w:rPr>
+              <w:highlight w:val="green"/>
+            </w:rPr>
+            <w:fldChar w:fldCharType="separate"/>
+          </w:r>
+          <w:r>
+            <w:rPr>
+              <w:noProof/>
+              <w:highlight w:val="green"/>
+            </w:rPr>
+            <w:t>(eleftheria14 n.d.)</w:t>
+          </w:r>
+          <w:r>
+            <w:rPr>
+              <w:highlight w:val="green"/>
+            </w:rPr>
+            <w:fldChar w:fldCharType="end"/>
+          </w:r>
+        </w:sdtContent>
+      </w:sdt>
+      <w:r>
+        <w:rPr>
+          <w:rFonts w:hint="eastAsia"/>
+          <w:highlight w:val="green"/>
+        </w:rPr>
+        <w:t xml:space="preserve"> used a technique called Translation Memory to check for exact text matches and match them with a predefined translation. This is an older machine translation technique, and helped them achieve a risk-free boost to their score on the 5% of test data which </w:t>
+      </w:r>
+      <w:r>
+        <w:rPr>
+          <w:rFonts w:hint="eastAsia"/>
+          <w:highlight w:val="green"/>
+        </w:rPr>
+        <w:t>had matches with</w:t>
+      </w:r>
+      <w:r>
+        <w:rPr>
+          <w:rFonts w:hint="eastAsia"/>
+          <w:highlight w:val="green"/>
+        </w:rPr>
+        <w:t xml:space="preserve"> the training data.</w:t>
+      </w:r>
+      <w:r>
+        <w:rPr>
+          <w:rFonts w:hint="eastAsia"/>
+          <w:highlight w:val="green"/>
+        </w:rPr>
+        <w:t xml:space="preserve"> They also use their translation </w:t>
+      </w:r>
+      <w:r>
+        <w:rPr>
+          <w:rFonts w:hint="eastAsia"/>
+          <w:highlight w:val="green"/>
         </w:rPr>
         <w:lastRenderedPageBreak/>
-        <w:t>        - Random Drop for model diversity (6)</w:t>
-      </w:r>
-    </w:p>
-    <w:p>
-      <w:pPr>
-        <w:rPr>
-          <w:highlight w:val="yellow"/>
-        </w:rPr>
-      </w:pPr>
-      <w:r>
-        <w:rPr>
-          <w:highlight w:val="yellow"/>
-        </w:rPr>
-        <w:t>        - Translation memory (9)</w:t>
-      </w:r>
-    </w:p>
-    <w:p>
-      <w:pPr>
-        <w:rPr>
-          <w:highlight w:val="yellow"/>
-        </w:rPr>
-      </w:pPr>
-      <w:r>
-        <w:rPr>
-          <w:highlight w:val="yellow"/>
-        </w:rPr>
-        <w:t xml:space="preserve">    - </w:t>
-      </w:r>
-      <w:proofErr w:type="gramStart"/>
-      <w:r>
-        <w:rPr>
-          <w:highlight w:val="yellow"/>
-        </w:rPr>
-        <w:t>Pre processing</w:t>
-      </w:r>
-      <w:proofErr w:type="gramEnd"/>
+        <w:t>memory technique to repair errors introduced by their Byt5 model after translating</w:t>
+      </w:r>
+      <w:r>
+        <w:rPr>
+          <w:rFonts w:hint="eastAsia"/>
+          <w:highlight w:val="green"/>
+        </w:rPr>
+        <w:t>, specifically repairing any names that were messed up in the process.</w:t>
+      </w:r>
+      <w:r>
+        <w:rPr>
+          <w:rFonts w:hint="eastAsia"/>
+          <w:highlight w:val="green"/>
+        </w:rPr>
+        <w:t xml:space="preserve"> This ensures a standard spelling for Akkadian proper nouns in the translation results.</w:t>
+      </w:r>
+    </w:p>
+    <w:p>
+      <w:pPr>
+        <w:rPr>
+          <w:highlight w:val="yellow"/>
+        </w:rPr>
+      </w:pPr>
+      <w:r>
+        <w:rPr>
+          <w:highlight w:val="yellow"/>
+        </w:rPr>
+        <w:t>    - Pre processing</w:t>
+      </w:r>
     </w:p>
     <w:p>
       <w:pPr>
@@ -5568,6 +5731,20 @@
     <w:p>
       <w:pPr>
         <w:rPr>
+          <w:highlight w:val="green"/>
+        </w:rPr>
+      </w:pPr>
+      <w:r>
+        <w:rPr>
+          <w:rFonts w:hint="eastAsia"/>
+          <w:highlight w:val="green"/>
+        </w:rPr>
+        <w:t xml:space="preserve">For training data where OCR produced incorrect results, the data needed to be repaired. </w:t>
+      </w:r>
+    </w:p>
+    <w:p>
+      <w:pPr>
+        <w:rPr>
           <w:highlight w:val="yellow"/>
         </w:rPr>
       </w:pPr>
@@ -5601,21 +5778,7 @@
         <w:rPr>
           <w:highlight w:val="yellow"/>
         </w:rPr>
-        <w:t xml:space="preserve">        - 100-400 length to match </w:t>
-      </w:r>
-      <w:proofErr w:type="gramStart"/>
-      <w:r>
-        <w:rPr>
-          <w:highlight w:val="yellow"/>
-        </w:rPr>
-        <w:t>competition(</w:t>
-      </w:r>
-      <w:proofErr w:type="gramEnd"/>
-      <w:r>
-        <w:rPr>
-          <w:highlight w:val="yellow"/>
-        </w:rPr>
-        <w:t>11)</w:t>
+        <w:t>        - 100-400 length to match competition(11)</w:t>
       </w:r>
     </w:p>
     <w:p>
@@ -5661,57 +5824,21 @@
         <w:rPr>
           <w:highlight w:val="yellow"/>
         </w:rPr>
-        <w:t xml:space="preserve">            - Many people used several different evaluation metrics beyond what the </w:t>
-      </w:r>
-      <w:proofErr w:type="spellStart"/>
-      <w:r>
-        <w:rPr>
-          <w:highlight w:val="yellow"/>
-        </w:rPr>
-        <w:t>kaggle</w:t>
-      </w:r>
-      <w:proofErr w:type="spellEnd"/>
-      <w:r>
-        <w:rPr>
-          <w:highlight w:val="yellow"/>
-        </w:rPr>
-        <w:t xml:space="preserve"> competition scored on. </w:t>
-      </w:r>
-    </w:p>
-    <w:p>
-      <w:pPr>
-        <w:rPr>
-          <w:highlight w:val="yellow"/>
-        </w:rPr>
-      </w:pPr>
-      <w:r>
-        <w:rPr>
-          <w:highlight w:val="yellow"/>
-        </w:rPr>
-        <w:t>                - based on an [</w:t>
-      </w:r>
-      <w:proofErr w:type="gramStart"/>
-      <w:r>
-        <w:rPr>
-          <w:highlight w:val="yellow"/>
-        </w:rPr>
-        <w:t>open source</w:t>
-      </w:r>
-      <w:proofErr w:type="gramEnd"/>
-      <w:r>
-        <w:rPr>
-          <w:highlight w:val="yellow"/>
-        </w:rPr>
-        <w:t xml:space="preserve"> </w:t>
-      </w:r>
-      <w:proofErr w:type="gramStart"/>
-      <w:r>
-        <w:rPr>
-          <w:highlight w:val="yellow"/>
-        </w:rPr>
-        <w:t>solution](</w:t>
-      </w:r>
-      <w:proofErr w:type="gramEnd"/>
+        <w:t xml:space="preserve">            - Many people used several different evaluation metrics beyond what the kaggle competition scored on. </w:t>
+      </w:r>
+    </w:p>
+    <w:p>
+      <w:pPr>
+        <w:rPr>
+          <w:highlight w:val="yellow"/>
+        </w:rPr>
+      </w:pPr>
+      <w:r>
+        <w:rPr>
+          <w:highlight w:val="yellow"/>
+        </w:rPr>
+        <w:t>                - based on an [open source solution](</w:t>
+      </w:r>
       <w:r>
         <w:rPr>
           <w:highlight w:val="yellow"/>
@@ -5749,21 +5876,7 @@
         <w:rPr>
           <w:highlight w:val="yellow"/>
         </w:rPr>
-        <w:t xml:space="preserve">                    - </w:t>
-      </w:r>
-      <w:proofErr w:type="spellStart"/>
-      <w:r>
-        <w:rPr>
-          <w:highlight w:val="yellow"/>
-        </w:rPr>
-        <w:t>chrF</w:t>
-      </w:r>
-      <w:proofErr w:type="spellEnd"/>
-      <w:r>
-        <w:rPr>
-          <w:highlight w:val="yellow"/>
-        </w:rPr>
-        <w:t>++</w:t>
+        <w:t>                    - chrF++</w:t>
       </w:r>
     </w:p>
     <w:p>
@@ -5847,7 +5960,7 @@
                     <pic:cNvPicPr/>
                   </pic:nvPicPr>
                   <pic:blipFill>
-                    <a:blip r:embed="rId16"/>
+                    <a:blip r:embed="rId18"/>
                     <a:stretch>
                       <a:fillRect/>
                     </a:stretch>
@@ -5927,6 +6040,7 @@
         <w:rPr>
           <w:highlight w:val="yellow"/>
         </w:rPr>
+        <w:lastRenderedPageBreak/>
         <w:t>                    - length prior</w:t>
       </w:r>
     </w:p>
@@ -5941,7 +6055,6 @@
           <w:rFonts w:hint="eastAsia"/>
           <w:highlight w:val="yellow"/>
         </w:rPr>
-        <w:lastRenderedPageBreak/>
         <w:t>Minimum Bayes Risk Decoding (</w:t>
       </w:r>
       <w:r>
@@ -5991,23 +6104,7 @@
           <w:rFonts w:hint="eastAsia"/>
           <w:highlight w:val="yellow"/>
         </w:rPr>
-        <w:t xml:space="preserve">some </w:t>
-      </w:r>
-      <w:proofErr w:type="gramStart"/>
-      <w:r>
-        <w:rPr>
-          <w:rFonts w:hint="eastAsia"/>
-          <w:highlight w:val="yellow"/>
-        </w:rPr>
-        <w:t>metric,</w:t>
-      </w:r>
-      <w:proofErr w:type="gramEnd"/>
-      <w:r>
-        <w:rPr>
-          <w:rFonts w:hint="eastAsia"/>
-          <w:highlight w:val="yellow"/>
-        </w:rPr>
-        <w:t xml:space="preserve"> to see how much the outputs </w:t>
+        <w:t xml:space="preserve">some metric, to see how much the outputs </w:t>
       </w:r>
       <w:r>
         <w:rPr>
@@ -6033,39 +6130,7 @@
           <w:rFonts w:hint="eastAsia"/>
           <w:highlight w:val="yellow"/>
         </w:rPr>
-        <w:t xml:space="preserve"> with one another. We the metrics used were </w:t>
-      </w:r>
-      <w:proofErr w:type="spellStart"/>
-      <w:r>
-        <w:rPr>
-          <w:rFonts w:hint="eastAsia"/>
-          <w:highlight w:val="yellow"/>
-        </w:rPr>
-        <w:t>chrF</w:t>
-      </w:r>
-      <w:proofErr w:type="spellEnd"/>
-      <w:r>
-        <w:rPr>
-          <w:rFonts w:hint="eastAsia"/>
-          <w:highlight w:val="yellow"/>
-        </w:rPr>
-        <w:t>++, BLEU, Jaccard similarity (at the token level), and length (//</w:t>
-      </w:r>
-      <w:proofErr w:type="spellStart"/>
-      <w:r>
-        <w:rPr>
-          <w:rFonts w:hint="eastAsia"/>
-          <w:highlight w:val="yellow"/>
-        </w:rPr>
-        <w:t>todo</w:t>
-      </w:r>
-      <w:proofErr w:type="spellEnd"/>
-      <w:r>
-        <w:rPr>
-          <w:rFonts w:hint="eastAsia"/>
-          <w:highlight w:val="yellow"/>
-        </w:rPr>
-        <w:t xml:space="preserve"> confirm </w:t>
+        <w:t xml:space="preserve"> with one another. We the metrics used were chrF++, BLEU, Jaccard similarity (at the token level), and length (//todo confirm </w:t>
       </w:r>
       <w:r>
         <w:rPr>
@@ -6079,55 +6144,7 @@
           <w:rFonts w:hint="eastAsia"/>
           <w:highlight w:val="yellow"/>
         </w:rPr>
-        <w:t xml:space="preserve"> By seeing which outputs are the most </w:t>
-      </w:r>
-      <w:proofErr w:type="gramStart"/>
-      <w:r>
-        <w:rPr>
-          <w:rFonts w:hint="eastAsia"/>
-          <w:highlight w:val="yellow"/>
-        </w:rPr>
-        <w:t>similar to</w:t>
-      </w:r>
-      <w:proofErr w:type="gramEnd"/>
-      <w:r>
-        <w:rPr>
-          <w:rFonts w:hint="eastAsia"/>
-          <w:highlight w:val="yellow"/>
-        </w:rPr>
-        <w:t xml:space="preserve"> the other outputs, we can infer </w:t>
-      </w:r>
-      <w:proofErr w:type="gramStart"/>
-      <w:r>
-        <w:rPr>
-          <w:rFonts w:hint="eastAsia"/>
-          <w:highlight w:val="yellow"/>
-        </w:rPr>
-        <w:t>that  that</w:t>
-      </w:r>
-      <w:proofErr w:type="gramEnd"/>
-      <w:r>
-        <w:rPr>
-          <w:rFonts w:hint="eastAsia"/>
-          <w:highlight w:val="yellow"/>
-        </w:rPr>
-        <w:t xml:space="preserve"> is the least unusual </w:t>
-      </w:r>
-      <w:proofErr w:type="gramStart"/>
-      <w:r>
-        <w:rPr>
-          <w:rFonts w:hint="eastAsia"/>
-          <w:highlight w:val="yellow"/>
-        </w:rPr>
-        <w:t>translation, and</w:t>
-      </w:r>
-      <w:proofErr w:type="gramEnd"/>
-      <w:r>
-        <w:rPr>
-          <w:rFonts w:hint="eastAsia"/>
-          <w:highlight w:val="yellow"/>
-        </w:rPr>
-        <w:t xml:space="preserve"> might therefore be better.</w:t>
+        <w:t xml:space="preserve"> By seeing which outputs are the most similar to the other outputs, we can infer that  that is the least unusual translation, and might therefore be better.</w:t>
       </w:r>
       <w:r>
         <w:rPr>
@@ -6141,23 +6158,7 @@
           <w:rFonts w:hint="eastAsia"/>
           <w:highlight w:val="yellow"/>
         </w:rPr>
-        <w:t xml:space="preserve">from 40 to 41 </w:t>
-      </w:r>
-      <w:proofErr w:type="spellStart"/>
-      <w:r>
-        <w:rPr>
-          <w:rFonts w:hint="eastAsia"/>
-          <w:highlight w:val="yellow"/>
-        </w:rPr>
-        <w:t>ish</w:t>
-      </w:r>
-      <w:proofErr w:type="spellEnd"/>
-      <w:r>
-        <w:rPr>
-          <w:rFonts w:hint="eastAsia"/>
-          <w:highlight w:val="yellow"/>
-        </w:rPr>
-        <w:t xml:space="preserve"> </w:t>
+        <w:t xml:space="preserve">from 40 to 41 ish </w:t>
       </w:r>
       <w:r>
         <w:rPr>
@@ -6446,69 +6447,21 @@
           <w:rFonts w:hint="eastAsia"/>
           <w:highlight w:val="yellow"/>
         </w:rPr>
-        <w:t xml:space="preserve"> GPUs. </w:t>
-      </w:r>
-      <w:proofErr w:type="gramStart"/>
-      <w:r>
-        <w:rPr>
-          <w:rFonts w:hint="eastAsia"/>
-          <w:highlight w:val="yellow"/>
-        </w:rPr>
-        <w:t>Therefore</w:t>
-      </w:r>
-      <w:proofErr w:type="gramEnd"/>
-      <w:r>
-        <w:rPr>
-          <w:rFonts w:hint="eastAsia"/>
-          <w:highlight w:val="yellow"/>
-        </w:rPr>
-        <w:t xml:space="preserve"> it is the only one I used.</w:t>
-      </w:r>
-      <w:r>
-        <w:rPr>
-          <w:rFonts w:hint="eastAsia"/>
-          <w:highlight w:val="yellow"/>
-        </w:rPr>
-        <w:t xml:space="preserve"> Many top teams </w:t>
-      </w:r>
-      <w:proofErr w:type="gramStart"/>
-      <w:r>
-        <w:rPr>
-          <w:rFonts w:hint="eastAsia"/>
-          <w:highlight w:val="yellow"/>
-        </w:rPr>
-        <w:t>also</w:t>
-      </w:r>
-      <w:proofErr w:type="gramEnd"/>
-      <w:r>
-        <w:rPr>
-          <w:rFonts w:hint="eastAsia"/>
-          <w:highlight w:val="yellow"/>
-        </w:rPr>
-        <w:t xml:space="preserve"> only used byt5-small. But many more teams used larger byt5 models such as byt5-base, byt5-large, or byt5-xl. </w:t>
-      </w:r>
-      <w:r>
-        <w:rPr>
-          <w:rFonts w:hint="eastAsia"/>
-          <w:highlight w:val="yellow"/>
-        </w:rPr>
-        <w:t xml:space="preserve">These larger models would be useful in that they would be able to capture the </w:t>
-      </w:r>
-      <w:proofErr w:type="spellStart"/>
-      <w:r>
-        <w:rPr>
-          <w:rFonts w:hint="eastAsia"/>
-          <w:highlight w:val="yellow"/>
-        </w:rPr>
-        <w:t>behaviour</w:t>
-      </w:r>
-      <w:proofErr w:type="spellEnd"/>
-      <w:r>
-        <w:rPr>
-          <w:rFonts w:hint="eastAsia"/>
-          <w:highlight w:val="yellow"/>
-        </w:rPr>
-        <w:t xml:space="preserve"> of more data with the </w:t>
+        <w:t xml:space="preserve"> GPUs. Therefore it is the only one I used.</w:t>
+      </w:r>
+      <w:r>
+        <w:rPr>
+          <w:rFonts w:hint="eastAsia"/>
+          <w:highlight w:val="yellow"/>
+        </w:rPr>
+        <w:t xml:space="preserve"> Many top teams also only used byt5-small. But many more teams used larger byt5 models such as byt5-base, byt5-large, or byt5-xl. </w:t>
+      </w:r>
+      <w:r>
+        <w:rPr>
+          <w:rFonts w:hint="eastAsia"/>
+          <w:highlight w:val="yellow"/>
+        </w:rPr>
+        <w:t xml:space="preserve">These larger models would be useful in that they would be able to capture the behaviour of more data with the </w:t>
       </w:r>
       <w:r>
         <w:rPr>
@@ -6521,46 +6474,14 @@
           <w:rFonts w:hint="eastAsia"/>
           <w:highlight w:val="yellow"/>
         </w:rPr>
-        <w:t xml:space="preserve"> that </w:t>
-      </w:r>
-      <w:proofErr w:type="gramStart"/>
-      <w:r>
-        <w:rPr>
-          <w:rFonts w:hint="eastAsia"/>
-          <w:highlight w:val="yellow"/>
-        </w:rPr>
-        <w:t>the</w:t>
-      </w:r>
-      <w:proofErr w:type="gramEnd"/>
-      <w:r>
-        <w:rPr>
-          <w:rFonts w:hint="eastAsia"/>
-          <w:highlight w:val="yellow"/>
-        </w:rPr>
-        <w:t xml:space="preserve"> might overfit more. </w:t>
-      </w:r>
-      <w:r>
-        <w:rPr>
-          <w:rFonts w:hint="eastAsia"/>
-          <w:highlight w:val="yellow"/>
-        </w:rPr>
-        <w:t xml:space="preserve">To train these models, teams had to use their own GPUs. And to use the biggest models to make predictions on the test data set, the </w:t>
-      </w:r>
-      <w:proofErr w:type="gramStart"/>
-      <w:r>
-        <w:rPr>
-          <w:rFonts w:hint="eastAsia"/>
-          <w:highlight w:val="yellow"/>
-        </w:rPr>
-        <w:t>models</w:t>
-      </w:r>
-      <w:proofErr w:type="gramEnd"/>
-      <w:r>
-        <w:rPr>
-          <w:rFonts w:hint="eastAsia"/>
-          <w:highlight w:val="yellow"/>
-        </w:rPr>
-        <w:t xml:space="preserve"> </w:t>
+        <w:t xml:space="preserve"> that the might overfit more. </w:t>
+      </w:r>
+      <w:r>
+        <w:rPr>
+          <w:rFonts w:hint="eastAsia"/>
+          <w:highlight w:val="yellow"/>
+        </w:rPr>
+        <w:t xml:space="preserve">To train these models, teams had to use their own GPUs. And to use the biggest models to make predictions on the test data set, the models </w:t>
       </w:r>
       <w:r>
         <w:rPr>
@@ -6640,27 +6561,20 @@
         <w:rPr>
           <w:highlight w:val="yellow"/>
         </w:rPr>
-        <w:t xml:space="preserve">        - </w:t>
-      </w:r>
-      <w:proofErr w:type="spellStart"/>
-      <w:r>
-        <w:rPr>
-          <w:highlight w:val="yellow"/>
-        </w:rPr>
-        <w:t>Ensembling</w:t>
-      </w:r>
-      <w:proofErr w:type="spellEnd"/>
-    </w:p>
-    <w:p>
-      <w:pPr>
-        <w:rPr>
-          <w:highlight w:val="yellow"/>
-        </w:rPr>
-      </w:pPr>
-      <w:r>
-        <w:rPr>
-          <w:highlight w:val="yellow"/>
-        </w:rPr>
+        <w:t>        - Ensembling</w:t>
+      </w:r>
+    </w:p>
+    <w:p>
+      <w:pPr>
+        <w:rPr>
+          <w:highlight w:val="yellow"/>
+        </w:rPr>
+      </w:pPr>
+      <w:r>
+        <w:rPr>
+          <w:highlight w:val="yellow"/>
+        </w:rPr>
+        <w:lastRenderedPageBreak/>
         <w:t>        - Multiple models</w:t>
       </w:r>
     </w:p>
@@ -6674,7 +6588,6 @@
         <w:rPr>
           <w:highlight w:val="yellow"/>
         </w:rPr>
-        <w:lastRenderedPageBreak/>
         <w:t>            - models trained on different data subsets</w:t>
       </w:r>
     </w:p>
@@ -6724,6 +6637,9 @@
     </w:p>
     <w:p>
       <w:r>
+        <w:rPr>
+          <w:highlight w:val="magenta"/>
+        </w:rPr>
         <w:t>- TODO</w:t>
       </w:r>
     </w:p>
@@ -6739,15 +6655,7 @@
     </w:p>
     <w:p>
       <w:r>
-        <w:t xml:space="preserve">- I tried to use byt5-base which has more parameters than byt5-small, but it wouldn't fit on the </w:t>
-      </w:r>
-      <w:proofErr w:type="spellStart"/>
-      <w:r>
-        <w:t>gpu</w:t>
-      </w:r>
-      <w:proofErr w:type="spellEnd"/>
-      <w:r>
-        <w:t xml:space="preserve"> I had access to.</w:t>
+        <w:t>- I tried to use byt5-base which has more parameters than byt5-small, but it wouldn't fit on the gpu I had access to.</w:t>
       </w:r>
     </w:p>
     <w:p>
@@ -6836,6 +6744,7 @@
         <w:rPr>
           <w:highlight w:val="yellow"/>
         </w:rPr>
+        <w:lastRenderedPageBreak/>
         <w:t>- It's good to explore with a smaller model version, then try out a bigger version to see if it works better. not sure when this would be the case that it would work better though.</w:t>
       </w:r>
     </w:p>
@@ -6849,22 +6758,7 @@
         <w:rPr>
           <w:highlight w:val="yellow"/>
         </w:rPr>
-        <w:lastRenderedPageBreak/>
-        <w:t xml:space="preserve">- Postprocessing on a model's output can </w:t>
-      </w:r>
-      <w:proofErr w:type="gramStart"/>
-      <w:r>
-        <w:rPr>
-          <w:highlight w:val="yellow"/>
-        </w:rPr>
-        <w:t>overfit to</w:t>
-      </w:r>
-      <w:proofErr w:type="gramEnd"/>
-      <w:r>
-        <w:rPr>
-          <w:highlight w:val="yellow"/>
-        </w:rPr>
-        <w:t xml:space="preserve"> your validation set.</w:t>
+        <w:t>- Postprocessing on a model's output can overfit to your validation set.</w:t>
       </w:r>
     </w:p>
     <w:p>
@@ -6890,121 +6784,29 @@
         <w:rPr>
           <w:highlight w:val="yellow"/>
         </w:rPr>
-        <w:t xml:space="preserve">    - provide any relevant knowledge necessary to do the job to </w:t>
-      </w:r>
-      <w:proofErr w:type="gramStart"/>
-      <w:r>
-        <w:rPr>
-          <w:highlight w:val="yellow"/>
-        </w:rPr>
-        <w:t>the LLM</w:t>
-      </w:r>
-      <w:proofErr w:type="gramEnd"/>
-      <w:r>
-        <w:rPr>
-          <w:highlight w:val="yellow"/>
-        </w:rPr>
-        <w:t xml:space="preserve">. Like </w:t>
-      </w:r>
-      <w:proofErr w:type="spellStart"/>
-      <w:r>
-        <w:rPr>
-          <w:highlight w:val="yellow"/>
-        </w:rPr>
-        <w:t>json</w:t>
-      </w:r>
-      <w:proofErr w:type="spellEnd"/>
-      <w:r>
-        <w:rPr>
-          <w:highlight w:val="yellow"/>
-        </w:rPr>
-        <w:t xml:space="preserve"> </w:t>
-      </w:r>
-      <w:proofErr w:type="spellStart"/>
-      <w:r>
-        <w:rPr>
-          <w:highlight w:val="yellow"/>
-        </w:rPr>
-        <w:t>exerpts</w:t>
-      </w:r>
-      <w:proofErr w:type="spellEnd"/>
-      <w:r>
-        <w:rPr>
-          <w:highlight w:val="yellow"/>
-        </w:rPr>
-        <w:t xml:space="preserve"> from a book</w:t>
-      </w:r>
-    </w:p>
-    <w:p>
-      <w:pPr>
-        <w:rPr>
-          <w:highlight w:val="yellow"/>
-        </w:rPr>
-      </w:pPr>
-      <w:r>
-        <w:rPr>
-          <w:highlight w:val="yellow"/>
-        </w:rPr>
-        <w:t xml:space="preserve">    - An example could be </w:t>
-      </w:r>
-      <w:proofErr w:type="gramStart"/>
-      <w:r>
-        <w:rPr>
-          <w:highlight w:val="yellow"/>
-        </w:rPr>
-        <w:t>a you</w:t>
-      </w:r>
-      <w:proofErr w:type="gramEnd"/>
-      <w:r>
-        <w:rPr>
-          <w:highlight w:val="yellow"/>
-        </w:rPr>
-        <w:t xml:space="preserve"> could give someone. "here's these grammar rules for </w:t>
-      </w:r>
-      <w:proofErr w:type="spellStart"/>
-      <w:r>
-        <w:rPr>
-          <w:highlight w:val="yellow"/>
-        </w:rPr>
-        <w:t>akkadian</w:t>
-      </w:r>
-      <w:proofErr w:type="spellEnd"/>
-      <w:r>
-        <w:rPr>
-          <w:highlight w:val="yellow"/>
-        </w:rPr>
-        <w:t xml:space="preserve"> that are relevant to the following passage, here's every relevant </w:t>
-      </w:r>
-      <w:proofErr w:type="gramStart"/>
-      <w:r>
-        <w:rPr>
-          <w:highlight w:val="yellow"/>
-        </w:rPr>
-        <w:t>definition,  give</w:t>
-      </w:r>
-      <w:proofErr w:type="gramEnd"/>
-      <w:r>
-        <w:rPr>
-          <w:highlight w:val="yellow"/>
-        </w:rPr>
-        <w:t xml:space="preserve"> your best guess to try to translate this."</w:t>
-      </w:r>
-    </w:p>
-    <w:p>
-      <w:r>
-        <w:rPr>
-          <w:highlight w:val="yellow"/>
-        </w:rPr>
-        <w:t xml:space="preserve">    - Primarily this thought comes from [3rd </w:t>
-      </w:r>
-      <w:proofErr w:type="gramStart"/>
-      <w:r>
-        <w:rPr>
-          <w:highlight w:val="yellow"/>
-        </w:rPr>
-        <w:t>place](</w:t>
-      </w:r>
-      <w:proofErr w:type="gramEnd"/>
+        <w:t>    - provide any relevant knowledge necessary to do the job to the LLM. Like json exerpts from a book</w:t>
+      </w:r>
+    </w:p>
+    <w:p>
+      <w:pPr>
+        <w:rPr>
+          <w:highlight w:val="yellow"/>
+        </w:rPr>
+      </w:pPr>
+      <w:r>
+        <w:rPr>
+          <w:highlight w:val="yellow"/>
+        </w:rPr>
+        <w:t>    - An example could be a you could give someone. "here's these grammar rules for akkadian that are relevant to the following passage, here's every relevant definition,  give your best guess to try to translate this."</w:t>
+      </w:r>
+    </w:p>
+    <w:p>
+      <w:r>
+        <w:rPr>
+          <w:highlight w:val="yellow"/>
+        </w:rPr>
+        <w:t>    - Primarily this thought comes from [3rd place](</w:t>
+      </w:r>
       <w:r>
         <w:rPr>
           <w:highlight w:val="yellow"/>
@@ -7034,41 +6836,30 @@
     </w:p>
     <w:p>
       <w:r>
-        <w:t xml:space="preserve">- These techniques can be used </w:t>
-      </w:r>
-      <w:proofErr w:type="gramStart"/>
-      <w:r>
-        <w:t>on</w:t>
-      </w:r>
-      <w:proofErr w:type="gramEnd"/>
-      <w:r>
-        <w:t xml:space="preserve"> other low resource languages or old languages which are hard to decipher.</w:t>
-      </w:r>
-    </w:p>
-    <w:p>
-      <w:r>
-        <w:rPr>
-          <w:rFonts w:hint="eastAsia"/>
+        <w:t>- These techniques can be used on other low resource languages or old languages which are hard to decipher.</w:t>
+      </w:r>
+    </w:p>
+    <w:p>
+      <w:r>
+        <w:rPr>
+          <w:rFonts w:hint="eastAsia"/>
+          <w:highlight w:val="yellow"/>
         </w:rPr>
         <w:t>Didn</w:t>
       </w:r>
       <w:r>
+        <w:rPr>
+          <w:highlight w:val="yellow"/>
+        </w:rPr>
         <w:t>’</w:t>
       </w:r>
       <w:r>
         <w:rPr>
           <w:rFonts w:hint="eastAsia"/>
-        </w:rPr>
-        <w:t xml:space="preserve">t try techniques: (//list techniques </w:t>
-      </w:r>
-      <w:proofErr w:type="gramStart"/>
-      <w:r>
-        <w:rPr>
-          <w:rFonts w:hint="eastAsia"/>
-        </w:rPr>
-        <w:t>here )</w:t>
-      </w:r>
-      <w:proofErr w:type="gramEnd"/>
+          <w:highlight w:val="yellow"/>
+        </w:rPr>
+        <w:t>t try techniques: (//list techniques here )</w:t>
+      </w:r>
       <w:r>
         <w:rPr>
           <w:rFonts w:hint="eastAsia"/>
@@ -7099,21 +6890,7 @@
         <w:rPr>
           <w:rFonts w:hint="eastAsia"/>
         </w:rPr>
-        <w:t xml:space="preserve">Additionally, </w:t>
-      </w:r>
-      <w:proofErr w:type="gramStart"/>
-      <w:r>
-        <w:rPr>
-          <w:rFonts w:hint="eastAsia"/>
-        </w:rPr>
-        <w:t>all of</w:t>
-      </w:r>
-      <w:proofErr w:type="gramEnd"/>
-      <w:r>
-        <w:rPr>
-          <w:rFonts w:hint="eastAsia"/>
-        </w:rPr>
-        <w:t xml:space="preserve"> these techniques could be helpful for translation of low resource, or ancient languages</w:t>
+        <w:t>Additionally, all of these techniques could be helpful for translation of low resource, or ancient languages</w:t>
       </w:r>
       <w:r>
         <w:rPr>
@@ -7123,19 +6900,11 @@
       </w:r>
     </w:p>
     <w:p>
-      <w:proofErr w:type="gramStart"/>
-      <w:r>
-        <w:rPr>
-          <w:rFonts w:hint="eastAsia"/>
-        </w:rPr>
-        <w:t>Many of the options I was unable to replicate</w:t>
-      </w:r>
-      <w:proofErr w:type="gramEnd"/>
-      <w:r>
-        <w:rPr>
-          <w:rFonts w:hint="eastAsia"/>
-        </w:rPr>
-        <w:t xml:space="preserve"> in my own results such as trying bigger models. The teams involved had access to a lot more compute resources than I had, so they were able to do more. I only had graphics cards with around 10 gigabytes of VRAM, so I can only train a model if the model and the data can all be fit in VRAM. </w:t>
+      <w:r>
+        <w:rPr>
+          <w:rFonts w:hint="eastAsia"/>
+        </w:rPr>
+        <w:t xml:space="preserve">Many of the options I was unable to replicate in my own results such as trying bigger models. The teams involved had access to a lot more compute resources than I had, so they were able to do more. I only had graphics cards with around 10 gigabytes of VRAM, so I can only train a model if the model and the data can all be fit in VRAM. </w:t>
       </w:r>
       <w:r>
         <w:t>F</w:t>
@@ -7159,21 +6928,7 @@
         <w:rPr>
           <w:rFonts w:hint="eastAsia"/>
         </w:rPr>
-        <w:t xml:space="preserve">nd </w:t>
-      </w:r>
-      <w:proofErr w:type="gramStart"/>
-      <w:r>
-        <w:rPr>
-          <w:rFonts w:hint="eastAsia"/>
-        </w:rPr>
-        <w:t>thus</w:t>
-      </w:r>
-      <w:proofErr w:type="gramEnd"/>
-      <w:r>
-        <w:rPr>
-          <w:rFonts w:hint="eastAsia"/>
-        </w:rPr>
-        <w:t xml:space="preserve"> could not try to replicate</w:t>
+        <w:t>nd thus could not try to replicate</w:t>
       </w:r>
       <w:r>
         <w:rPr>
@@ -7217,34 +6972,14 @@
     </w:p>
     <w:p>
       <w:r>
-        <w:t xml:space="preserve">- Abdulla, F., Agarwal, R., Anderson, A., </w:t>
-      </w:r>
-      <w:proofErr w:type="spellStart"/>
-      <w:r>
-        <w:t>Barjamovic</w:t>
-      </w:r>
-      <w:proofErr w:type="spellEnd"/>
-      <w:r>
-        <w:t>, G., Lassen, A., Ryan Holbrook, and María Cruz. Deep Past Challenge Translate Akkadian to English. https://kaggle.com/competitions/deep-past-initiative-machine-translation, 2025. Kaggle.</w:t>
-      </w:r>
-    </w:p>
-    <w:p>
-      <w:r>
-        <w:t>[</w:t>
-      </w:r>
-      <w:proofErr w:type="spellStart"/>
-      <w:r>
-        <w:t>akkadian</w:t>
-      </w:r>
-      <w:proofErr w:type="spellEnd"/>
-      <w:r>
-        <w:t xml:space="preserve"> museum </w:t>
-      </w:r>
-      <w:proofErr w:type="gramStart"/>
-      <w:r>
-        <w:t>video](</w:t>
-      </w:r>
-      <w:proofErr w:type="gramEnd"/>
+        <w:t>- Abdulla, F., Agarwal, R., Anderson, A., Barjamovic, G., Lassen, A., Ryan Holbrook, and María Cruz. Deep Past Challenge Translate Akkadian to English. https://kaggle.com/competitions/deep-past-initiative-machine-translation, 2025. Kaggle.</w:t>
+      </w:r>
+    </w:p>
+    <w:p>
+      <w:r>
+        <w:lastRenderedPageBreak/>
+        <w:t>[akkadian museum video](</w:t>
+      </w:r>
       <w:r>
         <w:rPr>
           <w:u w:val="single"/>
@@ -7261,30 +6996,35 @@
           <w:b/>
           <w:bCs/>
         </w:rPr>
-        <w:lastRenderedPageBreak/>
-        <w:t>["A Visual Survey of Data Augmentation in NLP</w:t>
-      </w:r>
-      <w:proofErr w:type="gramStart"/>
+        <w:t>["A Visual Survey of Data Augmentation in NLP" ](</w:t>
+      </w:r>
+      <w:r>
+        <w:rPr>
+          <w:u w:val="single"/>
+        </w:rPr>
+        <w:t>https://amitness.com/posts/data-augmentation-for-nlp</w:t>
+      </w:r>
       <w:r>
         <w:rPr>
           <w:b/>
           <w:bCs/>
         </w:rPr>
-        <w:t>" ]</w:t>
-      </w:r>
-      <w:proofErr w:type="gramEnd"/>
+        <w:t>)</w:t>
+      </w:r>
+    </w:p>
+    <w:p>
       <w:r>
         <w:rPr>
           <w:b/>
           <w:bCs/>
         </w:rPr>
-        <w:t>(</w:t>
+        <w:t>[Low-resource Neural Machine Translation: Methods and Trends](</w:t>
       </w:r>
       <w:r>
         <w:rPr>
           <w:u w:val="single"/>
         </w:rPr>
-        <w:t>https://amitness.com/posts/data-augmentation-for-nlp</w:t>
+        <w:t>https://dl.acm.org/doi/full/10.1145/3524300#sec-3</w:t>
       </w:r>
       <w:r>
         <w:rPr>
@@ -7296,242 +7036,163 @@
     </w:p>
     <w:p>
       <w:r>
+        <w:t>[Vecmap Technique](</w:t>
+      </w:r>
+      <w:r>
+        <w:rPr>
+          <w:u w:val="single"/>
+        </w:rPr>
+        <w:t>https://github.com/artetxem/vecmap</w:t>
+      </w:r>
+      <w:r>
+        <w:t>)</w:t>
+      </w:r>
+    </w:p>
+    <w:p>
+      <w:r>
         <w:rPr>
           <w:b/>
           <w:bCs/>
         </w:rPr>
-        <w:t xml:space="preserve">[Low-resource Neural Machine Translation: Methods and </w:t>
-      </w:r>
-      <w:proofErr w:type="gramStart"/>
+        <w:t>"Natural Language Processing with Transformers" book</w:t>
+      </w:r>
+    </w:p>
+    <w:p>
+      <w:r>
+        <w:t>https://mbrenndoerfer.com/writing/span-corruption-t5-pretraining-objective</w:t>
+      </w:r>
+    </w:p>
+    <w:p>
+      <w:r>
+        <w:t>[article](</w:t>
+      </w:r>
+      <w:r>
+        <w:rPr>
+          <w:u w:val="single"/>
+        </w:rPr>
+        <w:t>https://discuss.huggingface.co/t/how-can-i-pretrain-t5-model/168563?utm_source=chatgpt.com</w:t>
+      </w:r>
+      <w:r>
+        <w:t>)</w:t>
+      </w:r>
+    </w:p>
+    <w:p>
+      <w:r>
+        <w:t> [Bilingual word embedding fusion for robust unsupervised bilingual lexicon induction](</w:t>
+      </w:r>
+      <w:r>
+        <w:rPr>
+          <w:u w:val="single"/>
+        </w:rPr>
+        <w:t>https://www.sciencedirect.com/science/article/pii/S1566253523001343</w:t>
+      </w:r>
+      <w:r>
+        <w:t xml:space="preserve">) </w:t>
+      </w:r>
+    </w:p>
+    <w:p>
+      <w:r>
+        <w:t>[Translating Akkadian to English with neural machine translation](</w:t>
+      </w:r>
+      <w:r>
+        <w:rPr>
+          <w:u w:val="single"/>
+        </w:rPr>
+        <w:t>https://academic.oup.com/pnasnexus/article/2/5/pgad096/7147349?login=true#412513286</w:t>
+      </w:r>
+      <w:r>
+        <w:t>) paper.</w:t>
+      </w:r>
+    </w:p>
+    <w:p>
+      <w:r>
+        <w:t>[Bilingual word embedding fusion for robust unsupervised bilingual lexicon induction](</w:t>
+      </w:r>
+      <w:r>
+        <w:rPr>
+          <w:u w:val="single"/>
+        </w:rPr>
+        <w:t>https://www.sciencedirect.com/science/article/pii/S1566253523001343#b31</w:t>
+      </w:r>
+      <w:r>
+        <w:t>)</w:t>
+      </w:r>
+    </w:p>
+    <w:p>
+      <w:r>
+        <w:t>[Insights from the Akkademia Codebase &amp; PNAS Paper for the Deep Past Challenge](</w:t>
+      </w:r>
+      <w:r>
+        <w:rPr>
+          <w:u w:val="single"/>
+        </w:rPr>
+        <w:t>https://www.kaggle.com/competitions/deep-past-initiative-machine-translation/discussion/673904</w:t>
+      </w:r>
+      <w:r>
+        <w:t>)</w:t>
+      </w:r>
+    </w:p>
+    <w:p>
+      <w:r>
+        <w:t>        - [BPE size](</w:t>
+      </w:r>
+      <w:r>
+        <w:rPr>
+          <w:u w:val="single"/>
+        </w:rPr>
+        <w:t>https://www.rws.com/language-weaver/blog/issue-121-finding-the-optimal-vocabulary-size-for-neural-machine-translation/</w:t>
+      </w:r>
+      <w:r>
+        <w:t>) which is [Byte Pair Encoding.](</w:t>
+      </w:r>
+      <w:r>
+        <w:rPr>
+          <w:u w:val="single"/>
+        </w:rPr>
+        <w:t>https://en.wikipedia.org/wiki/Byte-pair_encoding</w:t>
+      </w:r>
+      <w:r>
+        <w:t>)</w:t>
+      </w:r>
+    </w:p>
+    <w:p>
+      <w:r>
+        <w:t>    - [Current state of the leaderboard as of 25 ish days ago?](</w:t>
+      </w:r>
+      <w:r>
+        <w:rPr>
+          <w:u w:val="single"/>
+        </w:rPr>
+        <w:t>https://www.kaggle.com/competitions/deep-past-initiative-machine-translation/discussion/672511</w:t>
+      </w:r>
+      <w:r>
+        <w:t>)</w:t>
+      </w:r>
+    </w:p>
+    <w:p/>
+    <w:p>
       <w:r>
         <w:rPr>
           <w:b/>
           <w:bCs/>
         </w:rPr>
-        <w:t>Trends](</w:t>
-      </w:r>
-      <w:proofErr w:type="gramEnd"/>
-      <w:r>
-        <w:rPr>
-          <w:u w:val="single"/>
-        </w:rPr>
-        <w:t>https://dl.acm.org/doi/full/10.1145/3524300#sec-3</w:t>
-      </w:r>
-      <w:r>
-        <w:rPr>
+        <w:t># Appendices</w:t>
+      </w:r>
+      <w:r>
+        <w:rPr>
+          <w:rFonts w:hint="eastAsia"/>
           <w:b/>
           <w:bCs/>
         </w:rPr>
-        <w:t>)</w:t>
-      </w:r>
-    </w:p>
-    <w:p>
-      <w:r>
-        <w:t>[</w:t>
-      </w:r>
-      <w:proofErr w:type="spellStart"/>
-      <w:r>
-        <w:t>Vecmap</w:t>
-      </w:r>
-      <w:proofErr w:type="spellEnd"/>
-      <w:r>
-        <w:t xml:space="preserve"> </w:t>
-      </w:r>
-      <w:proofErr w:type="gramStart"/>
-      <w:r>
-        <w:t>Technique](</w:t>
-      </w:r>
-      <w:proofErr w:type="gramEnd"/>
-      <w:r>
-        <w:rPr>
-          <w:u w:val="single"/>
-        </w:rPr>
-        <w:t>https://github.com/artetxem/vecmap</w:t>
-      </w:r>
-      <w:r>
-        <w:t>)</w:t>
-      </w:r>
-    </w:p>
-    <w:p>
-      <w:r>
-        <w:rPr>
+        <w:t xml:space="preserve"> (might delete this section</w:t>
+      </w:r>
+      <w:r>
+        <w:rPr>
+          <w:rFonts w:hint="eastAsia"/>
           <w:b/>
           <w:bCs/>
         </w:rPr>
-        <w:t>"Natural Language Processing with Transformers" book</w:t>
-      </w:r>
-    </w:p>
-    <w:p>
-      <w:r>
-        <w:t>https://mbrenndoerfer.com/writing/span-corruption-t5-pretraining-objective</w:t>
-      </w:r>
-    </w:p>
-    <w:p>
-      <w:r>
-        <w:t>[article](</w:t>
-      </w:r>
-      <w:r>
-        <w:rPr>
-          <w:u w:val="single"/>
-        </w:rPr>
-        <w:t>https://discuss.huggingface.co/t/how-can-i-pretrain-t5-model/168563?utm_source=chatgpt.com</w:t>
-      </w:r>
-      <w:r>
-        <w:t>)</w:t>
-      </w:r>
-    </w:p>
-    <w:p>
-      <w:r>
-        <w:t xml:space="preserve"> [Bilingual word embedding fusion for robust unsupervised bilingual lexicon </w:t>
-      </w:r>
-      <w:proofErr w:type="gramStart"/>
-      <w:r>
-        <w:t>induction](</w:t>
-      </w:r>
-      <w:proofErr w:type="gramEnd"/>
-      <w:r>
-        <w:rPr>
-          <w:u w:val="single"/>
-        </w:rPr>
-        <w:t>https://www.sciencedirect.com/science/article/pii/S1566253523001343</w:t>
-      </w:r>
-      <w:r>
-        <w:t xml:space="preserve">) </w:t>
-      </w:r>
-    </w:p>
-    <w:p>
-      <w:r>
-        <w:t xml:space="preserve">[Translating Akkadian to English with neural machine </w:t>
-      </w:r>
-      <w:proofErr w:type="gramStart"/>
-      <w:r>
-        <w:t>translation](</w:t>
-      </w:r>
-      <w:proofErr w:type="gramEnd"/>
-      <w:r>
-        <w:rPr>
-          <w:u w:val="single"/>
-        </w:rPr>
-        <w:t>https://academic.oup.com/pnasnexus/article/2/5/pgad096/7147349?login=true#412513286</w:t>
-      </w:r>
-      <w:r>
-        <w:t>) paper.</w:t>
-      </w:r>
-    </w:p>
-    <w:p>
-      <w:r>
-        <w:t xml:space="preserve">[Bilingual word embedding fusion for robust unsupervised bilingual lexicon </w:t>
-      </w:r>
-      <w:proofErr w:type="gramStart"/>
-      <w:r>
-        <w:t>induction](</w:t>
-      </w:r>
-      <w:proofErr w:type="gramEnd"/>
-      <w:r>
-        <w:rPr>
-          <w:u w:val="single"/>
-        </w:rPr>
-        <w:t>https://www.sciencedirect.com/science/article/pii/S1566253523001343#b31</w:t>
-      </w:r>
-      <w:r>
-        <w:t>)</w:t>
-      </w:r>
-    </w:p>
-    <w:p>
-      <w:r>
-        <w:t xml:space="preserve">[Insights from the </w:t>
-      </w:r>
-      <w:proofErr w:type="spellStart"/>
-      <w:r>
-        <w:t>Akkademia</w:t>
-      </w:r>
-      <w:proofErr w:type="spellEnd"/>
-      <w:r>
-        <w:t xml:space="preserve"> Codebase &amp; PNAS Paper for the Deep Past </w:t>
-      </w:r>
-      <w:proofErr w:type="gramStart"/>
-      <w:r>
-        <w:t>Challenge](</w:t>
-      </w:r>
-      <w:proofErr w:type="gramEnd"/>
-      <w:r>
-        <w:rPr>
-          <w:u w:val="single"/>
-        </w:rPr>
-        <w:t>https://www.kaggle.com/competitions/deep-past-initiative-machine-translation/discussion/673904</w:t>
-      </w:r>
-      <w:r>
-        <w:t>)</w:t>
-      </w:r>
-    </w:p>
-    <w:p>
-      <w:r>
-        <w:t xml:space="preserve">        - [BPE </w:t>
-      </w:r>
-      <w:proofErr w:type="gramStart"/>
-      <w:r>
-        <w:t>size](</w:t>
-      </w:r>
-      <w:proofErr w:type="gramEnd"/>
-      <w:r>
-        <w:rPr>
-          <w:u w:val="single"/>
-        </w:rPr>
-        <w:t>https://www.rws.com/language-weaver/blog/issue-121-finding-the-optimal-vocabulary-size-for-neural-machine-translation/</w:t>
-      </w:r>
-      <w:r>
-        <w:t>) which is [Byte Pair Encoding</w:t>
-      </w:r>
-      <w:proofErr w:type="gramStart"/>
-      <w:r>
-        <w:t>.](</w:t>
-      </w:r>
-      <w:proofErr w:type="gramEnd"/>
-      <w:r>
-        <w:rPr>
-          <w:u w:val="single"/>
-        </w:rPr>
-        <w:t>https://en.wikipedia.org/wiki/Byte-pair_encoding</w:t>
-      </w:r>
-      <w:r>
-        <w:t>)</w:t>
-      </w:r>
-    </w:p>
-    <w:p>
-      <w:r>
-        <w:t xml:space="preserve">    - [Current state of the leaderboard as of 25 </w:t>
-      </w:r>
-      <w:proofErr w:type="spellStart"/>
-      <w:r>
-        <w:t>ish</w:t>
-      </w:r>
-      <w:proofErr w:type="spellEnd"/>
-      <w:r>
-        <w:t xml:space="preserve"> days ago</w:t>
-      </w:r>
-      <w:proofErr w:type="gramStart"/>
-      <w:r>
-        <w:t>?](</w:t>
-      </w:r>
-      <w:proofErr w:type="gramEnd"/>
-      <w:r>
-        <w:rPr>
-          <w:u w:val="single"/>
-        </w:rPr>
-        <w:t>https://www.kaggle.com/competitions/deep-past-initiative-machine-translation/discussion/672511</w:t>
-      </w:r>
-      <w:r>
-        <w:t>)</w:t>
-      </w:r>
-    </w:p>
-    <w:p/>
-    <w:p>
-      <w:r>
-        <w:rPr>
-          <w:b/>
-          <w:bCs/>
-        </w:rPr>
-        <w:t># Appendices</w:t>
+        <w:t>. It might make sense if I have a multiple page translation though)</w:t>
       </w:r>
     </w:p>
     <w:p>
@@ -8204,7 +7865,6 @@
   <w:style w:type="character" w:default="1" w:styleId="DefaultParagraphFont">
     <w:name w:val="Default Paragraph Font"/>
     <w:uiPriority w:val="1"/>
-    <w:semiHidden/>
     <w:unhideWhenUsed/>
   </w:style>
   <w:style w:type="table" w:default="1" w:styleId="TableNormal">
@@ -8924,7 +8584,7 @@
     <b:Title>ByT5</b:Title>
     <b:URL>https://huggingface.co/docs/transformers/v4.49.0/en/model_doc/byt5</b:URL>
     <b:LCID>en-US</b:LCID>
-    <b:RefOrder>5</b:RefOrder>
+    <b:RefOrder>6</b:RefOrder>
   </b:Source>
   <b:Source>
     <b:Tag>htt</b:Tag>
@@ -8933,7 +8593,7 @@
     <b:URL>https://blog.gopenai.com/linear-regression-understanding-the-basics-1b1511499911</b:URL>
     <b:Title>Linear Regression: Understanding the Basics</b:Title>
     <b:LCID>en-US</b:LCID>
-    <b:RefOrder>6</b:RefOrder>
+    <b:RefOrder>7</b:RefOrder>
   </b:Source>
   <b:Source>
     <b:Tag>Day</b:Tag>
@@ -8942,7 +8602,7 @@
     <b:LCID>en-US</b:LCID>
     <b:Title>Day #11: Overfitting vs Underfitting — The Art and Science of Building Reliable Machine Learning Models</b:Title>
     <b:URL>https://medium.com/@Monica-Ashok/day-11-overfitting-vs-underfitting-the-art-and-science-of-building-reliable-machine-learning-cee616373046</b:URL>
-    <b:RefOrder>7</b:RefOrder>
+    <b:RefOrder>8</b:RefOrder>
   </b:Source>
   <b:Source>
     <b:Tag>goo</b:Tag>
@@ -8951,7 +8611,7 @@
     <b:Title>google/byt5-small</b:Title>
     <b:URL>https://huggingface.co/google/byt5-small</b:URL>
     <b:LCID>en-US</b:LCID>
-    <b:RefOrder>8</b:RefOrder>
+    <b:RefOrder>16</b:RefOrder>
   </b:Source>
   <b:Source>
     <b:Tag>Sub</b:Tag>
@@ -8963,7 +8623,7 @@
     <b:LCID>en-US</b:LCID>
     <b:BookTitle>Altorientalische Forschungen 35</b:BookTitle>
     <b:Publisher>https://www.academia.edu/24048395/2008_Subsistence_surplus_and_the_market_for_grain_and_meat_at_ancient_Kanesh_In_Altorientalische_Forschungen_35_86_102</b:Publisher>
-    <b:RefOrder>4</b:RefOrder>
+    <b:RefOrder>5</b:RefOrder>
   </b:Source>
   <b:Source>
     <b:Tag>htt1</b:Tag>
@@ -8990,13 +8650,163 @@
     <b:LCID>en-US</b:LCID>
     <b:Title>https://en.wikipedia.org/wiki/Akkadian_language</b:Title>
     <b:URL>https://en.wikipedia.org/wiki/Akkadian_language</b:URL>
+    <b:RefOrder>4</b:RefOrder>
+  </b:Source>
+  <b:Source>
+    <b:Tag>Dav26</b:Tag>
+    <b:SourceType>InternetSite</b:SourceType>
+    <b:Guid>{E7AA53A8-6A61-44BB-9928-E96A5BEC9DA6}</b:Guid>
+    <b:LCID>en-US</b:LCID>
+    <b:Author>
+      <b:Author>
+        <b:NameList>
+          <b:Person>
+            <b:Last>Testen</b:Last>
+            <b:First>David</b:First>
+          </b:Person>
+        </b:NameList>
+      </b:Author>
+    </b:Author>
+    <b:Title>Semitic languages</b:Title>
+    <b:Year>2026</b:Year>
+    <b:Month>April </b:Month>
+    <b:Day>24</b:Day>
+    <b:YearAccessed>2026</b:YearAccessed>
+    <b:MonthAccessed>07</b:MonthAccessed>
+    <b:DayAccessed>08</b:DayAccessed>
+    <b:URL>https://www.britannica.com/topic/Semitic-languages</b:URL>
     <b:RefOrder>3</b:RefOrder>
+  </b:Source>
+  <b:Source>
+    <b:Tag>htt4</b:Tag>
+    <b:SourceType>InternetSite</b:SourceType>
+    <b:Guid>{5324C00A-329F-4430-88F2-483CE36FF9D1}</b:Guid>
+    <b:URL>https://www.kaggle.com/competitions/deep-past-initiative-machine-translation/writeups/dpc-6th-solution</b:URL>
+    <b:LCID>en-US</b:LCID>
+    <b:RefOrder>17</b:RefOrder>
+  </b:Source>
+  <b:Source>
+    <b:Tag>Xiav2</b:Tag>
+    <b:SourceType>JournalArticle</b:SourceType>
+    <b:Guid>{FB263CDA-2407-4C1F-8775-B93AD3AAB744}</b:Guid>
+    <b:Author>
+      <b:Author>
+        <b:NameList>
+          <b:Person>
+            <b:Last>Xiaobo Liang</b:Last>
+            <b:First>Lijun</b:First>
+            <b:Middle>Wu, Juntao Li, Yue Wang, Qi Meng, Tao Qin, Wei Chen, Min Zhang, Tie-Yan Liu</b:Middle>
+          </b:Person>
+        </b:NameList>
+      </b:Author>
+    </b:Author>
+    <b:Title>R-Drop: Regularized Dropout for Neural Networks</b:Title>
+    <b:Year>29 Oct 2021</b:Year>
+    <b:URL>https://arxiv.org/abs/2106.14448</b:URL>
+    <b:JournalName>arXiv</b:JournalName>
+    <b:LCID>en-US</b:LCID>
+    <b:RefOrder>13</b:RefOrder>
+  </b:Source>
+  <b:Source>
+    <b:Tag>wsc</b:Tag>
+    <b:SourceType>InternetSite</b:SourceType>
+    <b:Guid>{5971D030-34FB-4029-B866-8AD6B1768D20}</b:Guid>
+    <b:Title>[6th] DPC solution - 15 models ensemble on diverse data sources</b:Title>
+    <b:URL>https://www.kaggle.com/competitions/deep-past-initiative-machine-translation/writeups/dpc-6th-solution</b:URL>
+    <b:Author>
+      <b:Author>
+        <b:NameList>
+          <b:Person>
+            <b:Last>wsc-MISX</b:Last>
+            <b:First>Marisyn,</b:First>
+            <b:Middle>Jackvd</b:Middle>
+          </b:Person>
+        </b:NameList>
+      </b:Author>
+    </b:Author>
+    <b:LCID>en-US</b:LCID>
+    <b:RefOrder>12</b:RefOrder>
+  </b:Source>
+  <b:Source>
+    <b:Tag>ele</b:Tag>
+    <b:SourceType>InternetSite</b:SourceType>
+    <b:Guid>{09943B9A-B021-46E9-B3C0-B96C319B75F4}</b:Guid>
+    <b:Author>
+      <b:Author>
+        <b:NameList>
+          <b:Person>
+            <b:Last>eleftheria14</b:Last>
+          </b:Person>
+        </b:NameList>
+      </b:Author>
+    </b:Author>
+    <b:Title>[9th] Place Solution for the Deep Past Challenge Competition</b:Title>
+    <b:URL>https://www.kaggle.com/competitions/deep-past-initiative-machine-translation/writeups/9th-place-solution-for-the-deep-past-challenge-c</b:URL>
+    <b:LCID>en-US</b:LCID>
+    <b:RefOrder>15</b:RefOrder>
+  </b:Source>
+  <b:Source>
+    <b:Tag>Kul</b:Tag>
+    <b:SourceType>InternetSite</b:SourceType>
+    <b:Guid>{0EDD47B3-7FBE-4207-9376-ACC310003BBA}</b:Guid>
+    <b:Title>Kullback-Leibler Divergence</b:Title>
+    <b:URL>https://hanj.cs.illinois.edu/cs412/bk3/KL-divergence.pdf</b:URL>
+    <b:LCID>en-US</b:LCID>
+    <b:RefOrder>14</b:RefOrder>
+  </b:Source>
+  <b:Source>
+    <b:Tag>Hri</b:Tag>
+    <b:SourceType>InternetSite</b:SourceType>
+    <b:Guid>{A4C8461E-B825-417C-BDAF-1929A71DD4E5}</b:Guid>
+    <b:LCID>en-US</b:LCID>
+    <b:Title>8th Place Solution: 2-Stage Fine-tuning + High Quality Data Extraction</b:Title>
+    <b:URL>https://www.kaggle.com/competitions/deep-past-initiative-machine-translation/writeups/8th-place-solution-2-stage-fine-tuning-high-qua</b:URL>
+    <b:Author>
+      <b:Author>
+        <b:NameList>
+          <b:Person>
+            <b:Last>Reddy</b:Last>
+            <b:First>Hrithik</b:First>
+          </b:Person>
+        </b:NameList>
+      </b:Author>
+    </b:Author>
+    <b:RefOrder>9</b:RefOrder>
+  </b:Source>
+  <b:Source>
+    <b:Tag>GLM</b:Tag>
+    <b:SourceType>InternetSite</b:SourceType>
+    <b:Guid>{B2CCC7B4-A25D-4E8C-9642-3B31D2E10B6A}</b:Guid>
+    <b:Title>GLM-OCR</b:Title>
+    <b:URL>https://github.com/zai-org/GLM-OCR</b:URL>
+    <b:LCID>en-US</b:LCID>
+    <b:RefOrder>11</b:RefOrder>
+  </b:Source>
+  <b:Source>
+    <b:Tag>Ale</b:Tag>
+    <b:SourceType>JournalArticle</b:SourceType>
+    <b:Guid>{612A140E-6293-4DA8-A312-7F08BB8C8513}</b:Guid>
+    <b:Title>An Image is Worth 16x16 Words: Transformers for Image Recognition at Scale</b:Title>
+    <b:Author>
+      <b:Author>
+        <b:NameList>
+          <b:Person>
+            <b:Last>Alexey Dosovitskiy</b:Last>
+            <b:First>Lucas</b:First>
+            <b:Middle>Beyer, Alexander Kolesnikov, Dirk Weissenborn, Xiaohua Zhai, Thomas Unterthiner, Mostafa Dehghani, Matthias Minderer, Georg Heigold, Sylvain Gelly, Jakob Uszkoreit, Neil Houlsby</b:Middle>
+          </b:Person>
+        </b:NameList>
+      </b:Author>
+    </b:Author>
+    <b:JournalName>Arxiv</b:JournalName>
+    <b:LCID>en-US</b:LCID>
+    <b:RefOrder>10</b:RefOrder>
   </b:Source>
 </b:Sources>
 </file>
 
 <file path=customXml/itemProps1.xml><?xml version="1.0" encoding="utf-8"?>
-<ds:datastoreItem xmlns:ds="http://schemas.openxmlformats.org/officeDocument/2006/customXml" ds:itemID="{2A5CF3A2-0F3A-420A-A226-08AFFB81CA1D}">
+<ds:datastoreItem xmlns:ds="http://schemas.openxmlformats.org/officeDocument/2006/customXml" ds:itemID="{9FB31DA1-95B1-421D-837E-753F344E8B7D}">
   <ds:schemaRefs>
     <ds:schemaRef ds:uri="http://schemas.openxmlformats.org/officeDocument/2006/bibliography"/>
   </ds:schemaRefs>

--- a/Research/TheProjectKaggle/Writing/Draft.docx
+++ b/Research/TheProjectKaggle/Writing/Draft.docx
@@ -1,6 +1,6 @@
 
 <file path=word/document.xml><?xml version="1.0" encoding="utf-8"?>
-<w:document xmlns:wpc="http://schemas.microsoft.com/office/word/2010/wordprocessingCanvas" xmlns:cx="http://schemas.microsoft.com/office/drawing/2014/chartex" xmlns:cx1="http://schemas.microsoft.com/office/drawing/2015/9/8/chartex" xmlns:cx2="http://schemas.microsoft.com/office/drawing/2015/10/21/chartex" xmlns:cx3="http://schemas.microsoft.com/office/drawing/2016/5/9/chartex" xmlns:cx4="http://schemas.microsoft.com/office/drawing/2016/5/10/chartex" xmlns:cx5="http://schemas.microsoft.com/office/drawing/2016/5/11/chartex" xmlns:cx6="http://schemas.microsoft.com/office/drawing/2016/5/12/chartex" xmlns:cx7="http://schemas.microsoft.com/office/drawing/2016/5/13/chartex" xmlns:cx8="http://schemas.microsoft.com/office/drawing/2016/5/14/chartex" xmlns:mc="http://schemas.openxmlformats.org/markup-compatibility/2006" xmlns:aink="http://schemas.microsoft.com/office/drawing/2016/ink" xmlns:am3d="http://schemas.microsoft.com/office/drawing/2017/model3d" xmlns:o="urn:schemas-microsoft-com:office:office" xmlns:oel="http://schemas.microsoft.com/office/2019/extlst" xmlns:r="http://schemas.openxmlformats.org/officeDocument/2006/relationships" xmlns:m="http://schemas.openxmlformats.org/officeDocument/2006/math" xmlns:v="urn:schemas-microsoft-com:vml" xmlns:wp14="http://schemas.microsoft.com/office/word/2010/wordprocessingDrawing" xmlns:wp="http://schemas.openxmlformats.org/drawingml/2006/wordprocessingDrawing" xmlns:w10="urn:schemas-microsoft-com:office:word" xmlns:w="http://schemas.openxmlformats.org/wordprocessingml/2006/main" xmlns:w14="http://schemas.microsoft.com/office/word/2010/wordml" xmlns:w15="http://schemas.microsoft.com/office/word/2012/wordml" xmlns:w16cei="http://schemas.microsoft.com/office/word/2026/wordml/cei" xmlns:w16cex="http://schemas.microsoft.com/office/word/2018/wordml/cex" xmlns:w16cid="http://schemas.microsoft.com/office/word/2016/wordml/cid" xmlns:w16="http://schemas.microsoft.com/office/word/2018/wordml" xmlns:w16du="http://schemas.microsoft.com/office/word/2023/wordml/word16du" xmlns:w16sdtdh="http://schemas.microsoft.com/office/word/2020/wordml/sdtdatahash" xmlns:w16sdtfl="http://schemas.microsoft.com/office/word/2024/wordml/sdtformatlock" xmlns:w16se="http://schemas.microsoft.com/office/word/2015/wordml/symex" xmlns:wpg="http://schemas.microsoft.com/office/word/2010/wordprocessingGroup" xmlns:wpi="http://schemas.microsoft.com/office/word/2010/wordprocessingInk" xmlns:wne="http://schemas.microsoft.com/office/word/2006/wordml" xmlns:wps="http://schemas.microsoft.com/office/word/2010/wordprocessingShape" mc:Ignorable="w14 w15 w16se w16cid w16 w16cex w16sdtdh w16sdtfl w16du wp14">
+<w:document xmlns:wpc="http://schemas.microsoft.com/office/word/2010/wordprocessingCanvas" xmlns:cx="http://schemas.microsoft.com/office/drawing/2014/chartex" xmlns:cx1="http://schemas.microsoft.com/office/drawing/2015/9/8/chartex" xmlns:cx2="http://schemas.microsoft.com/office/drawing/2015/10/21/chartex" xmlns:cx3="http://schemas.microsoft.com/office/drawing/2016/5/9/chartex" xmlns:cx4="http://schemas.microsoft.com/office/drawing/2016/5/10/chartex" xmlns:cx5="http://schemas.microsoft.com/office/drawing/2016/5/11/chartex" xmlns:cx6="http://schemas.microsoft.com/office/drawing/2016/5/12/chartex" xmlns:cx7="http://schemas.microsoft.com/office/drawing/2016/5/13/chartex" xmlns:cx8="http://schemas.microsoft.com/office/drawing/2016/5/14/chartex" xmlns:mc="http://schemas.openxmlformats.org/markup-compatibility/2006" xmlns:aink="http://schemas.microsoft.com/office/drawing/2016/ink" xmlns:am3d="http://schemas.microsoft.com/office/drawing/2017/model3d" xmlns:o="urn:schemas-microsoft-com:office:office" xmlns:oel="http://schemas.microsoft.com/office/2019/extlst" xmlns:r="http://schemas.openxmlformats.org/officeDocument/2006/relationships" xmlns:m="http://schemas.openxmlformats.org/officeDocument/2006/math" xmlns:v="urn:schemas-microsoft-com:vml" xmlns:wp14="http://schemas.microsoft.com/office/word/2010/wordprocessingDrawing" xmlns:wp="http://schemas.openxmlformats.org/drawingml/2006/wordprocessingDrawing" xmlns:w10="urn:schemas-microsoft-com:office:word" xmlns:w="http://schemas.openxmlformats.org/wordprocessingml/2006/main" xmlns:w14="http://schemas.microsoft.com/office/word/2010/wordml" xmlns:w15="http://schemas.microsoft.com/office/word/2012/wordml" xmlns:w16cex="http://schemas.microsoft.com/office/word/2018/wordml/cex" xmlns:w16cid="http://schemas.microsoft.com/office/word/2016/wordml/cid" xmlns:w16="http://schemas.microsoft.com/office/word/2018/wordml" xmlns:w16du="http://schemas.microsoft.com/office/word/2023/wordml/word16du" xmlns:w16sdtdh="http://schemas.microsoft.com/office/word/2020/wordml/sdtdatahash" xmlns:w16sdtfl="http://schemas.microsoft.com/office/word/2024/wordml/sdtformatlock" xmlns:w16se="http://schemas.microsoft.com/office/word/2015/wordml/symex" xmlns:wpg="http://schemas.microsoft.com/office/word/2010/wordprocessingGroup" xmlns:wpi="http://schemas.microsoft.com/office/word/2010/wordprocessingInk" xmlns:wne="http://schemas.microsoft.com/office/word/2006/wordml" xmlns:wps="http://schemas.microsoft.com/office/word/2010/wordprocessingShape" mc:Ignorable="w14 w15 w16se w16cid w16 w16cex w16sdtdh w16sdtfl w16du wp14">
   <w:body>
     <w:p>
       <w:r>
@@ -267,7 +267,107 @@
         <w:t>- My advisor</w:t>
       </w:r>
     </w:p>
-    <w:p/>
+    <w:p>
+      <w:r>
+        <w:rPr>
+          <w:rFonts w:hint="eastAsia"/>
+          <w:highlight w:val="green"/>
+        </w:rPr>
+        <w:t>I</w:t>
+      </w:r>
+      <w:r>
+        <w:rPr>
+          <w:highlight w:val="green"/>
+        </w:rPr>
+        <w:t>’</w:t>
+      </w:r>
+      <w:r>
+        <w:rPr>
+          <w:rFonts w:hint="eastAsia"/>
+          <w:highlight w:val="green"/>
+        </w:rPr>
+        <w:t>d like to acknowledge the Deep Past Initiative for hosting</w:t>
+      </w:r>
+      <w:r>
+        <w:rPr>
+          <w:rFonts w:hint="eastAsia"/>
+        </w:rPr>
+        <w:t xml:space="preserve"> </w:t>
+      </w:r>
+      <w:r>
+        <w:t>‘</w:t>
+      </w:r>
+      <w:r>
+        <w:rPr>
+          <w:highlight w:val="yellow"/>
+        </w:rPr>
+        <w:t>’’’’</w:t>
+      </w:r>
+      <w:r>
+        <w:rPr>
+          <w:rFonts w:hint="eastAsia"/>
+        </w:rPr>
+        <w:t xml:space="preserve"> </w:t>
+      </w:r>
+      <w:r>
+        <w:rPr>
+          <w:rFonts w:hint="eastAsia"/>
+          <w:highlight w:val="green"/>
+        </w:rPr>
+        <w:t xml:space="preserve">on </w:t>
+      </w:r>
+      <w:r>
+        <w:rPr>
+          <w:highlight w:val="green"/>
+        </w:rPr>
+        <w:t>Kaggle</w:t>
+      </w:r>
+      <w:r>
+        <w:rPr>
+          <w:rFonts w:hint="eastAsia"/>
+          <w:highlight w:val="green"/>
+        </w:rPr>
+        <w:t xml:space="preserve">, and everyone who </w:t>
+      </w:r>
+      <w:r>
+        <w:rPr>
+          <w:rFonts w:hint="eastAsia"/>
+          <w:highlight w:val="green"/>
+        </w:rPr>
+        <w:t>competed in it. I</w:t>
+      </w:r>
+      <w:r>
+        <w:rPr>
+          <w:highlight w:val="green"/>
+        </w:rPr>
+        <w:t>’</w:t>
+      </w:r>
+      <w:r>
+        <w:rPr>
+          <w:rFonts w:hint="eastAsia"/>
+          <w:highlight w:val="green"/>
+        </w:rPr>
+        <w:t>d also like to acknowledge those who have helped decipher Akkadian throughout history. As well as of course my advisor Dan Tappan, and</w:t>
+      </w:r>
+      <w:r>
+        <w:rPr>
+          <w:rFonts w:hint="eastAsia"/>
+        </w:rPr>
+        <w:t xml:space="preserve"> </w:t>
+      </w:r>
+      <w:r>
+        <w:rPr>
+          <w:highlight w:val="yellow"/>
+        </w:rPr>
+        <w:t>‘’’’’</w:t>
+      </w:r>
+      <w:r>
+        <w:rPr>
+          <w:rFonts w:hint="eastAsia"/>
+        </w:rPr>
+        <w:t xml:space="preserve"> </w:t>
+      </w:r>
+    </w:p>
     <w:p>
       <w:r>
         <w:rPr>
@@ -406,11 +506,19 @@
         <w:t xml:space="preserve"> </w:t>
       </w:r>
       <w:r>
-        <w:t xml:space="preserve">cuneiform tablets using neural machine translation techniques. The competition addressed one of the largest untranslated archives of the ancient world: thousands of clay tablets produced nearly four thousand years ago by Assyrian merchants operating trade networks between Mesopotamia and Anatolia. These tablets documented everyday and commercial activities, including debts, trade transactions, legal agreements, and family correspondence. Although approximately twenty-three thousand tablets survived, only </w:t>
+        <w:t xml:space="preserve">cuneiform tablets using neural machine translation techniques. The competition addressed one of the largest untranslated archives of the ancient world: thousands of clay tablets produced nearly four thousand years ago by Assyrian merchants operating trade networks between Mesopotamia and Anatolia. These tablets documented </w:t>
+      </w:r>
+      <w:proofErr w:type="spellStart"/>
+      <w:r>
+        <w:t>everyday</w:t>
+      </w:r>
+      <w:proofErr w:type="spellEnd"/>
+      <w:r>
+        <w:t xml:space="preserve"> and commercial </w:t>
       </w:r>
       <w:r>
         <w:lastRenderedPageBreak/>
-        <w:t xml:space="preserve">about half had been translated due to the limited number of specialists capable of reading </w:t>
+        <w:t xml:space="preserve">activities, including debts, trade transactions, legal agreements, and family correspondence. Although approximately twenty-three thousand tablets survived, only about half had been translated due to the limited number of specialists capable of reading </w:t>
       </w:r>
       <w:r>
         <w:t>Old Assyrian</w:t>
@@ -447,8 +555,17 @@
           <w:rFonts w:hint="eastAsia"/>
           <w:highlight w:val="cyan"/>
         </w:rPr>
-        <w:t xml:space="preserve"> with chatgpt</w:t>
-      </w:r>
+        <w:t xml:space="preserve"> with </w:t>
+      </w:r>
+      <w:proofErr w:type="spellStart"/>
+      <w:r>
+        <w:rPr>
+          <w:rFonts w:hint="eastAsia"/>
+          <w:highlight w:val="cyan"/>
+        </w:rPr>
+        <w:t>chatgpt</w:t>
+      </w:r>
+      <w:proofErr w:type="spellEnd"/>
       <w:r>
         <w:rPr>
           <w:highlight w:val="cyan"/>
@@ -621,6 +738,7 @@
         <w:rPr>
           <w:highlight w:val="yellow"/>
         </w:rPr>
+        <w:lastRenderedPageBreak/>
         <w:t>- ["A Visual Survey of Data Augmentation in NLP" ](</w:t>
       </w:r>
       <w:r>
@@ -660,7 +778,6 @@
         <w:rPr>
           <w:highlight w:val="yellow"/>
         </w:rPr>
-        <w:lastRenderedPageBreak/>
         <w:t>- [Low-resource Neural Machine Translation: Methods and Trends](</w:t>
       </w:r>
       <w:r>
@@ -820,7 +937,15 @@
     </w:p>
     <w:p>
       <w:r>
-        <w:t xml:space="preserve">- Use wikipedia a lot for this section. </w:t>
+        <w:t xml:space="preserve">- Use </w:t>
+      </w:r>
+      <w:proofErr w:type="spellStart"/>
+      <w:r>
+        <w:t>wikipedia</w:t>
+      </w:r>
+      <w:proofErr w:type="spellEnd"/>
+      <w:r>
+        <w:t xml:space="preserve"> a lot for this section. </w:t>
       </w:r>
       <w:hyperlink r:id="rId8" w:history="1">
         <w:r>
@@ -898,7 +1023,6 @@
       <w:r>
         <w:rPr>
           <w:rFonts w:hint="eastAsia"/>
-          <w:highlight w:val="green"/>
         </w:rPr>
         <w:t>The language is notable as it is one of the oldest surviving written languages.</w:t>
       </w:r>
@@ -1006,7 +1130,14 @@
         <w:rPr>
           <w:rFonts w:hint="eastAsia"/>
         </w:rPr>
-        <w:t>By this time agriculture had already been well-established</w:t>
+        <w:lastRenderedPageBreak/>
+        <w:t xml:space="preserve">By this </w:t>
+      </w:r>
+      <w:r>
+        <w:rPr>
+          <w:rFonts w:hint="eastAsia"/>
+        </w:rPr>
+        <w:t>time agriculture had already been well-established</w:t>
       </w:r>
       <w:r>
         <w:rPr>
@@ -1039,36 +1170,29 @@
         <w:t xml:space="preserve"> </w:t>
       </w:r>
       <w:r>
-        <w:rPr>
-          <w:highlight w:val="green"/>
-        </w:rPr>
         <w:t>A</w:t>
       </w:r>
       <w:r>
         <w:rPr>
           <w:rFonts w:hint="eastAsia"/>
-          <w:highlight w:val="green"/>
         </w:rPr>
         <w:t xml:space="preserve">nd had been going on for </w:t>
       </w:r>
       <w:r>
         <w:rPr>
           <w:rFonts w:hint="eastAsia"/>
-          <w:highlight w:val="green"/>
         </w:rPr>
         <w:t>2000-6000</w:t>
       </w:r>
       <w:r>
         <w:rPr>
           <w:rFonts w:hint="eastAsia"/>
-          <w:highlight w:val="green"/>
         </w:rPr>
         <w:t>+</w:t>
       </w:r>
       <w:r>
         <w:rPr>
           <w:rFonts w:hint="eastAsia"/>
-          <w:highlight w:val="green"/>
         </w:rPr>
         <w:t xml:space="preserve"> years</w:t>
       </w:r>
@@ -1164,7 +1288,6 @@
         <w:rPr>
           <w:rFonts w:hint="eastAsia"/>
         </w:rPr>
-        <w:lastRenderedPageBreak/>
         <w:t>The language itself is written in cuneiform on clay tablets which were later hardened. As such, they have been able to remain intact throughout the centuries.</w:t>
       </w:r>
       <w:r>
@@ -1186,14 +1309,7 @@
         <w:rPr>
           <w:rFonts w:hint="eastAsia"/>
         </w:rPr>
-        <w:t xml:space="preserve"> </w:t>
-      </w:r>
-      <w:r>
-        <w:rPr>
-          <w:rFonts w:hint="eastAsia"/>
-          <w:highlight w:val="green"/>
-        </w:rPr>
-        <w:t>Cuneiform is a form of writing created by pressing triangular shapes into clay or stone.</w:t>
+        <w:t xml:space="preserve"> Cuneiform is a form of writing created by pressing triangular shapes into clay or stone.</w:t>
       </w:r>
     </w:p>
     <w:p>
@@ -1293,7 +1409,6 @@
         <w:rPr>
           <w:rFonts w:hint="eastAsia"/>
           <w:noProof/>
-          <w:highlight w:val="green"/>
         </w:rPr>
         <w:t xml:space="preserve">A </w:t>
       </w:r>
@@ -1301,7 +1416,6 @@
         <w:rPr>
           <w:rFonts w:hint="eastAsia"/>
           <w:noProof/>
-          <w:highlight w:val="green"/>
         </w:rPr>
         <w:t xml:space="preserve">cuneiform </w:t>
       </w:r>
@@ -1309,7 +1423,6 @@
         <w:rPr>
           <w:rFonts w:hint="eastAsia"/>
           <w:noProof/>
-          <w:highlight w:val="green"/>
         </w:rPr>
         <w:t>tablet</w:t>
       </w:r>
@@ -1317,7 +1430,6 @@
         <w:rPr>
           <w:rFonts w:hint="eastAsia"/>
           <w:noProof/>
-          <w:highlight w:val="green"/>
         </w:rPr>
         <w:t xml:space="preserve"> written in</w:t>
       </w:r>
@@ -1325,7 +1437,6 @@
         <w:rPr>
           <w:rFonts w:hint="eastAsia"/>
           <w:noProof/>
-          <w:highlight w:val="green"/>
         </w:rPr>
         <w:t xml:space="preserve"> Old Assyrian</w:t>
       </w:r>
@@ -1333,7 +1444,6 @@
         <w:rPr>
           <w:rFonts w:hint="eastAsia"/>
           <w:noProof/>
-          <w:highlight w:val="green"/>
         </w:rPr>
         <w:t>.</w:t>
       </w:r>
@@ -1341,14 +1451,12 @@
         <w:rPr>
           <w:rFonts w:hint="eastAsia"/>
           <w:noProof/>
-          <w:highlight w:val="green"/>
         </w:rPr>
         <w:t xml:space="preserve"> </w:t>
       </w:r>
       <w:r>
         <w:rPr>
           <w:noProof/>
-          <w:highlight w:val="green"/>
         </w:rPr>
         <w:t>“</w:t>
       </w:r>
@@ -1356,14 +1464,12 @@
         <w:rPr>
           <w:rFonts w:hint="eastAsia"/>
           <w:noProof/>
-          <w:highlight w:val="green"/>
         </w:rPr>
         <w:t>Q</w:t>
       </w:r>
       <w:r>
         <w:rPr>
           <w:noProof/>
-          <w:highlight w:val="green"/>
         </w:rPr>
         <w:t>uittance for a loan in silver”</w:t>
       </w:r>
@@ -1371,7 +1477,6 @@
         <w:rPr>
           <w:rFonts w:hint="eastAsia"/>
           <w:noProof/>
-          <w:highlight w:val="green"/>
         </w:rPr>
         <w:t xml:space="preserve"> </w:t>
       </w:r>
@@ -1380,7 +1485,6 @@
           <w:rPr>
             <w:rFonts w:hint="eastAsia"/>
             <w:noProof/>
-            <w:highlight w:val="green"/>
           </w:rPr>
           <w:id w:val="-1018700870"/>
           <w:citation/>
@@ -1389,35 +1493,30 @@
           <w:r>
             <w:rPr>
               <w:noProof/>
-              <w:highlight w:val="green"/>
             </w:rPr>
             <w:fldChar w:fldCharType="begin"/>
           </w:r>
           <w:r>
             <w:rPr>
               <w:noProof/>
-              <w:highlight w:val="green"/>
             </w:rPr>
             <w:instrText xml:space="preserve">CITATION The26 \l 1041 </w:instrText>
           </w:r>
           <w:r>
             <w:rPr>
               <w:noProof/>
-              <w:highlight w:val="green"/>
             </w:rPr>
             <w:fldChar w:fldCharType="separate"/>
           </w:r>
           <w:r>
             <w:rPr>
               <w:noProof/>
-              <w:highlight w:val="green"/>
             </w:rPr>
             <w:t xml:space="preserve"> (The Met Museum n.d.)</w:t>
           </w:r>
           <w:r>
             <w:rPr>
               <w:noProof/>
-              <w:highlight w:val="green"/>
             </w:rPr>
             <w:fldChar w:fldCharType="end"/>
           </w:r>
@@ -1568,7 +1667,7 @@
         </w:rPr>
         <w:lastRenderedPageBreak/>
         <w:drawing>
-          <wp:inline distT="0" distB="0" distL="0" distR="0" wp14:anchorId="4D72006F" wp14:editId="4F160D16">
+          <wp:inline distT="0" distB="0" distL="0" distR="0" wp14:anchorId="4D72006F" wp14:editId="540DBB7D">
             <wp:extent cx="5943600" cy="3967480"/>
             <wp:effectExtent l="0" t="0" r="0" b="0"/>
             <wp:docPr id="2086806710" name="Picture 2" descr="The diagram illustrates the classification and historical relationships among various Semitic languages and dialects, including East, West, Modern, and Ancient branches, featuring languages such as Arabic, Hebrew, and others.&#10;&#10;AI-generated content may be incorrect."/>
@@ -1746,51 +1845,21 @@
     </w:p>
     <w:p/>
     <w:p>
-      <w:pPr>
-        <w:rPr>
-          <w:strike/>
-          <w:highlight w:val="yellow"/>
-        </w:rPr>
-      </w:pPr>
-      <w:r>
-        <w:rPr>
-          <w:strike/>
-          <w:highlight w:val="yellow"/>
-        </w:rPr>
-        <w:t xml:space="preserve">- heavy influence from </w:t>
-      </w:r>
-      <w:r>
-        <w:rPr>
-          <w:strike/>
-          <w:highlight w:val="yellow"/>
-        </w:rPr>
-        <w:t>Sumerian</w:t>
-      </w:r>
-    </w:p>
-    <w:p>
-      <w:pPr>
-        <w:rPr>
-          <w:highlight w:val="green"/>
-        </w:rPr>
-      </w:pPr>
-      <w:r>
-        <w:rPr>
-          <w:rFonts w:hint="eastAsia"/>
-          <w:highlight w:val="green"/>
+      <w:r>
+        <w:rPr>
+          <w:rFonts w:hint="eastAsia"/>
         </w:rPr>
         <w:t xml:space="preserve">The Sumerian language, which also used Cuneiform, lived around the same time as </w:t>
       </w:r>
       <w:r>
         <w:rPr>
           <w:rFonts w:hint="eastAsia"/>
-          <w:highlight w:val="green"/>
         </w:rPr>
         <w:t>Old Assyrian</w:t>
       </w:r>
       <w:r>
         <w:rPr>
           <w:rFonts w:hint="eastAsia"/>
-          <w:highlight w:val="green"/>
         </w:rPr>
         <w:t xml:space="preserve">, and they likely had an influence on each other. </w:t>
       </w:r>
@@ -1798,62 +1867,43 @@
         <w:sdtPr>
           <w:rPr>
             <w:rFonts w:hint="eastAsia"/>
-            <w:highlight w:val="green"/>
           </w:rPr>
           <w:id w:val="-996811468"/>
           <w:citation/>
         </w:sdtPr>
         <w:sdtContent>
           <w:r>
-            <w:rPr>
-              <w:highlight w:val="green"/>
-            </w:rPr>
             <w:fldChar w:fldCharType="begin"/>
           </w:r>
           <w:r>
-            <w:rPr>
-              <w:highlight w:val="green"/>
-            </w:rPr>
             <w:instrText xml:space="preserve"> </w:instrText>
           </w:r>
           <w:r>
             <w:rPr>
               <w:rFonts w:hint="eastAsia"/>
-              <w:highlight w:val="green"/>
             </w:rPr>
             <w:instrText>CITATION htt3 \l 1041</w:instrText>
           </w:r>
           <w:r>
-            <w:rPr>
-              <w:highlight w:val="green"/>
-            </w:rPr>
             <w:instrText xml:space="preserve"> </w:instrText>
           </w:r>
           <w:r>
-            <w:rPr>
-              <w:highlight w:val="green"/>
-            </w:rPr>
             <w:fldChar w:fldCharType="separate"/>
           </w:r>
           <w:r>
             <w:rPr>
               <w:rFonts w:hint="eastAsia"/>
               <w:noProof/>
-              <w:highlight w:val="green"/>
             </w:rPr>
             <w:t xml:space="preserve"> </w:t>
           </w:r>
           <w:r>
             <w:rPr>
               <w:noProof/>
-              <w:highlight w:val="green"/>
             </w:rPr>
             <w:t>(https://en.wikipedia.org/wiki/Akkadian_language n.d.)</w:t>
           </w:r>
           <w:r>
-            <w:rPr>
-              <w:highlight w:val="green"/>
-            </w:rPr>
             <w:fldChar w:fldCharType="end"/>
           </w:r>
         </w:sdtContent>
@@ -1863,112 +1913,96 @@
       <w:r>
         <w:rPr>
           <w:rFonts w:hint="eastAsia"/>
-          <w:highlight w:val="green"/>
         </w:rPr>
         <w:t xml:space="preserve">Akkadian </w:t>
       </w:r>
       <w:r>
         <w:rPr>
           <w:rFonts w:hint="eastAsia"/>
-          <w:highlight w:val="green"/>
         </w:rPr>
         <w:t>is very</w:t>
       </w:r>
       <w:r>
         <w:rPr>
           <w:rFonts w:hint="eastAsia"/>
-          <w:highlight w:val="green"/>
         </w:rPr>
         <w:t xml:space="preserve"> different from </w:t>
       </w:r>
       <w:r>
         <w:rPr>
           <w:rFonts w:hint="eastAsia"/>
-          <w:highlight w:val="green"/>
         </w:rPr>
         <w:t>English</w:t>
       </w:r>
       <w:r>
         <w:rPr>
           <w:rFonts w:hint="eastAsia"/>
-          <w:highlight w:val="green"/>
         </w:rPr>
         <w:t>, because of the</w:t>
       </w:r>
       <w:r>
         <w:rPr>
           <w:rFonts w:hint="eastAsia"/>
-          <w:highlight w:val="green"/>
         </w:rPr>
         <w:t xml:space="preserve"> huge</w:t>
       </w:r>
       <w:r>
         <w:rPr>
           <w:rFonts w:hint="eastAsia"/>
-          <w:highlight w:val="green"/>
         </w:rPr>
         <w:t xml:space="preserve"> difference in culture and technology. </w:t>
       </w:r>
       <w:r>
         <w:rPr>
           <w:rFonts w:hint="eastAsia"/>
-          <w:highlight w:val="green"/>
         </w:rPr>
         <w:t xml:space="preserve">There are words in modern languages for things </w:t>
       </w:r>
       <w:r>
         <w:rPr>
           <w:rFonts w:hint="eastAsia"/>
-          <w:highlight w:val="green"/>
         </w:rPr>
         <w:t>the people who lived then</w:t>
       </w:r>
       <w:r>
         <w:rPr>
           <w:rFonts w:hint="eastAsia"/>
-          <w:highlight w:val="green"/>
         </w:rPr>
         <w:t xml:space="preserve"> would never have known of. And there are words in Akkadian for things which would be considered obscure knowledge today</w:t>
       </w:r>
       <w:r>
         <w:rPr>
           <w:rFonts w:hint="eastAsia"/>
-          <w:highlight w:val="green"/>
         </w:rPr>
         <w:t xml:space="preserve">, since </w:t>
       </w:r>
       <w:r>
         <w:rPr>
           <w:rFonts w:hint="eastAsia"/>
-          <w:highlight w:val="green"/>
         </w:rPr>
         <w:t xml:space="preserve">modern </w:t>
       </w:r>
       <w:r>
         <w:rPr>
           <w:rFonts w:hint="eastAsia"/>
-          <w:highlight w:val="green"/>
         </w:rPr>
         <w:t>people</w:t>
       </w:r>
       <w:r>
         <w:rPr>
           <w:rFonts w:hint="eastAsia"/>
-          <w:highlight w:val="green"/>
         </w:rPr>
         <w:t xml:space="preserve"> rarely</w:t>
       </w:r>
       <w:r>
         <w:rPr>
           <w:rFonts w:hint="eastAsia"/>
-          <w:highlight w:val="green"/>
         </w:rPr>
         <w:t xml:space="preserve"> use them</w:t>
       </w:r>
       <w:r>
         <w:rPr>
           <w:rFonts w:hint="eastAsia"/>
-          <w:highlight w:val="green"/>
         </w:rPr>
         <w:t>.</w:t>
       </w:r>
@@ -2044,46 +2078,62 @@
           <w:highlight w:val="yellow"/>
         </w:rPr>
         <w:lastRenderedPageBreak/>
-        <w:t>- mix of logograms and syllabic script, with some markers for divine names. Mainly syllabic? I'm not sure if "OLD" akkadian was syllabic though since wikipedia doesn't specify the times.</w:t>
-      </w:r>
-    </w:p>
-    <w:p>
-      <w:pPr>
-        <w:rPr>
-          <w:highlight w:val="yellow"/>
-        </w:rPr>
-      </w:pPr>
-    </w:p>
-    <w:p>
-      <w:pPr>
-        <w:rPr>
-          <w:highlight w:val="green"/>
-        </w:rPr>
-      </w:pPr>
-      <w:r>
-        <w:rPr>
-          <w:rFonts w:hint="eastAsia"/>
-          <w:highlight w:val="green"/>
+        <w:t xml:space="preserve">- mix of logograms and syllabic script, with some markers for divine names. Mainly syllabic? I'm not sure if "OLD" </w:t>
+      </w:r>
+      <w:r>
+        <w:rPr>
+          <w:rFonts w:hint="eastAsia"/>
+          <w:highlight w:val="yellow"/>
+        </w:rPr>
+        <w:t>Assyrian</w:t>
+      </w:r>
+      <w:r>
+        <w:rPr>
+          <w:highlight w:val="yellow"/>
+        </w:rPr>
+        <w:t xml:space="preserve"> was syllabic though since </w:t>
+      </w:r>
+      <w:proofErr w:type="spellStart"/>
+      <w:r>
+        <w:rPr>
+          <w:highlight w:val="yellow"/>
+        </w:rPr>
+        <w:t>wikipedia</w:t>
+      </w:r>
+      <w:proofErr w:type="spellEnd"/>
+      <w:r>
+        <w:rPr>
+          <w:highlight w:val="yellow"/>
+        </w:rPr>
+        <w:t xml:space="preserve"> doesn't specify the times.</w:t>
+      </w:r>
+    </w:p>
+    <w:p>
+      <w:pPr>
+        <w:rPr>
+          <w:highlight w:val="yellow"/>
+        </w:rPr>
+      </w:pPr>
+    </w:p>
+    <w:p>
+      <w:r>
+        <w:rPr>
+          <w:rFonts w:hint="eastAsia"/>
         </w:rPr>
         <w:t>Old Assyrian</w:t>
       </w:r>
       <w:r>
         <w:rPr>
           <w:rFonts w:hint="eastAsia"/>
-          <w:highlight w:val="green"/>
         </w:rPr>
         <w:t xml:space="preserve"> turned into different languages over the </w:t>
       </w:r>
       <w:r>
-        <w:rPr>
-          <w:highlight w:val="green"/>
-        </w:rPr>
         <w:t>millennia</w:t>
       </w:r>
       <w:r>
         <w:rPr>
           <w:rFonts w:hint="eastAsia"/>
-          <w:highlight w:val="green"/>
         </w:rPr>
         <w:t xml:space="preserve">. </w:t>
       </w:r>
@@ -2095,27 +2145,17 @@
           <w:ilvl w:val="0"/>
           <w:numId w:val="1"/>
         </w:numPr>
-        <w:rPr>
-          <w:highlight w:val="green"/>
-        </w:rPr>
-      </w:pPr>
-      <w:r>
-        <w:rPr>
-          <w:highlight w:val="green"/>
-        </w:rPr>
+      </w:pPr>
+      <w:r>
         <w:t xml:space="preserve">Old </w:t>
       </w:r>
       <w:r>
         <w:rPr>
           <w:rFonts w:hint="eastAsia"/>
-          <w:highlight w:val="green"/>
         </w:rPr>
         <w:t>Akkadian</w:t>
       </w:r>
       <w:r>
-        <w:rPr>
-          <w:highlight w:val="green"/>
-        </w:rPr>
         <w:t>, 2500–1950 BC</w:t>
       </w:r>
     </w:p>
@@ -2126,14 +2166,8 @@
           <w:ilvl w:val="0"/>
           <w:numId w:val="1"/>
         </w:numPr>
-        <w:rPr>
-          <w:highlight w:val="green"/>
-        </w:rPr>
-      </w:pPr>
-      <w:r>
-        <w:rPr>
-          <w:highlight w:val="green"/>
-        </w:rPr>
+      </w:pPr>
+      <w:r>
         <w:t>Old Babylonian and Old Assyrian, 1950–1530 BC</w:t>
       </w:r>
     </w:p>
@@ -2144,14 +2178,8 @@
           <w:ilvl w:val="0"/>
           <w:numId w:val="1"/>
         </w:numPr>
-        <w:rPr>
-          <w:highlight w:val="green"/>
-        </w:rPr>
-      </w:pPr>
-      <w:r>
-        <w:rPr>
-          <w:highlight w:val="green"/>
-        </w:rPr>
+      </w:pPr>
+      <w:r>
         <w:t>Middle Babylonian and Middle Assyrian, 1530–1000 BC</w:t>
       </w:r>
     </w:p>
@@ -2162,14 +2190,8 @@
           <w:ilvl w:val="0"/>
           <w:numId w:val="1"/>
         </w:numPr>
-        <w:rPr>
-          <w:highlight w:val="green"/>
-        </w:rPr>
-      </w:pPr>
-      <w:r>
-        <w:rPr>
-          <w:highlight w:val="green"/>
-        </w:rPr>
+      </w:pPr>
+      <w:r>
         <w:t>Neo-Babylonian and Neo-Assyrian, 1000–600 BC</w:t>
       </w:r>
     </w:p>
@@ -2180,84 +2202,56 @@
           <w:ilvl w:val="0"/>
           <w:numId w:val="1"/>
         </w:numPr>
-        <w:rPr>
-          <w:highlight w:val="green"/>
-        </w:rPr>
-      </w:pPr>
-      <w:r>
-        <w:rPr>
-          <w:highlight w:val="green"/>
-        </w:rPr>
+      </w:pPr>
+      <w:r>
         <w:t>Late Babylonian, 600 BC–100 AD</w:t>
       </w:r>
     </w:p>
     <w:p>
       <w:pPr>
         <w:ind w:left="360"/>
-        <w:rPr>
-          <w:highlight w:val="green"/>
-        </w:rPr>
       </w:pPr>
       <w:sdt>
         <w:sdtPr>
           <w:rPr>
             <w:rFonts w:hint="eastAsia"/>
-            <w:highlight w:val="green"/>
           </w:rPr>
           <w:id w:val="932866163"/>
           <w:citation/>
         </w:sdtPr>
         <w:sdtContent>
           <w:r>
-            <w:rPr>
-              <w:highlight w:val="green"/>
-            </w:rPr>
             <w:fldChar w:fldCharType="begin"/>
           </w:r>
           <w:r>
-            <w:rPr>
-              <w:highlight w:val="green"/>
-            </w:rPr>
             <w:instrText xml:space="preserve"> </w:instrText>
           </w:r>
           <w:r>
             <w:rPr>
               <w:rFonts w:hint="eastAsia"/>
-              <w:highlight w:val="green"/>
             </w:rPr>
             <w:instrText>CITATION htt3 \l 1041</w:instrText>
           </w:r>
           <w:r>
-            <w:rPr>
-              <w:highlight w:val="green"/>
-            </w:rPr>
             <w:instrText xml:space="preserve"> </w:instrText>
           </w:r>
           <w:r>
-            <w:rPr>
-              <w:highlight w:val="green"/>
-            </w:rPr>
             <w:fldChar w:fldCharType="separate"/>
           </w:r>
           <w:r>
             <w:rPr>
               <w:rFonts w:hint="eastAsia"/>
               <w:noProof/>
-              <w:highlight w:val="green"/>
             </w:rPr>
             <w:t xml:space="preserve"> </w:t>
           </w:r>
           <w:r>
             <w:rPr>
               <w:noProof/>
-              <w:highlight w:val="green"/>
             </w:rPr>
             <w:t>(https://en.wikipedia.org/wiki/Akkadian_language n.d.)</w:t>
           </w:r>
           <w:r>
-            <w:rPr>
-              <w:highlight w:val="green"/>
-            </w:rPr>
             <w:fldChar w:fldCharType="end"/>
           </w:r>
         </w:sdtContent>
@@ -2267,123 +2261,99 @@
       <w:r>
         <w:rPr>
           <w:rFonts w:hint="eastAsia"/>
-          <w:highlight w:val="green"/>
         </w:rPr>
         <w:t xml:space="preserve">The organizer for the Deep Past </w:t>
       </w:r>
       <w:r>
-        <w:rPr>
-          <w:highlight w:val="green"/>
-        </w:rPr>
         <w:t>Challenge</w:t>
       </w:r>
       <w:r>
         <w:rPr>
           <w:rFonts w:hint="eastAsia"/>
-          <w:highlight w:val="green"/>
         </w:rPr>
         <w:t xml:space="preserve"> notes that these</w:t>
       </w:r>
       <w:r>
         <w:rPr>
           <w:rFonts w:hint="eastAsia"/>
-          <w:highlight w:val="green"/>
         </w:rPr>
         <w:t xml:space="preserve"> languages</w:t>
       </w:r>
       <w:r>
         <w:rPr>
           <w:rFonts w:hint="eastAsia"/>
-          <w:highlight w:val="green"/>
         </w:rPr>
         <w:t xml:space="preserve"> should not be confused with </w:t>
       </w:r>
       <w:r>
         <w:rPr>
           <w:rFonts w:hint="eastAsia"/>
-          <w:highlight w:val="green"/>
         </w:rPr>
         <w:t>Old Assyrian</w:t>
       </w:r>
       <w:r>
         <w:rPr>
           <w:rFonts w:hint="eastAsia"/>
-          <w:highlight w:val="green"/>
         </w:rPr>
         <w:t xml:space="preserve">. They are related to </w:t>
       </w:r>
       <w:r>
         <w:rPr>
           <w:rFonts w:hint="eastAsia"/>
-          <w:highlight w:val="green"/>
         </w:rPr>
         <w:t>Old Assyrian</w:t>
       </w:r>
       <w:r>
         <w:rPr>
           <w:rFonts w:hint="eastAsia"/>
-          <w:highlight w:val="green"/>
         </w:rPr>
         <w:t>, and even use</w:t>
       </w:r>
       <w:r>
         <w:rPr>
           <w:rFonts w:hint="eastAsia"/>
-          <w:highlight w:val="green"/>
         </w:rPr>
         <w:t xml:space="preserve"> cuneiform</w:t>
       </w:r>
       <w:r>
         <w:rPr>
           <w:rFonts w:hint="eastAsia"/>
-          <w:highlight w:val="green"/>
         </w:rPr>
         <w:t xml:space="preserve">, but in the same way that Old English would be unintelligible to modern speakers, these </w:t>
       </w:r>
       <w:r>
-        <w:rPr>
-          <w:highlight w:val="green"/>
-        </w:rPr>
         <w:t>languages</w:t>
       </w:r>
       <w:r>
         <w:rPr>
           <w:rFonts w:hint="eastAsia"/>
-          <w:highlight w:val="green"/>
         </w:rPr>
         <w:t xml:space="preserve"> shouldn</w:t>
       </w:r>
       <w:r>
-        <w:rPr>
-          <w:highlight w:val="green"/>
-        </w:rPr>
         <w:t>’</w:t>
       </w:r>
       <w:r>
         <w:rPr>
           <w:rFonts w:hint="eastAsia"/>
-          <w:highlight w:val="green"/>
         </w:rPr>
         <w:t xml:space="preserve">t be used as a substitute for </w:t>
       </w:r>
       <w:r>
         <w:rPr>
           <w:rFonts w:hint="eastAsia"/>
-          <w:highlight w:val="green"/>
         </w:rPr>
         <w:t>Old Assyrian</w:t>
       </w:r>
       <w:r>
         <w:rPr>
           <w:rFonts w:hint="eastAsia"/>
-          <w:highlight w:val="green"/>
         </w:rPr>
         <w:t xml:space="preserve"> texts when training a model.</w:t>
       </w:r>
       <w:r>
         <w:rPr>
           <w:rFonts w:hint="eastAsia"/>
-          <w:highlight w:val="green"/>
         </w:rPr>
         <w:t xml:space="preserve"> </w:t>
       </w:r>
@@ -2391,41 +2361,27 @@
         <w:sdtPr>
           <w:rPr>
             <w:rFonts w:hint="eastAsia"/>
-            <w:highlight w:val="green"/>
           </w:rPr>
           <w:id w:val="585508876"/>
           <w:citation/>
         </w:sdtPr>
         <w:sdtContent>
           <w:r>
-            <w:rPr>
-              <w:highlight w:val="green"/>
-            </w:rPr>
             <w:fldChar w:fldCharType="begin"/>
           </w:r>
           <w:r>
-            <w:rPr>
-              <w:highlight w:val="green"/>
-            </w:rPr>
             <w:instrText xml:space="preserve">CITATION And \l 1041 </w:instrText>
           </w:r>
           <w:r>
-            <w:rPr>
-              <w:highlight w:val="green"/>
-            </w:rPr>
             <w:fldChar w:fldCharType="separate"/>
           </w:r>
           <w:r>
             <w:rPr>
               <w:noProof/>
-              <w:highlight w:val="green"/>
             </w:rPr>
             <w:t>(Anderson n.d.)</w:t>
           </w:r>
           <w:r>
-            <w:rPr>
-              <w:highlight w:val="green"/>
-            </w:rPr>
             <w:fldChar w:fldCharType="end"/>
           </w:r>
         </w:sdtContent>
@@ -2442,7 +2398,21 @@
         <w:rPr>
           <w:highlight w:val="yellow"/>
         </w:rPr>
-        <w:t>- Include an example image of cuneiform to transliteration to english from one of the pdfs</w:t>
+        <w:t xml:space="preserve">- Include an example image of cuneiform to transliteration to </w:t>
+      </w:r>
+      <w:proofErr w:type="spellStart"/>
+      <w:r>
+        <w:rPr>
+          <w:highlight w:val="yellow"/>
+        </w:rPr>
+        <w:t>english</w:t>
+      </w:r>
+      <w:proofErr w:type="spellEnd"/>
+      <w:r>
+        <w:rPr>
+          <w:highlight w:val="yellow"/>
+        </w:rPr>
+        <w:t xml:space="preserve"> from one of the pdfs</w:t>
       </w:r>
       <w:r>
         <w:rPr>
@@ -2652,35 +2622,20 @@
     </w:p>
     <w:p/>
     <w:p>
-      <w:pPr>
-        <w:rPr>
-          <w:highlight w:val="yellow"/>
-        </w:rPr>
-      </w:pPr>
-      <w:r>
-        <w:rPr>
-          <w:rFonts w:hint="eastAsia"/>
+      <w:r>
+        <w:rPr>
           <w:highlight w:val="yellow"/>
         </w:rPr>
         <w:lastRenderedPageBreak/>
-        <w:t xml:space="preserve">//From </w:t>
-      </w:r>
-      <w:r>
-        <w:rPr>
-          <w:rFonts w:hint="eastAsia"/>
-          <w:highlight w:val="yellow"/>
-        </w:rPr>
-        <w:t>Dr. T</w:t>
-      </w:r>
-      <w:r>
-        <w:rPr>
-          <w:rFonts w:hint="eastAsia"/>
-          <w:highlight w:val="yellow"/>
-        </w:rPr>
-        <w:t xml:space="preserve">appan: </w:t>
-      </w:r>
-    </w:p>
-    <w:p>
+        <w:t>T</w:t>
+      </w:r>
+      <w:r>
+        <w:rPr>
+          <w:rFonts w:hint="eastAsia"/>
+          <w:highlight w:val="yellow"/>
+        </w:rPr>
+        <w:t xml:space="preserve">odo: </w:t>
+      </w:r>
       <w:r>
         <w:rPr>
           <w:rFonts w:hint="eastAsia"/>
@@ -2740,7 +2695,23 @@
           <w:rFonts w:hint="eastAsia"/>
           <w:highlight w:val="yellow"/>
         </w:rPr>
-        <w:t>The primor for absolute beginners on Akkadian</w:t>
+        <w:t xml:space="preserve">The </w:t>
+      </w:r>
+      <w:proofErr w:type="spellStart"/>
+      <w:r>
+        <w:rPr>
+          <w:rFonts w:hint="eastAsia"/>
+          <w:highlight w:val="yellow"/>
+        </w:rPr>
+        <w:t>primor</w:t>
+      </w:r>
+      <w:proofErr w:type="spellEnd"/>
+      <w:r>
+        <w:rPr>
+          <w:rFonts w:hint="eastAsia"/>
+          <w:highlight w:val="yellow"/>
+        </w:rPr>
+        <w:t xml:space="preserve"> for absolute beginners on Akkadian</w:t>
       </w:r>
       <w:r>
         <w:rPr>
@@ -2851,77 +2822,40 @@
           <w:b/>
           <w:bCs/>
         </w:rPr>
-        <w:t>### history of decipherment of akkadian</w:t>
-      </w:r>
-    </w:p>
-    <w:p/>
-    <w:p>
-      <w:r>
-        <w:t>https://www.ebl.lmu.de/about/library</w:t>
-      </w:r>
-    </w:p>
-    <w:p>
-      <w:r>
-        <w:rPr>
-          <w:rFonts w:hint="eastAsia"/>
-        </w:rPr>
-        <w:t xml:space="preserve">This competition builds on the work of </w:t>
-      </w:r>
-    </w:p>
-    <w:p>
+        <w:t xml:space="preserve">### history of decipherment of </w:t>
+      </w:r>
+      <w:proofErr w:type="spellStart"/>
       <w:r>
         <w:rPr>
           <w:b/>
           <w:bCs/>
         </w:rPr>
+        <w:t>akkadian</w:t>
+      </w:r>
+      <w:proofErr w:type="spellEnd"/>
+    </w:p>
+    <w:p/>
+    <w:p>
+      <w:r>
+        <w:t>https://www.ebl.lmu.de/about/library</w:t>
+      </w:r>
+    </w:p>
+    <w:p>
+      <w:r>
+        <w:rPr>
+          <w:rFonts w:hint="eastAsia"/>
+        </w:rPr>
+        <w:t xml:space="preserve">This competition builds on the work of </w:t>
+      </w:r>
+    </w:p>
+    <w:p>
+      <w:r>
+        <w:rPr>
+          <w:b/>
+          <w:bCs/>
+        </w:rPr>
         <w:t>### Contents of the data</w:t>
       </w:r>
-    </w:p>
-    <w:p>
-      <w:pPr>
-        <w:rPr>
-          <w:highlight w:val="yellow"/>
-        </w:rPr>
-      </w:pPr>
-      <w:r>
-        <w:rPr>
-          <w:highlight w:val="yellow"/>
-        </w:rPr>
-        <w:t>- trades, politics, etc.? (How do I analyze this?)</w:t>
-      </w:r>
-    </w:p>
-    <w:p>
-      <w:pPr>
-        <w:rPr>
-          <w:highlight w:val="yellow"/>
-        </w:rPr>
-      </w:pPr>
-      <w:r>
-        <w:rPr>
-          <w:highlight w:val="yellow"/>
-        </w:rPr>
-        <w:t>    - feed a section of them through an llm?</w:t>
-      </w:r>
-    </w:p>
-    <w:p>
-      <w:pPr>
-        <w:rPr>
-          <w:highlight w:val="yellow"/>
-        </w:rPr>
-      </w:pPr>
-      <w:r>
-        <w:rPr>
-          <w:highlight w:val="yellow"/>
-        </w:rPr>
-        <w:t>    - chatgpt says: "The overall dataset is heavily skewed toward economic and bureaucratic communication, with a smaller portion of personal correspondence."</w:t>
-      </w:r>
-    </w:p>
-    <w:p>
-      <w:pPr>
-        <w:rPr>
-          <w:highlight w:val="yellow"/>
-        </w:rPr>
-      </w:pPr>
     </w:p>
     <w:p>
       <w:r>
@@ -2961,37 +2895,51 @@
         <w:rPr>
           <w:rFonts w:hint="eastAsia"/>
         </w:rPr>
-        <w:t xml:space="preserve"> Cuneiform to Ascent marked latin script (European </w:t>
+        <w:t xml:space="preserve"> Cuneiform to Ascent marked </w:t>
+      </w:r>
+      <w:proofErr w:type="spellStart"/>
+      <w:r>
+        <w:rPr>
+          <w:rFonts w:hint="eastAsia"/>
+        </w:rPr>
+        <w:t>latin</w:t>
+      </w:r>
+      <w:proofErr w:type="spellEnd"/>
+      <w:r>
+        <w:rPr>
+          <w:rFonts w:hint="eastAsia"/>
+        </w:rPr>
+        <w:t xml:space="preserve"> script (European style script). </w:t>
+      </w:r>
+      <w:r>
+        <w:rPr>
+          <w:rFonts w:hint="eastAsia"/>
+        </w:rPr>
+        <w:t>Old Assyrian</w:t>
+      </w:r>
+      <w:r>
+        <w:rPr>
+          <w:rFonts w:hint="eastAsia"/>
+        </w:rPr>
+        <w:t xml:space="preserve"> is originally written in Cuneiform, which is a series of triangular symbols written in clay. The script was transliterated by experts into a form which is easier for text-based data models to process. Some models do exist which can work on the original cuneiform script, but that would involve an additional step of doing optical character recognition on clay tablets, and the competition hosts decided to skip that step and give contestants the data in already transliterated form. </w:t>
+      </w:r>
+    </w:p>
+    <w:p>
+      <w:r>
+        <w:br/>
+      </w:r>
+      <w:r>
+        <w:rPr>
+          <w:rFonts w:hint="eastAsia"/>
+        </w:rPr>
+        <w:t xml:space="preserve">However, this did lead to issues. Many of the texts are transliterated in slightly different </w:t>
       </w:r>
       <w:r>
         <w:rPr>
           <w:rFonts w:hint="eastAsia"/>
         </w:rPr>
         <w:lastRenderedPageBreak/>
-        <w:t xml:space="preserve">style script). </w:t>
-      </w:r>
-      <w:r>
-        <w:rPr>
-          <w:rFonts w:hint="eastAsia"/>
-        </w:rPr>
-        <w:t>Old Assyrian</w:t>
-      </w:r>
-      <w:r>
-        <w:rPr>
-          <w:rFonts w:hint="eastAsia"/>
-        </w:rPr>
-        <w:t xml:space="preserve"> is originally written in Cuneiform, which is a series of triangular symbols written in clay. The script was transliterated by experts into a form which is easier for text-based data models to process. Some models do exist which can work on the original cuneiform script, but that would involve an additional step of doing optical character recognition on clay tablets, and the competition hosts decided to skip that step and give contestants the data in already transliterated form. </w:t>
-      </w:r>
-    </w:p>
-    <w:p>
-      <w:r>
-        <w:br/>
-      </w:r>
-      <w:r>
-        <w:rPr>
-          <w:rFonts w:hint="eastAsia"/>
-        </w:rPr>
-        <w:t>However, this did lead to issues. Many of the texts are transliterated in slightly different ways, since they were not all done by the same person, or even at the same time.</w:t>
+        <w:t>ways, since they were not all done by the same person, or even at the same time.</w:t>
       </w:r>
       <w:r>
         <w:rPr>
@@ -3260,7 +3208,21 @@
         <w:rPr>
           <w:rFonts w:hint="eastAsia"/>
         </w:rPr>
-        <w:t xml:space="preserve"> library like the Huggingface Transformers library, </w:t>
+        <w:t xml:space="preserve"> library like the </w:t>
+      </w:r>
+      <w:proofErr w:type="spellStart"/>
+      <w:r>
+        <w:rPr>
+          <w:rFonts w:hint="eastAsia"/>
+        </w:rPr>
+        <w:t>Huggingface</w:t>
+      </w:r>
+      <w:proofErr w:type="spellEnd"/>
+      <w:r>
+        <w:rPr>
+          <w:rFonts w:hint="eastAsia"/>
+        </w:rPr>
+        <w:t xml:space="preserve"> Transformers library, </w:t>
       </w:r>
       <w:r>
         <w:t>where</w:t>
@@ -3313,7 +3275,6 @@
         <w:rPr>
           <w:rFonts w:hint="eastAsia"/>
         </w:rPr>
-        <w:lastRenderedPageBreak/>
         <w:t>Other data files which were provided were of uncleaned</w:t>
       </w:r>
       <w:r>
@@ -3459,7 +3420,15 @@
     </w:p>
     <w:p>
       <w:r>
-        <w:t>Instead of using tokens like most transformer models, Byt5 does not create tokens, but instead uses unicode raw bytes directly. This allows it to better deal with noisy data that has characters inserted, and also to better deal with data that uses unusual symbols, or has unusual letter sequences. This quality is very useful for Akkadian due to its high usage of accented characters</w:t>
+        <w:t xml:space="preserve">Instead of using tokens like most transformer models, Byt5 does not create tokens, but instead uses </w:t>
+      </w:r>
+      <w:proofErr w:type="spellStart"/>
+      <w:r>
+        <w:t>unicode</w:t>
+      </w:r>
+      <w:proofErr w:type="spellEnd"/>
+      <w:r>
+        <w:t xml:space="preserve"> raw bytes directly. This allows it to better deal with noisy data that has characters inserted, and also to better deal with data that uses unusual symbols, or has unusual letter sequences. This quality is very useful for Akkadian due to its high usage of accented characters</w:t>
       </w:r>
       <w:r>
         <w:rPr>
@@ -3499,35 +3468,132 @@
       </w:r>
     </w:p>
     <w:p>
-      <w:pPr>
-        <w:rPr>
+      <w:r>
+        <w:rPr>
+          <w:rFonts w:hint="eastAsia"/>
           <w:b/>
           <w:bCs/>
-        </w:rPr>
-      </w:pPr>
+          <w:highlight w:val="green"/>
+        </w:rPr>
+        <w:t xml:space="preserve">## </w:t>
+      </w:r>
       <w:r>
         <w:rPr>
           <w:rFonts w:hint="eastAsia"/>
           <w:b/>
           <w:bCs/>
-        </w:rPr>
-        <w:t xml:space="preserve">## Using a </w:t>
-      </w:r>
-      <w:r>
-        <w:rPr>
-          <w:rFonts w:hint="eastAsia"/>
+          <w:highlight w:val="green"/>
+        </w:rPr>
+        <w:t>Qwen</w:t>
+      </w:r>
+    </w:p>
+    <w:p>
+      <w:r>
+        <w:rPr>
+          <w:rFonts w:hint="eastAsia"/>
+          <w:highlight w:val="green"/>
+        </w:rPr>
+        <w:t>Many teams also used Qwen</w:t>
+      </w:r>
+      <w:r>
+        <w:rPr>
+          <w:rFonts w:hint="eastAsia"/>
+          <w:highlight w:val="green"/>
+        </w:rPr>
+        <w:t>3</w:t>
+      </w:r>
+      <w:r>
+        <w:rPr>
+          <w:rFonts w:hint="eastAsia"/>
+          <w:highlight w:val="green"/>
+        </w:rPr>
+        <w:t xml:space="preserve"> models</w:t>
+      </w:r>
+      <w:r>
+        <w:rPr>
+          <w:rFonts w:hint="eastAsia"/>
+          <w:highlight w:val="green"/>
+        </w:rPr>
+        <w:t xml:space="preserve"> either in their data pipeline, or in their machine translation system</w:t>
+      </w:r>
+      <w:r>
+        <w:rPr>
+          <w:rFonts w:hint="eastAsia"/>
+          <w:highlight w:val="green"/>
+        </w:rPr>
+        <w:t xml:space="preserve"> in combination with their Byt5 models to add diversity to their translation results.</w:t>
+      </w:r>
+      <w:r>
+        <w:rPr>
+          <w:rFonts w:hint="eastAsia"/>
+          <w:highlight w:val="green"/>
+        </w:rPr>
+        <w:t xml:space="preserve"> Qwen models are pre-trained to be</w:t>
+      </w:r>
+      <w:r>
+        <w:rPr>
+          <w:rFonts w:hint="eastAsia"/>
+          <w:highlight w:val="green"/>
+        </w:rPr>
+        <w:t xml:space="preserve"> an AI assistant</w:t>
+      </w:r>
+      <w:r>
+        <w:rPr>
+          <w:rFonts w:hint="eastAsia"/>
+          <w:highlight w:val="green"/>
+        </w:rPr>
+        <w:t>, whereas the Byt5 models are pre-trained</w:t>
+      </w:r>
+      <w:r>
+        <w:rPr>
+          <w:rFonts w:hint="eastAsia"/>
+          <w:highlight w:val="green"/>
+        </w:rPr>
+        <w:t xml:space="preserve"> </w:t>
+      </w:r>
+      <w:r>
+        <w:rPr>
+          <w:rFonts w:hint="eastAsia"/>
+          <w:highlight w:val="green"/>
+        </w:rPr>
+        <w:t>just on</w:t>
+      </w:r>
+      <w:r>
+        <w:rPr>
+          <w:rFonts w:hint="eastAsia"/>
+          <w:highlight w:val="green"/>
+        </w:rPr>
+        <w:t xml:space="preserve"> general language</w:t>
+      </w:r>
+      <w:r>
+        <w:rPr>
+          <w:rFonts w:hint="eastAsia"/>
+          <w:highlight w:val="green"/>
+        </w:rPr>
+        <w:t xml:space="preserve"> (C4 dataset)</w:t>
+      </w:r>
+      <w:r>
+        <w:rPr>
+          <w:rFonts w:hint="eastAsia"/>
+          <w:highlight w:val="green"/>
+        </w:rPr>
+        <w:t>.</w:t>
+      </w:r>
+    </w:p>
+    <w:p>
+      <w:pPr>
+        <w:rPr>
           <w:b/>
           <w:bCs/>
         </w:rPr>
-        <w:t>M</w:t>
-      </w:r>
+      </w:pPr>
       <w:r>
         <w:rPr>
           <w:rFonts w:hint="eastAsia"/>
           <w:b/>
           <w:bCs/>
         </w:rPr>
-        <w:t xml:space="preserve">odern </w:t>
+        <w:t xml:space="preserve">## Using a </w:t>
       </w:r>
       <w:r>
         <w:rPr>
@@ -3535,7 +3601,7 @@
           <w:b/>
           <w:bCs/>
         </w:rPr>
-        <w:t>T</w:t>
+        <w:t>M</w:t>
       </w:r>
       <w:r>
         <w:rPr>
@@ -3543,7 +3609,7 @@
           <w:b/>
           <w:bCs/>
         </w:rPr>
-        <w:t xml:space="preserve">ransformer </w:t>
+        <w:t xml:space="preserve">odern </w:t>
       </w:r>
       <w:r>
         <w:rPr>
@@ -3559,7 +3625,7 @@
           <w:b/>
           <w:bCs/>
         </w:rPr>
-        <w:t xml:space="preserve">ranslation </w:t>
+        <w:t xml:space="preserve">ransformer </w:t>
       </w:r>
       <w:r>
         <w:rPr>
@@ -3567,7 +3633,7 @@
           <w:b/>
           <w:bCs/>
         </w:rPr>
-        <w:t>M</w:t>
+        <w:t>T</w:t>
       </w:r>
       <w:r>
         <w:rPr>
@@ -3575,6 +3641,22 @@
           <w:b/>
           <w:bCs/>
         </w:rPr>
+        <w:t xml:space="preserve">ranslation </w:t>
+      </w:r>
+      <w:r>
+        <w:rPr>
+          <w:rFonts w:hint="eastAsia"/>
+          <w:b/>
+          <w:bCs/>
+        </w:rPr>
+        <w:t>M</w:t>
+      </w:r>
+      <w:r>
+        <w:rPr>
+          <w:rFonts w:hint="eastAsia"/>
+          <w:b/>
+          <w:bCs/>
+        </w:rPr>
         <w:t>odel</w:t>
       </w:r>
     </w:p>
@@ -3583,7 +3665,21 @@
         <w:rPr>
           <w:rFonts w:hint="eastAsia"/>
         </w:rPr>
-        <w:t>To train the model, you provide both the input and output pairs you want, and use the huggingface transformers library to with the data to train the model to match</w:t>
+        <w:t xml:space="preserve">To train the model, you provide both the input and output pairs you want, and use the </w:t>
+      </w:r>
+      <w:proofErr w:type="spellStart"/>
+      <w:r>
+        <w:rPr>
+          <w:rFonts w:hint="eastAsia"/>
+        </w:rPr>
+        <w:t>huggingface</w:t>
+      </w:r>
+      <w:proofErr w:type="spellEnd"/>
+      <w:r>
+        <w:rPr>
+          <w:rFonts w:hint="eastAsia"/>
+        </w:rPr>
+        <w:t xml:space="preserve"> transformers library to with the data to train the model to match</w:t>
       </w:r>
       <w:r>
         <w:rPr>
@@ -4383,7 +4479,21 @@
         <w:rPr>
           <w:rFonts w:hint="eastAsia"/>
         </w:rPr>
-        <w:t>using a combination of BLEU and chrF++ scores. T</w:t>
+        <w:t xml:space="preserve">using a combination of BLEU and </w:t>
+      </w:r>
+      <w:proofErr w:type="spellStart"/>
+      <w:r>
+        <w:rPr>
+          <w:rFonts w:hint="eastAsia"/>
+        </w:rPr>
+        <w:t>chrF</w:t>
+      </w:r>
+      <w:proofErr w:type="spellEnd"/>
+      <w:r>
+        <w:rPr>
+          <w:rFonts w:hint="eastAsia"/>
+        </w:rPr>
+        <w:t>++ scores. T</w:t>
       </w:r>
       <w:r>
         <w:t xml:space="preserve">he </w:t>
@@ -4413,13 +4523,23 @@
         <w:t xml:space="preserve"> and the </w:t>
       </w:r>
       <w:hyperlink r:id="rId19" w:tgtFrame="_blank" w:history="1">
+        <w:proofErr w:type="spellStart"/>
         <w:r>
           <w:rPr>
             <w:rStyle w:val="Hyperlink"/>
             <w:b/>
             <w:bCs/>
           </w:rPr>
-          <w:t>chrF++</w:t>
+          <w:t>chrF</w:t>
+        </w:r>
+        <w:proofErr w:type="spellEnd"/>
+        <w:r>
+          <w:rPr>
+            <w:rStyle w:val="Hyperlink"/>
+            <w:b/>
+            <w:bCs/>
+          </w:rPr>
+          <w:t>++</w:t>
         </w:r>
       </w:hyperlink>
       <w:r>
@@ -4452,7 +4572,21 @@
         <w:rPr>
           <w:rFonts w:hint="eastAsia"/>
         </w:rPr>
-        <w:t>qrt of bleu * chrF++</w:t>
+        <w:t xml:space="preserve">qrt of bleu * </w:t>
+      </w:r>
+      <w:proofErr w:type="spellStart"/>
+      <w:r>
+        <w:rPr>
+          <w:rFonts w:hint="eastAsia"/>
+        </w:rPr>
+        <w:t>chrF</w:t>
+      </w:r>
+      <w:proofErr w:type="spellEnd"/>
+      <w:r>
+        <w:rPr>
+          <w:rFonts w:hint="eastAsia"/>
+        </w:rPr>
+        <w:t>++</w:t>
       </w:r>
       <m:oMath>
         <m:rad>
@@ -4575,42 +4709,36 @@
       <w:r>
         <w:rPr>
           <w:rFonts w:hint="eastAsia"/>
-          <w:highlight w:val="green"/>
         </w:rPr>
         <w:t>The bleu score compares a candidate translation produced by the machine model, with a human made translation. The more n-grams (</w:t>
       </w:r>
       <w:r>
         <w:rPr>
           <w:rFonts w:hint="eastAsia"/>
-          <w:highlight w:val="green"/>
         </w:rPr>
         <w:t xml:space="preserve">short </w:t>
       </w:r>
       <w:r>
         <w:rPr>
           <w:rFonts w:hint="eastAsia"/>
-          <w:highlight w:val="green"/>
         </w:rPr>
         <w:t>sequences of</w:t>
       </w:r>
       <w:r>
         <w:rPr>
           <w:rFonts w:hint="eastAsia"/>
-          <w:highlight w:val="green"/>
         </w:rPr>
         <w:t xml:space="preserve"> n</w:t>
       </w:r>
       <w:r>
         <w:rPr>
           <w:rFonts w:hint="eastAsia"/>
-          <w:highlight w:val="green"/>
         </w:rPr>
         <w:t xml:space="preserve"> words) which match between the two translations, the higher the score.</w:t>
       </w:r>
       <w:r>
         <w:rPr>
           <w:rFonts w:hint="eastAsia"/>
-          <w:highlight w:val="green"/>
         </w:rPr>
         <w:t xml:space="preserve"> There is also a brevity penalty to make sure that the translation is the proper length</w:t>
       </w:r>
@@ -4618,97 +4746,67 @@
         <w:sdtPr>
           <w:rPr>
             <w:rFonts w:hint="eastAsia"/>
-            <w:highlight w:val="green"/>
           </w:rPr>
           <w:id w:val="655802545"/>
           <w:citation/>
         </w:sdtPr>
         <w:sdtContent>
           <w:r>
-            <w:rPr>
-              <w:highlight w:val="green"/>
-            </w:rPr>
             <w:fldChar w:fldCharType="begin"/>
           </w:r>
           <w:r>
-            <w:rPr>
-              <w:highlight w:val="green"/>
-            </w:rPr>
             <w:instrText xml:space="preserve"> </w:instrText>
           </w:r>
           <w:r>
             <w:rPr>
               <w:rFonts w:hint="eastAsia"/>
-              <w:highlight w:val="green"/>
             </w:rPr>
             <w:instrText>CITATION Fab22 \l 1041</w:instrText>
           </w:r>
           <w:r>
-            <w:rPr>
-              <w:highlight w:val="green"/>
-            </w:rPr>
             <w:instrText xml:space="preserve"> </w:instrText>
           </w:r>
           <w:r>
-            <w:rPr>
-              <w:highlight w:val="green"/>
-            </w:rPr>
             <w:fldChar w:fldCharType="separate"/>
           </w:r>
           <w:r>
             <w:rPr>
               <w:rFonts w:hint="eastAsia"/>
               <w:noProof/>
-              <w:highlight w:val="green"/>
             </w:rPr>
             <w:t xml:space="preserve"> </w:t>
           </w:r>
           <w:r>
             <w:rPr>
               <w:noProof/>
-              <w:highlight w:val="green"/>
             </w:rPr>
             <w:t>(Chiusano 2022)</w:t>
           </w:r>
           <w:r>
-            <w:rPr>
-              <w:highlight w:val="green"/>
-            </w:rPr>
             <w:fldChar w:fldCharType="end"/>
           </w:r>
         </w:sdtContent>
       </w:sdt>
     </w:p>
     <w:p>
-      <w:pPr>
-        <w:rPr>
-          <w:highlight w:val="green"/>
-        </w:rPr>
-      </w:pPr>
-      <w:r>
-        <w:rPr>
-          <w:highlight w:val="green"/>
-        </w:rPr>
+      <w:r>
         <w:t>A</w:t>
       </w:r>
       <w:r>
         <w:rPr>
           <w:rFonts w:hint="eastAsia"/>
-          <w:highlight w:val="green"/>
         </w:rPr>
         <w:t xml:space="preserve">nd </w:t>
       </w:r>
       <w:r>
         <w:rPr>
           <w:rFonts w:hint="eastAsia"/>
-          <w:highlight w:val="green"/>
         </w:rPr>
         <w:t xml:space="preserve"> CHRF++ </w:t>
       </w:r>
       <w:r>
         <w:rPr>
           <w:rFonts w:hint="eastAsia"/>
-          <w:highlight w:val="green"/>
         </w:rPr>
         <w:t>is:</w:t>
       </w:r>
@@ -4717,7 +4815,6 @@
       <w:r>
         <w:rPr>
           <w:noProof/>
-          <w:highlight w:val="green"/>
         </w:rPr>
         <w:drawing>
           <wp:inline distT="0" distB="0" distL="0" distR="0" wp14:anchorId="2B709953" wp14:editId="19B6E19E">
@@ -4758,7 +4855,6 @@
       <w:r>
         <w:rPr>
           <w:rFonts w:hint="eastAsia"/>
-          <w:highlight w:val="green"/>
         </w:rPr>
         <w:t xml:space="preserve"> </w:t>
       </w:r>
@@ -4766,54 +4862,36 @@
         <w:sdtPr>
           <w:rPr>
             <w:rFonts w:hint="eastAsia"/>
-            <w:highlight w:val="green"/>
           </w:rPr>
           <w:id w:val="1051578653"/>
           <w:citation/>
         </w:sdtPr>
         <w:sdtContent>
           <w:r>
-            <w:rPr>
-              <w:highlight w:val="green"/>
-            </w:rPr>
             <w:fldChar w:fldCharType="begin"/>
           </w:r>
           <w:r>
-            <w:rPr>
-              <w:highlight w:val="green"/>
-            </w:rPr>
             <w:instrText xml:space="preserve"> </w:instrText>
           </w:r>
           <w:r>
             <w:rPr>
               <w:rFonts w:hint="eastAsia"/>
-              <w:highlight w:val="green"/>
             </w:rPr>
             <w:instrText>CITATION Maj \l 1041</w:instrText>
           </w:r>
           <w:r>
-            <w:rPr>
-              <w:highlight w:val="green"/>
-            </w:rPr>
             <w:instrText xml:space="preserve"> </w:instrText>
           </w:r>
           <w:r>
-            <w:rPr>
-              <w:highlight w:val="green"/>
-            </w:rPr>
             <w:fldChar w:fldCharType="separate"/>
           </w:r>
           <w:r>
             <w:rPr>
               <w:noProof/>
-              <w:highlight w:val="green"/>
             </w:rPr>
             <w:t>(Popovi´c n.d.)</w:t>
           </w:r>
           <w:r>
-            <w:rPr>
-              <w:highlight w:val="green"/>
-            </w:rPr>
             <w:fldChar w:fldCharType="end"/>
           </w:r>
         </w:sdtContent>
@@ -4910,27 +4988,21 @@
       <w:r>
         <w:rPr>
           <w:rFonts w:hint="eastAsia"/>
-          <w:highlight w:val="green"/>
         </w:rPr>
         <w:t xml:space="preserve">And </w:t>
       </w:r>
       <w:r>
-        <w:rPr>
-          <w:highlight w:val="green"/>
-        </w:rPr>
         <w:t xml:space="preserve">β </w:t>
       </w:r>
       <w:r>
         <w:rPr>
           <w:rFonts w:hint="eastAsia"/>
-          <w:highlight w:val="green"/>
         </w:rPr>
         <w:t>is 2 and max word n-gram is 2</w:t>
       </w:r>
       <w:r>
         <w:rPr>
           <w:rFonts w:hint="eastAsia"/>
-          <w:highlight w:val="green"/>
         </w:rPr>
         <w:t xml:space="preserve"> as used in the competition</w:t>
       </w:r>
@@ -4999,24 +5071,29 @@
       </w:r>
     </w:p>
     <w:p>
-      <w:r>
-        <w:rPr>
-          <w:rFonts w:hint="eastAsia"/>
-          <w:highlight w:val="green"/>
-        </w:rPr>
-        <w:t xml:space="preserve">chrF++ is based on the F score, which is a combination of </w:t>
-      </w:r>
-      <w:r>
-        <w:rPr>
-          <w:rFonts w:hint="eastAsia"/>
-          <w:highlight w:val="green"/>
+      <w:proofErr w:type="spellStart"/>
+      <w:r>
+        <w:rPr>
+          <w:rFonts w:hint="eastAsia"/>
+        </w:rPr>
+        <w:t>chrF</w:t>
+      </w:r>
+      <w:proofErr w:type="spellEnd"/>
+      <w:r>
+        <w:rPr>
+          <w:rFonts w:hint="eastAsia"/>
+        </w:rPr>
+        <w:t xml:space="preserve">++ is based on the F score, which is a combination of </w:t>
+      </w:r>
+      <w:r>
+        <w:rPr>
+          <w:rFonts w:hint="eastAsia"/>
         </w:rPr>
         <w:t xml:space="preserve">the </w:t>
       </w:r>
       <w:r>
         <w:rPr>
           <w:rFonts w:hint="eastAsia"/>
-          <w:highlight w:val="green"/>
         </w:rPr>
         <w:t>Precision and Recall metrics commonly used in data science.</w:t>
       </w:r>
@@ -5205,129 +5282,98 @@
     </w:p>
     <w:p>
       <w:r>
-        <w:rPr>
-          <w:highlight w:val="green"/>
-        </w:rPr>
         <w:t>L</w:t>
       </w:r>
       <w:r>
         <w:rPr>
           <w:rFonts w:hint="eastAsia"/>
-          <w:highlight w:val="green"/>
         </w:rPr>
         <w:t xml:space="preserve">ike </w:t>
       </w:r>
       <w:r>
-        <w:rPr>
-          <w:highlight w:val="green"/>
-        </w:rPr>
         <w:t>“</w:t>
       </w:r>
       <w:r>
         <w:rPr>
           <w:rFonts w:hint="eastAsia"/>
-          <w:highlight w:val="green"/>
         </w:rPr>
         <w:t>the quick brown fox jumps over the lazy dog</w:t>
       </w:r>
       <w:r>
-        <w:rPr>
-          <w:highlight w:val="green"/>
-        </w:rPr>
         <w:t>”</w:t>
       </w:r>
       <w:r>
         <w:rPr>
           <w:rFonts w:hint="eastAsia"/>
-          <w:highlight w:val="green"/>
         </w:rPr>
         <w:t xml:space="preserve"> could be one datapoint in your dataset. But the sentence </w:t>
       </w:r>
       <w:r>
-        <w:rPr>
-          <w:highlight w:val="green"/>
-        </w:rPr>
         <w:t>“</w:t>
       </w:r>
       <w:r>
         <w:rPr>
           <w:rFonts w:hint="eastAsia"/>
-          <w:highlight w:val="green"/>
         </w:rPr>
         <w:t>the lazy green bear walks over the big cat</w:t>
       </w:r>
       <w:r>
-        <w:rPr>
-          <w:highlight w:val="green"/>
-        </w:rPr>
         <w:t>”</w:t>
       </w:r>
       <w:r>
         <w:rPr>
           <w:rFonts w:hint="eastAsia"/>
-          <w:highlight w:val="green"/>
         </w:rPr>
         <w:t xml:space="preserve"> could be completely different sentence you could create from replacing words</w:t>
       </w:r>
       <w:r>
         <w:rPr>
           <w:rFonts w:hint="eastAsia"/>
-          <w:highlight w:val="green"/>
         </w:rPr>
         <w:t xml:space="preserve"> </w:t>
       </w:r>
       <w:r>
         <w:rPr>
           <w:rFonts w:hint="eastAsia"/>
-          <w:highlight w:val="green"/>
         </w:rPr>
         <w:t xml:space="preserve">with ones that </w:t>
       </w:r>
       <w:r>
         <w:rPr>
           <w:rFonts w:hint="eastAsia"/>
-          <w:highlight w:val="green"/>
         </w:rPr>
         <w:t>share the same type of part of speech.</w:t>
       </w:r>
       <w:r>
         <w:rPr>
           <w:rFonts w:hint="eastAsia"/>
-          <w:highlight w:val="green"/>
         </w:rPr>
         <w:t xml:space="preserve"> </w:t>
       </w:r>
       <w:r>
         <w:rPr>
           <w:rFonts w:hint="eastAsia"/>
-          <w:highlight w:val="green"/>
         </w:rPr>
         <w:t>This new sentence wouldn</w:t>
       </w:r>
       <w:r>
-        <w:rPr>
-          <w:highlight w:val="green"/>
-        </w:rPr>
         <w:t>’</w:t>
       </w:r>
       <w:r>
         <w:rPr>
           <w:rFonts w:hint="eastAsia"/>
-          <w:highlight w:val="green"/>
         </w:rPr>
         <w:t>t be found in your dataset, but could in theory help your model learn how the grammar of sentence</w:t>
       </w:r>
       <w:r>
         <w:rPr>
           <w:rFonts w:hint="eastAsia"/>
-          <w:highlight w:val="green"/>
         </w:rPr>
         <w:t>s in general</w:t>
       </w:r>
       <w:r>
         <w:rPr>
           <w:rFonts w:hint="eastAsia"/>
-          <w:highlight w:val="green"/>
         </w:rPr>
         <w:t xml:space="preserve"> should feel.</w:t>
       </w:r>
@@ -5342,143 +5388,128 @@
       <w:r>
         <w:rPr>
           <w:rFonts w:hint="eastAsia"/>
-          <w:highlight w:val="green"/>
         </w:rPr>
         <w:t xml:space="preserve">For the simplest data augmentation techniques, you </w:t>
       </w:r>
       <w:r>
-        <w:rPr>
-          <w:highlight w:val="green"/>
-        </w:rPr>
         <w:t>could</w:t>
       </w:r>
       <w:r>
         <w:rPr>
           <w:rFonts w:hint="eastAsia"/>
-          <w:highlight w:val="green"/>
         </w:rPr>
         <w:t xml:space="preserve"> get by with less language-specific approaches. Such as swapping words, removing letters, etc. This would be very helpful if your model has to deal with user-inputted data, which might have typos. This will</w:t>
       </w:r>
       <w:r>
         <w:rPr>
           <w:rFonts w:hint="eastAsia"/>
-          <w:highlight w:val="green"/>
         </w:rPr>
         <w:t xml:space="preserve"> also</w:t>
       </w:r>
       <w:r>
         <w:rPr>
           <w:rFonts w:hint="eastAsia"/>
-          <w:highlight w:val="green"/>
         </w:rPr>
         <w:t xml:space="preserve"> make your model overfit a little less, since there are now more data points, and your model will have to fit a more complex space of points. So this can give some minor improvements in model performance. But teaching a model the roughened translation of</w:t>
       </w:r>
       <w:r>
         <w:rPr>
           <w:rFonts w:hint="eastAsia"/>
-          <w:highlight w:val="green"/>
         </w:rPr>
         <w:t xml:space="preserve"> something like</w:t>
       </w:r>
       <w:r>
         <w:rPr>
           <w:rFonts w:hint="eastAsia"/>
-          <w:highlight w:val="green"/>
         </w:rPr>
         <w:t xml:space="preserve"> </w:t>
       </w:r>
       <w:r>
-        <w:rPr>
-          <w:highlight w:val="green"/>
-        </w:rPr>
         <w:t>“</w:t>
       </w:r>
       <w:r>
         <w:rPr>
           <w:rFonts w:hint="eastAsia"/>
-          <w:highlight w:val="green"/>
-        </w:rPr>
-        <w:t>the quck brown jumps fox over dog</w:t>
-      </w:r>
-      <w:r>
-        <w:rPr>
-          <w:highlight w:val="green"/>
-        </w:rPr>
+        </w:rPr>
+        <w:t xml:space="preserve">the </w:t>
+      </w:r>
+      <w:proofErr w:type="spellStart"/>
+      <w:r>
+        <w:rPr>
+          <w:rFonts w:hint="eastAsia"/>
+        </w:rPr>
+        <w:t>quck</w:t>
+      </w:r>
+      <w:proofErr w:type="spellEnd"/>
+      <w:r>
+        <w:rPr>
+          <w:rFonts w:hint="eastAsia"/>
+        </w:rPr>
+        <w:t xml:space="preserve"> brown jumps fox over dog</w:t>
+      </w:r>
+      <w:r>
         <w:t>”</w:t>
       </w:r>
       <w:r>
         <w:rPr>
           <w:rFonts w:hint="eastAsia"/>
-          <w:highlight w:val="green"/>
         </w:rPr>
         <w:t xml:space="preserve"> isn</w:t>
       </w:r>
       <w:r>
-        <w:rPr>
-          <w:highlight w:val="green"/>
-        </w:rPr>
         <w:t>’</w:t>
       </w:r>
       <w:r>
         <w:rPr>
           <w:rFonts w:hint="eastAsia"/>
-          <w:highlight w:val="green"/>
         </w:rPr>
         <w:t>t going to help</w:t>
       </w:r>
       <w:r>
         <w:rPr>
           <w:rFonts w:hint="eastAsia"/>
-          <w:highlight w:val="green"/>
         </w:rPr>
         <w:t xml:space="preserve"> it</w:t>
       </w:r>
       <w:r>
         <w:rPr>
           <w:rFonts w:hint="eastAsia"/>
-          <w:highlight w:val="green"/>
         </w:rPr>
         <w:t xml:space="preserve"> broaden its </w:t>
       </w:r>
       <w:r>
         <w:rPr>
           <w:rFonts w:hint="eastAsia"/>
-          <w:highlight w:val="green"/>
         </w:rPr>
         <w:t xml:space="preserve">grammatical </w:t>
       </w:r>
       <w:r>
         <w:rPr>
           <w:rFonts w:hint="eastAsia"/>
-          <w:highlight w:val="green"/>
         </w:rPr>
         <w:t>understanding of</w:t>
       </w:r>
       <w:r>
         <w:rPr>
           <w:rFonts w:hint="eastAsia"/>
-          <w:highlight w:val="green"/>
         </w:rPr>
         <w:t xml:space="preserve"> the language at hand</w:t>
       </w:r>
       <w:r>
         <w:rPr>
           <w:rFonts w:hint="eastAsia"/>
-          <w:highlight w:val="green"/>
         </w:rPr>
         <w:t xml:space="preserve"> all that much</w:t>
       </w:r>
       <w:r>
         <w:rPr>
           <w:rFonts w:hint="eastAsia"/>
-          <w:highlight w:val="green"/>
         </w:rPr>
         <w:t>.</w:t>
       </w:r>
       <w:r>
         <w:rPr>
           <w:rFonts w:hint="eastAsia"/>
-          <w:highlight w:val="green"/>
         </w:rPr>
         <w:t xml:space="preserve"> The benefits of this approach is that it is cheap to implement, and requires no knowledge of the language data you are using, so it is broadly applicable.</w:t>
       </w:r>
@@ -5487,55 +5518,45 @@
       <w:r>
         <w:rPr>
           <w:rFonts w:hint="eastAsia"/>
-          <w:highlight w:val="green"/>
         </w:rPr>
         <w:t>In general, it</w:t>
       </w:r>
       <w:r>
-        <w:rPr>
-          <w:highlight w:val="green"/>
-        </w:rPr>
         <w:t>’</w:t>
       </w:r>
       <w:r>
         <w:rPr>
           <w:rFonts w:hint="eastAsia"/>
-          <w:highlight w:val="green"/>
         </w:rPr>
         <w:t xml:space="preserve">s more difficult to do data augmentation with language data than it is with image data. In image data, you can rotate, crop, change colors, etc. And a picture of a cat will still be a cat. But in language you can easily change the information contained in a sentence by changing </w:t>
       </w:r>
       <w:r>
         <w:rPr>
           <w:rFonts w:hint="eastAsia"/>
-          <w:highlight w:val="green"/>
         </w:rPr>
         <w:t xml:space="preserve">the shape of the sentence </w:t>
       </w:r>
       <w:r>
         <w:rPr>
           <w:rFonts w:hint="eastAsia"/>
-          <w:highlight w:val="green"/>
         </w:rPr>
         <w:t xml:space="preserve">even a small amount. </w:t>
       </w:r>
       <w:r>
         <w:rPr>
           <w:rFonts w:hint="eastAsia"/>
-          <w:highlight w:val="green"/>
         </w:rPr>
         <w:t>So data augmentation requires</w:t>
       </w:r>
       <w:r>
         <w:rPr>
           <w:rFonts w:hint="eastAsia"/>
-          <w:highlight w:val="green"/>
         </w:rPr>
         <w:t xml:space="preserve"> extra care</w:t>
       </w:r>
       <w:r>
         <w:rPr>
           <w:rFonts w:hint="eastAsia"/>
-          <w:highlight w:val="green"/>
         </w:rPr>
         <w:t>.</w:t>
       </w:r>
@@ -5545,10 +5566,13 @@
       <w:r>
         <w:rPr>
           <w:rFonts w:hint="eastAsia"/>
+          <w:highlight w:val="yellow"/>
         </w:rPr>
         <w:t>----------------------- Continue here tomorrow?</w:t>
       </w:r>
     </w:p>
+    <w:p/>
+    <w:p/>
     <w:p>
       <w:pPr>
         <w:rPr>
@@ -5574,6 +5598,7 @@
         <w:rPr>
           <w:highlight w:val="yellow"/>
         </w:rPr>
+        <w:lastRenderedPageBreak/>
         <w:t>- Techniques</w:t>
       </w:r>
     </w:p>
@@ -5600,7 +5625,6 @@
         <w:rPr>
           <w:highlight w:val="yellow"/>
         </w:rPr>
-        <w:lastRenderedPageBreak/>
         <w:t>Here is a list of ones I found while researching:</w:t>
       </w:r>
     </w:p>
@@ -5653,7 +5677,41 @@
         <w:rPr>
           <w:highlight w:val="yellow"/>
         </w:rPr>
-        <w:t>            - You add spans of blankness and have the model guess what must go into those blank sections.  This trains the model to better recognize common patterns of words in the text, so the intuition is that it will help with grammar and with familiarizing the model to the domain space. This is a common pre-training technique used across NLP. It would be useful here because it could make use of untranslated akkadian text as well, without requiring an english translation to have been made.</w:t>
+        <w:t xml:space="preserve">            - </w:t>
+      </w:r>
+      <w:r>
+        <w:rPr>
+          <w:highlight w:val="cyan"/>
+        </w:rPr>
+        <w:t xml:space="preserve">You add spans of blankness and have the model guess what must go into those blank sections.  This trains the model to better recognize common patterns of words in the text, so the intuition is that it will help with grammar and with familiarizing the model to the domain space. This is a common pre-training technique used across NLP. It would be useful here because it could make use of untranslated </w:t>
+      </w:r>
+      <w:proofErr w:type="spellStart"/>
+      <w:r>
+        <w:rPr>
+          <w:highlight w:val="cyan"/>
+        </w:rPr>
+        <w:t>akkadian</w:t>
+      </w:r>
+      <w:proofErr w:type="spellEnd"/>
+      <w:r>
+        <w:rPr>
+          <w:highlight w:val="cyan"/>
+        </w:rPr>
+        <w:t xml:space="preserve"> text as well, without requiring an </w:t>
+      </w:r>
+      <w:proofErr w:type="spellStart"/>
+      <w:r>
+        <w:rPr>
+          <w:highlight w:val="cyan"/>
+        </w:rPr>
+        <w:t>english</w:t>
+      </w:r>
+      <w:proofErr w:type="spellEnd"/>
+      <w:r>
+        <w:rPr>
+          <w:highlight w:val="cyan"/>
+        </w:rPr>
+        <w:t xml:space="preserve"> translation to have been made.</w:t>
       </w:r>
     </w:p>
     <w:p>
@@ -5679,7 +5737,35 @@
         <w:rPr>
           <w:highlight w:val="yellow"/>
         </w:rPr>
-        <w:t>            - Taking the english and akkadian translation pair and considering it as one data point to put gaps into.</w:t>
+        <w:t xml:space="preserve">            - Taking the </w:t>
+      </w:r>
+      <w:proofErr w:type="spellStart"/>
+      <w:r>
+        <w:rPr>
+          <w:highlight w:val="yellow"/>
+        </w:rPr>
+        <w:t>english</w:t>
+      </w:r>
+      <w:proofErr w:type="spellEnd"/>
+      <w:r>
+        <w:rPr>
+          <w:highlight w:val="yellow"/>
+        </w:rPr>
+        <w:t xml:space="preserve"> and </w:t>
+      </w:r>
+      <w:proofErr w:type="spellStart"/>
+      <w:r>
+        <w:rPr>
+          <w:highlight w:val="yellow"/>
+        </w:rPr>
+        <w:t>akkadian</w:t>
+      </w:r>
+      <w:proofErr w:type="spellEnd"/>
+      <w:r>
+        <w:rPr>
+          <w:highlight w:val="yellow"/>
+        </w:rPr>
+        <w:t xml:space="preserve"> translation pair and considering it as one data point to put gaps into.</w:t>
       </w:r>
     </w:p>
     <w:p>
@@ -5698,14 +5784,62 @@
     <w:p>
       <w:pPr>
         <w:rPr>
-          <w:highlight w:val="yellow"/>
-        </w:rPr>
-      </w:pPr>
-      <w:r>
-        <w:rPr>
-          <w:highlight w:val="yellow"/>
-        </w:rPr>
-        <w:t>        - You take two sentences and choose a point to cut each sentence off, cutting it into a A/B pair and C/D pair. Then you the later half of the sentences to create a A/D and C/B set of sentences. This roughly preserves grammatical structure while adding noise that the model must figure out. For a translation, you can do roughly the same thing just doing it for both the akkadian and english sides.</w:t>
+          <w:highlight w:val="cyan"/>
+        </w:rPr>
+      </w:pPr>
+      <w:r>
+        <w:rPr>
+          <w:highlight w:val="yellow"/>
+        </w:rPr>
+        <w:t xml:space="preserve">        - </w:t>
+      </w:r>
+      <w:r>
+        <w:rPr>
+          <w:highlight w:val="cyan"/>
+        </w:rPr>
+        <w:t xml:space="preserve">You take two sentences and choose a point to cut each sentence off, cutting it into a A/B pair and C/D pair. Then you the </w:t>
+      </w:r>
+      <w:proofErr w:type="spellStart"/>
+      <w:r>
+        <w:rPr>
+          <w:highlight w:val="cyan"/>
+        </w:rPr>
+        <w:t>later</w:t>
+      </w:r>
+      <w:proofErr w:type="spellEnd"/>
+      <w:r>
+        <w:rPr>
+          <w:highlight w:val="cyan"/>
+        </w:rPr>
+        <w:t xml:space="preserve"> half of the sentences to create a A/D and C/B set of sentences. This roughly preserves grammatical structure while adding noise that the model must figure out. For a translation, you can do roughly the same thing just doing it for both the </w:t>
+      </w:r>
+      <w:proofErr w:type="spellStart"/>
+      <w:r>
+        <w:rPr>
+          <w:highlight w:val="cyan"/>
+        </w:rPr>
+        <w:t>akkadian</w:t>
+      </w:r>
+      <w:proofErr w:type="spellEnd"/>
+      <w:r>
+        <w:rPr>
+          <w:highlight w:val="cyan"/>
+        </w:rPr>
+        <w:t xml:space="preserve"> and </w:t>
+      </w:r>
+      <w:proofErr w:type="spellStart"/>
+      <w:r>
+        <w:rPr>
+          <w:highlight w:val="cyan"/>
+        </w:rPr>
+        <w:t>english</w:t>
+      </w:r>
+      <w:proofErr w:type="spellEnd"/>
+      <w:r>
+        <w:rPr>
+          <w:highlight w:val="cyan"/>
+        </w:rPr>
+        <w:t xml:space="preserve"> sides.</w:t>
       </w:r>
     </w:p>
     <w:p>
@@ -5731,262 +5865,97 @@
         <w:rPr>
           <w:highlight w:val="yellow"/>
         </w:rPr>
-        <w:t>        - You translate backwards, from akkadian to english, then you translate that fake akkadian back to english, and you've now got a set of akkadian/english pairs which are both fake. This allows you to add noise to your data and can broaden the data the model will fit properly to.</w:t>
-      </w:r>
-    </w:p>
-    <w:p>
-      <w:pPr>
-        <w:rPr>
-          <w:highlight w:val="yellow"/>
-        </w:rPr>
-      </w:pPr>
-      <w:r>
-        <w:rPr>
-          <w:highlight w:val="yellow"/>
-        </w:rPr>
-        <w:t>    - Unsupervised Bilingual Word Embedding</w:t>
-      </w:r>
-    </w:p>
-    <w:p>
-      <w:pPr>
-        <w:rPr>
-          <w:highlight w:val="yellow"/>
-        </w:rPr>
-      </w:pPr>
-      <w:r>
-        <w:rPr>
-          <w:highlight w:val="yellow"/>
-        </w:rPr>
-        <w:t>        - You create word embeddings to be able to categorize the words and find their synonyms, or find words which fit similarly into a grammar structure. Then you can swap out similar words to create more training data that is still roughly correct. You can use libraries like Gensim to accomplish this. For a bilingual translation, vecmap is a popular technique to connect word embeddings from different languages together, so that you can find words which have the most similarity to each other across the languages. A dictionary would be a better approach, but word embeddings are easier to automate.</w:t>
-      </w:r>
-    </w:p>
-    <w:p>
-      <w:pPr>
-        <w:rPr>
-          <w:highlight w:val="yellow"/>
-        </w:rPr>
-      </w:pPr>
-      <w:r>
-        <w:rPr>
-          <w:highlight w:val="yellow"/>
-        </w:rPr>
-        <w:lastRenderedPageBreak/>
-        <w:t>- Didn't try:</w:t>
-      </w:r>
-    </w:p>
-    <w:p>
-      <w:pPr>
-        <w:rPr>
-          <w:highlight w:val="yellow"/>
-        </w:rPr>
-      </w:pPr>
-      <w:r>
-        <w:rPr>
-          <w:highlight w:val="yellow"/>
-        </w:rPr>
-        <w:t>    - Sentence Reordering</w:t>
-      </w:r>
-    </w:p>
-    <w:p>
-      <w:pPr>
-        <w:rPr>
-          <w:highlight w:val="yellow"/>
-        </w:rPr>
-      </w:pPr>
-      <w:r>
-        <w:rPr>
-          <w:highlight w:val="yellow"/>
-        </w:rPr>
-        <w:t>    - (Forward and back) backtranslation</w:t>
-      </w:r>
-    </w:p>
-    <w:p>
-      <w:pPr>
-        <w:rPr>
-          <w:highlight w:val="yellow"/>
-        </w:rPr>
-      </w:pPr>
-      <w:r>
-        <w:rPr>
-          <w:highlight w:val="yellow"/>
-        </w:rPr>
-        <w:t>    - Random Noise Injection</w:t>
-      </w:r>
-    </w:p>
-    <w:p>
-      <w:pPr>
-        <w:rPr>
-          <w:highlight w:val="yellow"/>
-        </w:rPr>
-      </w:pPr>
-      <w:r>
-        <w:rPr>
-          <w:rFonts w:hint="eastAsia"/>
-          <w:highlight w:val="yellow"/>
-        </w:rPr>
-        <w:t>Like taking photos and messing it up</w:t>
-      </w:r>
-    </w:p>
-    <w:p>
-      <w:pPr>
-        <w:rPr>
-          <w:highlight w:val="yellow"/>
-        </w:rPr>
-      </w:pPr>
-      <w:r>
-        <w:rPr>
-          <w:highlight w:val="yellow"/>
-        </w:rPr>
-        <w:t>        - Unigram Noising, Based on frequency distribution of a word</w:t>
-      </w:r>
-    </w:p>
-    <w:p>
-      <w:pPr>
-        <w:rPr>
-          <w:highlight w:val="yellow"/>
-        </w:rPr>
-      </w:pPr>
-      <w:r>
-        <w:rPr>
-          <w:highlight w:val="yellow"/>
-        </w:rPr>
-        <w:t>        - Blank noising, replacing words with "_" or some other thing.</w:t>
-      </w:r>
-    </w:p>
-    <w:p>
-      <w:pPr>
-        <w:rPr>
-          <w:highlight w:val="yellow"/>
-        </w:rPr>
-      </w:pPr>
-      <w:r>
-        <w:rPr>
-          <w:highlight w:val="yellow"/>
-        </w:rPr>
-        <w:t>        - Sentence Shuffling</w:t>
-      </w:r>
-    </w:p>
-    <w:p>
-      <w:pPr>
-        <w:rPr>
-          <w:highlight w:val="yellow"/>
-        </w:rPr>
-      </w:pPr>
-      <w:r>
-        <w:rPr>
-          <w:highlight w:val="yellow"/>
-        </w:rPr>
-        <w:t>        - Random Insert</w:t>
-      </w:r>
-    </w:p>
-    <w:p>
-      <w:pPr>
-        <w:rPr>
-          <w:highlight w:val="yellow"/>
-        </w:rPr>
-      </w:pPr>
-      <w:r>
-        <w:rPr>
-          <w:highlight w:val="yellow"/>
-        </w:rPr>
-        <w:t>        - Random Swap</w:t>
-      </w:r>
-    </w:p>
-    <w:p>
-      <w:pPr>
-        <w:rPr>
-          <w:highlight w:val="yellow"/>
-        </w:rPr>
-      </w:pPr>
-      <w:r>
-        <w:rPr>
-          <w:highlight w:val="yellow"/>
-        </w:rPr>
-        <w:t>        - Random Delete</w:t>
-      </w:r>
-    </w:p>
-    <w:p>
-      <w:pPr>
-        <w:rPr>
-          <w:highlight w:val="yellow"/>
-        </w:rPr>
-      </w:pPr>
-      <w:r>
-        <w:rPr>
-          <w:highlight w:val="yellow"/>
-        </w:rPr>
-        <w:t>    - Unsupervised Data Augmentation (TODO see book)</w:t>
-      </w:r>
-    </w:p>
-    <w:p>
-      <w:r>
-        <w:rPr>
-          <w:highlight w:val="yellow"/>
-        </w:rPr>
-        <w:t>    - Uncertainty-Aware Self Training (TODO see book)</w:t>
-      </w:r>
-    </w:p>
-    <w:p>
-      <w:pPr>
-        <w:rPr>
-          <w:highlight w:val="yellow"/>
-        </w:rPr>
-      </w:pPr>
-      <w:r>
-        <w:rPr>
-          <w:rFonts w:hint="eastAsia"/>
-          <w:highlight w:val="yellow"/>
-        </w:rPr>
-        <w:t xml:space="preserve">// from tappan: a small example of all these things would be great. </w:t>
-      </w:r>
-      <w:r>
-        <w:rPr>
-          <w:rFonts w:hint="eastAsia"/>
-          <w:highlight w:val="yellow"/>
-        </w:rPr>
-        <w:t xml:space="preserve"> </w:t>
-      </w:r>
-      <w:r>
-        <w:rPr>
-          <w:highlight w:val="yellow"/>
-        </w:rPr>
-        <w:t>O</w:t>
-      </w:r>
-      <w:r>
-        <w:rPr>
-          <w:rFonts w:hint="eastAsia"/>
-          <w:highlight w:val="yellow"/>
-        </w:rPr>
-        <w:t>r covering multiple in one.</w:t>
-      </w:r>
-      <w:r>
-        <w:rPr>
-          <w:rFonts w:hint="eastAsia"/>
-          <w:highlight w:val="yellow"/>
-        </w:rPr>
-        <w:t xml:space="preserve"> Say these are some techniques for dealing with lack of training data.</w:t>
-      </w:r>
-    </w:p>
-    <w:p>
-      <w:r>
-        <w:rPr>
-          <w:rFonts w:hint="eastAsia"/>
-          <w:highlight w:val="yellow"/>
-        </w:rPr>
-        <w:t>// from me: maybe explain why these wouldn</w:t>
-      </w:r>
-      <w:r>
-        <w:rPr>
-          <w:highlight w:val="yellow"/>
-        </w:rPr>
-        <w:t>’</w:t>
-      </w:r>
-      <w:r>
-        <w:rPr>
-          <w:rFonts w:hint="eastAsia"/>
-          <w:highlight w:val="yellow"/>
-        </w:rPr>
-        <w:t>t have been as effective as some of the techniques used in the competition.</w:t>
+        <w:t xml:space="preserve">        - </w:t>
+      </w:r>
+      <w:r>
+        <w:rPr>
+          <w:highlight w:val="cyan"/>
+        </w:rPr>
+        <w:t xml:space="preserve">You translate backwards, from </w:t>
+      </w:r>
+      <w:proofErr w:type="spellStart"/>
+      <w:r>
+        <w:rPr>
+          <w:highlight w:val="cyan"/>
+        </w:rPr>
+        <w:t>akkadian</w:t>
+      </w:r>
+      <w:proofErr w:type="spellEnd"/>
+      <w:r>
+        <w:rPr>
+          <w:highlight w:val="cyan"/>
+        </w:rPr>
+        <w:t xml:space="preserve"> to </w:t>
+      </w:r>
+      <w:proofErr w:type="spellStart"/>
+      <w:r>
+        <w:rPr>
+          <w:highlight w:val="cyan"/>
+        </w:rPr>
+        <w:t>english</w:t>
+      </w:r>
+      <w:proofErr w:type="spellEnd"/>
+      <w:r>
+        <w:rPr>
+          <w:highlight w:val="cyan"/>
+        </w:rPr>
+        <w:t xml:space="preserve">, then you translate that fake </w:t>
+      </w:r>
+      <w:proofErr w:type="spellStart"/>
+      <w:r>
+        <w:rPr>
+          <w:highlight w:val="cyan"/>
+        </w:rPr>
+        <w:t>akkadian</w:t>
+      </w:r>
+      <w:proofErr w:type="spellEnd"/>
+      <w:r>
+        <w:rPr>
+          <w:highlight w:val="cyan"/>
+        </w:rPr>
+        <w:t xml:space="preserve"> back to </w:t>
+      </w:r>
+      <w:proofErr w:type="spellStart"/>
+      <w:r>
+        <w:rPr>
+          <w:highlight w:val="cyan"/>
+        </w:rPr>
+        <w:t>english</w:t>
+      </w:r>
+      <w:proofErr w:type="spellEnd"/>
+      <w:r>
+        <w:rPr>
+          <w:highlight w:val="cyan"/>
+        </w:rPr>
+        <w:t xml:space="preserve">, and you've now got a set of </w:t>
+      </w:r>
+      <w:proofErr w:type="spellStart"/>
+      <w:r>
+        <w:rPr>
+          <w:highlight w:val="cyan"/>
+        </w:rPr>
+        <w:t>akkadian</w:t>
+      </w:r>
+      <w:proofErr w:type="spellEnd"/>
+      <w:r>
+        <w:rPr>
+          <w:highlight w:val="cyan"/>
+        </w:rPr>
+        <w:t>/</w:t>
+      </w:r>
+      <w:proofErr w:type="spellStart"/>
+      <w:r>
+        <w:rPr>
+          <w:highlight w:val="cyan"/>
+        </w:rPr>
+        <w:t>english</w:t>
+      </w:r>
+      <w:proofErr w:type="spellEnd"/>
+      <w:r>
+        <w:rPr>
+          <w:highlight w:val="cyan"/>
+        </w:rPr>
+        <w:t xml:space="preserve"> pairs which are both fake. This allows you to add noise to your data and can broaden the data the model will fit properly to.</w:t>
       </w:r>
     </w:p>
     <w:p>
@@ -5995,12 +5964,291 @@
           <w:b/>
           <w:bCs/>
         </w:rPr>
-        <w:t>### Recommended search terms</w:t>
-      </w:r>
-    </w:p>
-    <w:p>
-      <w:r>
-        <w:t xml:space="preserve">- </w:t>
+        <w:t>Unsupervised Bilingual Word Embedding</w:t>
+      </w:r>
+    </w:p>
+    <w:p>
+      <w:r>
+        <w:rPr>
+          <w:rFonts w:hint="eastAsia"/>
+        </w:rPr>
+        <w:t>The idea behind Unsupervised Bilingual Word Embeddings is to</w:t>
+      </w:r>
+      <w:r>
+        <w:t xml:space="preserve"> create word embeddings to be able to categorize the words and find their synonyms, or find words which fit similarly into a grammar structure. Then you can swap out similar words to create more training data that is still roughly correct. </w:t>
+      </w:r>
+      <w:r>
+        <w:rPr>
+          <w:rFonts w:hint="eastAsia"/>
+        </w:rPr>
+        <w:t>I used a library called</w:t>
+      </w:r>
+      <w:r>
+        <w:t xml:space="preserve"> </w:t>
+      </w:r>
+      <w:proofErr w:type="spellStart"/>
+      <w:r>
+        <w:t>Gensim</w:t>
+      </w:r>
+      <w:proofErr w:type="spellEnd"/>
+      <w:r>
+        <w:t xml:space="preserve"> to accomplish this. For a bilingual </w:t>
+      </w:r>
+      <w:r>
+        <w:lastRenderedPageBreak/>
+        <w:t xml:space="preserve">translation, </w:t>
+      </w:r>
+      <w:proofErr w:type="spellStart"/>
+      <w:r>
+        <w:t>vecmap</w:t>
+      </w:r>
+      <w:proofErr w:type="spellEnd"/>
+      <w:r>
+        <w:t xml:space="preserve"> is a popular technique to connect word embeddings from different languages together, so that you can find words which have the most similarity to each other across the languages. A dictionary would be a better approach, but word embeddings are easier to automate.</w:t>
+      </w:r>
+    </w:p>
+    <w:p>
+      <w:pPr>
+        <w:rPr>
+          <w:highlight w:val="yellow"/>
+        </w:rPr>
+      </w:pPr>
+      <w:r>
+        <w:rPr>
+          <w:highlight w:val="yellow"/>
+        </w:rPr>
+        <w:t>- Didn't try:</w:t>
+      </w:r>
+    </w:p>
+    <w:p>
+      <w:pPr>
+        <w:rPr>
+          <w:highlight w:val="yellow"/>
+        </w:rPr>
+      </w:pPr>
+      <w:r>
+        <w:rPr>
+          <w:highlight w:val="yellow"/>
+        </w:rPr>
+        <w:t>    - Sentence Reordering</w:t>
+      </w:r>
+    </w:p>
+    <w:p>
+      <w:pPr>
+        <w:rPr>
+          <w:highlight w:val="yellow"/>
+        </w:rPr>
+      </w:pPr>
+      <w:r>
+        <w:rPr>
+          <w:highlight w:val="yellow"/>
+        </w:rPr>
+        <w:t>    - (Forward and back) backtranslation</w:t>
+      </w:r>
+    </w:p>
+    <w:p>
+      <w:pPr>
+        <w:rPr>
+          <w:highlight w:val="yellow"/>
+        </w:rPr>
+      </w:pPr>
+      <w:r>
+        <w:rPr>
+          <w:highlight w:val="yellow"/>
+        </w:rPr>
+        <w:t>    - Random Noise Injection</w:t>
+      </w:r>
+    </w:p>
+    <w:p>
+      <w:pPr>
+        <w:rPr>
+          <w:highlight w:val="yellow"/>
+        </w:rPr>
+      </w:pPr>
+      <w:r>
+        <w:rPr>
+          <w:rFonts w:hint="eastAsia"/>
+          <w:highlight w:val="yellow"/>
+        </w:rPr>
+        <w:t>Like taking photos and messing it up</w:t>
+      </w:r>
+    </w:p>
+    <w:p>
+      <w:pPr>
+        <w:rPr>
+          <w:highlight w:val="yellow"/>
+        </w:rPr>
+      </w:pPr>
+      <w:r>
+        <w:rPr>
+          <w:highlight w:val="yellow"/>
+        </w:rPr>
+        <w:t>        - Unigram Noising, Based on frequency distribution of a word</w:t>
+      </w:r>
+    </w:p>
+    <w:p>
+      <w:pPr>
+        <w:rPr>
+          <w:highlight w:val="yellow"/>
+        </w:rPr>
+      </w:pPr>
+      <w:r>
+        <w:rPr>
+          <w:highlight w:val="yellow"/>
+        </w:rPr>
+        <w:t>        - Blank noising, replacing words with "_" or some other thing.</w:t>
+      </w:r>
+    </w:p>
+    <w:p>
+      <w:pPr>
+        <w:rPr>
+          <w:highlight w:val="yellow"/>
+        </w:rPr>
+      </w:pPr>
+      <w:r>
+        <w:rPr>
+          <w:highlight w:val="yellow"/>
+        </w:rPr>
+        <w:t>        - Sentence Shuffling</w:t>
+      </w:r>
+    </w:p>
+    <w:p>
+      <w:pPr>
+        <w:rPr>
+          <w:highlight w:val="yellow"/>
+        </w:rPr>
+      </w:pPr>
+      <w:r>
+        <w:rPr>
+          <w:highlight w:val="yellow"/>
+        </w:rPr>
+        <w:t>        - Random Insert</w:t>
+      </w:r>
+    </w:p>
+    <w:p>
+      <w:pPr>
+        <w:rPr>
+          <w:highlight w:val="yellow"/>
+        </w:rPr>
+      </w:pPr>
+      <w:r>
+        <w:rPr>
+          <w:highlight w:val="yellow"/>
+        </w:rPr>
+        <w:t>        - Random Swap</w:t>
+      </w:r>
+    </w:p>
+    <w:p>
+      <w:pPr>
+        <w:rPr>
+          <w:highlight w:val="yellow"/>
+        </w:rPr>
+      </w:pPr>
+      <w:r>
+        <w:rPr>
+          <w:highlight w:val="yellow"/>
+        </w:rPr>
+        <w:t>        - Random Delete</w:t>
+      </w:r>
+    </w:p>
+    <w:p>
+      <w:pPr>
+        <w:rPr>
+          <w:highlight w:val="yellow"/>
+        </w:rPr>
+      </w:pPr>
+      <w:r>
+        <w:rPr>
+          <w:highlight w:val="yellow"/>
+        </w:rPr>
+        <w:t>    - Unsupervised Data Augmentation (TODO see book)</w:t>
+      </w:r>
+    </w:p>
+    <w:p>
+      <w:r>
+        <w:rPr>
+          <w:highlight w:val="yellow"/>
+        </w:rPr>
+        <w:t>    - Uncertainty-Aware Self Training (TODO see book)</w:t>
+      </w:r>
+    </w:p>
+    <w:p>
+      <w:pPr>
+        <w:rPr>
+          <w:highlight w:val="yellow"/>
+        </w:rPr>
+      </w:pPr>
+      <w:r>
+        <w:rPr>
+          <w:rFonts w:hint="eastAsia"/>
+          <w:highlight w:val="yellow"/>
+        </w:rPr>
+        <w:t xml:space="preserve">// from </w:t>
+      </w:r>
+      <w:proofErr w:type="spellStart"/>
+      <w:r>
+        <w:rPr>
+          <w:rFonts w:hint="eastAsia"/>
+          <w:highlight w:val="yellow"/>
+        </w:rPr>
+        <w:t>tappan</w:t>
+      </w:r>
+      <w:proofErr w:type="spellEnd"/>
+      <w:r>
+        <w:rPr>
+          <w:rFonts w:hint="eastAsia"/>
+          <w:highlight w:val="yellow"/>
+        </w:rPr>
+        <w:t xml:space="preserve">: a small example of all these things would be great. </w:t>
+      </w:r>
+      <w:r>
+        <w:rPr>
+          <w:rFonts w:hint="eastAsia"/>
+          <w:highlight w:val="yellow"/>
+        </w:rPr>
+        <w:t xml:space="preserve"> </w:t>
+      </w:r>
+      <w:r>
+        <w:rPr>
+          <w:highlight w:val="yellow"/>
+        </w:rPr>
+        <w:t>O</w:t>
+      </w:r>
+      <w:r>
+        <w:rPr>
+          <w:rFonts w:hint="eastAsia"/>
+          <w:highlight w:val="yellow"/>
+        </w:rPr>
+        <w:t>r covering multiple in one.</w:t>
+      </w:r>
+      <w:r>
+        <w:rPr>
+          <w:rFonts w:hint="eastAsia"/>
+          <w:highlight w:val="yellow"/>
+        </w:rPr>
+        <w:t xml:space="preserve"> Say these are some techniques for dealing with lack of training data.</w:t>
+      </w:r>
+    </w:p>
+    <w:p>
+      <w:r>
+        <w:rPr>
+          <w:rFonts w:hint="eastAsia"/>
+          <w:highlight w:val="yellow"/>
+        </w:rPr>
+        <w:t>// from me: maybe explain why these wouldn</w:t>
+      </w:r>
+      <w:r>
+        <w:rPr>
+          <w:highlight w:val="yellow"/>
+        </w:rPr>
+        <w:t>’</w:t>
+      </w:r>
+      <w:r>
+        <w:rPr>
+          <w:rFonts w:hint="eastAsia"/>
+          <w:highlight w:val="yellow"/>
+        </w:rPr>
+        <w:t>t have been as effective as some of the techniques used in the competition.</w:t>
       </w:r>
     </w:p>
     <w:p>
@@ -6009,54 +6257,12 @@
           <w:b/>
           <w:bCs/>
         </w:rPr>
-        <w:t>## Past papers on Akkadian</w:t>
-      </w:r>
-    </w:p>
-    <w:p>
-      <w:pPr>
-        <w:rPr>
-          <w:highlight w:val="yellow"/>
-        </w:rPr>
-      </w:pPr>
-      <w:r>
-        <w:rPr>
-          <w:highlight w:val="yellow"/>
-        </w:rPr>
-        <w:t>- [Translating Akkadian to English with neural machine translation](</w:t>
-      </w:r>
-      <w:r>
-        <w:rPr>
-          <w:highlight w:val="yellow"/>
-          <w:u w:val="single"/>
-        </w:rPr>
-        <w:t>https://academic.oup.com/pnasnexus/article/2/5/pgad096/7147349?login=true#412513286/</w:t>
-      </w:r>
-      <w:r>
-        <w:rPr>
-          <w:highlight w:val="yellow"/>
-        </w:rPr>
-        <w:t>)</w:t>
-      </w:r>
-    </w:p>
-    <w:p>
-      <w:pPr>
-        <w:rPr>
-          <w:highlight w:val="yellow"/>
-        </w:rPr>
-      </w:pPr>
-      <w:r>
-        <w:rPr>
-          <w:highlight w:val="yellow"/>
-        </w:rPr>
-        <w:t>- Huggingface dataset  // TODO grab this</w:t>
-      </w:r>
-    </w:p>
-    <w:p>
-      <w:r>
-        <w:rPr>
-          <w:highlight w:val="yellow"/>
-        </w:rPr>
-        <w:t>- TODO See if there are any other citations from the kaggle peeps</w:t>
+        <w:t>### Recommended search terms</w:t>
+      </w:r>
+    </w:p>
+    <w:p>
+      <w:r>
+        <w:t xml:space="preserve">- </w:t>
       </w:r>
     </w:p>
     <w:p>
@@ -6065,63 +6271,83 @@
           <w:b/>
           <w:bCs/>
         </w:rPr>
-        <w:t>## The results of the kaggle competition</w:t>
-      </w:r>
-    </w:p>
-    <w:p>
-      <w:pPr>
-        <w:rPr>
-          <w:highlight w:val="cyan"/>
-        </w:rPr>
-      </w:pPr>
-      <w:r>
-        <w:rPr>
-          <w:highlight w:val="cyan"/>
+        <w:t>## Past papers on Akkadian</w:t>
+      </w:r>
+    </w:p>
+    <w:p>
+      <w:pPr>
+        <w:rPr>
+          <w:highlight w:val="yellow"/>
+        </w:rPr>
+      </w:pPr>
+      <w:r>
+        <w:rPr>
+          <w:highlight w:val="yellow"/>
+        </w:rPr>
+        <w:t>- [Translating Akkadian to English with neural machine translation](</w:t>
+      </w:r>
+      <w:r>
+        <w:rPr>
+          <w:highlight w:val="yellow"/>
+          <w:u w:val="single"/>
+        </w:rPr>
+        <w:t>https://academic.oup.com/pnasnexus/article/2/5/pgad096/7147349?login=true#412513286/</w:t>
+      </w:r>
+      <w:r>
+        <w:rPr>
+          <w:highlight w:val="yellow"/>
+        </w:rPr>
+        <w:t>)</w:t>
+      </w:r>
+    </w:p>
+    <w:p>
+      <w:pPr>
+        <w:rPr>
+          <w:highlight w:val="yellow"/>
+        </w:rPr>
+      </w:pPr>
+      <w:r>
+        <w:rPr>
+          <w:highlight w:val="yellow"/>
+        </w:rPr>
+        <w:t xml:space="preserve">- </w:t>
+      </w:r>
+      <w:proofErr w:type="spellStart"/>
+      <w:r>
+        <w:rPr>
+          <w:highlight w:val="yellow"/>
+        </w:rPr>
+        <w:t>Huggingface</w:t>
+      </w:r>
+      <w:proofErr w:type="spellEnd"/>
+      <w:r>
+        <w:rPr>
+          <w:highlight w:val="yellow"/>
+        </w:rPr>
+        <w:t xml:space="preserve"> dataset  // TODO grab this</w:t>
+      </w:r>
+    </w:p>
+    <w:p>
+      <w:r>
+        <w:rPr>
+          <w:highlight w:val="yellow"/>
         </w:rPr>
         <w:lastRenderedPageBreak/>
-        <w:t>Almost every top placing competitor made their own dataset from akkadian research data that was outside of the ones provided in the competition. Many made a pipeline using OCR for pdfs, and utilizing LLMs for processing that data further, with some even making translations with LLMs.</w:t>
-      </w:r>
-    </w:p>
-    <w:p>
-      <w:pPr>
-        <w:rPr>
-          <w:highlight w:val="cyan"/>
-        </w:rPr>
-      </w:pPr>
-      <w:r>
-        <w:rPr>
-          <w:highlight w:val="cyan"/>
-        </w:rPr>
-        <w:t>A lot of the top solutions also did extensive processing to clean the data too. And their final solutions were all about having good data, rather than fancy model tricks.</w:t>
-      </w:r>
-    </w:p>
-    <w:p>
-      <w:pPr>
-        <w:rPr>
-          <w:highlight w:val="cyan"/>
-        </w:rPr>
-      </w:pPr>
-      <w:r>
-        <w:rPr>
-          <w:highlight w:val="cyan"/>
-        </w:rPr>
-        <w:t>This shows that in a low resource data environment, it is always best to get more data. Many of the competitors also did data augmentation techniques, but not all of them.</w:t>
-      </w:r>
-    </w:p>
-    <w:p>
-      <w:r>
-        <w:rPr>
-          <w:rFonts w:hint="eastAsia"/>
-          <w:highlight w:val="cyan"/>
-        </w:rPr>
-        <w:t>Many of the highest performing teams tried many different techniques and did tests to see which performed well</w:t>
-      </w:r>
-      <w:r>
-        <w:rPr>
-          <w:rFonts w:hint="eastAsia"/>
-          <w:highlight w:val="cyan"/>
-        </w:rPr>
-        <w:t>.</w:t>
+        <w:t xml:space="preserve">- TODO See if there are any other citations from the </w:t>
+      </w:r>
+      <w:proofErr w:type="spellStart"/>
+      <w:r>
+        <w:rPr>
+          <w:highlight w:val="yellow"/>
+        </w:rPr>
+        <w:t>kaggle</w:t>
+      </w:r>
+      <w:proofErr w:type="spellEnd"/>
+      <w:r>
+        <w:rPr>
+          <w:highlight w:val="yellow"/>
+        </w:rPr>
+        <w:t xml:space="preserve"> peeps</w:t>
       </w:r>
     </w:p>
     <w:p>
@@ -6130,24 +6356,86 @@
           <w:b/>
           <w:bCs/>
         </w:rPr>
-        <w:t># Methodology</w:t>
-      </w:r>
-    </w:p>
-    <w:p>
+        <w:t xml:space="preserve">## The results of the </w:t>
+      </w:r>
+      <w:proofErr w:type="spellStart"/>
       <w:r>
         <w:rPr>
           <w:b/>
           <w:bCs/>
         </w:rPr>
-        <w:t>## My experimentation during the competition</w:t>
-      </w:r>
-    </w:p>
-    <w:p>
+        <w:t>kaggle</w:t>
+      </w:r>
+      <w:proofErr w:type="spellEnd"/>
       <w:r>
         <w:rPr>
           <w:b/>
           <w:bCs/>
         </w:rPr>
+        <w:t xml:space="preserve"> competition</w:t>
+      </w:r>
+    </w:p>
+    <w:p>
+      <w:r>
+        <w:t xml:space="preserve">Almost every top placing competitor made their own dataset from </w:t>
+      </w:r>
+      <w:proofErr w:type="spellStart"/>
+      <w:r>
+        <w:t>akkadian</w:t>
+      </w:r>
+      <w:proofErr w:type="spellEnd"/>
+      <w:r>
+        <w:t xml:space="preserve"> research data that was outside of the ones provided in the competition. Many made a pipeline using OCR for pdfs, and utilizing LLMs for processing that data further, with some even making translations with LLMs.</w:t>
+      </w:r>
+    </w:p>
+    <w:p>
+      <w:r>
+        <w:t>A lot of the top solutions also did extensive processing to clean the data too. And their final solutions were all about having good data, rather than fancy model tricks.</w:t>
+      </w:r>
+    </w:p>
+    <w:p>
+      <w:r>
+        <w:t>This shows that in a low resource data environment, it is always best to get more data. Many of the competitors also did data augmentation techniques, but not all of them.</w:t>
+      </w:r>
+    </w:p>
+    <w:p>
+      <w:r>
+        <w:rPr>
+          <w:rFonts w:hint="eastAsia"/>
+        </w:rPr>
+        <w:t>Many of the highest performing teams tried many different techniques and did tests to see which performed well</w:t>
+      </w:r>
+      <w:r>
+        <w:rPr>
+          <w:rFonts w:hint="eastAsia"/>
+        </w:rPr>
+        <w:t>.</w:t>
+      </w:r>
+    </w:p>
+    <w:p>
+      <w:r>
+        <w:rPr>
+          <w:b/>
+          <w:bCs/>
+        </w:rPr>
+        <w:t># Methodology</w:t>
+      </w:r>
+    </w:p>
+    <w:p>
+      <w:r>
+        <w:rPr>
+          <w:b/>
+          <w:bCs/>
+        </w:rPr>
+        <w:t>## My experimentation during the competition</w:t>
+      </w:r>
+    </w:p>
+    <w:p>
+      <w:r>
+        <w:rPr>
+          <w:b/>
+          <w:bCs/>
+        </w:rPr>
         <w:t>### Techniques</w:t>
       </w:r>
     </w:p>
@@ -6169,7 +6457,35 @@
         <w:rPr>
           <w:highlight w:val="yellow"/>
         </w:rPr>
-        <w:t>- Fine-tuned arabic to akkadian model</w:t>
+        <w:t xml:space="preserve">- Fine-tuned </w:t>
+      </w:r>
+      <w:proofErr w:type="spellStart"/>
+      <w:r>
+        <w:rPr>
+          <w:highlight w:val="yellow"/>
+        </w:rPr>
+        <w:t>arabic</w:t>
+      </w:r>
+      <w:proofErr w:type="spellEnd"/>
+      <w:r>
+        <w:rPr>
+          <w:highlight w:val="yellow"/>
+        </w:rPr>
+        <w:t xml:space="preserve"> to </w:t>
+      </w:r>
+      <w:proofErr w:type="spellStart"/>
+      <w:r>
+        <w:rPr>
+          <w:highlight w:val="yellow"/>
+        </w:rPr>
+        <w:t>akkadian</w:t>
+      </w:r>
+      <w:proofErr w:type="spellEnd"/>
+      <w:r>
+        <w:rPr>
+          <w:highlight w:val="yellow"/>
+        </w:rPr>
+        <w:t xml:space="preserve"> model</w:t>
       </w:r>
     </w:p>
     <w:p>
@@ -6208,7 +6524,35 @@
         <w:rPr>
           <w:highlight w:val="yellow"/>
         </w:rPr>
-        <w:t>- Fine-tuned arabic to akkadian model with frozen decoder</w:t>
+        <w:t xml:space="preserve">- Fine-tuned </w:t>
+      </w:r>
+      <w:proofErr w:type="spellStart"/>
+      <w:r>
+        <w:rPr>
+          <w:highlight w:val="yellow"/>
+        </w:rPr>
+        <w:t>arabic</w:t>
+      </w:r>
+      <w:proofErr w:type="spellEnd"/>
+      <w:r>
+        <w:rPr>
+          <w:highlight w:val="yellow"/>
+        </w:rPr>
+        <w:t xml:space="preserve"> to </w:t>
+      </w:r>
+      <w:proofErr w:type="spellStart"/>
+      <w:r>
+        <w:rPr>
+          <w:highlight w:val="yellow"/>
+        </w:rPr>
+        <w:t>akkadian</w:t>
+      </w:r>
+      <w:proofErr w:type="spellEnd"/>
+      <w:r>
+        <w:rPr>
+          <w:highlight w:val="yellow"/>
+        </w:rPr>
+        <w:t xml:space="preserve"> model with frozen decoder</w:t>
       </w:r>
     </w:p>
     <w:p>
@@ -6327,6 +6671,7 @@
         <w:rPr>
           <w:rFonts w:hint="eastAsia"/>
         </w:rPr>
+        <w:lastRenderedPageBreak/>
         <w:t>As I was testing techniques, I compared it to a byt5 model that I trained using a script that one of the other competitors kindly provided.</w:t>
       </w:r>
       <w:sdt>
@@ -6455,8 +6800,21 @@
         <w:rPr>
           <w:highlight w:val="yellow"/>
         </w:rPr>
-        <w:lastRenderedPageBreak/>
-        <w:t>- Dictionary+train_df trained model</w:t>
+        <w:t xml:space="preserve">- </w:t>
+      </w:r>
+      <w:proofErr w:type="spellStart"/>
+      <w:r>
+        <w:rPr>
+          <w:highlight w:val="yellow"/>
+        </w:rPr>
+        <w:t>Dictionary+train_df</w:t>
+      </w:r>
+      <w:proofErr w:type="spellEnd"/>
+      <w:r>
+        <w:rPr>
+          <w:highlight w:val="yellow"/>
+        </w:rPr>
+        <w:t xml:space="preserve"> trained model</w:t>
       </w:r>
     </w:p>
     <w:p>
@@ -6482,7 +6840,21 @@
         <w:rPr>
           <w:highlight w:val="yellow"/>
         </w:rPr>
-        <w:t>- backtranslation+train_df trained model</w:t>
+        <w:t xml:space="preserve">- </w:t>
+      </w:r>
+      <w:proofErr w:type="spellStart"/>
+      <w:r>
+        <w:rPr>
+          <w:highlight w:val="yellow"/>
+        </w:rPr>
+        <w:t>backtranslation+train_df</w:t>
+      </w:r>
+      <w:proofErr w:type="spellEnd"/>
+      <w:r>
+        <w:rPr>
+          <w:highlight w:val="yellow"/>
+        </w:rPr>
+        <w:t xml:space="preserve"> trained model</w:t>
       </w:r>
     </w:p>
     <w:p>
@@ -6756,6 +7128,7 @@
         <w:rPr>
           <w:rFonts w:hint="eastAsia"/>
         </w:rPr>
+        <w:lastRenderedPageBreak/>
         <w:t xml:space="preserve">Several people made </w:t>
       </w:r>
       <w:r>
@@ -6782,7 +7155,6 @@
         <w:rPr>
           <w:rFonts w:hint="eastAsia"/>
         </w:rPr>
-        <w:lastRenderedPageBreak/>
         <w:t xml:space="preserve">Competitors were also allowed to share their models as well. This would allow people to ensemble with </w:t>
       </w:r>
       <w:r>
@@ -6903,7 +7275,21 @@
         <w:rPr>
           <w:rFonts w:hint="eastAsia"/>
         </w:rPr>
-        <w:t xml:space="preserve"> format as best as they could. Midway through the compition the hosts updated the data to work better with this idea. (//insert link to discussion </w:t>
+        <w:t xml:space="preserve"> format as best as they could. Midway through the </w:t>
+      </w:r>
+      <w:proofErr w:type="spellStart"/>
+      <w:r>
+        <w:rPr>
+          <w:rFonts w:hint="eastAsia"/>
+        </w:rPr>
+        <w:t>compition</w:t>
+      </w:r>
+      <w:proofErr w:type="spellEnd"/>
+      <w:r>
+        <w:rPr>
+          <w:rFonts w:hint="eastAsia"/>
+        </w:rPr>
+        <w:t xml:space="preserve"> the hosts updated the data to work better with this idea. (//insert link to discussion </w:t>
       </w:r>
       <w:r>
         <w:rPr>
@@ -6941,7 +7327,21 @@
         <w:rPr>
           <w:rFonts w:hint="eastAsia"/>
         </w:rPr>
-        <w:t>here were many many teams which wrote write-ups about their experience in the competition.</w:t>
+        <w:t xml:space="preserve">here were many </w:t>
+      </w:r>
+      <w:proofErr w:type="spellStart"/>
+      <w:r>
+        <w:rPr>
+          <w:rFonts w:hint="eastAsia"/>
+        </w:rPr>
+        <w:t>many</w:t>
+      </w:r>
+      <w:proofErr w:type="spellEnd"/>
+      <w:r>
+        <w:rPr>
+          <w:rFonts w:hint="eastAsia"/>
+        </w:rPr>
+        <w:t xml:space="preserve"> teams which wrote write-ups about their experience in the competition.</w:t>
       </w:r>
       <w:r>
         <w:rPr>
@@ -7012,7 +7412,14 @@
         <w:rPr>
           <w:highlight w:val="yellow"/>
         </w:rPr>
-        <w:t>- A focused overview of 1st through 10</w:t>
+        <w:t>- A focused overview of 1st through 1</w:t>
+      </w:r>
+      <w:r>
+        <w:rPr>
+          <w:rFonts w:hint="eastAsia"/>
+          <w:highlight w:val="yellow"/>
+        </w:rPr>
+        <w:t>5</w:t>
       </w:r>
       <w:r>
         <w:rPr>
@@ -7089,6 +7496,7 @@
           <w:rFonts w:hint="eastAsia"/>
           <w:highlight w:val="yellow"/>
         </w:rPr>
+        <w:lastRenderedPageBreak/>
         <w:t>5</w:t>
       </w:r>
     </w:p>
@@ -7117,7 +7525,6 @@
           <w:rFonts w:hint="eastAsia"/>
           <w:highlight w:val="yellow"/>
         </w:rPr>
-        <w:lastRenderedPageBreak/>
         <w:t>7</w:t>
       </w:r>
     </w:p>
@@ -7158,7 +7565,85 @@
         <w:t>10</w:t>
       </w:r>
     </w:p>
-    <w:p/>
+    <w:p>
+      <w:pPr>
+        <w:rPr>
+          <w:highlight w:val="yellow"/>
+        </w:rPr>
+      </w:pPr>
+      <w:r>
+        <w:rPr>
+          <w:rFonts w:hint="eastAsia"/>
+          <w:highlight w:val="yellow"/>
+        </w:rPr>
+        <w:t>11</w:t>
+      </w:r>
+      <w:r>
+        <w:rPr>
+          <w:rFonts w:hint="eastAsia"/>
+          <w:highlight w:val="yellow"/>
+        </w:rPr>
+        <w:t xml:space="preserve"> They had a great analysis of their collected dataset</w:t>
+      </w:r>
+      <w:r>
+        <w:rPr>
+          <w:rFonts w:hint="eastAsia"/>
+          <w:highlight w:val="yellow"/>
+        </w:rPr>
+        <w:t>, complete with charts.</w:t>
+      </w:r>
+    </w:p>
+    <w:p>
+      <w:pPr>
+        <w:rPr>
+          <w:highlight w:val="yellow"/>
+        </w:rPr>
+      </w:pPr>
+      <w:r>
+        <w:rPr>
+          <w:rFonts w:hint="eastAsia"/>
+          <w:highlight w:val="yellow"/>
+        </w:rPr>
+        <w:t>12</w:t>
+      </w:r>
+    </w:p>
+    <w:p>
+      <w:pPr>
+        <w:rPr>
+          <w:highlight w:val="yellow"/>
+        </w:rPr>
+      </w:pPr>
+      <w:r>
+        <w:rPr>
+          <w:rFonts w:hint="eastAsia"/>
+          <w:highlight w:val="yellow"/>
+        </w:rPr>
+        <w:t>13</w:t>
+      </w:r>
+    </w:p>
+    <w:p>
+      <w:pPr>
+        <w:rPr>
+          <w:highlight w:val="yellow"/>
+        </w:rPr>
+      </w:pPr>
+      <w:r>
+        <w:rPr>
+          <w:rFonts w:hint="eastAsia"/>
+          <w:highlight w:val="yellow"/>
+        </w:rPr>
+        <w:t>14</w:t>
+      </w:r>
+    </w:p>
+    <w:p>
+      <w:r>
+        <w:rPr>
+          <w:rFonts w:hint="eastAsia"/>
+          <w:highlight w:val="yellow"/>
+        </w:rPr>
+        <w:t>15</w:t>
+      </w:r>
+    </w:p>
     <w:p>
       <w:r>
         <w:rPr>
@@ -7196,26 +7681,6 @@
     <w:p>
       <w:pPr>
         <w:rPr>
-          <w:highlight w:val="yellow"/>
-        </w:rPr>
-      </w:pPr>
-      <w:r>
-        <w:rPr>
-          <w:rFonts w:hint="eastAsia"/>
-          <w:highlight w:val="yellow"/>
-        </w:rPr>
-        <w:t>####</w:t>
-      </w:r>
-      <w:r>
-        <w:rPr>
-          <w:highlight w:val="yellow"/>
-        </w:rPr>
-        <w:t xml:space="preserve"> Data Extraction</w:t>
-      </w:r>
-    </w:p>
-    <w:p>
-      <w:pPr>
-        <w:rPr>
           <w:b/>
           <w:bCs/>
         </w:rPr>
@@ -7226,6 +7691,14 @@
           <w:b/>
           <w:bCs/>
         </w:rPr>
+        <w:t xml:space="preserve"># </w:t>
+      </w:r>
+      <w:r>
+        <w:rPr>
+          <w:rFonts w:hint="eastAsia"/>
+          <w:b/>
+          <w:bCs/>
+        </w:rPr>
         <w:t>Data Extraction</w:t>
       </w:r>
     </w:p>
@@ -7236,23 +7709,31 @@
         </w:rPr>
       </w:pPr>
       <w:r>
-        <w:rPr>
-          <w:highlight w:val="yellow"/>
-        </w:rPr>
-        <w:t>        - OCR</w:t>
-      </w:r>
-    </w:p>
-    <w:p>
-      <w:pPr>
-        <w:rPr>
-          <w:highlight w:val="yellow"/>
-        </w:rPr>
-      </w:pPr>
-      <w:r>
-        <w:rPr>
-          <w:highlight w:val="yellow"/>
-        </w:rPr>
-        <w:t>            - Most top teams extracted extra data from the pdfs provided from the competition, or went and found akkadian data from the akkadian respositories online. This would be difficult for me to replicate in a timely manner, so for my post-competition experiments, I decided to instead use data from teams who provided their extracted data rather than recreate it on my own.</w:t>
+        <w:t xml:space="preserve">Most top teams extracted extra data from the pdfs provided from the competition, or went and found </w:t>
+      </w:r>
+      <w:proofErr w:type="spellStart"/>
+      <w:r>
+        <w:t>akkadian</w:t>
+      </w:r>
+      <w:proofErr w:type="spellEnd"/>
+      <w:r>
+        <w:t xml:space="preserve"> data from the </w:t>
+      </w:r>
+      <w:proofErr w:type="spellStart"/>
+      <w:r>
+        <w:t>akkadian</w:t>
+      </w:r>
+      <w:proofErr w:type="spellEnd"/>
+      <w:r>
+        <w:t xml:space="preserve"> </w:t>
+      </w:r>
+      <w:proofErr w:type="spellStart"/>
+      <w:r>
+        <w:t>respositories</w:t>
+      </w:r>
+      <w:proofErr w:type="spellEnd"/>
+      <w:r>
+        <w:t xml:space="preserve"> online. This would be difficult for me to replicate in a timely manner, so for my post-competition experiments, I decided to instead use data from teams who provided their extracted data rather than recreate it on my own.</w:t>
       </w:r>
     </w:p>
     <w:p>
@@ -7269,7 +7750,44 @@
         <w:rPr>
           <w:rFonts w:hint="eastAsia"/>
         </w:rPr>
-        <w:t>, the competitors used a variety of services. It is likely that the backend used some sort of OCR (Optical Character Recognition) technology. Every (?) team that scored high had some sort of automated pipeline to automatically convert large amounts of image data into translation pairs. Some (which?) of the competitors used LLMs</w:t>
+        <w:t xml:space="preserve">, the competitors used a variety of services. </w:t>
+      </w:r>
+      <w:r>
+        <w:rPr>
+          <w:rFonts w:hint="eastAsia"/>
+        </w:rPr>
+        <w:t>Each</w:t>
+      </w:r>
+      <w:r>
+        <w:rPr>
+          <w:rFonts w:hint="eastAsia"/>
+        </w:rPr>
+        <w:t xml:space="preserve"> backend used some sort of OCR (Optical Character Recognition) technology</w:t>
+      </w:r>
+      <w:r>
+        <w:rPr>
+          <w:rFonts w:hint="eastAsia"/>
+        </w:rPr>
+        <w:t>, some of them were LLM services</w:t>
+      </w:r>
+      <w:r>
+        <w:rPr>
+          <w:rFonts w:hint="eastAsia"/>
+        </w:rPr>
+        <w:t xml:space="preserve">. Every </w:t>
+      </w:r>
+      <w:r>
+        <w:rPr>
+          <w:rFonts w:hint="eastAsia"/>
+          <w:highlight w:val="yellow"/>
+        </w:rPr>
+        <w:t>(?)</w:t>
+      </w:r>
+      <w:r>
+        <w:rPr>
+          <w:rFonts w:hint="eastAsia"/>
+        </w:rPr>
+        <w:t xml:space="preserve"> team that scored high had some sort of automated pipeline to automatically convert large amounts of image data into translation pairs. Some of the competitors used LLMs</w:t>
       </w:r>
       <w:r>
         <w:rPr>
@@ -7404,7 +7922,14 @@
         <w:rPr>
           <w:rFonts w:hint="eastAsia"/>
         </w:rPr>
-        <w:t>pdfs with 2 columns of text on the same page, they had difficulty with OCR</w:t>
+        <w:t xml:space="preserve">pdfs with 2 columns of text </w:t>
+      </w:r>
+      <w:r>
+        <w:rPr>
+          <w:rFonts w:hint="eastAsia"/>
+        </w:rPr>
+        <w:lastRenderedPageBreak/>
+        <w:t>on the same page, they had difficulty with OCR</w:t>
       </w:r>
       <w:r>
         <w:rPr>
@@ -7470,7 +7995,21 @@
         <w:rPr>
           <w:rFonts w:hint="eastAsia"/>
         </w:rPr>
-        <w:t xml:space="preserve">They used the vLLM </w:t>
+        <w:t xml:space="preserve">They used the </w:t>
+      </w:r>
+      <w:proofErr w:type="spellStart"/>
+      <w:r>
+        <w:rPr>
+          <w:rFonts w:hint="eastAsia"/>
+        </w:rPr>
+        <w:t>vLLM</w:t>
+      </w:r>
+      <w:proofErr w:type="spellEnd"/>
+      <w:r>
+        <w:rPr>
+          <w:rFonts w:hint="eastAsia"/>
+        </w:rPr>
+        <w:t xml:space="preserve"> </w:t>
       </w:r>
       <w:r>
         <w:rPr>
@@ -7488,7 +8027,21 @@
         <w:rPr>
           <w:rFonts w:hint="eastAsia"/>
         </w:rPr>
-        <w:t xml:space="preserve"> OCR algorithms can be implemented in many different ways, but both of the methods they used rely on some sort of neural network which encodes the images. GLM-OCR uses a ViT (Vision Transformer)</w:t>
+        <w:t xml:space="preserve"> OCR algorithms can be implemented in many different ways, but both of the methods they used rely on some sort of neural network which encodes the images. GLM-OCR uses a </w:t>
+      </w:r>
+      <w:proofErr w:type="spellStart"/>
+      <w:r>
+        <w:rPr>
+          <w:rFonts w:hint="eastAsia"/>
+        </w:rPr>
+        <w:t>ViT</w:t>
+      </w:r>
+      <w:proofErr w:type="spellEnd"/>
+      <w:r>
+        <w:rPr>
+          <w:rFonts w:hint="eastAsia"/>
+        </w:rPr>
+        <w:t xml:space="preserve"> (Vision Transformer)</w:t>
       </w:r>
       <w:sdt>
         <w:sdtPr>
@@ -7523,8 +8076,16 @@
         <w:rPr>
           <w:rFonts w:hint="eastAsia"/>
         </w:rPr>
-        <w:t xml:space="preserve"> called CogViT</w:t>
-      </w:r>
+        <w:t xml:space="preserve"> called </w:t>
+      </w:r>
+      <w:proofErr w:type="spellStart"/>
+      <w:r>
+        <w:rPr>
+          <w:rFonts w:hint="eastAsia"/>
+        </w:rPr>
+        <w:t>CogViT</w:t>
+      </w:r>
+      <w:proofErr w:type="spellEnd"/>
       <w:sdt>
         <w:sdtPr>
           <w:rPr>
@@ -7558,59 +8119,6 @@
     <w:p>
       <w:pPr>
         <w:rPr>
-          <w:highlight w:val="yellow"/>
-        </w:rPr>
-      </w:pPr>
-      <w:r>
-        <w:rPr>
-          <w:highlight w:val="yellow"/>
-        </w:rPr>
-        <w:lastRenderedPageBreak/>
-        <w:t> </w:t>
-      </w:r>
-      <w:r>
-        <w:rPr>
-          <w:rFonts w:hint="eastAsia"/>
-          <w:highlight w:val="yellow"/>
-        </w:rPr>
-        <w:t>//</w:t>
-      </w:r>
-      <w:r>
-        <w:rPr>
-          <w:highlight w:val="yellow"/>
-        </w:rPr>
-        <w:t xml:space="preserve"> </w:t>
-      </w:r>
-      <w:r>
-        <w:rPr>
-          <w:rFonts w:hint="eastAsia"/>
-          <w:highlight w:val="yellow"/>
-        </w:rPr>
-        <w:t xml:space="preserve">Maybe add further detail? </w:t>
-      </w:r>
-      <w:r>
-        <w:rPr>
-          <w:highlight w:val="yellow"/>
-        </w:rPr>
-        <w:t>A</w:t>
-      </w:r>
-      <w:r>
-        <w:rPr>
-          <w:rFonts w:hint="eastAsia"/>
-          <w:highlight w:val="yellow"/>
-        </w:rPr>
-        <w:t>re there other data extraction techniques?</w:t>
-      </w:r>
-      <w:r>
-        <w:rPr>
-          <w:highlight w:val="yellow"/>
-        </w:rPr>
-        <w:t> </w:t>
-      </w:r>
-    </w:p>
-    <w:p>
-      <w:pPr>
-        <w:rPr>
           <w:b/>
           <w:bCs/>
         </w:rPr>
@@ -7621,51 +8129,59 @@
           <w:b/>
           <w:bCs/>
         </w:rPr>
-        <w:t>Data Augmentation</w:t>
-      </w:r>
-    </w:p>
-    <w:p>
-      <w:r>
-        <w:rPr>
-          <w:rFonts w:hint="eastAsia"/>
-        </w:rPr>
-        <w:t xml:space="preserve">Data augmentation refers to methods of creating </w:t>
-      </w:r>
-      <w:r>
-        <w:rPr>
-          <w:rFonts w:hint="eastAsia"/>
-        </w:rPr>
-        <w:t>new data from current data.</w:t>
-      </w:r>
-      <w:r>
-        <w:rPr>
-          <w:rFonts w:hint="eastAsia"/>
-        </w:rPr>
-        <w:t xml:space="preserve"> This new data is not necessarily as good as the original data, but it adds noise and can allow models which were trained on it to be more adaptable when working with data the model hasn</w:t>
-      </w:r>
-      <w:r>
-        <w:t>’</w:t>
-      </w:r>
-      <w:r>
-        <w:rPr>
-          <w:rFonts w:hint="eastAsia"/>
-        </w:rPr>
-        <w:t>t seen before.</w:t>
-      </w:r>
-    </w:p>
-    <w:p>
-      <w:pPr>
-        <w:rPr>
+        <w:t xml:space="preserve"># </w:t>
+      </w:r>
+      <w:r>
+        <w:rPr>
+          <w:rFonts w:hint="eastAsia"/>
           <w:b/>
           <w:bCs/>
         </w:rPr>
-      </w:pPr>
-      <w:r>
-        <w:rPr>
-          <w:rFonts w:hint="eastAsia"/>
+        <w:t>Data Augmentation</w:t>
+      </w:r>
+    </w:p>
+    <w:p>
+      <w:r>
+        <w:rPr>
+          <w:rFonts w:hint="eastAsia"/>
+        </w:rPr>
+        <w:t xml:space="preserve">Data augmentation refers to methods of creating </w:t>
+      </w:r>
+      <w:r>
+        <w:rPr>
+          <w:rFonts w:hint="eastAsia"/>
+        </w:rPr>
+        <w:t>new data from current data.</w:t>
+      </w:r>
+      <w:r>
+        <w:rPr>
+          <w:rFonts w:hint="eastAsia"/>
+        </w:rPr>
+        <w:t xml:space="preserve"> This new data is not necessarily as good as the original data, but it adds noise and can allow models which were trained on it to be more adaptable when working with data the model hasn</w:t>
+      </w:r>
+      <w:r>
+        <w:t>’</w:t>
+      </w:r>
+      <w:r>
+        <w:rPr>
+          <w:rFonts w:hint="eastAsia"/>
+        </w:rPr>
+        <w:t>t seen before.</w:t>
+      </w:r>
+    </w:p>
+    <w:p>
+      <w:pPr>
+        <w:rPr>
           <w:b/>
           <w:bCs/>
         </w:rPr>
+      </w:pPr>
+      <w:r>
+        <w:rPr>
+          <w:rFonts w:hint="eastAsia"/>
+          <w:b/>
+          <w:bCs/>
+        </w:rPr>
         <w:t>Back Translation</w:t>
       </w:r>
     </w:p>
@@ -7740,7 +8256,21 @@
         <w:rPr>
           <w:rFonts w:hint="eastAsia"/>
         </w:rPr>
-        <w:t xml:space="preserve"> There are many techniques which are more effective than backtranslation, but due to the prevelancy of machine translation models and ease of implementation, it can be a pretty </w:t>
+        <w:t xml:space="preserve"> There are many techniques which are more effective than backtranslation, but due to the </w:t>
+      </w:r>
+      <w:proofErr w:type="spellStart"/>
+      <w:r>
+        <w:rPr>
+          <w:rFonts w:hint="eastAsia"/>
+        </w:rPr>
+        <w:t>prevelancy</w:t>
+      </w:r>
+      <w:proofErr w:type="spellEnd"/>
+      <w:r>
+        <w:rPr>
+          <w:rFonts w:hint="eastAsia"/>
+        </w:rPr>
+        <w:t xml:space="preserve"> of machine translation models and ease of implementation, it can be a pretty </w:t>
       </w:r>
       <w:r>
         <w:rPr>
@@ -8030,7 +8560,23 @@
           <w:rFonts w:hint="eastAsia"/>
           <w:highlight w:val="yellow"/>
         </w:rPr>
-        <w:t xml:space="preserve"> from tappan: </w:t>
+        <w:t xml:space="preserve"> from </w:t>
+      </w:r>
+      <w:proofErr w:type="spellStart"/>
+      <w:r>
+        <w:rPr>
+          <w:rFonts w:hint="eastAsia"/>
+          <w:highlight w:val="yellow"/>
+        </w:rPr>
+        <w:t>tappan</w:t>
+      </w:r>
+      <w:proofErr w:type="spellEnd"/>
+      <w:r>
+        <w:rPr>
+          <w:rFonts w:hint="eastAsia"/>
+          <w:highlight w:val="yellow"/>
+        </w:rPr>
+        <w:t xml:space="preserve">: </w:t>
       </w:r>
       <w:r>
         <w:rPr>
@@ -8072,7 +8618,15 @@
           <w:rFonts w:hint="eastAsia"/>
           <w:highlight w:val="yellow"/>
         </w:rPr>
-        <w:t xml:space="preserve"> Could have an artificial example with some data</w:t>
+        <w:t xml:space="preserve"> Could have an </w:t>
+      </w:r>
+      <w:r>
+        <w:rPr>
+          <w:rFonts w:hint="eastAsia"/>
+          <w:highlight w:val="yellow"/>
+        </w:rPr>
+        <w:lastRenderedPageBreak/>
+        <w:t>artificial example with some data</w:t>
       </w:r>
       <w:r>
         <w:rPr>
@@ -8147,7 +8701,23 @@
           <w:rFonts w:hint="eastAsia"/>
           <w:highlight w:val="yellow"/>
         </w:rPr>
-        <w:t xml:space="preserve"> or smth if it</w:t>
+        <w:t xml:space="preserve"> or </w:t>
+      </w:r>
+      <w:proofErr w:type="spellStart"/>
+      <w:r>
+        <w:rPr>
+          <w:rFonts w:hint="eastAsia"/>
+          <w:highlight w:val="yellow"/>
+        </w:rPr>
+        <w:t>smth</w:t>
+      </w:r>
+      <w:proofErr w:type="spellEnd"/>
+      <w:r>
+        <w:rPr>
+          <w:rFonts w:hint="eastAsia"/>
+          <w:highlight w:val="yellow"/>
+        </w:rPr>
+        <w:t xml:space="preserve"> if it</w:t>
       </w:r>
       <w:r>
         <w:rPr>
@@ -8234,7 +8804,23 @@
           <w:rFonts w:hint="eastAsia"/>
           <w:highlight w:val="yellow"/>
         </w:rPr>
-        <w:t xml:space="preserve">// arrows or smth </w:t>
+        <w:t xml:space="preserve">// arrows or </w:t>
+      </w:r>
+      <w:proofErr w:type="spellStart"/>
+      <w:r>
+        <w:rPr>
+          <w:rFonts w:hint="eastAsia"/>
+          <w:highlight w:val="yellow"/>
+        </w:rPr>
+        <w:t>smth</w:t>
+      </w:r>
+      <w:proofErr w:type="spellEnd"/>
+      <w:r>
+        <w:rPr>
+          <w:rFonts w:hint="eastAsia"/>
+          <w:highlight w:val="yellow"/>
+        </w:rPr>
+        <w:t xml:space="preserve"> </w:t>
       </w:r>
       <w:r>
         <w:rPr>
@@ -8247,20 +8833,28 @@
           <w:rFonts w:hint="eastAsia"/>
           <w:highlight w:val="yellow"/>
         </w:rPr>
-        <w:t>n powerpoint</w:t>
-      </w:r>
-    </w:p>
-    <w:p>
-      <w:pPr>
-        <w:rPr>
-          <w:highlight w:val="yellow"/>
-        </w:rPr>
-      </w:pPr>
-      <w:r>
-        <w:rPr>
-          <w:highlight w:val="yellow"/>
-        </w:rPr>
-        <w:lastRenderedPageBreak/>
+        <w:t xml:space="preserve">n </w:t>
+      </w:r>
+      <w:proofErr w:type="spellStart"/>
+      <w:r>
+        <w:rPr>
+          <w:rFonts w:hint="eastAsia"/>
+          <w:highlight w:val="yellow"/>
+        </w:rPr>
+        <w:t>powerpoint</w:t>
+      </w:r>
+      <w:proofErr w:type="spellEnd"/>
+    </w:p>
+    <w:p>
+      <w:pPr>
+        <w:rPr>
+          <w:highlight w:val="yellow"/>
+        </w:rPr>
+      </w:pPr>
+      <w:r>
+        <w:rPr>
+          <w:highlight w:val="yellow"/>
+        </w:rPr>
         <w:t>        - Pseudo labelling (knowledge distillation)</w:t>
       </w:r>
     </w:p>
@@ -8329,7 +8923,23 @@
           <w:rFonts w:hint="eastAsia"/>
           <w:highlight w:val="yellow"/>
         </w:rPr>
-        <w:t xml:space="preserve">//from tappan: </w:t>
+        <w:t xml:space="preserve">//from </w:t>
+      </w:r>
+      <w:proofErr w:type="spellStart"/>
+      <w:r>
+        <w:rPr>
+          <w:rFonts w:hint="eastAsia"/>
+          <w:highlight w:val="yellow"/>
+        </w:rPr>
+        <w:t>tappan</w:t>
+      </w:r>
+      <w:proofErr w:type="spellEnd"/>
+      <w:r>
+        <w:rPr>
+          <w:rFonts w:hint="eastAsia"/>
+          <w:highlight w:val="yellow"/>
+        </w:rPr>
+        <w:t xml:space="preserve">: </w:t>
       </w:r>
       <w:r>
         <w:rPr>
@@ -8393,103 +9003,745 @@
           <w:highlight w:val="yellow"/>
         </w:rPr>
       </w:pPr>
-    </w:p>
-    <w:p>
-      <w:pPr>
-        <w:rPr>
-          <w:highlight w:val="yellow"/>
-        </w:rPr>
-      </w:pPr>
-      <w:r>
-        <w:rPr>
-          <w:highlight w:val="yellow"/>
-        </w:rPr>
-        <w:t>        -  LLM rule based augmentation</w:t>
-      </w:r>
-    </w:p>
-    <w:p>
-      <w:pPr>
-        <w:rPr>
-          <w:highlight w:val="yellow"/>
-        </w:rPr>
-      </w:pPr>
-      <w:r>
-        <w:rPr>
-          <w:highlight w:val="yellow"/>
-        </w:rPr>
-        <w:t>            3rd place, (who else?)</w:t>
-      </w:r>
-    </w:p>
-    <w:p>
-      <w:pPr>
-        <w:rPr>
-          <w:highlight w:val="yellow"/>
-        </w:rPr>
-      </w:pPr>
-      <w:r>
-        <w:rPr>
-          <w:rFonts w:hint="eastAsia"/>
-          <w:highlight w:val="yellow"/>
-        </w:rPr>
-        <w:t>3</w:t>
-      </w:r>
-      <w:r>
-        <w:rPr>
-          <w:rFonts w:hint="eastAsia"/>
-          <w:highlight w:val="yellow"/>
-          <w:vertAlign w:val="superscript"/>
-        </w:rPr>
-        <w:t>rd</w:t>
-      </w:r>
-      <w:r>
-        <w:rPr>
-          <w:rFonts w:hint="eastAsia"/>
-          <w:highlight w:val="yellow"/>
-        </w:rPr>
-        <w:t xml:space="preserve"> place was an interesting </w:t>
-      </w:r>
-      <w:r>
-        <w:rPr>
-          <w:rFonts w:hint="eastAsia"/>
-          <w:highlight w:val="yellow"/>
-        </w:rPr>
-        <w:t xml:space="preserve">case where </w:t>
-      </w:r>
     </w:p>
     <w:p>
       <w:pPr>
         <w:rPr>
           <w:b/>
           <w:bCs/>
+          <w:highlight w:val="green"/>
         </w:rPr>
       </w:pPr>
       <w:r>
         <w:rPr>
           <w:b/>
           <w:bCs/>
-        </w:rPr>
-        <w:t>T</w:t>
-      </w:r>
-      <w:r>
-        <w:rPr>
-          <w:rFonts w:hint="eastAsia"/>
+          <w:highlight w:val="green"/>
+        </w:rPr>
+        <w:t>LLM rule based augmentation</w:t>
+      </w:r>
+    </w:p>
+    <w:p>
+      <w:pPr>
+        <w:rPr>
+          <w:highlight w:val="green"/>
+        </w:rPr>
+      </w:pPr>
+      <w:r>
+        <w:rPr>
+          <w:rFonts w:hint="eastAsia"/>
+          <w:highlight w:val="green"/>
+        </w:rPr>
+        <w:t>3</w:t>
+      </w:r>
+      <w:r>
+        <w:rPr>
+          <w:rFonts w:hint="eastAsia"/>
+          <w:highlight w:val="green"/>
+          <w:vertAlign w:val="superscript"/>
+        </w:rPr>
+        <w:t>rd</w:t>
+      </w:r>
+      <w:r>
+        <w:rPr>
+          <w:rFonts w:hint="eastAsia"/>
+          <w:highlight w:val="green"/>
+        </w:rPr>
+        <w:t xml:space="preserve"> place was an interesting </w:t>
+      </w:r>
+      <w:r>
+        <w:rPr>
+          <w:rFonts w:hint="eastAsia"/>
+          <w:highlight w:val="green"/>
+        </w:rPr>
+        <w:t>case where</w:t>
+      </w:r>
+      <w:r>
+        <w:rPr>
+          <w:rFonts w:hint="eastAsia"/>
+          <w:highlight w:val="green"/>
+        </w:rPr>
+        <w:t xml:space="preserve"> they used an LLM to create synthetic sentence pairs using grammar rules from established </w:t>
+      </w:r>
+      <w:r>
+        <w:rPr>
+          <w:highlight w:val="green"/>
+        </w:rPr>
+        <w:t>Assyrian</w:t>
+      </w:r>
+      <w:r>
+        <w:rPr>
+          <w:rFonts w:hint="eastAsia"/>
+          <w:highlight w:val="green"/>
+        </w:rPr>
+        <w:t xml:space="preserve"> grammar books. </w:t>
+      </w:r>
+      <w:r>
+        <w:rPr>
+          <w:rFonts w:hint="eastAsia"/>
+          <w:highlight w:val="green"/>
+        </w:rPr>
+        <w:t xml:space="preserve">With this they took an example sentence and swapped the </w:t>
+      </w:r>
+      <w:r>
+        <w:rPr>
+          <w:highlight w:val="green"/>
+        </w:rPr>
+        <w:t>swap tense, person, mood, clause structure</w:t>
+      </w:r>
+      <w:r>
+        <w:rPr>
+          <w:rFonts w:hint="eastAsia"/>
+          <w:highlight w:val="green"/>
+        </w:rPr>
+        <w:t>, etc.</w:t>
+      </w:r>
+      <w:r>
+        <w:rPr>
+          <w:rFonts w:hint="eastAsia"/>
+          <w:highlight w:val="green"/>
+        </w:rPr>
+        <w:t xml:space="preserve"> </w:t>
+      </w:r>
+      <w:r>
+        <w:rPr>
+          <w:rFonts w:hint="eastAsia"/>
+          <w:highlight w:val="green"/>
+        </w:rPr>
+        <w:t>This was a technique which was not mentioned in the sources I had researched prior to the end of the competition, and is a very practical solution in the age of LLMs</w:t>
+      </w:r>
+      <w:r>
+        <w:rPr>
+          <w:rFonts w:hint="eastAsia"/>
+          <w:highlight w:val="green"/>
+        </w:rPr>
+        <w:t>. A</w:t>
+      </w:r>
+      <w:r>
+        <w:rPr>
+          <w:rFonts w:hint="eastAsia"/>
+          <w:highlight w:val="green"/>
+        </w:rPr>
+        <w:t>nyone doing data augmentation in NLP</w:t>
+      </w:r>
+      <w:r>
+        <w:rPr>
+          <w:rFonts w:hint="eastAsia"/>
+          <w:highlight w:val="green"/>
+        </w:rPr>
+        <w:t xml:space="preserve"> </w:t>
+      </w:r>
+      <w:r>
+        <w:rPr>
+          <w:rFonts w:hint="eastAsia"/>
+          <w:highlight w:val="green"/>
+        </w:rPr>
+        <w:t xml:space="preserve">might </w:t>
+      </w:r>
+      <w:r>
+        <w:rPr>
+          <w:rFonts w:hint="eastAsia"/>
+          <w:highlight w:val="green"/>
+        </w:rPr>
+        <w:t xml:space="preserve">consider how their augmentation could be done by hand, </w:t>
+      </w:r>
+      <w:r>
+        <w:rPr>
+          <w:rFonts w:hint="eastAsia"/>
+          <w:highlight w:val="green"/>
+        </w:rPr>
+        <w:t>then</w:t>
+      </w:r>
+      <w:r>
+        <w:rPr>
+          <w:rFonts w:hint="eastAsia"/>
+          <w:highlight w:val="green"/>
+        </w:rPr>
+        <w:t xml:space="preserve"> see if they can automate </w:t>
+      </w:r>
+      <w:r>
+        <w:rPr>
+          <w:rFonts w:hint="eastAsia"/>
+          <w:highlight w:val="green"/>
+        </w:rPr>
+        <w:t>that work by</w:t>
+      </w:r>
+      <w:r>
+        <w:rPr>
+          <w:rFonts w:hint="eastAsia"/>
+          <w:highlight w:val="green"/>
+        </w:rPr>
+        <w:t xml:space="preserve"> LL</w:t>
+      </w:r>
+      <w:r>
+        <w:rPr>
+          <w:rFonts w:hint="eastAsia"/>
+          <w:highlight w:val="green"/>
+        </w:rPr>
+        <w:t>M</w:t>
+      </w:r>
+      <w:r>
+        <w:rPr>
+          <w:rFonts w:hint="eastAsia"/>
+          <w:highlight w:val="green"/>
+        </w:rPr>
+        <w:t>. The 3</w:t>
+      </w:r>
+      <w:r>
+        <w:rPr>
+          <w:rFonts w:hint="eastAsia"/>
+          <w:highlight w:val="green"/>
+          <w:vertAlign w:val="superscript"/>
+        </w:rPr>
+        <w:t>rd</w:t>
+      </w:r>
+      <w:r>
+        <w:rPr>
+          <w:rFonts w:hint="eastAsia"/>
+          <w:highlight w:val="green"/>
+        </w:rPr>
+        <w:t xml:space="preserve"> place solution includes their prompts </w:t>
+      </w:r>
+      <w:r>
+        <w:rPr>
+          <w:rFonts w:hint="eastAsia"/>
+          <w:highlight w:val="green"/>
+        </w:rPr>
+        <w:t>and code</w:t>
+      </w:r>
+      <w:r>
+        <w:rPr>
+          <w:rFonts w:hint="eastAsia"/>
+          <w:highlight w:val="green"/>
+        </w:rPr>
+        <w:t xml:space="preserve"> implementation</w:t>
+      </w:r>
+      <w:r>
+        <w:rPr>
+          <w:rFonts w:hint="eastAsia"/>
+          <w:highlight w:val="green"/>
+        </w:rPr>
+        <w:t xml:space="preserve"> </w:t>
+      </w:r>
+      <w:r>
+        <w:rPr>
+          <w:rFonts w:hint="eastAsia"/>
+          <w:highlight w:val="green"/>
+        </w:rPr>
+        <w:t>as well</w:t>
+      </w:r>
+      <w:r>
+        <w:rPr>
+          <w:rFonts w:hint="eastAsia"/>
+          <w:highlight w:val="green"/>
+        </w:rPr>
+        <w:t xml:space="preserve">, </w:t>
+      </w:r>
+      <w:r>
+        <w:rPr>
+          <w:rFonts w:hint="eastAsia"/>
+          <w:highlight w:val="green"/>
+        </w:rPr>
+        <w:t>so they have a good example to follow</w:t>
+      </w:r>
+      <w:r>
+        <w:rPr>
+          <w:rFonts w:hint="eastAsia"/>
+          <w:highlight w:val="green"/>
+        </w:rPr>
+        <w:t>.</w:t>
+      </w:r>
+    </w:p>
+    <w:p>
+      <w:pPr>
+        <w:rPr>
+          <w:highlight w:val="green"/>
+        </w:rPr>
+      </w:pPr>
+      <w:r>
+        <w:rPr>
+          <w:rFonts w:hint="eastAsia"/>
+          <w:highlight w:val="green"/>
+        </w:rPr>
+        <w:t>12</w:t>
+      </w:r>
+      <w:r>
+        <w:rPr>
+          <w:rFonts w:hint="eastAsia"/>
+          <w:highlight w:val="green"/>
+          <w:vertAlign w:val="superscript"/>
+        </w:rPr>
+        <w:t>th</w:t>
+      </w:r>
+      <w:r>
+        <w:rPr>
+          <w:rFonts w:hint="eastAsia"/>
+          <w:highlight w:val="green"/>
+        </w:rPr>
+        <w:t xml:space="preserve"> place also used an LLM pipeline to augment the data by swapping out words and numbers.</w:t>
+      </w:r>
+    </w:p>
+    <w:p>
+      <w:pPr>
+        <w:rPr>
+          <w:highlight w:val="green"/>
+        </w:rPr>
+      </w:pPr>
+      <w:r>
+        <w:rPr>
+          <w:rFonts w:hint="eastAsia"/>
+          <w:highlight w:val="green"/>
+        </w:rPr>
+        <w:t>1</w:t>
+      </w:r>
+      <w:r>
+        <w:rPr>
+          <w:rFonts w:hint="eastAsia"/>
+          <w:highlight w:val="green"/>
+          <w:vertAlign w:val="superscript"/>
+        </w:rPr>
+        <w:t>st</w:t>
+      </w:r>
+      <w:r>
+        <w:rPr>
+          <w:rFonts w:hint="eastAsia"/>
+          <w:highlight w:val="green"/>
+        </w:rPr>
+        <w:t xml:space="preserve"> place also used an LLM to generate translations and create synthetic translations using example sentences and word swapping, though their work is not publicly available</w:t>
+      </w:r>
+      <w:r>
+        <w:rPr>
+          <w:rFonts w:hint="eastAsia"/>
+          <w:highlight w:val="green"/>
+        </w:rPr>
+        <w:t xml:space="preserve"> on Kaggle.</w:t>
+      </w:r>
+    </w:p>
+    <w:p>
+      <w:pPr>
+        <w:rPr>
+          <w:highlight w:val="green"/>
+        </w:rPr>
+      </w:pPr>
+      <w:r>
+        <w:rPr>
+          <w:rFonts w:hint="eastAsia"/>
+          <w:highlight w:val="green"/>
+        </w:rPr>
+        <w:t>9</w:t>
+      </w:r>
+      <w:r>
+        <w:rPr>
+          <w:rFonts w:hint="eastAsia"/>
+          <w:highlight w:val="green"/>
+          <w:vertAlign w:val="superscript"/>
+        </w:rPr>
+        <w:t>th</w:t>
+      </w:r>
+      <w:r>
+        <w:rPr>
+          <w:rFonts w:hint="eastAsia"/>
+          <w:highlight w:val="green"/>
+        </w:rPr>
+        <w:t xml:space="preserve"> place used word swapping to augment their data, but they used a </w:t>
+      </w:r>
+      <w:r>
+        <w:rPr>
+          <w:highlight w:val="green"/>
+        </w:rPr>
+        <w:t>programmatic</w:t>
+      </w:r>
+      <w:r>
+        <w:rPr>
+          <w:rFonts w:hint="eastAsia"/>
+          <w:highlight w:val="green"/>
+        </w:rPr>
+        <w:t xml:space="preserve"> approach instead of an LLM pipeline. They used a translation memory index to do so.</w:t>
+      </w:r>
+      <w:r>
+        <w:rPr>
+          <w:rFonts w:hint="eastAsia"/>
+          <w:highlight w:val="green"/>
+        </w:rPr>
+        <w:t xml:space="preserve"> </w:t>
+      </w:r>
+      <w:r>
+        <w:rPr>
+          <w:rFonts w:hint="eastAsia"/>
+          <w:highlight w:val="yellow"/>
+        </w:rPr>
+        <w:t>//</w:t>
+      </w:r>
+      <w:r>
+        <w:rPr>
+          <w:rFonts w:hint="eastAsia"/>
+          <w:highlight w:val="yellow"/>
+        </w:rPr>
+        <w:t xml:space="preserve">TODO </w:t>
+      </w:r>
+      <w:r>
+        <w:rPr>
+          <w:rFonts w:hint="eastAsia"/>
+          <w:highlight w:val="yellow"/>
+        </w:rPr>
+        <w:t>I</w:t>
+      </w:r>
+      <w:r>
+        <w:rPr>
+          <w:highlight w:val="yellow"/>
+        </w:rPr>
+        <w:t>’</w:t>
+      </w:r>
+      <w:r>
+        <w:rPr>
+          <w:rFonts w:hint="eastAsia"/>
+          <w:highlight w:val="yellow"/>
+        </w:rPr>
+        <w:t xml:space="preserve">d like to look more into how on their </w:t>
+      </w:r>
+      <w:proofErr w:type="spellStart"/>
+      <w:r>
+        <w:rPr>
+          <w:rFonts w:hint="eastAsia"/>
+          <w:highlight w:val="yellow"/>
+        </w:rPr>
+        <w:t>github</w:t>
+      </w:r>
+      <w:proofErr w:type="spellEnd"/>
+      <w:r>
+        <w:rPr>
+          <w:rFonts w:hint="eastAsia"/>
+          <w:highlight w:val="yellow"/>
+        </w:rPr>
+        <w:t>.</w:t>
+      </w:r>
+    </w:p>
+    <w:p>
+      <w:pPr>
+        <w:rPr>
           <w:b/>
           <w:bCs/>
         </w:rPr>
+      </w:pPr>
+      <w:r>
+        <w:rPr>
+          <w:rFonts w:hint="eastAsia"/>
+          <w:b/>
+          <w:bCs/>
+        </w:rPr>
+        <w:t>#</w:t>
+      </w:r>
+      <w:r>
+        <w:rPr>
+          <w:b/>
+          <w:bCs/>
+        </w:rPr>
+        <w:t>T</w:t>
+      </w:r>
+      <w:r>
+        <w:rPr>
+          <w:rFonts w:hint="eastAsia"/>
+          <w:b/>
+          <w:bCs/>
+        </w:rPr>
         <w:t>raining techniques</w:t>
       </w:r>
     </w:p>
     <w:p>
       <w:pPr>
         <w:rPr>
-          <w:highlight w:val="yellow"/>
-        </w:rPr>
-      </w:pPr>
-      <w:r>
-        <w:rPr>
-          <w:highlight w:val="yellow"/>
-        </w:rPr>
-        <w:t>        - Knowledge distillation</w:t>
+          <w:b/>
+          <w:bCs/>
+        </w:rPr>
+      </w:pPr>
+      <w:r>
+        <w:rPr>
+          <w:b/>
+          <w:bCs/>
+        </w:rPr>
+        <w:lastRenderedPageBreak/>
+        <w:t>Knowledge distillation</w:t>
+      </w:r>
+      <w:r>
+        <w:rPr>
+          <w:rFonts w:hint="eastAsia"/>
+          <w:b/>
+          <w:bCs/>
+        </w:rPr>
+        <w:t>(</w:t>
+      </w:r>
+      <w:r>
+        <w:rPr>
+          <w:rFonts w:hint="eastAsia"/>
+          <w:b/>
+          <w:bCs/>
+        </w:rPr>
+        <w:t>14,</w:t>
+      </w:r>
+      <w:r>
+        <w:rPr>
+          <w:rFonts w:hint="eastAsia"/>
+          <w:b/>
+          <w:bCs/>
+        </w:rPr>
+        <w:t>15</w:t>
+      </w:r>
+      <w:r>
+        <w:rPr>
+          <w:rFonts w:hint="eastAsia"/>
+          <w:b/>
+          <w:bCs/>
+        </w:rPr>
+        <w:t>)</w:t>
+      </w:r>
+    </w:p>
+    <w:p>
+      <w:pPr>
+        <w:rPr>
+          <w:highlight w:val="green"/>
+        </w:rPr>
+      </w:pPr>
+      <w:r>
+        <w:rPr>
+          <w:rFonts w:hint="eastAsia"/>
+          <w:highlight w:val="green"/>
+        </w:rPr>
+        <w:t>14</w:t>
+      </w:r>
+      <w:r>
+        <w:rPr>
+          <w:rFonts w:hint="eastAsia"/>
+          <w:highlight w:val="green"/>
+          <w:vertAlign w:val="superscript"/>
+        </w:rPr>
+        <w:t>th</w:t>
+      </w:r>
+      <w:r>
+        <w:rPr>
+          <w:rFonts w:hint="eastAsia"/>
+          <w:highlight w:val="green"/>
+        </w:rPr>
+        <w:t xml:space="preserve"> place used knowledge </w:t>
+      </w:r>
+      <w:r>
+        <w:rPr>
+          <w:highlight w:val="green"/>
+        </w:rPr>
+        <w:t>distillation</w:t>
+      </w:r>
+      <w:r>
+        <w:rPr>
+          <w:rFonts w:hint="eastAsia"/>
+          <w:highlight w:val="green"/>
+        </w:rPr>
+        <w:t xml:space="preserve"> in a cross-model</w:t>
+      </w:r>
+      <w:r>
+        <w:rPr>
+          <w:rFonts w:hint="eastAsia"/>
+          <w:highlight w:val="green"/>
+        </w:rPr>
+        <w:t xml:space="preserve"> iterative</w:t>
+      </w:r>
+      <w:r>
+        <w:rPr>
+          <w:rFonts w:hint="eastAsia"/>
+          <w:highlight w:val="green"/>
+        </w:rPr>
+        <w:t xml:space="preserve"> approach.</w:t>
+      </w:r>
+      <w:r>
+        <w:rPr>
+          <w:rFonts w:hint="eastAsia"/>
+          <w:highlight w:val="green"/>
+        </w:rPr>
+        <w:t xml:space="preserve"> </w:t>
+      </w:r>
+      <w:r>
+        <w:rPr>
+          <w:rFonts w:hint="eastAsia"/>
+          <w:highlight w:val="green"/>
+        </w:rPr>
+        <w:t>They trained Qwen and Byt5 models on Assyrian translation pairs, then used pseudo labels from Qwen models to fine tune the Byt5 models, and pseudo labels from Byt5 to fine tune the Qwen models.</w:t>
+      </w:r>
+      <w:r>
+        <w:rPr>
+          <w:rFonts w:hint="eastAsia"/>
+          <w:highlight w:val="green"/>
+        </w:rPr>
+        <w:t xml:space="preserve"> This worked better than self-training the models on their own labels. This </w:t>
+      </w:r>
+      <w:r>
+        <w:rPr>
+          <w:rFonts w:hint="eastAsia"/>
+          <w:highlight w:val="green"/>
+        </w:rPr>
+        <w:t>seem</w:t>
+      </w:r>
+      <w:r>
+        <w:rPr>
+          <w:rFonts w:hint="eastAsia"/>
+          <w:highlight w:val="green"/>
+        </w:rPr>
+        <w:t>s</w:t>
+      </w:r>
+      <w:r>
+        <w:rPr>
+          <w:rFonts w:hint="eastAsia"/>
+          <w:highlight w:val="green"/>
+        </w:rPr>
+        <w:t xml:space="preserve"> to have </w:t>
+      </w:r>
+      <w:r>
+        <w:rPr>
+          <w:rFonts w:hint="eastAsia"/>
+          <w:highlight w:val="green"/>
+        </w:rPr>
+        <w:t xml:space="preserve">gained them 1 point on the </w:t>
+      </w:r>
+      <w:r>
+        <w:rPr>
+          <w:rFonts w:hint="eastAsia"/>
+          <w:highlight w:val="green"/>
+        </w:rPr>
+        <w:t>leaderboard scoring, from 38 -&gt; 39.</w:t>
+      </w:r>
+    </w:p>
+    <w:p>
+      <w:r>
+        <w:rPr>
+          <w:rFonts w:hint="eastAsia"/>
+          <w:highlight w:val="green"/>
+        </w:rPr>
+        <w:t>15</w:t>
+      </w:r>
+      <w:r>
+        <w:rPr>
+          <w:rFonts w:hint="eastAsia"/>
+          <w:highlight w:val="green"/>
+          <w:vertAlign w:val="superscript"/>
+        </w:rPr>
+        <w:t>th</w:t>
+      </w:r>
+      <w:r>
+        <w:rPr>
+          <w:rFonts w:hint="eastAsia"/>
+          <w:highlight w:val="green"/>
+        </w:rPr>
+        <w:t xml:space="preserve"> place used </w:t>
+      </w:r>
+      <w:r>
+        <w:rPr>
+          <w:rFonts w:hint="eastAsia"/>
+          <w:highlight w:val="green"/>
+        </w:rPr>
+        <w:t xml:space="preserve">knowledge distillation </w:t>
+      </w:r>
+      <w:r>
+        <w:rPr>
+          <w:rFonts w:hint="eastAsia"/>
+          <w:highlight w:val="green"/>
+        </w:rPr>
+        <w:t>to</w:t>
+      </w:r>
+      <w:r>
+        <w:rPr>
+          <w:rFonts w:hint="eastAsia"/>
+          <w:highlight w:val="green"/>
+        </w:rPr>
+        <w:t xml:space="preserve"> provide diverse data to their models as a form of data augmentation. They trained a </w:t>
+      </w:r>
+      <w:r>
+        <w:rPr>
+          <w:highlight w:val="green"/>
+        </w:rPr>
+        <w:t>Gemma</w:t>
+      </w:r>
+      <w:r>
+        <w:rPr>
+          <w:rFonts w:hint="eastAsia"/>
+          <w:highlight w:val="green"/>
+        </w:rPr>
+        <w:t xml:space="preserve"> model to translated Akkadian to English on translation pairs where the </w:t>
+      </w:r>
+      <w:r>
+        <w:rPr>
+          <w:highlight w:val="green"/>
+        </w:rPr>
+        <w:t>English</w:t>
+      </w:r>
+      <w:r>
+        <w:rPr>
+          <w:rFonts w:hint="eastAsia"/>
+          <w:highlight w:val="green"/>
+        </w:rPr>
+        <w:t xml:space="preserve"> </w:t>
+      </w:r>
+      <w:r>
+        <w:rPr>
+          <w:highlight w:val="green"/>
+        </w:rPr>
+        <w:t>translation</w:t>
+      </w:r>
+      <w:r>
+        <w:rPr>
+          <w:rFonts w:hint="eastAsia"/>
+          <w:highlight w:val="green"/>
+        </w:rPr>
+        <w:t xml:space="preserve"> was known.</w:t>
+      </w:r>
+      <w:r>
+        <w:rPr>
+          <w:rFonts w:hint="eastAsia"/>
+          <w:highlight w:val="green"/>
+        </w:rPr>
+        <w:t xml:space="preserve"> This created an </w:t>
+      </w:r>
+      <w:r>
+        <w:rPr>
+          <w:highlight w:val="green"/>
+        </w:rPr>
+        <w:t>English</w:t>
+      </w:r>
+      <w:r>
+        <w:rPr>
+          <w:rFonts w:hint="eastAsia"/>
+          <w:highlight w:val="green"/>
+        </w:rPr>
+        <w:t xml:space="preserve"> translation that differed slightly from the given </w:t>
+      </w:r>
+      <w:r>
+        <w:rPr>
+          <w:highlight w:val="green"/>
+        </w:rPr>
+        <w:t>English</w:t>
+      </w:r>
+      <w:r>
+        <w:rPr>
+          <w:rFonts w:hint="eastAsia"/>
+          <w:highlight w:val="green"/>
+        </w:rPr>
+        <w:t xml:space="preserve"> </w:t>
+      </w:r>
+      <w:r>
+        <w:rPr>
+          <w:highlight w:val="green"/>
+        </w:rPr>
+        <w:t>translation</w:t>
+      </w:r>
+      <w:r>
+        <w:rPr>
+          <w:rFonts w:hint="eastAsia"/>
+          <w:highlight w:val="green"/>
+        </w:rPr>
+        <w:t>. They included these new pairs in training data for their Byt5 model, with a reduced weight on how it affected trainin</w:t>
+      </w:r>
+      <w:r>
+        <w:rPr>
+          <w:rFonts w:hint="eastAsia"/>
+          <w:highlight w:val="green"/>
+        </w:rPr>
+        <w:t>g.</w:t>
       </w:r>
     </w:p>
     <w:p>
@@ -8517,19 +9769,42 @@
         </w:rPr>
         <w:t>        - Projected Gradient Descent</w:t>
       </w:r>
-    </w:p>
-    <w:p>
-      <w:pPr>
-        <w:rPr>
-          <w:highlight w:val="yellow"/>
-        </w:rPr>
-      </w:pPr>
-      <w:r>
-        <w:rPr>
-          <w:rFonts w:hint="eastAsia"/>
-          <w:highlight w:val="yellow"/>
-        </w:rPr>
-        <w:t>// tappan: Illustrate this, and make sure I understand it too</w:t>
+      <w:r>
+        <w:rPr>
+          <w:rFonts w:hint="eastAsia"/>
+          <w:highlight w:val="yellow"/>
+        </w:rPr>
+        <w:t xml:space="preserve"> (6)</w:t>
+      </w:r>
+    </w:p>
+    <w:p>
+      <w:pPr>
+        <w:rPr>
+          <w:highlight w:val="yellow"/>
+        </w:rPr>
+      </w:pPr>
+      <w:r>
+        <w:rPr>
+          <w:rFonts w:hint="eastAsia"/>
+          <w:highlight w:val="yellow"/>
+        </w:rPr>
+        <w:t xml:space="preserve">// </w:t>
+      </w:r>
+      <w:proofErr w:type="spellStart"/>
+      <w:r>
+        <w:rPr>
+          <w:rFonts w:hint="eastAsia"/>
+          <w:highlight w:val="yellow"/>
+        </w:rPr>
+        <w:t>tappan</w:t>
+      </w:r>
+      <w:proofErr w:type="spellEnd"/>
+      <w:r>
+        <w:rPr>
+          <w:rFonts w:hint="eastAsia"/>
+          <w:highlight w:val="yellow"/>
+        </w:rPr>
+        <w:t>: Illustrate this, and make sure I understand it too</w:t>
       </w:r>
     </w:p>
     <w:p>
@@ -8557,18 +9832,541 @@
         </w:rPr>
         <w:t>        - Exponential Moving Average (EMA)</w:t>
       </w:r>
-    </w:p>
-    <w:p>
-      <w:pPr>
-        <w:rPr>
-          <w:highlight w:val="yellow"/>
-        </w:rPr>
-      </w:pPr>
-      <w:r>
-        <w:rPr>
-          <w:highlight w:val="yellow"/>
-        </w:rPr>
-        <w:t>        - Fine tuning to fit the train.csv after using their own data</w:t>
+      <w:r>
+        <w:rPr>
+          <w:rFonts w:hint="eastAsia"/>
+          <w:highlight w:val="yellow"/>
+        </w:rPr>
+        <w:t>(6)</w:t>
+      </w:r>
+    </w:p>
+    <w:p>
+      <w:pPr>
+        <w:ind w:firstLine="720"/>
+      </w:pPr>
+      <w:r>
+        <w:rPr>
+          <w:rFonts w:hint="eastAsia"/>
+          <w:highlight w:val="yellow"/>
+        </w:rPr>
+        <w:t>-</w:t>
+      </w:r>
+      <w:r>
+        <w:rPr>
+          <w:highlight w:val="yellow"/>
+        </w:rPr>
+        <w:t xml:space="preserve"> Symmetric / Asymmetric Allocation (Symmetric LR)</w:t>
+      </w:r>
+      <w:r>
+        <w:rPr>
+          <w:rFonts w:hint="eastAsia"/>
+          <w:highlight w:val="yellow"/>
+        </w:rPr>
+        <w:t xml:space="preserve"> </w:t>
+      </w:r>
+      <w:r>
+        <w:rPr>
+          <w:rFonts w:hint="eastAsia"/>
+          <w:highlight w:val="yellow"/>
+        </w:rPr>
+        <w:t>(6)</w:t>
+      </w:r>
+    </w:p>
+    <w:p>
+      <w:pPr>
+        <w:ind w:firstLine="720"/>
+        <w:rPr>
+          <w:highlight w:val="yellow"/>
+        </w:rPr>
+      </w:pPr>
+      <w:r>
+        <w:rPr>
+          <w:rFonts w:hint="eastAsia"/>
+          <w:highlight w:val="yellow"/>
+        </w:rPr>
+        <w:t xml:space="preserve">- </w:t>
+      </w:r>
+      <w:r>
+        <w:rPr>
+          <w:highlight w:val="yellow"/>
+        </w:rPr>
+        <w:t>Random Contextual Sentence Insertion (Random Context</w:t>
+      </w:r>
+      <w:r>
+        <w:rPr>
+          <w:rFonts w:hint="eastAsia"/>
+          <w:highlight w:val="yellow"/>
+        </w:rPr>
+        <w:t>)</w:t>
+      </w:r>
+      <w:r>
+        <w:rPr>
+          <w:rFonts w:hint="eastAsia"/>
+          <w:highlight w:val="yellow"/>
+        </w:rPr>
+        <w:t xml:space="preserve"> </w:t>
+      </w:r>
+      <w:r>
+        <w:rPr>
+          <w:rFonts w:hint="eastAsia"/>
+          <w:highlight w:val="yellow"/>
+        </w:rPr>
+        <w:t>(6)</w:t>
+      </w:r>
+    </w:p>
+    <w:p>
+      <w:pPr>
+        <w:rPr>
+          <w:b/>
+          <w:bCs/>
+        </w:rPr>
+      </w:pPr>
+      <w:r>
+        <w:rPr>
+          <w:b/>
+          <w:bCs/>
+        </w:rPr>
+        <w:t>Fine tuning to fit the train.csv after using their own data</w:t>
+      </w:r>
+      <w:r>
+        <w:rPr>
+          <w:rFonts w:hint="eastAsia"/>
+          <w:b/>
+          <w:bCs/>
+        </w:rPr>
+        <w:t>(11,12</w:t>
+      </w:r>
+      <w:r>
+        <w:rPr>
+          <w:rFonts w:hint="eastAsia"/>
+          <w:b/>
+          <w:bCs/>
+        </w:rPr>
+        <w:t>,others?</w:t>
+      </w:r>
+      <w:r>
+        <w:rPr>
+          <w:rFonts w:hint="eastAsia"/>
+          <w:b/>
+          <w:bCs/>
+        </w:rPr>
+        <w:t>)</w:t>
+      </w:r>
+    </w:p>
+    <w:p>
+      <w:pPr>
+        <w:rPr>
+          <w:highlight w:val="green"/>
+        </w:rPr>
+      </w:pPr>
+      <w:r>
+        <w:rPr>
+          <w:rFonts w:hint="eastAsia"/>
+          <w:highlight w:val="green"/>
+        </w:rPr>
+        <w:t xml:space="preserve">the </w:t>
+      </w:r>
+      <w:r>
+        <w:rPr>
+          <w:rFonts w:hint="eastAsia"/>
+          <w:highlight w:val="green"/>
+        </w:rPr>
+        <w:t>11</w:t>
+      </w:r>
+      <w:r>
+        <w:rPr>
+          <w:rFonts w:hint="eastAsia"/>
+          <w:highlight w:val="green"/>
+          <w:vertAlign w:val="superscript"/>
+        </w:rPr>
+        <w:t>th</w:t>
+      </w:r>
+      <w:r>
+        <w:rPr>
+          <w:rFonts w:hint="eastAsia"/>
+          <w:highlight w:val="green"/>
+        </w:rPr>
+        <w:t xml:space="preserve"> and 1</w:t>
+      </w:r>
+      <w:r>
+        <w:rPr>
+          <w:rFonts w:hint="eastAsia"/>
+          <w:highlight w:val="green"/>
+        </w:rPr>
+        <w:t>2</w:t>
+      </w:r>
+      <w:r>
+        <w:rPr>
+          <w:rFonts w:hint="eastAsia"/>
+          <w:highlight w:val="green"/>
+          <w:vertAlign w:val="superscript"/>
+        </w:rPr>
+        <w:t>th</w:t>
+      </w:r>
+      <w:r>
+        <w:rPr>
+          <w:rFonts w:hint="eastAsia"/>
+          <w:highlight w:val="green"/>
+        </w:rPr>
+        <w:t xml:space="preserve"> place</w:t>
+      </w:r>
+      <w:r>
+        <w:rPr>
+          <w:rFonts w:hint="eastAsia"/>
+          <w:highlight w:val="green"/>
+        </w:rPr>
+        <w:t xml:space="preserve"> </w:t>
+      </w:r>
+      <w:r>
+        <w:rPr>
+          <w:rFonts w:hint="eastAsia"/>
+          <w:highlight w:val="green"/>
+        </w:rPr>
+        <w:t>contestants</w:t>
+      </w:r>
+      <w:r>
+        <w:rPr>
+          <w:rFonts w:hint="eastAsia"/>
+          <w:highlight w:val="green"/>
+        </w:rPr>
+        <w:t xml:space="preserve"> fine-tuned on the given train.csv file to best fit how the prose of the test translations would be. </w:t>
+      </w:r>
+      <w:r>
+        <w:rPr>
+          <w:rFonts w:hint="eastAsia"/>
+          <w:highlight w:val="green"/>
+        </w:rPr>
+        <w:t>With 12</w:t>
+      </w:r>
+      <w:r>
+        <w:rPr>
+          <w:rFonts w:hint="eastAsia"/>
+          <w:highlight w:val="green"/>
+          <w:vertAlign w:val="superscript"/>
+        </w:rPr>
+        <w:t>th</w:t>
+      </w:r>
+      <w:r>
+        <w:rPr>
+          <w:rFonts w:hint="eastAsia"/>
+          <w:highlight w:val="green"/>
+        </w:rPr>
+        <w:t xml:space="preserve"> place using </w:t>
+      </w:r>
+      <w:proofErr w:type="spellStart"/>
+      <w:r>
+        <w:rPr>
+          <w:rFonts w:hint="eastAsia"/>
+          <w:highlight w:val="green"/>
+        </w:rPr>
+        <w:t>LoRA</w:t>
+      </w:r>
+      <w:proofErr w:type="spellEnd"/>
+      <w:r>
+        <w:rPr>
+          <w:rFonts w:hint="eastAsia"/>
+          <w:highlight w:val="green"/>
+        </w:rPr>
+        <w:t xml:space="preserve"> to reduce the training time.</w:t>
+      </w:r>
+    </w:p>
+    <w:p>
+      <w:pPr>
+        <w:rPr>
+          <w:highlight w:val="green"/>
+        </w:rPr>
+      </w:pPr>
+      <w:r>
+        <w:rPr>
+          <w:rFonts w:hint="eastAsia"/>
+          <w:highlight w:val="green"/>
+        </w:rPr>
+        <w:t>4</w:t>
+      </w:r>
+      <w:r>
+        <w:rPr>
+          <w:rFonts w:hint="eastAsia"/>
+          <w:highlight w:val="green"/>
+          <w:vertAlign w:val="superscript"/>
+        </w:rPr>
+        <w:t>th</w:t>
+      </w:r>
+      <w:r>
+        <w:rPr>
+          <w:rFonts w:hint="eastAsia"/>
+          <w:highlight w:val="green"/>
+        </w:rPr>
+        <w:t>, 1</w:t>
+      </w:r>
+      <w:r>
+        <w:rPr>
+          <w:rFonts w:hint="eastAsia"/>
+          <w:highlight w:val="green"/>
+          <w:vertAlign w:val="superscript"/>
+        </w:rPr>
+        <w:t>st</w:t>
+      </w:r>
+      <w:r>
+        <w:rPr>
+          <w:rFonts w:hint="eastAsia"/>
+          <w:highlight w:val="green"/>
+        </w:rPr>
+        <w:t xml:space="preserve"> </w:t>
+      </w:r>
+      <w:r>
+        <w:rPr>
+          <w:rFonts w:hint="eastAsia"/>
+          <w:highlight w:val="green"/>
+        </w:rPr>
+        <w:t>,6</w:t>
+      </w:r>
+      <w:r>
+        <w:rPr>
+          <w:rFonts w:hint="eastAsia"/>
+          <w:highlight w:val="green"/>
+          <w:vertAlign w:val="superscript"/>
+        </w:rPr>
+        <w:t>th</w:t>
+      </w:r>
+      <w:r>
+        <w:rPr>
+          <w:rFonts w:hint="eastAsia"/>
+          <w:highlight w:val="green"/>
+          <w:vertAlign w:val="superscript"/>
+        </w:rPr>
+        <w:t xml:space="preserve"> </w:t>
+      </w:r>
+      <w:r>
+        <w:rPr>
+          <w:rFonts w:hint="eastAsia"/>
+          <w:highlight w:val="green"/>
+        </w:rPr>
+        <w:t xml:space="preserve"> </w:t>
+      </w:r>
+      <w:r>
+        <w:rPr>
+          <w:rFonts w:hint="eastAsia"/>
+          <w:highlight w:val="green"/>
+        </w:rPr>
+        <w:t xml:space="preserve">discarded train.csv but </w:t>
+      </w:r>
+      <w:r>
+        <w:rPr>
+          <w:rFonts w:hint="eastAsia"/>
+          <w:highlight w:val="green"/>
+        </w:rPr>
+        <w:t>f</w:t>
+      </w:r>
+      <w:r>
+        <w:rPr>
+          <w:rFonts w:hint="eastAsia"/>
+          <w:highlight w:val="green"/>
+        </w:rPr>
+        <w:t xml:space="preserve">ound that </w:t>
+      </w:r>
+      <w:r>
+        <w:rPr>
+          <w:rFonts w:hint="eastAsia"/>
+          <w:highlight w:val="green"/>
+        </w:rPr>
+        <w:t xml:space="preserve">they </w:t>
+      </w:r>
+      <w:r>
+        <w:rPr>
+          <w:rFonts w:hint="eastAsia"/>
+          <w:highlight w:val="green"/>
+        </w:rPr>
+        <w:t xml:space="preserve">incidentally </w:t>
+      </w:r>
+      <w:r>
+        <w:rPr>
+          <w:rFonts w:hint="eastAsia"/>
+          <w:highlight w:val="green"/>
+        </w:rPr>
+        <w:t xml:space="preserve">included the data from train.csv </w:t>
+      </w:r>
+      <w:r>
+        <w:rPr>
+          <w:rFonts w:hint="eastAsia"/>
+          <w:highlight w:val="green"/>
+        </w:rPr>
+        <w:t>in their data extraction</w:t>
+      </w:r>
+      <w:r>
+        <w:rPr>
+          <w:rFonts w:hint="eastAsia"/>
+          <w:highlight w:val="green"/>
+        </w:rPr>
+        <w:t xml:space="preserve"> anyway</w:t>
+      </w:r>
+      <w:r>
+        <w:rPr>
+          <w:rFonts w:hint="eastAsia"/>
+          <w:highlight w:val="green"/>
+        </w:rPr>
+        <w:t xml:space="preserve"> and didn</w:t>
+      </w:r>
+      <w:r>
+        <w:rPr>
+          <w:highlight w:val="green"/>
+        </w:rPr>
+        <w:t>’</w:t>
+      </w:r>
+      <w:r>
+        <w:rPr>
+          <w:rFonts w:hint="eastAsia"/>
+          <w:highlight w:val="green"/>
+        </w:rPr>
+        <w:t>t focus on matching</w:t>
+      </w:r>
+      <w:r>
+        <w:rPr>
+          <w:rFonts w:hint="eastAsia"/>
+          <w:highlight w:val="green"/>
+        </w:rPr>
+        <w:t xml:space="preserve"> train.csv</w:t>
+      </w:r>
+      <w:r>
+        <w:rPr>
+          <w:rFonts w:hint="eastAsia"/>
+          <w:highlight w:val="green"/>
+        </w:rPr>
+        <w:t>.</w:t>
+      </w:r>
+      <w:r>
+        <w:rPr>
+          <w:rFonts w:hint="eastAsia"/>
+          <w:highlight w:val="green"/>
+        </w:rPr>
+        <w:t xml:space="preserve"> </w:t>
+      </w:r>
+    </w:p>
+    <w:p>
+      <w:pPr>
+        <w:rPr>
+          <w:highlight w:val="green"/>
+        </w:rPr>
+      </w:pPr>
+      <w:r>
+        <w:rPr>
+          <w:rFonts w:hint="eastAsia"/>
+          <w:highlight w:val="green"/>
+        </w:rPr>
+        <w:t xml:space="preserve">I test whether fine-tuning to train.csv improves the leaderboard score later. </w:t>
+      </w:r>
+    </w:p>
+    <w:p>
+      <w:pPr>
+        <w:rPr>
+          <w:highlight w:val="yellow"/>
+        </w:rPr>
+      </w:pPr>
+      <w:r>
+        <w:rPr>
+          <w:rFonts w:hint="eastAsia"/>
+          <w:highlight w:val="yellow"/>
+        </w:rPr>
+        <w:t>//</w:t>
+      </w:r>
+      <w:r>
+        <w:rPr>
+          <w:rFonts w:hint="eastAsia"/>
+          <w:highlight w:val="yellow"/>
+        </w:rPr>
+        <w:t>But this wouldn</w:t>
+      </w:r>
+      <w:r>
+        <w:rPr>
+          <w:highlight w:val="yellow"/>
+        </w:rPr>
+        <w:t>’</w:t>
+      </w:r>
+      <w:r>
+        <w:rPr>
+          <w:rFonts w:hint="eastAsia"/>
+          <w:highlight w:val="yellow"/>
+        </w:rPr>
+        <w:t xml:space="preserve">t </w:t>
+      </w:r>
+      <w:r>
+        <w:rPr>
+          <w:rFonts w:hint="eastAsia"/>
+          <w:highlight w:val="yellow"/>
+        </w:rPr>
+        <w:t xml:space="preserve">affect much for someone </w:t>
+      </w:r>
+      <w:r>
+        <w:rPr>
+          <w:rFonts w:hint="eastAsia"/>
+          <w:highlight w:val="yellow"/>
+        </w:rPr>
+        <w:t>in a more general NLP</w:t>
+      </w:r>
+      <w:r>
+        <w:rPr>
+          <w:rFonts w:hint="eastAsia"/>
+          <w:highlight w:val="yellow"/>
+        </w:rPr>
+        <w:t xml:space="preserve"> situation. So should I include this?</w:t>
+      </w:r>
+      <w:r>
+        <w:rPr>
+          <w:rFonts w:hint="eastAsia"/>
+          <w:highlight w:val="yellow"/>
+        </w:rPr>
+        <w:t xml:space="preserve"> // </w:t>
+      </w:r>
+      <w:proofErr w:type="spellStart"/>
+      <w:r>
+        <w:rPr>
+          <w:rFonts w:hint="eastAsia"/>
+          <w:highlight w:val="yellow"/>
+        </w:rPr>
+        <w:t>overspecific</w:t>
+      </w:r>
+      <w:proofErr w:type="spellEnd"/>
+      <w:r>
+        <w:rPr>
+          <w:rFonts w:hint="eastAsia"/>
+          <w:highlight w:val="yellow"/>
+        </w:rPr>
+        <w:t xml:space="preserve"> </w:t>
+      </w:r>
+      <w:r>
+        <w:rPr>
+          <w:rFonts w:hint="eastAsia"/>
+          <w:highlight w:val="yellow"/>
+        </w:rPr>
+        <w:t>data cleaning</w:t>
+      </w:r>
+      <w:r>
+        <w:rPr>
+          <w:rFonts w:hint="eastAsia"/>
+          <w:highlight w:val="yellow"/>
+        </w:rPr>
+        <w:t xml:space="preserve"> that 6</w:t>
+      </w:r>
+      <w:r>
+        <w:rPr>
+          <w:rFonts w:hint="eastAsia"/>
+          <w:highlight w:val="yellow"/>
+          <w:vertAlign w:val="superscript"/>
+        </w:rPr>
+        <w:t>th</w:t>
+      </w:r>
+      <w:r>
+        <w:rPr>
+          <w:rFonts w:hint="eastAsia"/>
+          <w:highlight w:val="yellow"/>
+        </w:rPr>
+        <w:t xml:space="preserve"> place and such did is similar though.</w:t>
+      </w:r>
+      <w:r>
+        <w:rPr>
+          <w:rFonts w:hint="eastAsia"/>
+          <w:highlight w:val="yellow"/>
+        </w:rPr>
+        <w:t xml:space="preserve"> So perhaps I should include it anyway.</w:t>
       </w:r>
     </w:p>
     <w:p>
@@ -8583,42 +10381,216 @@
         </w:rPr>
         <w:t>        - Applying a penalty to the length</w:t>
       </w:r>
-    </w:p>
-    <w:p>
-      <w:pPr>
-        <w:rPr>
-          <w:highlight w:val="yellow"/>
-        </w:rPr>
-      </w:pPr>
-      <w:r>
-        <w:rPr>
-          <w:highlight w:val="yellow"/>
-        </w:rPr>
-        <w:t>        - LoRA (how? 12)</w:t>
-      </w:r>
-    </w:p>
-    <w:p>
-      <w:pPr>
-        <w:rPr>
-          <w:highlight w:val="yellow"/>
-        </w:rPr>
-      </w:pPr>
-      <w:r>
-        <w:rPr>
-          <w:highlight w:val="yellow"/>
-        </w:rPr>
-        <w:t xml:space="preserve">        - </w:t>
-      </w:r>
-      <w:r>
-        <w:rPr>
-          <w:rFonts w:hint="eastAsia"/>
-          <w:highlight w:val="yellow"/>
+      <w:r>
+        <w:rPr>
+          <w:rFonts w:hint="eastAsia"/>
+          <w:highlight w:val="yellow"/>
+        </w:rPr>
+        <w:t>(4)</w:t>
+      </w:r>
+    </w:p>
+    <w:p>
+      <w:pPr>
+        <w:rPr>
+          <w:highlight w:val="green"/>
+        </w:rPr>
+      </w:pPr>
+      <w:r>
+        <w:rPr>
+          <w:rFonts w:hint="eastAsia"/>
+          <w:highlight w:val="green"/>
+        </w:rPr>
+        <w:lastRenderedPageBreak/>
+        <w:t>Length of the sentences was another thing many contestants paid attention to when gathering their data and training their models</w:t>
+      </w:r>
+      <w:r>
+        <w:rPr>
+          <w:rFonts w:hint="eastAsia"/>
+          <w:highlight w:val="green"/>
+        </w:rPr>
+        <w:t xml:space="preserve">. </w:t>
+      </w:r>
+      <w:r>
+        <w:rPr>
+          <w:rFonts w:hint="eastAsia"/>
+          <w:highlight w:val="green"/>
+        </w:rPr>
+        <w:t>If the length of the sentence wasn</w:t>
+      </w:r>
+      <w:r>
+        <w:rPr>
+          <w:highlight w:val="green"/>
+        </w:rPr>
+        <w:t>’</w:t>
+      </w:r>
+      <w:r>
+        <w:rPr>
+          <w:rFonts w:hint="eastAsia"/>
+          <w:highlight w:val="green"/>
+        </w:rPr>
+        <w:t>t similar to the test data the models would be predicting on, then they could perform worse on that data, so efforts were made to make the lengths of the trained data roughly the same amount</w:t>
+      </w:r>
+      <w:r>
+        <w:rPr>
+          <w:rFonts w:hint="eastAsia"/>
+          <w:highlight w:val="green"/>
+        </w:rPr>
+        <w:t xml:space="preserve"> as those found in</w:t>
+      </w:r>
+      <w:r>
+        <w:rPr>
+          <w:rFonts w:hint="eastAsia"/>
+          <w:highlight w:val="green"/>
+        </w:rPr>
+        <w:t xml:space="preserve"> the</w:t>
+      </w:r>
+      <w:r>
+        <w:rPr>
+          <w:rFonts w:hint="eastAsia"/>
+          <w:highlight w:val="green"/>
+        </w:rPr>
+        <w:t xml:space="preserve"> test.csv and train.csv files given by the </w:t>
+      </w:r>
+      <w:r>
+        <w:rPr>
+          <w:rFonts w:hint="eastAsia"/>
+          <w:highlight w:val="green"/>
+        </w:rPr>
+        <w:t xml:space="preserve">competition </w:t>
+      </w:r>
+      <w:r>
+        <w:rPr>
+          <w:rFonts w:hint="eastAsia"/>
+          <w:highlight w:val="green"/>
+        </w:rPr>
+        <w:t>host</w:t>
+      </w:r>
+      <w:r>
+        <w:rPr>
+          <w:rFonts w:hint="eastAsia"/>
+          <w:highlight w:val="green"/>
+        </w:rPr>
+        <w:t>.</w:t>
+      </w:r>
+      <w:r>
+        <w:rPr>
+          <w:rFonts w:hint="eastAsia"/>
+          <w:highlight w:val="green"/>
+        </w:rPr>
+        <w:t xml:space="preserve"> </w:t>
+      </w:r>
+    </w:p>
+    <w:p>
+      <w:pPr>
+        <w:rPr>
+          <w:highlight w:val="yellow"/>
+        </w:rPr>
+      </w:pPr>
+      <w:r>
+        <w:rPr>
+          <w:rFonts w:hint="eastAsia"/>
+          <w:highlight w:val="yellow"/>
+        </w:rPr>
+        <w:t>1,11,2,13,4,9</w:t>
+      </w:r>
+      <w:r>
+        <w:rPr>
+          <w:rFonts w:hint="eastAsia"/>
+          <w:highlight w:val="yellow"/>
+        </w:rPr>
+        <w:t xml:space="preserve"> (</w:t>
+      </w:r>
+      <w:r>
+        <w:rPr>
+          <w:rFonts w:hint="eastAsia"/>
+          <w:highlight w:val="yellow"/>
+        </w:rPr>
+        <w:t>source</w:t>
+      </w:r>
+      <w:r>
+        <w:rPr>
+          <w:rFonts w:hint="eastAsia"/>
+          <w:highlight w:val="yellow"/>
+        </w:rPr>
+        <w:t xml:space="preserve">s </w:t>
+      </w:r>
+      <w:r>
+        <w:rPr>
+          <w:rFonts w:hint="eastAsia"/>
+          <w:highlight w:val="yellow"/>
+        </w:rPr>
+        <w:t xml:space="preserve">according to </w:t>
+      </w:r>
+      <w:proofErr w:type="spellStart"/>
+      <w:r>
+        <w:rPr>
+          <w:rFonts w:hint="eastAsia"/>
+          <w:highlight w:val="yellow"/>
+        </w:rPr>
+        <w:t>notebookLM</w:t>
+      </w:r>
+      <w:proofErr w:type="spellEnd"/>
+      <w:r>
+        <w:rPr>
+          <w:rFonts w:hint="eastAsia"/>
+          <w:highlight w:val="yellow"/>
+        </w:rPr>
+        <w:t>)</w:t>
+      </w:r>
+      <w:r>
+        <w:rPr>
+          <w:rFonts w:hint="eastAsia"/>
+          <w:highlight w:val="yellow"/>
+        </w:rPr>
+        <w:t xml:space="preserve"> //TODO go </w:t>
+      </w:r>
+      <w:r>
+        <w:rPr>
+          <w:highlight w:val="yellow"/>
+        </w:rPr>
+        <w:t>through</w:t>
+      </w:r>
+      <w:r>
+        <w:rPr>
+          <w:rFonts w:hint="eastAsia"/>
+          <w:highlight w:val="yellow"/>
+        </w:rPr>
+        <w:t xml:space="preserve"> and </w:t>
+      </w:r>
+      <w:r>
+        <w:rPr>
+          <w:rFonts w:hint="eastAsia"/>
+          <w:highlight w:val="yellow"/>
+        </w:rPr>
+        <w:t>analyze</w:t>
+      </w:r>
+    </w:p>
+    <w:p>
+      <w:pPr>
+        <w:rPr>
+          <w:highlight w:val="yellow"/>
+        </w:rPr>
+      </w:pPr>
+    </w:p>
+    <w:p>
+      <w:pPr>
+        <w:rPr>
+          <w:b/>
+          <w:bCs/>
+        </w:rPr>
+      </w:pPr>
+      <w:r>
+        <w:rPr>
+          <w:rFonts w:hint="eastAsia"/>
+          <w:b/>
+          <w:bCs/>
         </w:rPr>
         <w:t>R-</w:t>
       </w:r>
       <w:r>
         <w:rPr>
-          <w:highlight w:val="yellow"/>
+          <w:b/>
+          <w:bCs/>
         </w:rPr>
         <w:t>Drop for model diversity (6)</w:t>
       </w:r>
@@ -8878,14 +10850,7 @@
         <w:rPr>
           <w:rFonts w:hint="eastAsia"/>
         </w:rPr>
-        <w:t xml:space="preserve">reduces overfitting like </w:t>
-      </w:r>
-      <w:r>
-        <w:rPr>
-          <w:rFonts w:hint="eastAsia"/>
-        </w:rPr>
-        <w:lastRenderedPageBreak/>
-        <w:t xml:space="preserve">normal dropout, while increasing </w:t>
+        <w:t xml:space="preserve">reduces overfitting like normal dropout, while increasing </w:t>
       </w:r>
       <w:r>
         <w:rPr>
@@ -9019,14 +10984,25 @@
     <w:p>
       <w:pPr>
         <w:rPr>
-          <w:highlight w:val="yellow"/>
-        </w:rPr>
-      </w:pPr>
-      <w:r>
-        <w:rPr>
-          <w:highlight w:val="yellow"/>
-        </w:rPr>
-        <w:t>        - Translation memory (9)</w:t>
+          <w:b/>
+          <w:bCs/>
+          <w:highlight w:val="yellow"/>
+        </w:rPr>
+      </w:pPr>
+      <w:r>
+        <w:rPr>
+          <w:rFonts w:hint="eastAsia"/>
+          <w:b/>
+          <w:bCs/>
+        </w:rPr>
+        <w:t xml:space="preserve"># </w:t>
+      </w:r>
+      <w:r>
+        <w:rPr>
+          <w:b/>
+          <w:bCs/>
+        </w:rPr>
+        <w:t>Translation memory (9)</w:t>
       </w:r>
     </w:p>
     <w:p>
@@ -9124,6 +11100,420 @@
     <w:p>
       <w:pPr>
         <w:rPr>
+          <w:b/>
+          <w:bCs/>
+          <w:highlight w:val="green"/>
+        </w:rPr>
+      </w:pPr>
+      <w:r>
+        <w:rPr>
+          <w:rFonts w:hint="eastAsia"/>
+          <w:b/>
+          <w:bCs/>
+          <w:highlight w:val="green"/>
+        </w:rPr>
+        <w:t xml:space="preserve"># Technical Optimizations </w:t>
+      </w:r>
+    </w:p>
+    <w:p>
+      <w:pPr>
+        <w:rPr>
+          <w:highlight w:val="green"/>
+        </w:rPr>
+      </w:pPr>
+      <w:r>
+        <w:rPr>
+          <w:rFonts w:hint="eastAsia"/>
+          <w:highlight w:val="green"/>
+        </w:rPr>
+        <w:t>In order to facilitate training at high speeds, or inference in</w:t>
+      </w:r>
+      <w:r>
+        <w:rPr>
+          <w:rFonts w:hint="eastAsia"/>
+          <w:highlight w:val="green"/>
+        </w:rPr>
+        <w:t xml:space="preserve"> constrained</w:t>
+      </w:r>
+      <w:r>
+        <w:rPr>
+          <w:rFonts w:hint="eastAsia"/>
+          <w:highlight w:val="green"/>
+        </w:rPr>
+        <w:t xml:space="preserve"> computing environments, </w:t>
+      </w:r>
+      <w:r>
+        <w:rPr>
+          <w:rFonts w:hint="eastAsia"/>
+          <w:highlight w:val="green"/>
+        </w:rPr>
+        <w:t>many</w:t>
+      </w:r>
+      <w:r>
+        <w:rPr>
+          <w:rFonts w:hint="eastAsia"/>
+          <w:highlight w:val="green"/>
+        </w:rPr>
+        <w:t xml:space="preserve"> contestants used technologies beyond a basic </w:t>
+      </w:r>
+      <w:proofErr w:type="spellStart"/>
+      <w:r>
+        <w:rPr>
+          <w:rFonts w:hint="eastAsia"/>
+          <w:highlight w:val="green"/>
+        </w:rPr>
+        <w:t>Pytorch</w:t>
+      </w:r>
+      <w:proofErr w:type="spellEnd"/>
+      <w:r>
+        <w:rPr>
+          <w:rFonts w:hint="eastAsia"/>
+          <w:highlight w:val="green"/>
+        </w:rPr>
+        <w:t xml:space="preserve"> data pipeline.</w:t>
+      </w:r>
+    </w:p>
+    <w:p>
+      <w:r>
+        <w:rPr>
+          <w:highlight w:val="green"/>
+        </w:rPr>
+        <w:t xml:space="preserve">To handle complex, resource-heavy </w:t>
+      </w:r>
+      <w:r>
+        <w:rPr>
+          <w:rFonts w:hint="eastAsia"/>
+          <w:highlight w:val="green"/>
+        </w:rPr>
+        <w:t>training techniques</w:t>
+      </w:r>
+      <w:r>
+        <w:rPr>
+          <w:rFonts w:hint="eastAsia"/>
+          <w:highlight w:val="green"/>
+        </w:rPr>
+        <w:t xml:space="preserve"> </w:t>
+      </w:r>
+      <w:r>
+        <w:rPr>
+          <w:highlight w:val="green"/>
+        </w:rPr>
+        <w:t xml:space="preserve">(like dynamic context sampling and R-Drop), the </w:t>
+      </w:r>
+      <w:r>
+        <w:rPr>
+          <w:highlight w:val="green"/>
+        </w:rPr>
+        <w:t xml:space="preserve">6th Place team implemented massive engineering optimizations, including </w:t>
+      </w:r>
+      <w:proofErr w:type="spellStart"/>
+      <w:r>
+        <w:rPr>
+          <w:highlight w:val="green"/>
+        </w:rPr>
+        <w:t>DeepSpeed</w:t>
+      </w:r>
+      <w:proofErr w:type="spellEnd"/>
+      <w:r>
+        <w:rPr>
+          <w:highlight w:val="green"/>
+        </w:rPr>
+        <w:t xml:space="preserve"> ZeRO-2, Gradient Checkpointing</w:t>
+      </w:r>
+      <w:r>
+        <w:rPr>
+          <w:highlight w:val="green"/>
+        </w:rPr>
+        <w:t>, and a custom Trainer class to run their models efficiently</w:t>
+      </w:r>
+      <w:r>
+        <w:rPr>
+          <w:rFonts w:hint="eastAsia"/>
+          <w:highlight w:val="green"/>
+        </w:rPr>
+        <w:t>.</w:t>
+      </w:r>
+      <w:r>
+        <w:rPr>
+          <w:highlight w:val="green"/>
+        </w:rPr>
+        <w:t xml:space="preserve"> </w:t>
+      </w:r>
+    </w:p>
+    <w:p>
+      <w:r>
+        <w:rPr>
+          <w:highlight w:val="green"/>
+        </w:rPr>
+        <w:lastRenderedPageBreak/>
+        <w:t>The 1st Place team used the CTranslate2 library to compile and quantize their 11-model ensemble of ByT5-XL models to int8-float32. Pre-compiling the models saved them 30 minutes of runtime, preventing their large ensemble from timing out under Kaggle's strict 9-hour limit</w:t>
+      </w:r>
+      <w:r>
+        <w:rPr>
+          <w:rFonts w:hint="eastAsia"/>
+          <w:highlight w:val="green"/>
+        </w:rPr>
+        <w:t>.</w:t>
+      </w:r>
+    </w:p>
+    <w:p>
+      <w:r>
+        <w:rPr>
+          <w:highlight w:val="green"/>
+        </w:rPr>
+        <w:t>The 5th Place team</w:t>
+      </w:r>
+      <w:r>
+        <w:rPr>
+          <w:rFonts w:hint="eastAsia"/>
+          <w:highlight w:val="green"/>
+        </w:rPr>
+        <w:t xml:space="preserve"> also</w:t>
+      </w:r>
+      <w:r>
+        <w:rPr>
+          <w:highlight w:val="green"/>
+        </w:rPr>
+        <w:t xml:space="preserve"> converted their models to CTranslate2 format to achieve a ~5x speedup</w:t>
+      </w:r>
+      <w:r>
+        <w:rPr>
+          <w:highlight w:val="green"/>
+        </w:rPr>
+        <w:t xml:space="preserve"> over </w:t>
+      </w:r>
+      <w:proofErr w:type="spellStart"/>
+      <w:r>
+        <w:rPr>
+          <w:highlight w:val="green"/>
+        </w:rPr>
+        <w:t>HuggingFace</w:t>
+      </w:r>
+      <w:proofErr w:type="spellEnd"/>
+      <w:r>
+        <w:rPr>
+          <w:highlight w:val="green"/>
+        </w:rPr>
+        <w:t xml:space="preserve"> inference. This allowed them to run heavy ByT5-xxl inference on dual T4 GPUs via int8_float32 quantization and tensor parallelis</w:t>
+      </w:r>
+      <w:r>
+        <w:rPr>
+          <w:highlight w:val="green"/>
+        </w:rPr>
+        <w:t>m.</w:t>
+      </w:r>
+      <w:r>
+        <w:rPr>
+          <w:rFonts w:hint="eastAsia"/>
+          <w:highlight w:val="green"/>
+        </w:rPr>
+        <w:t xml:space="preserve"> </w:t>
+      </w:r>
+      <w:r>
+        <w:rPr>
+          <w:rFonts w:hint="eastAsia"/>
+          <w:highlight w:val="green"/>
+        </w:rPr>
+        <w:t>They</w:t>
+      </w:r>
+      <w:r>
+        <w:rPr>
+          <w:rFonts w:hint="eastAsia"/>
+          <w:highlight w:val="green"/>
+        </w:rPr>
+        <w:t xml:space="preserve"> do note that</w:t>
+      </w:r>
+      <w:r>
+        <w:rPr>
+          <w:rFonts w:hint="eastAsia"/>
+          <w:highlight w:val="green"/>
+        </w:rPr>
+        <w:t xml:space="preserve"> the</w:t>
+      </w:r>
+      <w:r>
+        <w:rPr>
+          <w:highlight w:val="green"/>
+        </w:rPr>
+        <w:t xml:space="preserve"> quantization degrade</w:t>
+      </w:r>
+      <w:r>
+        <w:rPr>
+          <w:rFonts w:hint="eastAsia"/>
+          <w:highlight w:val="green"/>
+        </w:rPr>
+        <w:t>d</w:t>
+      </w:r>
+      <w:r>
+        <w:rPr>
+          <w:highlight w:val="green"/>
+        </w:rPr>
+        <w:t xml:space="preserve"> </w:t>
+      </w:r>
+      <w:r>
+        <w:rPr>
+          <w:rFonts w:hint="eastAsia"/>
+          <w:highlight w:val="green"/>
+        </w:rPr>
+        <w:t>leaderboard</w:t>
+      </w:r>
+      <w:r>
+        <w:rPr>
+          <w:highlight w:val="green"/>
+        </w:rPr>
+        <w:t xml:space="preserve"> score by ~0.1</w:t>
+      </w:r>
+      <w:r>
+        <w:rPr>
+          <w:rFonts w:hint="eastAsia"/>
+          <w:highlight w:val="green"/>
+        </w:rPr>
+        <w:t>.</w:t>
+      </w:r>
+      <w:r>
+        <w:rPr>
+          <w:rFonts w:hint="eastAsia"/>
+          <w:highlight w:val="green"/>
+        </w:rPr>
+        <w:t xml:space="preserve"> </w:t>
+      </w:r>
+      <w:r>
+        <w:rPr>
+          <w:rFonts w:hint="eastAsia"/>
+          <w:highlight w:val="green"/>
+        </w:rPr>
+        <w:t>T</w:t>
+      </w:r>
+      <w:r>
+        <w:rPr>
+          <w:rFonts w:hint="eastAsia"/>
+          <w:highlight w:val="green"/>
+        </w:rPr>
+        <w:t xml:space="preserve">hough it is negligible, it </w:t>
+      </w:r>
+      <w:r>
+        <w:rPr>
+          <w:rFonts w:hint="eastAsia"/>
+          <w:highlight w:val="green"/>
+        </w:rPr>
+        <w:t>would have been the difference between 4</w:t>
+      </w:r>
+      <w:r>
+        <w:rPr>
+          <w:rFonts w:hint="eastAsia"/>
+          <w:highlight w:val="green"/>
+          <w:vertAlign w:val="superscript"/>
+        </w:rPr>
+        <w:t>th</w:t>
+      </w:r>
+      <w:r>
+        <w:rPr>
+          <w:rFonts w:hint="eastAsia"/>
+          <w:highlight w:val="green"/>
+        </w:rPr>
+        <w:t xml:space="preserve"> </w:t>
+      </w:r>
+      <w:r>
+        <w:rPr>
+          <w:rFonts w:hint="eastAsia"/>
+          <w:highlight w:val="green"/>
+        </w:rPr>
+        <w:t>and 5</w:t>
+      </w:r>
+      <w:r>
+        <w:rPr>
+          <w:rFonts w:hint="eastAsia"/>
+          <w:highlight w:val="green"/>
+          <w:vertAlign w:val="superscript"/>
+        </w:rPr>
+        <w:t>th</w:t>
+      </w:r>
+      <w:r>
+        <w:rPr>
+          <w:rFonts w:hint="eastAsia"/>
+          <w:highlight w:val="green"/>
+        </w:rPr>
+        <w:t xml:space="preserve"> </w:t>
+      </w:r>
+      <w:r>
+        <w:rPr>
+          <w:rFonts w:hint="eastAsia"/>
+          <w:highlight w:val="green"/>
+        </w:rPr>
+        <w:t>place</w:t>
+      </w:r>
+      <w:r>
+        <w:rPr>
+          <w:rFonts w:hint="eastAsia"/>
+          <w:highlight w:val="green"/>
+        </w:rPr>
+        <w:t>.</w:t>
+      </w:r>
+    </w:p>
+    <w:p>
+      <w:r>
+        <w:rPr>
+          <w:highlight w:val="green"/>
+        </w:rPr>
+        <w:t xml:space="preserve">The 14th Place team was able to train and fit 14B-parameter LLMs within Kaggle's tight 2×T4 GPU inference budget by utilizing the memory-efficient </w:t>
+      </w:r>
+      <w:proofErr w:type="spellStart"/>
+      <w:r>
+        <w:rPr>
+          <w:highlight w:val="green"/>
+        </w:rPr>
+        <w:t>Unsloth</w:t>
+      </w:r>
+      <w:proofErr w:type="spellEnd"/>
+      <w:r>
+        <w:rPr>
+          <w:highlight w:val="green"/>
+        </w:rPr>
+        <w:t xml:space="preserve"> framework</w:t>
+      </w:r>
+      <w:r>
+        <w:rPr>
+          <w:rFonts w:hint="eastAsia"/>
+          <w:highlight w:val="green"/>
+        </w:rPr>
+        <w:t xml:space="preserve">. </w:t>
+      </w:r>
+      <w:r>
+        <w:rPr>
+          <w:highlight w:val="green"/>
+        </w:rPr>
+        <w:t>A</w:t>
+      </w:r>
+      <w:r>
+        <w:rPr>
+          <w:rFonts w:hint="eastAsia"/>
+          <w:highlight w:val="green"/>
+        </w:rPr>
+        <w:t xml:space="preserve">nd </w:t>
+      </w:r>
+      <w:r>
+        <w:rPr>
+          <w:highlight w:val="green"/>
+        </w:rPr>
+        <w:t xml:space="preserve">15th Place also utilized </w:t>
+      </w:r>
+      <w:proofErr w:type="spellStart"/>
+      <w:r>
+        <w:rPr>
+          <w:highlight w:val="green"/>
+        </w:rPr>
+        <w:t>Unsloth</w:t>
+      </w:r>
+      <w:proofErr w:type="spellEnd"/>
+      <w:r>
+        <w:rPr>
+          <w:highlight w:val="green"/>
+        </w:rPr>
+        <w:t xml:space="preserve"> to fine-tune their Qwen3 models</w:t>
+      </w:r>
+    </w:p>
+    <w:p>
+      <w:pPr>
+        <w:rPr>
           <w:highlight w:val="yellow"/>
         </w:rPr>
       </w:pPr>
@@ -9244,7 +11634,21 @@
         <w:rPr>
           <w:highlight w:val="yellow"/>
         </w:rPr>
-        <w:t xml:space="preserve">            - Many people used several different evaluation metrics beyond what the kaggle competition scored on. </w:t>
+        <w:t xml:space="preserve">            - Many people used several different evaluation metrics beyond what the </w:t>
+      </w:r>
+      <w:proofErr w:type="spellStart"/>
+      <w:r>
+        <w:rPr>
+          <w:highlight w:val="yellow"/>
+        </w:rPr>
+        <w:t>kaggle</w:t>
+      </w:r>
+      <w:proofErr w:type="spellEnd"/>
+      <w:r>
+        <w:rPr>
+          <w:highlight w:val="yellow"/>
+        </w:rPr>
+        <w:t xml:space="preserve"> competition scored on. </w:t>
       </w:r>
     </w:p>
     <w:p>
@@ -9296,7 +11700,21 @@
         <w:rPr>
           <w:highlight w:val="yellow"/>
         </w:rPr>
-        <w:t>                    - chrF++</w:t>
+        <w:t xml:space="preserve">                    - </w:t>
+      </w:r>
+      <w:proofErr w:type="spellStart"/>
+      <w:r>
+        <w:rPr>
+          <w:highlight w:val="yellow"/>
+        </w:rPr>
+        <w:t>chrF</w:t>
+      </w:r>
+      <w:proofErr w:type="spellEnd"/>
+      <w:r>
+        <w:rPr>
+          <w:highlight w:val="yellow"/>
+        </w:rPr>
+        <w:t>++</w:t>
       </w:r>
     </w:p>
     <w:p>
@@ -9465,43 +11883,33 @@
       </w:r>
     </w:p>
     <w:p>
-      <w:pPr>
-        <w:rPr>
-          <w:highlight w:val="yellow"/>
-        </w:rPr>
-      </w:pPr>
-      <w:r>
-        <w:rPr>
-          <w:rFonts w:hint="eastAsia"/>
-          <w:highlight w:val="yellow"/>
+      <w:r>
+        <w:rPr>
+          <w:rFonts w:hint="eastAsia"/>
         </w:rPr>
         <w:t>Minimum Bayes Risk Decoding (</w:t>
       </w:r>
       <w:r>
         <w:rPr>
           <w:rFonts w:hint="eastAsia"/>
-          <w:highlight w:val="yellow"/>
         </w:rPr>
         <w:t>MBR</w:t>
       </w:r>
       <w:r>
         <w:rPr>
           <w:rFonts w:hint="eastAsia"/>
-          <w:highlight w:val="yellow"/>
         </w:rPr>
         <w:t>)</w:t>
       </w:r>
       <w:r>
         <w:rPr>
           <w:rFonts w:hint="eastAsia"/>
-          <w:highlight w:val="yellow"/>
         </w:rPr>
         <w:t xml:space="preserve"> is a technique where the model is run multiple times on the same Akkadian input to output a slightly different translation in English each time. The translations can be different because at each token along the way to produce a translation, the model chooses which token (portion of the word) to produce next from a weighted random distribution of all possible tokens.</w:t>
       </w:r>
       <w:r>
         <w:rPr>
           <w:rFonts w:hint="eastAsia"/>
-          <w:highlight w:val="yellow"/>
         </w:rPr>
         <w:t xml:space="preserve"> These produced translations are simply what the model thinks are the most likely translations. However, they might not actually be that good.</w:t>
       </w:r>
@@ -9515,42 +11923,69 @@
       <w:r>
         <w:rPr>
           <w:rFonts w:hint="eastAsia"/>
-          <w:highlight w:val="yellow"/>
         </w:rPr>
         <w:t xml:space="preserve">MBR is a process where you compare each of these output translations according to </w:t>
       </w:r>
       <w:r>
         <w:rPr>
           <w:rFonts w:hint="eastAsia"/>
-          <w:highlight w:val="yellow"/>
         </w:rPr>
         <w:t xml:space="preserve">some metric, to see how much the outputs </w:t>
       </w:r>
       <w:r>
-        <w:rPr>
-          <w:highlight w:val="yellow"/>
-        </w:rPr>
         <w:t>“</w:t>
       </w:r>
       <w:r>
         <w:rPr>
           <w:rFonts w:hint="eastAsia"/>
-          <w:highlight w:val="yellow"/>
         </w:rPr>
         <w:t>agree</w:t>
       </w:r>
       <w:r>
-        <w:rPr>
-          <w:highlight w:val="yellow"/>
-        </w:rPr>
         <w:t>”</w:t>
       </w:r>
       <w:r>
         <w:rPr>
           <w:rFonts w:hint="eastAsia"/>
-          <w:highlight w:val="yellow"/>
-        </w:rPr>
-        <w:t xml:space="preserve"> with one another. We the metrics used were chrF++, BLEU, Jaccard similarity (at the token level), and length (//todo confirm </w:t>
+        </w:rPr>
+        <w:t xml:space="preserve"> with one another. We the metrics used were </w:t>
+      </w:r>
+      <w:proofErr w:type="spellStart"/>
+      <w:r>
+        <w:rPr>
+          <w:rFonts w:hint="eastAsia"/>
+        </w:rPr>
+        <w:t>chrF</w:t>
+      </w:r>
+      <w:proofErr w:type="spellEnd"/>
+      <w:r>
+        <w:rPr>
+          <w:rFonts w:hint="eastAsia"/>
+        </w:rPr>
+        <w:t xml:space="preserve">++, BLEU, Jaccard similarity (at the token level), and length </w:t>
+      </w:r>
+      <w:r>
+        <w:rPr>
+          <w:rFonts w:hint="eastAsia"/>
+          <w:highlight w:val="yellow"/>
+        </w:rPr>
+        <w:t>(//</w:t>
+      </w:r>
+      <w:proofErr w:type="spellStart"/>
+      <w:r>
+        <w:rPr>
+          <w:rFonts w:hint="eastAsia"/>
+          <w:highlight w:val="yellow"/>
+        </w:rPr>
+        <w:t>todo</w:t>
+      </w:r>
+      <w:proofErr w:type="spellEnd"/>
+      <w:r>
+        <w:rPr>
+          <w:rFonts w:hint="eastAsia"/>
+          <w:highlight w:val="yellow"/>
+        </w:rPr>
+        <w:t xml:space="preserve"> confirm </w:t>
       </w:r>
       <w:r>
         <w:rPr>
@@ -9562,23 +11997,34 @@
       <w:r>
         <w:rPr>
           <w:rFonts w:hint="eastAsia"/>
-          <w:highlight w:val="yellow"/>
         </w:rPr>
         <w:t xml:space="preserve"> By seeing which outputs are the most similar to the other outputs, we can infer that  that is the least unusual translation, and might therefore be better.</w:t>
       </w:r>
       <w:r>
         <w:rPr>
           <w:rFonts w:hint="eastAsia"/>
-          <w:highlight w:val="yellow"/>
         </w:rPr>
         <w:t xml:space="preserve"> In practice, the contestants said it improved their score </w:t>
       </w:r>
       <w:r>
         <w:rPr>
           <w:rFonts w:hint="eastAsia"/>
-          <w:highlight w:val="yellow"/>
-        </w:rPr>
-        <w:t xml:space="preserve">from 40 to 41 ish </w:t>
+        </w:rPr>
+        <w:t xml:space="preserve">from 40 to 41 </w:t>
+      </w:r>
+      <w:proofErr w:type="spellStart"/>
+      <w:r>
+        <w:rPr>
+          <w:rFonts w:hint="eastAsia"/>
+        </w:rPr>
+        <w:t>ish</w:t>
+      </w:r>
+      <w:proofErr w:type="spellEnd"/>
+      <w:r>
+        <w:rPr>
+          <w:rFonts w:hint="eastAsia"/>
+        </w:rPr>
+        <w:t xml:space="preserve"> </w:t>
       </w:r>
       <w:r>
         <w:rPr>
@@ -9610,42 +12056,30 @@
       </w:r>
     </w:p>
     <w:p>
-      <w:pPr>
-        <w:rPr>
-          <w:highlight w:val="yellow"/>
-        </w:rPr>
-      </w:pPr>
-      <w:r>
-        <w:rPr>
-          <w:rFonts w:hint="eastAsia"/>
-          <w:highlight w:val="yellow"/>
+      <w:r>
+        <w:rPr>
+          <w:rFonts w:hint="eastAsia"/>
         </w:rPr>
         <w:t>Many contestants used this technique, and it is an easy way to combine outputs from multiple models as well to create what</w:t>
       </w:r>
       <w:r>
-        <w:rPr>
-          <w:highlight w:val="yellow"/>
-        </w:rPr>
         <w:t>’</w:t>
       </w:r>
       <w:r>
         <w:rPr>
           <w:rFonts w:hint="eastAsia"/>
-          <w:highlight w:val="yellow"/>
         </w:rPr>
         <w:t>s called an ensemble of models</w:t>
       </w:r>
       <w:r>
         <w:rPr>
           <w:rFonts w:hint="eastAsia"/>
-          <w:highlight w:val="yellow"/>
         </w:rPr>
         <w:t>. Where you combine the effectiveness of multiple models to get better output than you could with just one</w:t>
       </w:r>
       <w:r>
         <w:rPr>
           <w:rFonts w:hint="eastAsia"/>
-          <w:highlight w:val="yellow"/>
         </w:rPr>
         <w:t>.</w:t>
       </w:r>
@@ -9690,28 +12124,18 @@
       </w:r>
     </w:p>
     <w:p>
-      <w:pPr>
-        <w:rPr>
-          <w:highlight w:val="yellow"/>
-        </w:rPr>
-      </w:pPr>
-      <w:r>
-        <w:rPr>
-          <w:rFonts w:hint="eastAsia"/>
-          <w:highlight w:val="yellow"/>
+      <w:r>
+        <w:rPr>
+          <w:rFonts w:hint="eastAsia"/>
         </w:rPr>
         <w:t xml:space="preserve">While every top team used </w:t>
       </w:r>
       <w:r>
-        <w:rPr>
-          <w:highlight w:val="yellow"/>
-        </w:rPr>
         <w:t>Byt</w:t>
       </w:r>
       <w:r>
         <w:rPr>
           <w:rFonts w:hint="eastAsia"/>
-          <w:highlight w:val="yellow"/>
         </w:rPr>
         <w:t>5</w:t>
       </w:r>
@@ -9719,62 +12143,43 @@
         <w:sdtPr>
           <w:rPr>
             <w:rFonts w:hint="eastAsia"/>
-            <w:highlight w:val="yellow"/>
           </w:rPr>
           <w:id w:val="1044258069"/>
           <w:citation/>
         </w:sdtPr>
         <w:sdtContent>
           <w:r>
-            <w:rPr>
-              <w:highlight w:val="yellow"/>
-            </w:rPr>
             <w:fldChar w:fldCharType="begin"/>
           </w:r>
           <w:r>
-            <w:rPr>
-              <w:highlight w:val="yellow"/>
-            </w:rPr>
             <w:instrText xml:space="preserve"> </w:instrText>
           </w:r>
           <w:r>
             <w:rPr>
               <w:rFonts w:hint="eastAsia"/>
-              <w:highlight w:val="yellow"/>
             </w:rPr>
             <w:instrText>CITATION ByT5 \l 1041</w:instrText>
           </w:r>
           <w:r>
-            <w:rPr>
-              <w:highlight w:val="yellow"/>
-            </w:rPr>
             <w:instrText xml:space="preserve"> </w:instrText>
           </w:r>
           <w:r>
-            <w:rPr>
-              <w:highlight w:val="yellow"/>
-            </w:rPr>
             <w:fldChar w:fldCharType="separate"/>
           </w:r>
           <w:r>
             <w:rPr>
               <w:rFonts w:hint="eastAsia"/>
               <w:noProof/>
-              <w:highlight w:val="yellow"/>
             </w:rPr>
             <w:t xml:space="preserve"> </w:t>
           </w:r>
           <w:r>
             <w:rPr>
               <w:noProof/>
-              <w:highlight w:val="yellow"/>
             </w:rPr>
             <w:t>(ByT5 n.d.)</w:t>
           </w:r>
           <w:r>
-            <w:rPr>
-              <w:highlight w:val="yellow"/>
-            </w:rPr>
             <w:fldChar w:fldCharType="end"/>
           </w:r>
         </w:sdtContent>
@@ -9782,27 +12187,21 @@
       <w:r>
         <w:rPr>
           <w:rFonts w:hint="eastAsia"/>
-          <w:highlight w:val="yellow"/>
         </w:rPr>
         <w:t>, there are different sizes of byt5 models available online.</w:t>
       </w:r>
       <w:r>
         <w:rPr>
           <w:rFonts w:hint="eastAsia"/>
-          <w:highlight w:val="yellow"/>
         </w:rPr>
         <w:t xml:space="preserve"> </w:t>
       </w:r>
       <w:r>
-        <w:rPr>
-          <w:highlight w:val="yellow"/>
-        </w:rPr>
         <w:t>B</w:t>
       </w:r>
       <w:r>
         <w:rPr>
           <w:rFonts w:hint="eastAsia"/>
-          <w:highlight w:val="yellow"/>
         </w:rPr>
         <w:t>yt5-small</w:t>
       </w:r>
@@ -9810,41 +12209,27 @@
         <w:sdtPr>
           <w:rPr>
             <w:rFonts w:hint="eastAsia"/>
-            <w:highlight w:val="yellow"/>
           </w:rPr>
           <w:id w:val="299663887"/>
           <w:citation/>
         </w:sdtPr>
         <w:sdtContent>
           <w:r>
-            <w:rPr>
-              <w:highlight w:val="yellow"/>
-            </w:rPr>
             <w:fldChar w:fldCharType="begin"/>
           </w:r>
           <w:r>
-            <w:rPr>
-              <w:highlight w:val="yellow"/>
-            </w:rPr>
             <w:instrText xml:space="preserve">CITATION goo \l 1041 </w:instrText>
           </w:r>
           <w:r>
-            <w:rPr>
-              <w:highlight w:val="yellow"/>
-            </w:rPr>
             <w:fldChar w:fldCharType="separate"/>
           </w:r>
           <w:r>
             <w:rPr>
               <w:noProof/>
-              <w:highlight w:val="yellow"/>
             </w:rPr>
             <w:t xml:space="preserve"> (google/byt5-small n.d.)</w:t>
           </w:r>
           <w:r>
-            <w:rPr>
-              <w:highlight w:val="yellow"/>
-            </w:rPr>
             <w:fldChar w:fldCharType="end"/>
           </w:r>
         </w:sdtContent>
@@ -9852,34 +12237,27 @@
       <w:r>
         <w:rPr>
           <w:rFonts w:hint="eastAsia"/>
-          <w:highlight w:val="yellow"/>
         </w:rPr>
         <w:t xml:space="preserve"> was the only one which would fit without modification on the publicly available </w:t>
       </w:r>
       <w:r>
-        <w:rPr>
-          <w:highlight w:val="yellow"/>
-        </w:rPr>
         <w:t>Kaggle</w:t>
       </w:r>
       <w:r>
         <w:rPr>
           <w:rFonts w:hint="eastAsia"/>
-          <w:highlight w:val="yellow"/>
         </w:rPr>
         <w:t xml:space="preserve"> GPUs. Therefore it is the only one I used.</w:t>
       </w:r>
       <w:r>
         <w:rPr>
           <w:rFonts w:hint="eastAsia"/>
-          <w:highlight w:val="yellow"/>
         </w:rPr>
         <w:t xml:space="preserve"> Many top teams also only used byt5-small. But many more teams used larger byt5 </w:t>
       </w:r>
       <w:r>
         <w:rPr>
           <w:rFonts w:hint="eastAsia"/>
-          <w:highlight w:val="yellow"/>
         </w:rPr>
         <w:lastRenderedPageBreak/>
         <w:t xml:space="preserve">models such as byt5-base, byt5-large, or byt5-xl. </w:t>
@@ -9887,81 +12265,91 @@
       <w:r>
         <w:rPr>
           <w:rFonts w:hint="eastAsia"/>
-          <w:highlight w:val="yellow"/>
-        </w:rPr>
-        <w:t xml:space="preserve">These larger models would be useful in that they would be able to capture the behaviour of more data with the </w:t>
-      </w:r>
-      <w:r>
-        <w:rPr>
-          <w:highlight w:val="yellow"/>
-        </w:rPr>
+        </w:rPr>
+        <w:t xml:space="preserve">These larger models would be useful in that they would be able to capture the </w:t>
+      </w:r>
+      <w:proofErr w:type="spellStart"/>
+      <w:r>
+        <w:rPr>
+          <w:rFonts w:hint="eastAsia"/>
+        </w:rPr>
+        <w:t>behaviour</w:t>
+      </w:r>
+      <w:proofErr w:type="spellEnd"/>
+      <w:r>
+        <w:rPr>
+          <w:rFonts w:hint="eastAsia"/>
+        </w:rPr>
+        <w:t xml:space="preserve"> of more data with the </w:t>
+      </w:r>
+      <w:r>
         <w:t>caveat</w:t>
       </w:r>
       <w:r>
         <w:rPr>
           <w:rFonts w:hint="eastAsia"/>
-          <w:highlight w:val="yellow"/>
         </w:rPr>
         <w:t xml:space="preserve"> that the might overfit more. </w:t>
       </w:r>
       <w:r>
         <w:rPr>
           <w:rFonts w:hint="eastAsia"/>
-          <w:highlight w:val="yellow"/>
         </w:rPr>
         <w:t xml:space="preserve">To train these models, teams had to use their own GPUs. And to use the biggest models to make predictions on the test data set, the models </w:t>
       </w:r>
       <w:r>
         <w:rPr>
           <w:rFonts w:hint="eastAsia"/>
-          <w:highlight w:val="yellow"/>
         </w:rPr>
         <w:t xml:space="preserve">internal numbers </w:t>
       </w:r>
       <w:r>
         <w:rPr>
           <w:rFonts w:hint="eastAsia"/>
-          <w:highlight w:val="yellow"/>
-        </w:rPr>
-        <w:t>had to be converted to float-16 (source?)</w:t>
-      </w:r>
-      <w:r>
-        <w:rPr>
-          <w:rFonts w:hint="eastAsia"/>
-          <w:highlight w:val="yellow"/>
-        </w:rPr>
-        <w:t xml:space="preserve"> so they would be small enough to fit into the graphics cards</w:t>
-      </w:r>
-      <w:r>
-        <w:rPr>
-          <w:highlight w:val="yellow"/>
-        </w:rPr>
+        </w:rPr>
+        <w:t xml:space="preserve">had to be converted to float-16 </w:t>
+      </w:r>
+      <w:r>
+        <w:rPr>
+          <w:rFonts w:hint="eastAsia"/>
+          <w:highlight w:val="yellow"/>
+        </w:rPr>
+        <w:t>(source?)</w:t>
+      </w:r>
+      <w:r>
+        <w:rPr>
+          <w:rFonts w:hint="eastAsia"/>
+          <w:highlight w:val="yellow"/>
+        </w:rPr>
+        <w:t xml:space="preserve"> </w:t>
+      </w:r>
+      <w:r>
+        <w:rPr>
+          <w:rFonts w:hint="eastAsia"/>
+        </w:rPr>
+        <w:t>so they would be small enough to fit into the graphics cards</w:t>
+      </w:r>
+      <w:r>
         <w:t>’</w:t>
       </w:r>
       <w:r>
         <w:rPr>
           <w:rFonts w:hint="eastAsia"/>
-          <w:highlight w:val="yellow"/>
         </w:rPr>
         <w:t xml:space="preserve"> RAM on Kaggle</w:t>
       </w:r>
       <w:r>
-        <w:rPr>
-          <w:highlight w:val="yellow"/>
-        </w:rPr>
         <w:t>’</w:t>
       </w:r>
       <w:r>
         <w:rPr>
           <w:rFonts w:hint="eastAsia"/>
-          <w:highlight w:val="yellow"/>
         </w:rPr>
         <w:t xml:space="preserve">s servers. </w:t>
       </w:r>
       <w:r>
         <w:rPr>
           <w:rFonts w:hint="eastAsia"/>
-          <w:highlight w:val="yellow"/>
         </w:rPr>
         <w:t>This might cause the accuracy of the model to diminish slightly, but teams got good results with it.</w:t>
       </w:r>
@@ -9972,6 +12360,13 @@
           <w:highlight w:val="yellow"/>
         </w:rPr>
       </w:pPr>
+    </w:p>
+    <w:p>
+      <w:pPr>
+        <w:rPr>
+          <w:highlight w:val="yellow"/>
+        </w:rPr>
+      </w:pPr>
       <w:r>
         <w:rPr>
           <w:highlight w:val="yellow"/>
@@ -9989,8 +12384,16 @@
         <w:rPr>
           <w:highlight w:val="yellow"/>
         </w:rPr>
-        <w:t>        - Ensembling</w:t>
-      </w:r>
+        <w:t xml:space="preserve">        - </w:t>
+      </w:r>
+      <w:proofErr w:type="spellStart"/>
+      <w:r>
+        <w:rPr>
+          <w:highlight w:val="yellow"/>
+        </w:rPr>
+        <w:t>Ensembling</w:t>
+      </w:r>
+      <w:proofErr w:type="spellEnd"/>
     </w:p>
     <w:p>
       <w:pPr>
@@ -10082,7 +12485,15 @@
     </w:p>
     <w:p>
       <w:r>
-        <w:t>- I tried to use byt5-base which has more parameters than byt5-small, but it wouldn't fit on the gpu I had access to.</w:t>
+        <w:t xml:space="preserve">- I tried to use byt5-base which has more parameters than byt5-small, but it wouldn't fit on the </w:t>
+      </w:r>
+      <w:proofErr w:type="spellStart"/>
+      <w:r>
+        <w:t>gpu</w:t>
+      </w:r>
+      <w:proofErr w:type="spellEnd"/>
+      <w:r>
+        <w:t xml:space="preserve"> I had access to.</w:t>
       </w:r>
     </w:p>
     <w:p>
@@ -10116,6 +12527,7 @@
           <w:b/>
           <w:bCs/>
         </w:rPr>
+        <w:lastRenderedPageBreak/>
         <w:t># Discussion</w:t>
       </w:r>
     </w:p>
@@ -10210,20 +12622,62 @@
         <w:rPr>
           <w:highlight w:val="yellow"/>
         </w:rPr>
-        <w:t>    - provide any relevant knowledge necessary to do the job to the LLM. Like json exerpts from a book</w:t>
-      </w:r>
-    </w:p>
-    <w:p>
-      <w:pPr>
-        <w:rPr>
-          <w:highlight w:val="yellow"/>
-        </w:rPr>
-      </w:pPr>
-      <w:r>
-        <w:rPr>
-          <w:highlight w:val="yellow"/>
-        </w:rPr>
-        <w:t>    - An example could be a you could give someone. "here's these grammar rules for akkadian that are relevant to the following passage, here's every relevant definition,  give your best guess to try to translate this."</w:t>
+        <w:t xml:space="preserve">    - provide any relevant knowledge necessary to do the job to the LLM. Like </w:t>
+      </w:r>
+      <w:proofErr w:type="spellStart"/>
+      <w:r>
+        <w:rPr>
+          <w:highlight w:val="yellow"/>
+        </w:rPr>
+        <w:t>json</w:t>
+      </w:r>
+      <w:proofErr w:type="spellEnd"/>
+      <w:r>
+        <w:rPr>
+          <w:highlight w:val="yellow"/>
+        </w:rPr>
+        <w:t xml:space="preserve"> </w:t>
+      </w:r>
+      <w:proofErr w:type="spellStart"/>
+      <w:r>
+        <w:rPr>
+          <w:highlight w:val="yellow"/>
+        </w:rPr>
+        <w:t>exerpts</w:t>
+      </w:r>
+      <w:proofErr w:type="spellEnd"/>
+      <w:r>
+        <w:rPr>
+          <w:highlight w:val="yellow"/>
+        </w:rPr>
+        <w:t xml:space="preserve"> from a book</w:t>
+      </w:r>
+    </w:p>
+    <w:p>
+      <w:pPr>
+        <w:rPr>
+          <w:highlight w:val="yellow"/>
+        </w:rPr>
+      </w:pPr>
+      <w:r>
+        <w:rPr>
+          <w:highlight w:val="yellow"/>
+        </w:rPr>
+        <w:t xml:space="preserve">    - An example could be a you could give someone. "here's these grammar rules for </w:t>
+      </w:r>
+      <w:proofErr w:type="spellStart"/>
+      <w:r>
+        <w:rPr>
+          <w:highlight w:val="yellow"/>
+        </w:rPr>
+        <w:t>akkadian</w:t>
+      </w:r>
+      <w:proofErr w:type="spellEnd"/>
+      <w:r>
+        <w:rPr>
+          <w:highlight w:val="yellow"/>
+        </w:rPr>
+        <w:t xml:space="preserve"> that are relevant to the following passage, here's every relevant definition,  give your best guess to try to translate this."</w:t>
       </w:r>
     </w:p>
     <w:p>
@@ -10250,13 +12704,250 @@
         <w:t xml:space="preserve"> </w:t>
       </w:r>
     </w:p>
-    <w:p/>
+    <w:p>
+      <w:pPr>
+        <w:rPr>
+          <w:highlight w:val="green"/>
+        </w:rPr>
+      </w:pPr>
+      <w:r>
+        <w:rPr>
+          <w:rFonts w:hint="eastAsia"/>
+          <w:highlight w:val="green"/>
+        </w:rPr>
+        <w:t># Limitations</w:t>
+      </w:r>
+      <w:r>
+        <w:rPr>
+          <w:rFonts w:hint="eastAsia"/>
+          <w:highlight w:val="green"/>
+        </w:rPr>
+        <w:t>, summary of my work</w:t>
+      </w:r>
+    </w:p>
+    <w:p>
+      <w:pPr>
+        <w:rPr>
+          <w:highlight w:val="green"/>
+        </w:rPr>
+      </w:pPr>
+      <w:r>
+        <w:rPr>
+          <w:rFonts w:hint="eastAsia"/>
+          <w:highlight w:val="green"/>
+        </w:rPr>
+        <w:t>While I read over every write up in the top 105 contestants, I focused my analysis on only the top 15 to save time and focus on the most effective techniques.</w:t>
+      </w:r>
+      <w:r>
+        <w:rPr>
+          <w:rFonts w:hint="eastAsia"/>
+          <w:highlight w:val="green"/>
+        </w:rPr>
+        <w:t xml:space="preserve"> </w:t>
+      </w:r>
+      <w:r>
+        <w:rPr>
+          <w:rFonts w:hint="eastAsia"/>
+          <w:highlight w:val="green"/>
+        </w:rPr>
+        <w:t>This is not to say that the rest of the contestants did not do well though. 16</w:t>
+      </w:r>
+      <w:r>
+        <w:rPr>
+          <w:rFonts w:hint="eastAsia"/>
+          <w:highlight w:val="green"/>
+          <w:vertAlign w:val="superscript"/>
+        </w:rPr>
+        <w:t>th</w:t>
+      </w:r>
+      <w:r>
+        <w:rPr>
+          <w:rFonts w:hint="eastAsia"/>
+          <w:highlight w:val="green"/>
+        </w:rPr>
+        <w:t xml:space="preserve"> place</w:t>
+      </w:r>
+      <w:r>
+        <w:rPr>
+          <w:highlight w:val="green"/>
+        </w:rPr>
+        <w:t>’</w:t>
+      </w:r>
+      <w:r>
+        <w:rPr>
+          <w:rFonts w:hint="eastAsia"/>
+          <w:highlight w:val="green"/>
+        </w:rPr>
+        <w:t xml:space="preserve">s score is only a </w:t>
+      </w:r>
+      <w:r>
+        <w:rPr>
+          <w:highlight w:val="green"/>
+        </w:rPr>
+        <w:t>0.</w:t>
+      </w:r>
+      <w:r>
+        <w:rPr>
+          <w:rFonts w:hint="eastAsia"/>
+          <w:highlight w:val="green"/>
+        </w:rPr>
+        <w:t>6%</w:t>
+      </w:r>
+      <w:r>
+        <w:rPr>
+          <w:rFonts w:hint="eastAsia"/>
+          <w:highlight w:val="green"/>
+        </w:rPr>
+        <w:t xml:space="preserve"> smaller</w:t>
+      </w:r>
+      <w:r>
+        <w:rPr>
+          <w:rFonts w:hint="eastAsia"/>
+          <w:highlight w:val="green"/>
+        </w:rPr>
+        <w:t xml:space="preserve"> than 15</w:t>
+      </w:r>
+      <w:r>
+        <w:rPr>
+          <w:rFonts w:hint="eastAsia"/>
+          <w:highlight w:val="green"/>
+          <w:vertAlign w:val="superscript"/>
+        </w:rPr>
+        <w:t>th</w:t>
+      </w:r>
+      <w:r>
+        <w:rPr>
+          <w:rFonts w:hint="eastAsia"/>
+          <w:highlight w:val="green"/>
+        </w:rPr>
+        <w:t xml:space="preserve"> place.</w:t>
+      </w:r>
+      <w:r>
+        <w:rPr>
+          <w:rFonts w:hint="eastAsia"/>
+          <w:highlight w:val="green"/>
+        </w:rPr>
+        <w:t xml:space="preserve"> I just had to make a cutoff somewhere though, and 15</w:t>
+      </w:r>
+      <w:r>
+        <w:rPr>
+          <w:rFonts w:hint="eastAsia"/>
+          <w:highlight w:val="green"/>
+          <w:vertAlign w:val="superscript"/>
+        </w:rPr>
+        <w:t>th</w:t>
+      </w:r>
+      <w:r>
+        <w:rPr>
+          <w:rFonts w:hint="eastAsia"/>
+          <w:highlight w:val="green"/>
+        </w:rPr>
+        <w:t xml:space="preserve"> was the place I chose.</w:t>
+      </w:r>
+    </w:p>
+    <w:p>
+      <w:pPr>
+        <w:rPr>
+          <w:highlight w:val="green"/>
+        </w:rPr>
+      </w:pPr>
+      <w:r>
+        <w:rPr>
+          <w:rFonts w:hint="eastAsia"/>
+          <w:highlight w:val="green"/>
+        </w:rPr>
+        <w:t>I</w:t>
+      </w:r>
+      <w:r>
+        <w:rPr>
+          <w:rFonts w:hint="eastAsia"/>
+          <w:highlight w:val="green"/>
+        </w:rPr>
+        <w:t xml:space="preserve"> also</w:t>
+      </w:r>
+      <w:r>
+        <w:rPr>
+          <w:rFonts w:hint="eastAsia"/>
+          <w:highlight w:val="green"/>
+        </w:rPr>
+        <w:t xml:space="preserve"> did not have as much compute available to me as many of those contestants, so I was unable to replicate all their results to the same degree.</w:t>
+      </w:r>
+    </w:p>
+    <w:p>
+      <w:r>
+        <w:rPr>
+          <w:rFonts w:hint="eastAsia"/>
+          <w:highlight w:val="green"/>
+        </w:rPr>
+        <w:t xml:space="preserve">I used </w:t>
+      </w:r>
+      <w:proofErr w:type="spellStart"/>
+      <w:r>
+        <w:rPr>
+          <w:rFonts w:hint="eastAsia"/>
+          <w:highlight w:val="green"/>
+        </w:rPr>
+        <w:t>NotebookLM</w:t>
+      </w:r>
+      <w:proofErr w:type="spellEnd"/>
+      <w:r>
+        <w:rPr>
+          <w:rFonts w:hint="eastAsia"/>
+          <w:highlight w:val="green"/>
+        </w:rPr>
+        <w:t xml:space="preserve"> (the same </w:t>
+      </w:r>
+      <w:r>
+        <w:rPr>
+          <w:rFonts w:hint="eastAsia"/>
+          <w:highlight w:val="green"/>
+        </w:rPr>
+        <w:t xml:space="preserve">AI assistant </w:t>
+      </w:r>
+      <w:r>
+        <w:rPr>
+          <w:rFonts w:hint="eastAsia"/>
+          <w:highlight w:val="green"/>
+        </w:rPr>
+        <w:t>12</w:t>
+      </w:r>
+      <w:r>
+        <w:rPr>
+          <w:rFonts w:hint="eastAsia"/>
+          <w:highlight w:val="green"/>
+          <w:vertAlign w:val="superscript"/>
+        </w:rPr>
+        <w:t>th</w:t>
+      </w:r>
+      <w:r>
+        <w:rPr>
+          <w:rFonts w:hint="eastAsia"/>
+          <w:highlight w:val="green"/>
+        </w:rPr>
+        <w:t xml:space="preserve"> place used in their </w:t>
+      </w:r>
+      <w:r>
+        <w:rPr>
+          <w:rFonts w:hint="eastAsia"/>
+          <w:highlight w:val="green"/>
+        </w:rPr>
+        <w:t>data pipeline</w:t>
+      </w:r>
+      <w:r>
+        <w:rPr>
+          <w:rFonts w:hint="eastAsia"/>
+          <w:highlight w:val="green"/>
+        </w:rPr>
+        <w:t>) in part to help with my analyses of the papers, mostly for document search.</w:t>
+      </w:r>
+    </w:p>
     <w:p>
       <w:r>
         <w:rPr>
           <w:b/>
           <w:bCs/>
         </w:rPr>
+        <w:lastRenderedPageBreak/>
         <w:t># Future work</w:t>
       </w:r>
     </w:p>
@@ -10330,14 +13021,7 @@
         <w:rPr>
           <w:rFonts w:hint="eastAsia"/>
         </w:rPr>
-        <w:t xml:space="preserve">Many of the options I was unable to replicate in my own results such as trying bigger models. The teams involved had access to a lot more compute resources than I had, so they were able to do more. I only had graphics cards with around 10 gigabytes of VRAM, so I </w:t>
-      </w:r>
-      <w:r>
-        <w:rPr>
-          <w:rFonts w:hint="eastAsia"/>
-        </w:rPr>
-        <w:lastRenderedPageBreak/>
-        <w:t xml:space="preserve">can only train a model if the model and the data can all be fit in VRAM. </w:t>
+        <w:t xml:space="preserve">Many of the options I was unable to replicate in my own results such as trying bigger models. The teams involved had access to a lot more compute resources than I had, so they were able to do more. I only had graphics cards with around 10 gigabytes of VRAM, so I can only train a model if the model and the data can all be fit in VRAM. </w:t>
       </w:r>
       <w:r>
         <w:t>F</w:t>
@@ -10405,12 +13089,28 @@
     </w:p>
     <w:p>
       <w:r>
-        <w:t>- Abdulla, F., Agarwal, R., Anderson, A., Barjamovic, G., Lassen, A., Ryan Holbrook, and María Cruz. Deep Past Challenge Translate Akkadian to English. https://kaggle.com/competitions/deep-past-initiative-machine-translation, 2025. Kaggle.</w:t>
-      </w:r>
-    </w:p>
-    <w:p>
-      <w:r>
-        <w:t>[akkadian museum video](</w:t>
+        <w:t xml:space="preserve">- Abdulla, F., Agarwal, R., Anderson, A., </w:t>
+      </w:r>
+      <w:proofErr w:type="spellStart"/>
+      <w:r>
+        <w:t>Barjamovic</w:t>
+      </w:r>
+      <w:proofErr w:type="spellEnd"/>
+      <w:r>
+        <w:t>, G., Lassen, A., Ryan Holbrook, and María Cruz. Deep Past Challenge Translate Akkadian to English. https://kaggle.com/competitions/deep-past-initiative-machine-translation, 2025. Kaggle.</w:t>
+      </w:r>
+    </w:p>
+    <w:p>
+      <w:r>
+        <w:t>[</w:t>
+      </w:r>
+      <w:proofErr w:type="spellStart"/>
+      <w:r>
+        <w:t>akkadian</w:t>
+      </w:r>
+      <w:proofErr w:type="spellEnd"/>
+      <w:r>
+        <w:t xml:space="preserve"> museum video](</w:t>
       </w:r>
       <w:r>
         <w:rPr>
@@ -10468,7 +13168,15 @@
     </w:p>
     <w:p>
       <w:r>
-        <w:t>[Vecmap Technique](</w:t>
+        <w:t>[</w:t>
+      </w:r>
+      <w:proofErr w:type="spellStart"/>
+      <w:r>
+        <w:t>Vecmap</w:t>
+      </w:r>
+      <w:proofErr w:type="spellEnd"/>
+      <w:r>
+        <w:t xml:space="preserve"> Technique](</w:t>
       </w:r>
       <w:r>
         <w:rPr>
@@ -10524,6 +13232,7 @@
     </w:p>
     <w:p>
       <w:r>
+        <w:lastRenderedPageBreak/>
         <w:t>[Translating Akkadian to English with neural machine translation](</w:t>
       </w:r>
       <w:r>
@@ -10552,7 +13261,15 @@
     </w:p>
     <w:p>
       <w:r>
-        <w:t>[Insights from the Akkademia Codebase &amp; PNAS Paper for the Deep Past Challenge](</w:t>
+        <w:t xml:space="preserve">[Insights from the </w:t>
+      </w:r>
+      <w:proofErr w:type="spellStart"/>
+      <w:r>
+        <w:t>Akkademia</w:t>
+      </w:r>
+      <w:proofErr w:type="spellEnd"/>
+      <w:r>
+        <w:t xml:space="preserve"> Codebase &amp; PNAS Paper for the Deep Past Challenge](</w:t>
       </w:r>
       <w:r>
         <w:rPr>
@@ -10589,8 +13306,15 @@
     </w:p>
     <w:p>
       <w:r>
-        <w:lastRenderedPageBreak/>
-        <w:t>    - [Current state of the leaderboard as of 25 ish days ago?](</w:t>
+        <w:t xml:space="preserve">    - [Current state of the leaderboard as of 25 </w:t>
+      </w:r>
+      <w:proofErr w:type="spellStart"/>
+      <w:r>
+        <w:t>ish</w:t>
+      </w:r>
+      <w:proofErr w:type="spellEnd"/>
+      <w:r>
+        <w:t xml:space="preserve"> days ago?](</w:t>
       </w:r>
       <w:r>
         <w:rPr>
@@ -10645,7 +13369,7 @@
 </file>
 
 <file path=word/endnotes.xml><?xml version="1.0" encoding="utf-8"?>
-<w:endnotes xmlns:wpc="http://schemas.microsoft.com/office/word/2010/wordprocessingCanvas" xmlns:cx="http://schemas.microsoft.com/office/drawing/2014/chartex" xmlns:cx1="http://schemas.microsoft.com/office/drawing/2015/9/8/chartex" xmlns:cx2="http://schemas.microsoft.com/office/drawing/2015/10/21/chartex" xmlns:cx3="http://schemas.microsoft.com/office/drawing/2016/5/9/chartex" xmlns:cx4="http://schemas.microsoft.com/office/drawing/2016/5/10/chartex" xmlns:cx5="http://schemas.microsoft.com/office/drawing/2016/5/11/chartex" xmlns:cx6="http://schemas.microsoft.com/office/drawing/2016/5/12/chartex" xmlns:cx7="http://schemas.microsoft.com/office/drawing/2016/5/13/chartex" xmlns:cx8="http://schemas.microsoft.com/office/drawing/2016/5/14/chartex" xmlns:mc="http://schemas.openxmlformats.org/markup-compatibility/2006" xmlns:aink="http://schemas.microsoft.com/office/drawing/2016/ink" xmlns:am3d="http://schemas.microsoft.com/office/drawing/2017/model3d" xmlns:o="urn:schemas-microsoft-com:office:office" xmlns:oel="http://schemas.microsoft.com/office/2019/extlst" xmlns:r="http://schemas.openxmlformats.org/officeDocument/2006/relationships" xmlns:m="http://schemas.openxmlformats.org/officeDocument/2006/math" xmlns:v="urn:schemas-microsoft-com:vml" xmlns:wp14="http://schemas.microsoft.com/office/word/2010/wordprocessingDrawing" xmlns:wp="http://schemas.openxmlformats.org/drawingml/2006/wordprocessingDrawing" xmlns:w10="urn:schemas-microsoft-com:office:word" xmlns:w="http://schemas.openxmlformats.org/wordprocessingml/2006/main" xmlns:w14="http://schemas.microsoft.com/office/word/2010/wordml" xmlns:w15="http://schemas.microsoft.com/office/word/2012/wordml" xmlns:w16cei="http://schemas.microsoft.com/office/word/2026/wordml/cei" xmlns:w16cex="http://schemas.microsoft.com/office/word/2018/wordml/cex" xmlns:w16cid="http://schemas.microsoft.com/office/word/2016/wordml/cid" xmlns:w16="http://schemas.microsoft.com/office/word/2018/wordml" xmlns:w16du="http://schemas.microsoft.com/office/word/2023/wordml/word16du" xmlns:w16sdtdh="http://schemas.microsoft.com/office/word/2020/wordml/sdtdatahash" xmlns:w16sdtfl="http://schemas.microsoft.com/office/word/2024/wordml/sdtformatlock" xmlns:w16se="http://schemas.microsoft.com/office/word/2015/wordml/symex" xmlns:wpg="http://schemas.microsoft.com/office/word/2010/wordprocessingGroup" xmlns:wpi="http://schemas.microsoft.com/office/word/2010/wordprocessingInk" xmlns:wne="http://schemas.microsoft.com/office/word/2006/wordml" xmlns:wps="http://schemas.microsoft.com/office/word/2010/wordprocessingShape" mc:Ignorable="w14 w15 w16se w16cid w16 w16cex w16sdtdh w16sdtfl w16du wp14">
+<w:endnotes xmlns:wpc="http://schemas.microsoft.com/office/word/2010/wordprocessingCanvas" xmlns:cx="http://schemas.microsoft.com/office/drawing/2014/chartex" xmlns:cx1="http://schemas.microsoft.com/office/drawing/2015/9/8/chartex" xmlns:cx2="http://schemas.microsoft.com/office/drawing/2015/10/21/chartex" xmlns:cx3="http://schemas.microsoft.com/office/drawing/2016/5/9/chartex" xmlns:cx4="http://schemas.microsoft.com/office/drawing/2016/5/10/chartex" xmlns:cx5="http://schemas.microsoft.com/office/drawing/2016/5/11/chartex" xmlns:cx6="http://schemas.microsoft.com/office/drawing/2016/5/12/chartex" xmlns:cx7="http://schemas.microsoft.com/office/drawing/2016/5/13/chartex" xmlns:cx8="http://schemas.microsoft.com/office/drawing/2016/5/14/chartex" xmlns:mc="http://schemas.openxmlformats.org/markup-compatibility/2006" xmlns:aink="http://schemas.microsoft.com/office/drawing/2016/ink" xmlns:am3d="http://schemas.microsoft.com/office/drawing/2017/model3d" xmlns:o="urn:schemas-microsoft-com:office:office" xmlns:oel="http://schemas.microsoft.com/office/2019/extlst" xmlns:r="http://schemas.openxmlformats.org/officeDocument/2006/relationships" xmlns:m="http://schemas.openxmlformats.org/officeDocument/2006/math" xmlns:v="urn:schemas-microsoft-com:vml" xmlns:wp14="http://schemas.microsoft.com/office/word/2010/wordprocessingDrawing" xmlns:wp="http://schemas.openxmlformats.org/drawingml/2006/wordprocessingDrawing" xmlns:w10="urn:schemas-microsoft-com:office:word" xmlns:w="http://schemas.openxmlformats.org/wordprocessingml/2006/main" xmlns:w14="http://schemas.microsoft.com/office/word/2010/wordml" xmlns:w15="http://schemas.microsoft.com/office/word/2012/wordml" xmlns:w16cex="http://schemas.microsoft.com/office/word/2018/wordml/cex" xmlns:w16cid="http://schemas.microsoft.com/office/word/2016/wordml/cid" xmlns:w16="http://schemas.microsoft.com/office/word/2018/wordml" xmlns:w16du="http://schemas.microsoft.com/office/word/2023/wordml/word16du" xmlns:w16sdtdh="http://schemas.microsoft.com/office/word/2020/wordml/sdtdatahash" xmlns:w16sdtfl="http://schemas.microsoft.com/office/word/2024/wordml/sdtformatlock" xmlns:w16se="http://schemas.microsoft.com/office/word/2015/wordml/symex" xmlns:wpg="http://schemas.microsoft.com/office/word/2010/wordprocessingGroup" xmlns:wpi="http://schemas.microsoft.com/office/word/2010/wordprocessingInk" xmlns:wne="http://schemas.microsoft.com/office/word/2006/wordml" xmlns:wps="http://schemas.microsoft.com/office/word/2010/wordprocessingShape" mc:Ignorable="w14 w15 w16se w16cid w16 w16cex w16sdtdh w16sdtfl w16du wp14">
   <w:endnote w:type="separator" w:id="-1">
     <w:p>
       <w:pPr>
@@ -10670,7 +13394,7 @@
 </file>
 
 <file path=word/footnotes.xml><?xml version="1.0" encoding="utf-8"?>
-<w:footnotes xmlns:wpc="http://schemas.microsoft.com/office/word/2010/wordprocessingCanvas" xmlns:cx="http://schemas.microsoft.com/office/drawing/2014/chartex" xmlns:cx1="http://schemas.microsoft.com/office/drawing/2015/9/8/chartex" xmlns:cx2="http://schemas.microsoft.com/office/drawing/2015/10/21/chartex" xmlns:cx3="http://schemas.microsoft.com/office/drawing/2016/5/9/chartex" xmlns:cx4="http://schemas.microsoft.com/office/drawing/2016/5/10/chartex" xmlns:cx5="http://schemas.microsoft.com/office/drawing/2016/5/11/chartex" xmlns:cx6="http://schemas.microsoft.com/office/drawing/2016/5/12/chartex" xmlns:cx7="http://schemas.microsoft.com/office/drawing/2016/5/13/chartex" xmlns:cx8="http://schemas.microsoft.com/office/drawing/2016/5/14/chartex" xmlns:mc="http://schemas.openxmlformats.org/markup-compatibility/2006" xmlns:aink="http://schemas.microsoft.com/office/drawing/2016/ink" xmlns:am3d="http://schemas.microsoft.com/office/drawing/2017/model3d" xmlns:o="urn:schemas-microsoft-com:office:office" xmlns:oel="http://schemas.microsoft.com/office/2019/extlst" xmlns:r="http://schemas.openxmlformats.org/officeDocument/2006/relationships" xmlns:m="http://schemas.openxmlformats.org/officeDocument/2006/math" xmlns:v="urn:schemas-microsoft-com:vml" xmlns:wp14="http://schemas.microsoft.com/office/word/2010/wordprocessingDrawing" xmlns:wp="http://schemas.openxmlformats.org/drawingml/2006/wordprocessingDrawing" xmlns:w10="urn:schemas-microsoft-com:office:word" xmlns:w="http://schemas.openxmlformats.org/wordprocessingml/2006/main" xmlns:w14="http://schemas.microsoft.com/office/word/2010/wordml" xmlns:w15="http://schemas.microsoft.com/office/word/2012/wordml" xmlns:w16cei="http://schemas.microsoft.com/office/word/2026/wordml/cei" xmlns:w16cex="http://schemas.microsoft.com/office/word/2018/wordml/cex" xmlns:w16cid="http://schemas.microsoft.com/office/word/2016/wordml/cid" xmlns:w16="http://schemas.microsoft.com/office/word/2018/wordml" xmlns:w16du="http://schemas.microsoft.com/office/word/2023/wordml/word16du" xmlns:w16sdtdh="http://schemas.microsoft.com/office/word/2020/wordml/sdtdatahash" xmlns:w16sdtfl="http://schemas.microsoft.com/office/word/2024/wordml/sdtformatlock" xmlns:w16se="http://schemas.microsoft.com/office/word/2015/wordml/symex" xmlns:wpg="http://schemas.microsoft.com/office/word/2010/wordprocessingGroup" xmlns:wpi="http://schemas.microsoft.com/office/word/2010/wordprocessingInk" xmlns:wne="http://schemas.microsoft.com/office/word/2006/wordml" xmlns:wps="http://schemas.microsoft.com/office/word/2010/wordprocessingShape" mc:Ignorable="w14 w15 w16se w16cid w16 w16cex w16sdtdh w16sdtfl w16du wp14">
+<w:footnotes xmlns:wpc="http://schemas.microsoft.com/office/word/2010/wordprocessingCanvas" xmlns:cx="http://schemas.microsoft.com/office/drawing/2014/chartex" xmlns:cx1="http://schemas.microsoft.com/office/drawing/2015/9/8/chartex" xmlns:cx2="http://schemas.microsoft.com/office/drawing/2015/10/21/chartex" xmlns:cx3="http://schemas.microsoft.com/office/drawing/2016/5/9/chartex" xmlns:cx4="http://schemas.microsoft.com/office/drawing/2016/5/10/chartex" xmlns:cx5="http://schemas.microsoft.com/office/drawing/2016/5/11/chartex" xmlns:cx6="http://schemas.microsoft.com/office/drawing/2016/5/12/chartex" xmlns:cx7="http://schemas.microsoft.com/office/drawing/2016/5/13/chartex" xmlns:cx8="http://schemas.microsoft.com/office/drawing/2016/5/14/chartex" xmlns:mc="http://schemas.openxmlformats.org/markup-compatibility/2006" xmlns:aink="http://schemas.microsoft.com/office/drawing/2016/ink" xmlns:am3d="http://schemas.microsoft.com/office/drawing/2017/model3d" xmlns:o="urn:schemas-microsoft-com:office:office" xmlns:oel="http://schemas.microsoft.com/office/2019/extlst" xmlns:r="http://schemas.openxmlformats.org/officeDocument/2006/relationships" xmlns:m="http://schemas.openxmlformats.org/officeDocument/2006/math" xmlns:v="urn:schemas-microsoft-com:vml" xmlns:wp14="http://schemas.microsoft.com/office/word/2010/wordprocessingDrawing" xmlns:wp="http://schemas.openxmlformats.org/drawingml/2006/wordprocessingDrawing" xmlns:w10="urn:schemas-microsoft-com:office:word" xmlns:w="http://schemas.openxmlformats.org/wordprocessingml/2006/main" xmlns:w14="http://schemas.microsoft.com/office/word/2010/wordml" xmlns:w15="http://schemas.microsoft.com/office/word/2012/wordml" xmlns:w16cex="http://schemas.microsoft.com/office/word/2018/wordml/cex" xmlns:w16cid="http://schemas.microsoft.com/office/word/2016/wordml/cid" xmlns:w16="http://schemas.microsoft.com/office/word/2018/wordml" xmlns:w16du="http://schemas.microsoft.com/office/word/2023/wordml/word16du" xmlns:w16sdtdh="http://schemas.microsoft.com/office/word/2020/wordml/sdtdatahash" xmlns:w16sdtfl="http://schemas.microsoft.com/office/word/2024/wordml/sdtformatlock" xmlns:w16se="http://schemas.microsoft.com/office/word/2015/wordml/symex" xmlns:wpg="http://schemas.microsoft.com/office/word/2010/wordprocessingGroup" xmlns:wpi="http://schemas.microsoft.com/office/word/2010/wordprocessingInk" xmlns:wne="http://schemas.microsoft.com/office/word/2006/wordml" xmlns:wps="http://schemas.microsoft.com/office/word/2010/wordprocessingShape" mc:Ignorable="w14 w15 w16se w16cid w16 w16cex w16sdtdh w16sdtfl w16du wp14">
   <w:footnote w:type="separator" w:id="-1">
     <w:p>
       <w:pPr>
@@ -10695,7 +13419,7 @@
 </file>
 
 <file path=word/numbering.xml><?xml version="1.0" encoding="utf-8"?>
-<w:numbering xmlns:wpc="http://schemas.microsoft.com/office/word/2010/wordprocessingCanvas" xmlns:cx="http://schemas.microsoft.com/office/drawing/2014/chartex" xmlns:cx1="http://schemas.microsoft.com/office/drawing/2015/9/8/chartex" xmlns:cx2="http://schemas.microsoft.com/office/drawing/2015/10/21/chartex" xmlns:cx3="http://schemas.microsoft.com/office/drawing/2016/5/9/chartex" xmlns:cx4="http://schemas.microsoft.com/office/drawing/2016/5/10/chartex" xmlns:cx5="http://schemas.microsoft.com/office/drawing/2016/5/11/chartex" xmlns:cx6="http://schemas.microsoft.com/office/drawing/2016/5/12/chartex" xmlns:cx7="http://schemas.microsoft.com/office/drawing/2016/5/13/chartex" xmlns:cx8="http://schemas.microsoft.com/office/drawing/2016/5/14/chartex" xmlns:mc="http://schemas.openxmlformats.org/markup-compatibility/2006" xmlns:aink="http://schemas.microsoft.com/office/drawing/2016/ink" xmlns:am3d="http://schemas.microsoft.com/office/drawing/2017/model3d" xmlns:o="urn:schemas-microsoft-com:office:office" xmlns:oel="http://schemas.microsoft.com/office/2019/extlst" xmlns:r="http://schemas.openxmlformats.org/officeDocument/2006/relationships" xmlns:m="http://schemas.openxmlformats.org/officeDocument/2006/math" xmlns:v="urn:schemas-microsoft-com:vml" xmlns:wp14="http://schemas.microsoft.com/office/word/2010/wordprocessingDrawing" xmlns:wp="http://schemas.openxmlformats.org/drawingml/2006/wordprocessingDrawing" xmlns:w10="urn:schemas-microsoft-com:office:word" xmlns:w="http://schemas.openxmlformats.org/wordprocessingml/2006/main" xmlns:w14="http://schemas.microsoft.com/office/word/2010/wordml" xmlns:w15="http://schemas.microsoft.com/office/word/2012/wordml" xmlns:w16cei="http://schemas.microsoft.com/office/word/2026/wordml/cei" xmlns:w16cex="http://schemas.microsoft.com/office/word/2018/wordml/cex" xmlns:w16cid="http://schemas.microsoft.com/office/word/2016/wordml/cid" xmlns:w16="http://schemas.microsoft.com/office/word/2018/wordml" xmlns:w16du="http://schemas.microsoft.com/office/word/2023/wordml/word16du" xmlns:w16sdtdh="http://schemas.microsoft.com/office/word/2020/wordml/sdtdatahash" xmlns:w16sdtfl="http://schemas.microsoft.com/office/word/2024/wordml/sdtformatlock" xmlns:w16se="http://schemas.microsoft.com/office/word/2015/wordml/symex" xmlns:wpg="http://schemas.microsoft.com/office/word/2010/wordprocessingGroup" xmlns:wpi="http://schemas.microsoft.com/office/word/2010/wordprocessingInk" xmlns:wne="http://schemas.microsoft.com/office/word/2006/wordml" xmlns:wps="http://schemas.microsoft.com/office/word/2010/wordprocessingShape" mc:Ignorable="w14 w15 w16se w16cid w16 w16cex w16sdtdh w16sdtfl w16du wp14">
+<w:numbering xmlns:wpc="http://schemas.microsoft.com/office/word/2010/wordprocessingCanvas" xmlns:cx="http://schemas.microsoft.com/office/drawing/2014/chartex" xmlns:cx1="http://schemas.microsoft.com/office/drawing/2015/9/8/chartex" xmlns:cx2="http://schemas.microsoft.com/office/drawing/2015/10/21/chartex" xmlns:cx3="http://schemas.microsoft.com/office/drawing/2016/5/9/chartex" xmlns:cx4="http://schemas.microsoft.com/office/drawing/2016/5/10/chartex" xmlns:cx5="http://schemas.microsoft.com/office/drawing/2016/5/11/chartex" xmlns:cx6="http://schemas.microsoft.com/office/drawing/2016/5/12/chartex" xmlns:cx7="http://schemas.microsoft.com/office/drawing/2016/5/13/chartex" xmlns:cx8="http://schemas.microsoft.com/office/drawing/2016/5/14/chartex" xmlns:mc="http://schemas.openxmlformats.org/markup-compatibility/2006" xmlns:aink="http://schemas.microsoft.com/office/drawing/2016/ink" xmlns:am3d="http://schemas.microsoft.com/office/drawing/2017/model3d" xmlns:o="urn:schemas-microsoft-com:office:office" xmlns:oel="http://schemas.microsoft.com/office/2019/extlst" xmlns:r="http://schemas.openxmlformats.org/officeDocument/2006/relationships" xmlns:m="http://schemas.openxmlformats.org/officeDocument/2006/math" xmlns:v="urn:schemas-microsoft-com:vml" xmlns:wp14="http://schemas.microsoft.com/office/word/2010/wordprocessingDrawing" xmlns:wp="http://schemas.openxmlformats.org/drawingml/2006/wordprocessingDrawing" xmlns:w10="urn:schemas-microsoft-com:office:word" xmlns:w="http://schemas.openxmlformats.org/wordprocessingml/2006/main" xmlns:w14="http://schemas.microsoft.com/office/word/2010/wordml" xmlns:w15="http://schemas.microsoft.com/office/word/2012/wordml" xmlns:w16cex="http://schemas.microsoft.com/office/word/2018/wordml/cex" xmlns:w16cid="http://schemas.microsoft.com/office/word/2016/wordml/cid" xmlns:w16="http://schemas.microsoft.com/office/word/2018/wordml" xmlns:w16du="http://schemas.microsoft.com/office/word/2023/wordml/word16du" xmlns:w16sdtdh="http://schemas.microsoft.com/office/word/2020/wordml/sdtdatahash" xmlns:w16sdtfl="http://schemas.microsoft.com/office/word/2024/wordml/sdtformatlock" xmlns:w16se="http://schemas.microsoft.com/office/word/2015/wordml/symex" xmlns:wpg="http://schemas.microsoft.com/office/word/2010/wordprocessingGroup" xmlns:wpi="http://schemas.microsoft.com/office/word/2010/wordprocessingInk" xmlns:wne="http://schemas.microsoft.com/office/word/2006/wordml" xmlns:wps="http://schemas.microsoft.com/office/word/2010/wordprocessingShape" mc:Ignorable="w14 w15 w16se w16cid w16 w16cex w16sdtdh w16sdtfl w16du wp14">
   <w:abstractNum w:abstractNumId="0" w15:restartNumberingAfterBreak="0">
     <w:nsid w:val="08EA1D83"/>
     <w:multiLevelType w:val="hybridMultilevel"/>
